--- a/diploma/documents/ВКР/Соломенников_Николай_Александрович_Текст_ВКР.docx
+++ b/diploma/documents/ВКР/Соломенников_Николай_Александрович_Текст_ВКР.docx
@@ -656,7 +656,33 @@
                 <w:lang w:eastAsia="ru-RU"/>
                 <w14:ligatures w14:val="none"/>
               </w:rPr>
-              <w:t xml:space="preserve">«К защите допущена»                                                                       </w:t>
+              <w:t xml:space="preserve">«К защите </w:t>
+            </w:r>
+            <w:proofErr w:type="gramStart"/>
+            <w:r>
+              <w:rPr>
+                <w:rFonts w:eastAsia="Times New Roman" w:cs="Times New Roman"/>
+                <w:b/>
+                <w:color w:val="auto"/>
+                <w:kern w:val="0"/>
+                <w:sz w:val="24"/>
+                <w:lang w:eastAsia="ru-RU"/>
+                <w14:ligatures w14:val="none"/>
+              </w:rPr>
+              <w:t xml:space="preserve">допущена»   </w:t>
+            </w:r>
+            <w:proofErr w:type="gramEnd"/>
+            <w:r>
+              <w:rPr>
+                <w:rFonts w:eastAsia="Times New Roman" w:cs="Times New Roman"/>
+                <w:b/>
+                <w:color w:val="auto"/>
+                <w:kern w:val="0"/>
+                <w:sz w:val="24"/>
+                <w:lang w:eastAsia="ru-RU"/>
+                <w14:ligatures w14:val="none"/>
+              </w:rPr>
+              <w:t xml:space="preserve">                                                                    </w:t>
             </w:r>
           </w:p>
         </w:tc>
@@ -896,7 +922,31 @@
                 <w:lang w:eastAsia="ru-RU"/>
                 <w14:ligatures w14:val="none"/>
               </w:rPr>
-              <w:t>Пальчунов Д. Е. /…………..</w:t>
+              <w:t>Пальчунов Д. Е. /……</w:t>
+            </w:r>
+            <w:proofErr w:type="gramStart"/>
+            <w:r>
+              <w:rPr>
+                <w:rFonts w:eastAsia="Times New Roman" w:cs="Times New Roman"/>
+                <w:color w:val="auto"/>
+                <w:kern w:val="0"/>
+                <w:sz w:val="24"/>
+                <w:lang w:eastAsia="ru-RU"/>
+                <w14:ligatures w14:val="none"/>
+              </w:rPr>
+              <w:t>…….</w:t>
+            </w:r>
+            <w:proofErr w:type="gramEnd"/>
+            <w:r>
+              <w:rPr>
+                <w:rFonts w:eastAsia="Times New Roman" w:cs="Times New Roman"/>
+                <w:color w:val="auto"/>
+                <w:kern w:val="0"/>
+                <w:sz w:val="24"/>
+                <w:lang w:eastAsia="ru-RU"/>
+                <w14:ligatures w14:val="none"/>
+              </w:rPr>
+              <w:t>.</w:t>
             </w:r>
           </w:p>
         </w:tc>
@@ -1340,6 +1390,7 @@
                 <w14:ligatures w14:val="none"/>
               </w:rPr>
             </w:pPr>
+            <w:proofErr w:type="spellStart"/>
             <w:r>
               <w:rPr>
                 <w:rFonts w:eastAsia="Times New Roman" w:cs="Times New Roman"/>
@@ -1350,7 +1401,46 @@
                 <w:lang w:eastAsia="ru-RU"/>
                 <w14:ligatures w14:val="none"/>
               </w:rPr>
-              <w:t>Найданов Ч. А./…………..</w:t>
+              <w:t>Найданов</w:t>
+            </w:r>
+            <w:proofErr w:type="spellEnd"/>
+            <w:r>
+              <w:rPr>
+                <w:rFonts w:eastAsia="Times New Roman" w:cs="Times New Roman"/>
+                <w:color w:val="auto"/>
+                <w:kern w:val="0"/>
+                <w:sz w:val="24"/>
+                <w:highlight w:val="white"/>
+                <w:lang w:eastAsia="ru-RU"/>
+                <w14:ligatures w14:val="none"/>
+              </w:rPr>
+              <w:t xml:space="preserve"> Ч. А./……</w:t>
+            </w:r>
+            <w:proofErr w:type="gramStart"/>
+            <w:r>
+              <w:rPr>
+                <w:rFonts w:eastAsia="Times New Roman" w:cs="Times New Roman"/>
+                <w:color w:val="auto"/>
+                <w:kern w:val="0"/>
+                <w:sz w:val="24"/>
+                <w:highlight w:val="white"/>
+                <w:lang w:eastAsia="ru-RU"/>
+                <w14:ligatures w14:val="none"/>
+              </w:rPr>
+              <w:t>…….</w:t>
+            </w:r>
+            <w:proofErr w:type="gramEnd"/>
+            <w:r>
+              <w:rPr>
+                <w:rFonts w:eastAsia="Times New Roman" w:cs="Times New Roman"/>
+                <w:color w:val="auto"/>
+                <w:kern w:val="0"/>
+                <w:sz w:val="24"/>
+                <w:highlight w:val="white"/>
+                <w:lang w:eastAsia="ru-RU"/>
+                <w14:ligatures w14:val="none"/>
+              </w:rPr>
+              <w:t>.</w:t>
             </w:r>
           </w:p>
         </w:tc>
@@ -2244,6 +2334,7 @@
               </w:rPr>
               <w:t xml:space="preserve"> </w:t>
             </w:r>
+            <w:proofErr w:type="spellStart"/>
             <w:r>
               <w:rPr>
                 <w:rFonts w:eastAsia="Times New Roman" w:cs="Times New Roman"/>
@@ -2255,7 +2346,21 @@
                 <w:lang w:eastAsia="ru-RU"/>
                 <w14:ligatures w14:val="none"/>
               </w:rPr>
-              <w:t>Соломенникову Николаю Александровичу</w:t>
+              <w:t>Соломенникову</w:t>
+            </w:r>
+            <w:proofErr w:type="spellEnd"/>
+            <w:r>
+              <w:rPr>
+                <w:rFonts w:eastAsia="Times New Roman" w:cs="Times New Roman"/>
+                <w:color w:val="auto"/>
+                <w:kern w:val="0"/>
+                <w:sz w:val="24"/>
+                <w:highlight w:val="white"/>
+                <w:shd w:val="clear" w:color="auto" w:fill="FFFF00"/>
+                <w:lang w:eastAsia="ru-RU"/>
+                <w14:ligatures w14:val="none"/>
+              </w:rPr>
+              <w:t xml:space="preserve"> Николаю Александровичу</w:t>
             </w:r>
             <w:r>
               <w:rPr>
@@ -2898,7 +3003,31 @@
                 <w:lang w:eastAsia="ru-RU"/>
                 <w14:ligatures w14:val="none"/>
               </w:rPr>
-              <w:t>/………..</w:t>
+              <w:t>/…</w:t>
+            </w:r>
+            <w:proofErr w:type="gramStart"/>
+            <w:r>
+              <w:rPr>
+                <w:rFonts w:eastAsia="Times New Roman" w:cs="Times New Roman"/>
+                <w:color w:val="auto"/>
+                <w:kern w:val="0"/>
+                <w:sz w:val="24"/>
+                <w:lang w:eastAsia="ru-RU"/>
+                <w14:ligatures w14:val="none"/>
+              </w:rPr>
+              <w:t>…….</w:t>
+            </w:r>
+            <w:proofErr w:type="gramEnd"/>
+            <w:r>
+              <w:rPr>
+                <w:rFonts w:eastAsia="Times New Roman" w:cs="Times New Roman"/>
+                <w:color w:val="auto"/>
+                <w:kern w:val="0"/>
+                <w:sz w:val="24"/>
+                <w:lang w:eastAsia="ru-RU"/>
+                <w14:ligatures w14:val="none"/>
+              </w:rPr>
+              <w:t>.</w:t>
             </w:r>
           </w:p>
         </w:tc>
@@ -3019,7 +3148,31 @@
                 <w:lang w:eastAsia="ru-RU"/>
                 <w14:ligatures w14:val="none"/>
               </w:rPr>
-              <w:t>/…………..</w:t>
+              <w:t>/……</w:t>
+            </w:r>
+            <w:proofErr w:type="gramStart"/>
+            <w:r>
+              <w:rPr>
+                <w:rFonts w:eastAsia="Times New Roman" w:cs="Times New Roman"/>
+                <w:color w:val="auto"/>
+                <w:kern w:val="0"/>
+                <w:sz w:val="24"/>
+                <w:lang w:eastAsia="ru-RU"/>
+                <w14:ligatures w14:val="none"/>
+              </w:rPr>
+              <w:t>…….</w:t>
+            </w:r>
+            <w:proofErr w:type="gramEnd"/>
+            <w:r>
+              <w:rPr>
+                <w:rFonts w:eastAsia="Times New Roman" w:cs="Times New Roman"/>
+                <w:color w:val="auto"/>
+                <w:kern w:val="0"/>
+                <w:sz w:val="24"/>
+                <w:lang w:eastAsia="ru-RU"/>
+                <w14:ligatures w14:val="none"/>
+              </w:rPr>
+              <w:t>.</w:t>
             </w:r>
           </w:p>
         </w:tc>
@@ -3438,6 +3591,7 @@
                 <w14:ligatures w14:val="none"/>
               </w:rPr>
             </w:pPr>
+            <w:proofErr w:type="spellStart"/>
             <w:r>
               <w:rPr>
                 <w:rFonts w:eastAsia="Times New Roman" w:cs="Times New Roman"/>
@@ -3448,7 +3602,46 @@
                 <w:lang w:eastAsia="ru-RU"/>
                 <w14:ligatures w14:val="none"/>
               </w:rPr>
-              <w:t>Найданов Ч. А./…………..</w:t>
+              <w:t>Найданов</w:t>
+            </w:r>
+            <w:proofErr w:type="spellEnd"/>
+            <w:r>
+              <w:rPr>
+                <w:rFonts w:eastAsia="Times New Roman" w:cs="Times New Roman"/>
+                <w:color w:val="auto"/>
+                <w:kern w:val="0"/>
+                <w:sz w:val="24"/>
+                <w:highlight w:val="white"/>
+                <w:lang w:eastAsia="ru-RU"/>
+                <w14:ligatures w14:val="none"/>
+              </w:rPr>
+              <w:t xml:space="preserve"> Ч. А./……</w:t>
+            </w:r>
+            <w:proofErr w:type="gramStart"/>
+            <w:r>
+              <w:rPr>
+                <w:rFonts w:eastAsia="Times New Roman" w:cs="Times New Roman"/>
+                <w:color w:val="auto"/>
+                <w:kern w:val="0"/>
+                <w:sz w:val="24"/>
+                <w:highlight w:val="white"/>
+                <w:lang w:eastAsia="ru-RU"/>
+                <w14:ligatures w14:val="none"/>
+              </w:rPr>
+              <w:t>…….</w:t>
+            </w:r>
+            <w:proofErr w:type="gramEnd"/>
+            <w:r>
+              <w:rPr>
+                <w:rFonts w:eastAsia="Times New Roman" w:cs="Times New Roman"/>
+                <w:color w:val="auto"/>
+                <w:kern w:val="0"/>
+                <w:sz w:val="24"/>
+                <w:highlight w:val="white"/>
+                <w:lang w:eastAsia="ru-RU"/>
+                <w14:ligatures w14:val="none"/>
+              </w:rPr>
+              <w:t>.</w:t>
             </w:r>
           </w:p>
         </w:tc>
@@ -3604,6 +3797,26 @@
     </w:p>
     <w:p>
       <w:pPr>
+        <w:spacing w:after="160" w:line="278" w:lineRule="auto"/>
+        <w:ind w:firstLine="0"/>
+        <w:rPr>
+          <w:b/>
+          <w:bCs/>
+          <w:szCs w:val="28"/>
+        </w:rPr>
+      </w:pPr>
+      <w:bookmarkStart w:id="3" w:name="_Toc227976890"/>
+      <w:r>
+        <w:rPr>
+          <w:b/>
+          <w:bCs/>
+          <w:szCs w:val="28"/>
+        </w:rPr>
+        <w:br w:type="page"/>
+      </w:r>
+    </w:p>
+    <w:p>
+      <w:pPr>
         <w:jc w:val="center"/>
         <w:rPr>
           <w:b/>
@@ -3613,14 +3826,6 @@
           <w:lang w:val="en-US"/>
         </w:rPr>
       </w:pPr>
-      <w:bookmarkStart w:id="3" w:name="_Toc227976890"/>
-      <w:r>
-        <w:rPr>
-          <w:sz w:val="24"/>
-          <w:lang w:val="en-US"/>
-        </w:rPr>
-        <w:br w:type="column"/>
-      </w:r>
       <w:r>
         <w:rPr>
           <w:b/>
@@ -3636,7 +3841,7 @@
     <w:bookmarkStart w:id="5" w:name="_Toc230037092"/>
     <w:p>
       <w:pPr>
-        <w:pStyle w:val="12"/>
+        <w:pStyle w:val="11"/>
         <w:tabs>
           <w:tab w:val="right" w:leader="dot" w:pos="9344"/>
         </w:tabs>
@@ -3717,7 +3922,7 @@
     </w:p>
     <w:p>
       <w:pPr>
-        <w:pStyle w:val="12"/>
+        <w:pStyle w:val="11"/>
         <w:tabs>
           <w:tab w:val="right" w:leader="dot" w:pos="9344"/>
         </w:tabs>
@@ -3945,7 +4150,21 @@
             <w:rStyle w:val="af1"/>
             <w:noProof/>
           </w:rPr>
-          <w:t>1.1.1 Онтологии как способ формализации знаний</w:t>
+          <w:t>1.1.1 Онтологии как способ фор</w:t>
+        </w:r>
+        <w:r>
+          <w:rPr>
+            <w:rStyle w:val="af1"/>
+            <w:noProof/>
+          </w:rPr>
+          <w:t>м</w:t>
+        </w:r>
+        <w:r>
+          <w:rPr>
+            <w:rStyle w:val="af1"/>
+            <w:noProof/>
+          </w:rPr>
+          <w:t>ализации знаний</w:t>
         </w:r>
         <w:r>
           <w:rPr>
@@ -6792,7 +7011,21 @@
             <w:rStyle w:val="af1"/>
             <w:noProof/>
           </w:rPr>
-          <w:t>2.6 Концепты и идентификация индивидов онтологии</w:t>
+          <w:t>2.6 Концепты и идентификаци</w:t>
+        </w:r>
+        <w:r>
+          <w:rPr>
+            <w:rStyle w:val="af1"/>
+            <w:noProof/>
+          </w:rPr>
+          <w:t>я</w:t>
+        </w:r>
+        <w:r>
+          <w:rPr>
+            <w:rStyle w:val="af1"/>
+            <w:noProof/>
+          </w:rPr>
+          <w:t xml:space="preserve"> индивидов онтологии</w:t>
         </w:r>
         <w:r>
           <w:rPr>
@@ -8358,7 +8591,21 @@
             <w:rStyle w:val="af1"/>
             <w:noProof/>
           </w:rPr>
-          <w:t>3.2.5 Политики слияния как декларативные аннотации схемы</w:t>
+          <w:t>3.2.5 Политики слияния как декларати</w:t>
+        </w:r>
+        <w:r>
+          <w:rPr>
+            <w:rStyle w:val="af1"/>
+            <w:noProof/>
+          </w:rPr>
+          <w:t>в</w:t>
+        </w:r>
+        <w:r>
+          <w:rPr>
+            <w:rStyle w:val="af1"/>
+            <w:noProof/>
+          </w:rPr>
+          <w:t>ные аннотации схемы</w:t>
         </w:r>
         <w:r>
           <w:rPr>
@@ -9123,7 +9370,7 @@
     </w:p>
     <w:p>
       <w:pPr>
-        <w:pStyle w:val="12"/>
+        <w:pStyle w:val="11"/>
         <w:tabs>
           <w:tab w:val="right" w:leader="dot" w:pos="9344"/>
         </w:tabs>
@@ -9195,7 +9442,7 @@
     </w:p>
     <w:p>
       <w:pPr>
-        <w:pStyle w:val="12"/>
+        <w:pStyle w:val="11"/>
         <w:tabs>
           <w:tab w:val="right" w:leader="dot" w:pos="9344"/>
         </w:tabs>
@@ -9267,7 +9514,7 @@
     </w:p>
     <w:p>
       <w:pPr>
-        <w:pStyle w:val="12"/>
+        <w:pStyle w:val="11"/>
         <w:tabs>
           <w:tab w:val="right" w:leader="dot" w:pos="9344"/>
         </w:tabs>
@@ -9556,12 +9803,253 @@
     </w:p>
     <w:p>
       <w:pPr>
+        <w:spacing w:after="160" w:line="278" w:lineRule="auto"/>
+        <w:ind w:firstLine="0"/>
+        <w:rPr>
+          <w:rFonts w:eastAsiaTheme="majorEastAsia" w:cstheme="majorBidi"/>
+          <w:b/>
+          <w:bCs/>
+          <w:szCs w:val="40"/>
+        </w:rPr>
+      </w:pPr>
+      <w:bookmarkStart w:id="6" w:name="_Toc230090672"/>
+      <w:r>
+        <w:rPr>
+          <w:bCs/>
+        </w:rPr>
+        <w:br w:type="page"/>
+      </w:r>
+    </w:p>
+    <w:p>
+      <w:pPr>
         <w:pStyle w:val="1"/>
       </w:pPr>
       <w:r>
-        <w:br w:type="column"/>
-      </w:r>
-      <w:bookmarkStart w:id="6" w:name="_Toc230090672"/>
+        <w:rPr>
+          <w:bCs/>
+        </w:rPr>
+        <w:lastRenderedPageBreak/>
+        <w:t>ОПРЕДЕЛЕНИЯ, ОБОЗНАЧЕНИЯ И СОКРАЩЕНИЯ</w:t>
+      </w:r>
+    </w:p>
+    <w:p>
+      <w:r>
+        <w:t xml:space="preserve">ISO/IEC — Международная организация по стандартизации </w:t>
+      </w:r>
+      <w:r>
+        <w:t>/</w:t>
+      </w:r>
+      <w:r>
+        <w:t xml:space="preserve"> Международная электротехническая комиссия.</w:t>
+      </w:r>
+    </w:p>
+    <w:p>
+      <w:r>
+        <w:t xml:space="preserve">W3C (World Wide Web </w:t>
+      </w:r>
+      <w:proofErr w:type="spellStart"/>
+      <w:r>
+        <w:t>Consortium</w:t>
+      </w:r>
+      <w:proofErr w:type="spellEnd"/>
+      <w:r>
+        <w:t>) — консорциум организаций, вырабатывающий стандарты для технологий World Wide Web.</w:t>
+      </w:r>
+    </w:p>
+    <w:p>
+      <w:r>
+        <w:rPr>
+          <w:lang w:val="en-US"/>
+        </w:rPr>
+        <w:t>COM</w:t>
+      </w:r>
+      <w:r>
+        <w:t xml:space="preserve"> (</w:t>
+      </w:r>
+      <w:r>
+        <w:rPr>
+          <w:lang w:val="en-US"/>
+        </w:rPr>
+        <w:t>Component</w:t>
+      </w:r>
+      <w:r>
+        <w:t xml:space="preserve"> </w:t>
+      </w:r>
+      <w:r>
+        <w:rPr>
+          <w:lang w:val="en-US"/>
+        </w:rPr>
+        <w:t>Object</w:t>
+      </w:r>
+      <w:r>
+        <w:t xml:space="preserve"> </w:t>
+      </w:r>
+      <w:r>
+        <w:rPr>
+          <w:lang w:val="en-US"/>
+        </w:rPr>
+        <w:t>Model</w:t>
+      </w:r>
+      <w:r>
+        <w:t xml:space="preserve">) — компонентная объектная модель </w:t>
+      </w:r>
+      <w:r>
+        <w:rPr>
+          <w:lang w:val="en-US"/>
+        </w:rPr>
+        <w:t>Microsoft</w:t>
+      </w:r>
+      <w:r>
+        <w:t xml:space="preserve"> для </w:t>
+      </w:r>
+      <w:proofErr w:type="spellStart"/>
+      <w:r>
+        <w:t>межпроцессного</w:t>
+      </w:r>
+      <w:proofErr w:type="spellEnd"/>
+      <w:r>
+        <w:t xml:space="preserve"> взаимодействия.</w:t>
+      </w:r>
+    </w:p>
+    <w:p>
+      <w:r>
+        <w:t xml:space="preserve">TEI (Text </w:t>
+      </w:r>
+      <w:proofErr w:type="spellStart"/>
+      <w:r>
+        <w:t>Encoding</w:t>
+      </w:r>
+      <w:proofErr w:type="spellEnd"/>
+      <w:r>
+        <w:t xml:space="preserve"> Initiative) — стандарт XML-разметки текстов, используемый в гуманитарных науках.</w:t>
+      </w:r>
+    </w:p>
+    <w:p>
+      <w:r>
+        <w:t>LLM (</w:t>
+      </w:r>
+      <w:proofErr w:type="spellStart"/>
+      <w:r>
+        <w:t>Large</w:t>
+      </w:r>
+      <w:proofErr w:type="spellEnd"/>
+      <w:r>
+        <w:t xml:space="preserve"> Language Model) — большая языковая модель.</w:t>
+      </w:r>
+    </w:p>
+    <w:p>
+      <w:r>
+        <w:t>IRI (</w:t>
+      </w:r>
+      <w:proofErr w:type="spellStart"/>
+      <w:r>
+        <w:t>Internationalized</w:t>
+      </w:r>
+      <w:proofErr w:type="spellEnd"/>
+      <w:r>
+        <w:t xml:space="preserve"> Resource </w:t>
+      </w:r>
+      <w:proofErr w:type="spellStart"/>
+      <w:r>
+        <w:t>Identifier</w:t>
+      </w:r>
+      <w:proofErr w:type="spellEnd"/>
+      <w:r>
+        <w:t>) — расширение URI (</w:t>
+      </w:r>
+      <w:proofErr w:type="spellStart"/>
+      <w:r>
+        <w:t>Uniform</w:t>
+      </w:r>
+      <w:proofErr w:type="spellEnd"/>
+      <w:r>
+        <w:t xml:space="preserve"> Resource </w:t>
+      </w:r>
+      <w:proofErr w:type="spellStart"/>
+      <w:r>
+        <w:t>Identifier</w:t>
+      </w:r>
+      <w:proofErr w:type="spellEnd"/>
+      <w:r>
+        <w:t xml:space="preserve">), допускающее использование символов </w:t>
+      </w:r>
+      <w:proofErr w:type="spellStart"/>
+      <w:r>
+        <w:t>Unicode</w:t>
+      </w:r>
+      <w:proofErr w:type="spellEnd"/>
+      <w:r>
+        <w:t>; используется как идентификатор сущности в RDF и OWL.</w:t>
+      </w:r>
+    </w:p>
+    <w:p>
+      <w:proofErr w:type="spellStart"/>
+      <w:r>
+        <w:t>Turtle</w:t>
+      </w:r>
+      <w:proofErr w:type="spellEnd"/>
+      <w:r>
+        <w:t xml:space="preserve"> (TTL) (</w:t>
+      </w:r>
+      <w:proofErr w:type="spellStart"/>
+      <w:r>
+        <w:t>Terse</w:t>
+      </w:r>
+      <w:proofErr w:type="spellEnd"/>
+      <w:r>
+        <w:t xml:space="preserve"> RDF Triple Language) — текстовый формат сериализации RDF-графов.</w:t>
+      </w:r>
+    </w:p>
+    <w:p>
+      <w:r>
+        <w:t xml:space="preserve">XSD (XML </w:t>
+      </w:r>
+      <w:proofErr w:type="spellStart"/>
+      <w:r>
+        <w:t>Schema</w:t>
+      </w:r>
+      <w:proofErr w:type="spellEnd"/>
+      <w:r>
+        <w:t xml:space="preserve"> Definition) — язык описания структуры XML-документов.</w:t>
+      </w:r>
+    </w:p>
+    <w:p>
+      <w:r>
+        <w:t>Класс онтологии — категория сущностей предметной области, описанная в схеме онтологии; экземпляры класса называются индивидами.</w:t>
+      </w:r>
+    </w:p>
+    <w:p>
+      <w:r>
+        <w:t>Индивид — конкретный объект предметной области, представленный в онтологии; связан с литералами и другими индивидами через свойства.</w:t>
+      </w:r>
+    </w:p>
+    <w:p>
+      <w:r>
+        <w:t>Свойство (предикат) — именованное отношение в онтологии; объектные свойства связывают индивидов между собой, свойства данных — индивидов с литералами.</w:t>
+      </w:r>
+    </w:p>
+    <w:p>
+      <w:r>
+        <w:t>Литерал — значение данных (строка, число, дата) в RDF-графе.</w:t>
+      </w:r>
+    </w:p>
+    <w:p>
+      <w:r>
+        <w:t>Аннотация — особый вид свойства OWL, используемый для описания терминов онтологии метаинформацией, не входящей в формальный логический вывод.</w:t>
+      </w:r>
+    </w:p>
+    <w:p>
+      <w:r>
+        <w:t>Идемпотентность — свойство объекта или операции при повторном применении давать тот же результат, что и при первом.</w:t>
+      </w:r>
+      <w:r>
+        <w:br w:type="page"/>
+      </w:r>
+    </w:p>
+    <w:p>
+      <w:pPr>
+        <w:pStyle w:val="1"/>
+      </w:pPr>
       <w:r>
         <w:lastRenderedPageBreak/>
         <w:t>ВВЕДЕНИЕ</w:t>
@@ -9592,11 +10080,23 @@
         <w:jc w:val="both"/>
       </w:pPr>
       <w:r>
-        <w:t xml:space="preserve">Существующие методы автоматизированного извлечения информации можно разделить на три группы: правила-ориентированные методы, методы на основе обучения с использованием обработки естественного языка [8], методы на основе больших языковых моделей [9]. Каждый из них в чистом виде имеет существенные ограничения: правила-ориентированные методы неустойчивы к вариативности оформления документов; методы на основе обучения требуют значительных по объёму размеченных корпусов, непрактичных в условиях ограниченного потока однотипных документов кафедры; методы на основе больших языковых моделей характеризуются нестабильностью результатов, ограниченной интерпретируемостью и риском генерации правдоподобных, но </w:t>
+        <w:t xml:space="preserve">Существующие методы автоматизированного извлечения информации можно разделить на три группы: правила-ориентированные методы, методы на основе обучения с использованием обработки естественного языка [8], методы на основе больших языковых моделей [9]. Каждый из них в чистом виде имеет существенные ограничения: правила-ориентированные методы неустойчивы к вариативности оформления документов; методы на основе обучения требуют значительных по объёму размеченных корпусов, непрактичных в условиях ограниченного потока однотипных документов кафедры; методы на основе больших языковых моделей характеризуются </w:t>
+      </w:r>
+      <w:r>
+        <w:t>ограниченной интерпретируемостью и риском генерации правдоподобных,</w:t>
+      </w:r>
+      <w:r>
+        <w:t xml:space="preserve"> </w:t>
+      </w:r>
+      <w:r>
+        <w:t xml:space="preserve">но не </w:t>
       </w:r>
       <w:r>
         <w:lastRenderedPageBreak/>
-        <w:t>не соответствующих действительности значений. Готовые программные решения, реализующие описанные методы, ориентированы преимущественно на извлечение текстового содержимого без привязки к конкретной онтологической модели; использование облачных сервисов интеллектуальной обработки документов [20–22] сопряжено с передачей данных внешним поставщикам, что в контексте обработки документов с персональными данными [1] накладывает существенные правовые ограничения.</w:t>
+        <w:t>соответствующих действительности значений</w:t>
+      </w:r>
+      <w:r>
+        <w:t>. Готовые программные решения, реализующие описанные методы, ориентированы преимущественно на извлечение текстового содержимого без привязки к конкретной онтологической модели; использование облачных сервисов интеллектуальной обработки документов [20–22] сопряжено с передачей данных внешним поставщикам, что в контексте обработки документов с персональными данными [1] накладывает существенные правовые ограничения.</w:t>
       </w:r>
     </w:p>
     <w:p>
@@ -9750,12 +10250,21 @@
         <w:ind w:left="0" w:firstLine="709"/>
         <w:jc w:val="both"/>
       </w:pPr>
+      <w:proofErr w:type="spellStart"/>
       <w:r>
         <w:rPr>
           <w:i/>
           <w:iCs/>
         </w:rPr>
-        <w:t>концептно-ориентированной модели идентификации индивидов онтологии</w:t>
+        <w:t>концептно</w:t>
+      </w:r>
+      <w:proofErr w:type="spellEnd"/>
+      <w:r>
+        <w:rPr>
+          <w:i/>
+          <w:iCs/>
+        </w:rPr>
+        <w:t>-ориентированной модели идентификации индивидов онтологии</w:t>
       </w:r>
       <w:r>
         <w:t>, в которой каждому классу сущностей сопоставлен программный модуль, инкапсулирующий стратегию формирования идентификаторов и набор идентифицирующих литералов; модель обеспечивает воспроизводимое и согласованное отождествление одних и тех же сущностей реального мира между разными документами;</w:t>
@@ -9849,21 +10358,32 @@
     </w:p>
     <w:p>
       <w:pPr>
+        <w:spacing w:after="160" w:line="278" w:lineRule="auto"/>
+        <w:ind w:firstLine="0"/>
+        <w:rPr>
+          <w:rFonts w:eastAsiaTheme="majorEastAsia" w:cstheme="majorBidi"/>
+          <w:b/>
+          <w:szCs w:val="40"/>
+        </w:rPr>
+      </w:pPr>
+      <w:bookmarkStart w:id="8" w:name="_Toc230037093"/>
+      <w:bookmarkStart w:id="9" w:name="_Toc230090673"/>
+      <w:bookmarkStart w:id="10" w:name="глава-1.-анализ-предметной-области"/>
+      <w:bookmarkEnd w:id="7"/>
+      <w:r>
+        <w:br w:type="page"/>
+      </w:r>
+    </w:p>
+    <w:p>
+      <w:pPr>
         <w:pStyle w:val="1"/>
       </w:pPr>
-      <w:r>
-        <w:br w:type="column"/>
-      </w:r>
-      <w:bookmarkStart w:id="8" w:name="_Toc230037093"/>
-      <w:bookmarkStart w:id="9" w:name="глава-1.-анализ-предметной-области"/>
-      <w:bookmarkStart w:id="10" w:name="_Toc230090673"/>
-      <w:bookmarkEnd w:id="7"/>
       <w:r>
         <w:lastRenderedPageBreak/>
         <w:t>ОСНОВНАЯ ЧАСТЬ</w:t>
       </w:r>
       <w:bookmarkEnd w:id="8"/>
-      <w:bookmarkEnd w:id="10"/>
+      <w:bookmarkEnd w:id="9"/>
     </w:p>
     <w:p>
       <w:pPr>
@@ -9890,33 +10410,49 @@
         <w:pStyle w:val="3"/>
       </w:pPr>
       <w:bookmarkStart w:id="13" w:name="_Toc230037095"/>
-      <w:bookmarkStart w:id="14" w:name="онтологические-модели-и-их-пополнение"/>
-      <w:bookmarkStart w:id="15" w:name="_Toc230090675"/>
+      <w:bookmarkStart w:id="14" w:name="_Toc230090675"/>
+      <w:bookmarkStart w:id="15" w:name="онтологические-модели-и-их-пополнение"/>
       <w:r>
         <w:t>1.1 Онтологические модели и их пополнение</w:t>
       </w:r>
       <w:bookmarkEnd w:id="13"/>
-      <w:bookmarkEnd w:id="15"/>
+      <w:bookmarkEnd w:id="14"/>
     </w:p>
     <w:p>
       <w:pPr>
         <w:pStyle w:val="4"/>
       </w:pPr>
       <w:bookmarkStart w:id="16" w:name="_Toc230037096"/>
-      <w:bookmarkStart w:id="17" w:name="онтологии-как-способ-формализации-знаний"/>
-      <w:bookmarkStart w:id="18" w:name="_Toc230090676"/>
+      <w:bookmarkStart w:id="17" w:name="_Toc230090676"/>
+      <w:bookmarkStart w:id="18" w:name="онтологии-как-способ-формализации-знаний"/>
       <w:r>
         <w:t>1.1.1 Онтологии как способ формализации знаний</w:t>
       </w:r>
       <w:bookmarkEnd w:id="16"/>
-      <w:bookmarkEnd w:id="18"/>
+      <w:bookmarkEnd w:id="17"/>
     </w:p>
     <w:p>
       <w:pPr>
         <w:jc w:val="both"/>
       </w:pPr>
       <w:r>
-        <w:t xml:space="preserve">Под онтологией в работе понимается формальное описание концептуализации предметной области, явно задающее классы объектов, их свойства и отношения, обеспечивающее семантическую интерпретацию данных и возможность логического вывода [4]. В качестве базового формализма применяется рекомендованный консорциумом W3C язык OWL (Web Ontology Language) [15], основанный на модели данных RDF (Resource Description Framework) [16]. RDF задаёт представление знаний в виде помеченных ориентированных графов, узлы которых соответствуют сущностям предметной области либо литеральным значениям, а помеченные дуги — отношениям между ними; атомарной единицей описания является </w:t>
+        <w:t xml:space="preserve">Под онтологией в работе понимается формальное описание концептуализации предметной области, явно задающее классы объектов, их свойства и отношения, обеспечивающее семантическую интерпретацию данных и возможность логического вывода [4]. В качестве базового формализма применяется рекомендованный консорциумом W3C язык OWL (Web </w:t>
+      </w:r>
+      <w:proofErr w:type="spellStart"/>
+      <w:r>
+        <w:t>Ontology</w:t>
+      </w:r>
+      <w:proofErr w:type="spellEnd"/>
+      <w:r>
+        <w:t xml:space="preserve"> Language) [15], основанный на модели данных RDF (Resource </w:t>
+      </w:r>
+      <w:proofErr w:type="spellStart"/>
+      <w:r>
+        <w:t>Description</w:t>
+      </w:r>
+      <w:proofErr w:type="spellEnd"/>
+      <w:r>
+        <w:t xml:space="preserve"> Framework) [16]. RDF задаёт представление знаний в виде помеченных ориентированных графов, узлы которых соответствуют сущностям предметной области либо литеральным значениям, а помеченные дуги — отношениям между ними; атомарной единицей описания является </w:t>
       </w:r>
       <w:r>
         <w:rPr>
@@ -9926,7 +10462,15 @@
         <w:t>триплет</w:t>
       </w:r>
       <w:r>
-        <w:t xml:space="preserve"> «субъект — предикат — объект». OWL расширяет RDF возможностями описания классов, иерархий, ограничений мощности и дизъюнктности.</w:t>
+        <w:t xml:space="preserve"> «субъект — предикат — объект». OWL расширяет RDF возможностями описания классов, иерархий, ограничений мощности и </w:t>
+      </w:r>
+      <w:proofErr w:type="spellStart"/>
+      <w:r>
+        <w:t>дизъюнктности</w:t>
+      </w:r>
+      <w:proofErr w:type="spellEnd"/>
+      <w:r>
+        <w:t>.</w:t>
       </w:r>
     </w:p>
     <w:p>
@@ -9946,14 +10490,14 @@
         <w:pStyle w:val="4"/>
       </w:pPr>
       <w:bookmarkStart w:id="19" w:name="_Toc230037097"/>
-      <w:bookmarkStart w:id="20" w:name="двухуровневое-устройство-онтологии"/>
-      <w:bookmarkStart w:id="21" w:name="_Toc230090677"/>
-      <w:bookmarkEnd w:id="17"/>
+      <w:bookmarkStart w:id="20" w:name="_Toc230090677"/>
+      <w:bookmarkStart w:id="21" w:name="двухуровневое-устройство-онтологии"/>
+      <w:bookmarkEnd w:id="18"/>
       <w:r>
         <w:t>1.1.2 Двухуровневое устройство онтологии</w:t>
       </w:r>
       <w:bookmarkEnd w:id="19"/>
-      <w:bookmarkEnd w:id="21"/>
+      <w:bookmarkEnd w:id="20"/>
     </w:p>
     <w:p>
       <w:pPr>
@@ -9970,7 +10514,23 @@
         <w:t>Схема онтологии</w:t>
       </w:r>
       <w:r>
-        <w:t xml:space="preserve"> (в терминах дескриптивных логик [5] — TBox и RBox) включает определения классов сущностей, свойств, ограничений и аксиом, выражающих терминологические знания. </w:t>
+        <w:t xml:space="preserve"> (в терминах дескриптивных логик [5] — </w:t>
+      </w:r>
+      <w:proofErr w:type="spellStart"/>
+      <w:r>
+        <w:t>TBox</w:t>
+      </w:r>
+      <w:proofErr w:type="spellEnd"/>
+      <w:r>
+        <w:t xml:space="preserve"> и </w:t>
+      </w:r>
+      <w:proofErr w:type="spellStart"/>
+      <w:r>
+        <w:t>RBox</w:t>
+      </w:r>
+      <w:proofErr w:type="spellEnd"/>
+      <w:r>
+        <w:t xml:space="preserve">) включает определения классов сущностей, свойств, ограничений и аксиом, выражающих терминологические знания. </w:t>
       </w:r>
       <w:r>
         <w:rPr>
@@ -9980,7 +10540,15 @@
         <w:t>Данные онтологии</w:t>
       </w:r>
       <w:r>
-        <w:t xml:space="preserve"> (ABox) содержат сведения о конкретных индивидах, их свойствах и отношениях, выражающие фактологические знания.</w:t>
+        <w:t xml:space="preserve"> (</w:t>
+      </w:r>
+      <w:proofErr w:type="spellStart"/>
+      <w:r>
+        <w:t>ABox</w:t>
+      </w:r>
+      <w:proofErr w:type="spellEnd"/>
+      <w:r>
+        <w:t>) содержат сведения о конкретных индивидах, их свойствах и отношениях, выражающие фактологические знания.</w:t>
       </w:r>
     </w:p>
     <w:p>
@@ -9988,7 +10556,15 @@
         <w:jc w:val="both"/>
       </w:pPr>
       <w:r>
-        <w:t>Разделение существенно для задачи автоматизированного пополнения. Схема — результат экспертной работы и закладывается заранее, до начала эксплуатации; автоматизированное извлечение схемы из документов невозможно: документы иллюстрируют применение терминологических утверждений, но не содержат их. ABox же регулярно обновляется естественным ходом учебного процесса: каждое новое событие (прибытие сотрудника, защита ВКР, окончание практики) приводит к появлению новых индивидов и фактов о них. Именно эти знания доступны автоматизированному извлечению.</w:t>
+        <w:t xml:space="preserve">Разделение существенно для задачи автоматизированного пополнения. Схема — результат экспертной работы и закладывается заранее, до начала эксплуатации; автоматизированное извлечение схемы из документов невозможно: документы иллюстрируют применение терминологических утверждений, но не содержат их. </w:t>
+      </w:r>
+      <w:proofErr w:type="spellStart"/>
+      <w:r>
+        <w:t>ABox</w:t>
+      </w:r>
+      <w:proofErr w:type="spellEnd"/>
+      <w:r>
+        <w:t xml:space="preserve"> же регулярно обновляется естественным ходом учебного процесса: каждое новое событие (прибытие сотрудника, защита ВКР, окончание практики) приводит к появлению новых индивидов и фактов о них. Именно эти знания доступны автоматизированному извлечению.</w:t>
       </w:r>
     </w:p>
     <w:p>
@@ -9996,7 +10572,15 @@
         <w:jc w:val="both"/>
       </w:pPr>
       <w:r>
-        <w:t>Соответственно, в рамках задачи извлечению подлежат: индивиды как экземпляры классов онтологии; значения данных в виде литералов; факты в виде ABox-аксиом о принадлежности индивидов классам и о значениях их свойств. Документы рассматриваются как источник данных, а не источник схемы.</w:t>
+        <w:t xml:space="preserve">Соответственно, в рамках задачи извлечению подлежат: индивиды как экземпляры классов онтологии; значения данных в виде литералов; факты в виде </w:t>
+      </w:r>
+      <w:proofErr w:type="spellStart"/>
+      <w:r>
+        <w:t>ABox</w:t>
+      </w:r>
+      <w:proofErr w:type="spellEnd"/>
+      <w:r>
+        <w:t>-аксиом о принадлежности индивидов классам и о значениях их свойств. Документы рассматриваются как источник данных, а не источник схемы.</w:t>
       </w:r>
     </w:p>
     <w:p>
@@ -10004,14 +10588,14 @@
         <w:pStyle w:val="4"/>
       </w:pPr>
       <w:bookmarkStart w:id="22" w:name="_Toc230037098"/>
-      <w:bookmarkStart w:id="23" w:name="свойства-существенные-для-задачи"/>
-      <w:bookmarkStart w:id="24" w:name="_Toc230090678"/>
-      <w:bookmarkEnd w:id="20"/>
+      <w:bookmarkStart w:id="23" w:name="_Toc230090678"/>
+      <w:bookmarkStart w:id="24" w:name="свойства-существенные-для-задачи"/>
+      <w:bookmarkEnd w:id="21"/>
       <w:r>
         <w:t>1.1.3 Свойства, существенные для задачи</w:t>
       </w:r>
       <w:bookmarkEnd w:id="22"/>
-      <w:bookmarkEnd w:id="24"/>
+      <w:bookmarkEnd w:id="23"/>
     </w:p>
     <w:p>
       <w:pPr>
@@ -10052,7 +10636,15 @@
         <w:t>Согласованность модели.</w:t>
       </w:r>
       <w:r>
-        <w:t xml:space="preserve"> Добавление новых фактов не должно нарушать ни синтаксической, ни семантической целостности модели — ни на уровне ограничений TBox, ни логических противоречий с уже накопленными фактами.</w:t>
+        <w:t xml:space="preserve"> Добавление новых фактов не должно нарушать ни синтаксической, ни семантической целостности модели — ни на уровне ограничений </w:t>
+      </w:r>
+      <w:proofErr w:type="spellStart"/>
+      <w:r>
+        <w:t>TBox</w:t>
+      </w:r>
+      <w:proofErr w:type="spellEnd"/>
+      <w:r>
+        <w:t>, ни логических противоречий с уже накопленными фактами.</w:t>
       </w:r>
     </w:p>
     <w:p>
@@ -10108,28 +10700,28 @@
         <w:pStyle w:val="3"/>
       </w:pPr>
       <w:bookmarkStart w:id="25" w:name="_Toc230037099"/>
-      <w:bookmarkStart w:id="26" w:name="X76d7640d0df663bf9ad1fa7f70156bbb150080c"/>
-      <w:bookmarkStart w:id="27" w:name="_Toc230090679"/>
-      <w:bookmarkEnd w:id="14"/>
-      <w:bookmarkEnd w:id="23"/>
+      <w:bookmarkStart w:id="26" w:name="_Toc230090679"/>
+      <w:bookmarkStart w:id="27" w:name="X76d7640d0df663bf9ad1fa7f70156bbb150080c"/>
+      <w:bookmarkEnd w:id="15"/>
+      <w:bookmarkEnd w:id="24"/>
       <w:r>
         <w:t>1.2 Документы кафедры и проблемы извлечения знаний</w:t>
       </w:r>
       <w:bookmarkEnd w:id="25"/>
-      <w:bookmarkEnd w:id="27"/>
+      <w:bookmarkEnd w:id="26"/>
     </w:p>
     <w:p>
       <w:pPr>
         <w:pStyle w:val="4"/>
       </w:pPr>
       <w:bookmarkStart w:id="28" w:name="_Toc230037100"/>
-      <w:bookmarkStart w:id="29" w:name="документооборот-и-форматы"/>
-      <w:bookmarkStart w:id="30" w:name="_Toc230090680"/>
+      <w:bookmarkStart w:id="29" w:name="_Toc230090680"/>
+      <w:bookmarkStart w:id="30" w:name="документооборот-и-форматы"/>
       <w:r>
         <w:t>1.2.1 Документооборот и форматы</w:t>
       </w:r>
       <w:bookmarkEnd w:id="28"/>
-      <w:bookmarkEnd w:id="30"/>
+      <w:bookmarkEnd w:id="29"/>
     </w:p>
     <w:p>
       <w:pPr>
@@ -10202,14 +10794,14 @@
         <w:pStyle w:val="4"/>
       </w:pPr>
       <w:bookmarkStart w:id="31" w:name="_Toc230037101"/>
-      <w:bookmarkStart w:id="32" w:name="проблемы-извлечения-знаний"/>
-      <w:bookmarkStart w:id="33" w:name="_Toc230090681"/>
-      <w:bookmarkEnd w:id="29"/>
+      <w:bookmarkStart w:id="32" w:name="_Toc230090681"/>
+      <w:bookmarkStart w:id="33" w:name="проблемы-извлечения-знаний"/>
+      <w:bookmarkEnd w:id="30"/>
       <w:r>
         <w:t>1.2.2 Проблемы извлечения знаний</w:t>
       </w:r>
       <w:bookmarkEnd w:id="31"/>
-      <w:bookmarkEnd w:id="33"/>
+      <w:bookmarkEnd w:id="32"/>
     </w:p>
     <w:p>
       <w:pPr>
@@ -10343,22 +10935,54 @@
         <w:pStyle w:val="3"/>
       </w:pPr>
       <w:bookmarkStart w:id="34" w:name="_Toc230037102"/>
-      <w:bookmarkStart w:id="35" w:name="X1bd1c5ec7c2ee899019ac2d6d20e7c3acaaa8a9"/>
-      <w:bookmarkStart w:id="36" w:name="_Toc230090682"/>
-      <w:bookmarkEnd w:id="26"/>
-      <w:bookmarkEnd w:id="32"/>
+      <w:bookmarkStart w:id="35" w:name="_Toc230090682"/>
+      <w:bookmarkStart w:id="36" w:name="X1bd1c5ec7c2ee899019ac2d6d20e7c3acaaa8a9"/>
+      <w:bookmarkEnd w:id="27"/>
+      <w:bookmarkEnd w:id="33"/>
       <w:r>
         <w:t>1.3 Обзор подходов к извлечению знаний из документов</w:t>
       </w:r>
       <w:bookmarkEnd w:id="34"/>
-      <w:bookmarkEnd w:id="36"/>
+      <w:bookmarkEnd w:id="35"/>
     </w:p>
     <w:p>
       <w:pPr>
         <w:jc w:val="both"/>
       </w:pPr>
       <w:r>
-        <w:t>Задача автоматизированного извлечения структурированной информации из текстовых документов изучается в нескольких смежных направлениях: в извлечении информации (Information Extraction) [8], в обучении и пополнении онтологий (Ontology Learning and Population) [6, 7], в обработке естественного языка (Natural Language Processing). Существующие подходы можно объединить в четыре группы.</w:t>
+        <w:t xml:space="preserve">Задача автоматизированного извлечения структурированной информации из текстовых документов изучается в нескольких смежных направлениях: в извлечении информации (Information </w:t>
+      </w:r>
+      <w:proofErr w:type="spellStart"/>
+      <w:r>
+        <w:t>Extraction</w:t>
+      </w:r>
+      <w:proofErr w:type="spellEnd"/>
+      <w:r>
+        <w:t>) [8], в обучении и пополнении онтологий (</w:t>
+      </w:r>
+      <w:proofErr w:type="spellStart"/>
+      <w:r>
+        <w:t>Ontology</w:t>
+      </w:r>
+      <w:proofErr w:type="spellEnd"/>
+      <w:r>
+        <w:t xml:space="preserve"> Learning </w:t>
+      </w:r>
+      <w:proofErr w:type="spellStart"/>
+      <w:r>
+        <w:t>and</w:t>
+      </w:r>
+      <w:proofErr w:type="spellEnd"/>
+      <w:r>
+        <w:t xml:space="preserve"> </w:t>
+      </w:r>
+      <w:proofErr w:type="spellStart"/>
+      <w:r>
+        <w:t>Population</w:t>
+      </w:r>
+      <w:proofErr w:type="spellEnd"/>
+      <w:r>
+        <w:t>) [6, 7], в обработке естественного языка (Natural Language Processing). Существующие подходы можно объединить в четыре группы.</w:t>
       </w:r>
     </w:p>
     <w:p>
@@ -10366,20 +10990,28 @@
         <w:pStyle w:val="4"/>
       </w:pPr>
       <w:bookmarkStart w:id="37" w:name="_Toc230037103"/>
-      <w:bookmarkStart w:id="38" w:name="правила-ориентированные-методы"/>
-      <w:bookmarkStart w:id="39" w:name="_Toc230090683"/>
+      <w:bookmarkStart w:id="38" w:name="_Toc230090683"/>
+      <w:bookmarkStart w:id="39" w:name="правила-ориентированные-методы"/>
       <w:r>
         <w:t>1.3.1 Правила-ориентированные методы</w:t>
       </w:r>
       <w:bookmarkEnd w:id="37"/>
-      <w:bookmarkEnd w:id="39"/>
+      <w:bookmarkEnd w:id="38"/>
     </w:p>
     <w:p>
       <w:pPr>
         <w:jc w:val="both"/>
       </w:pPr>
       <w:r>
-        <w:t xml:space="preserve">Правила-ориентированные (rule-based) методы — исторически наиболее ранний подход, основанный на явном описании правил выделения интересующих фрагментов в виде регулярных выражений, шаблонов над </w:t>
+        <w:t>Правила-ориентированные (</w:t>
+      </w:r>
+      <w:proofErr w:type="spellStart"/>
+      <w:r>
+        <w:t>rule-based</w:t>
+      </w:r>
+      <w:proofErr w:type="spellEnd"/>
+      <w:r>
+        <w:t xml:space="preserve">) методы — исторически наиболее ранний подход, основанный на явном описании правил выделения интересующих фрагментов в виде регулярных выражений, шаблонов над </w:t>
       </w:r>
       <w:r>
         <w:lastRenderedPageBreak/>
@@ -10411,14 +11043,14 @@
         <w:pStyle w:val="4"/>
       </w:pPr>
       <w:bookmarkStart w:id="40" w:name="_Toc230037104"/>
-      <w:bookmarkStart w:id="41" w:name="методы-на-основе-обучения"/>
-      <w:bookmarkStart w:id="42" w:name="_Toc230090684"/>
-      <w:bookmarkEnd w:id="38"/>
+      <w:bookmarkStart w:id="41" w:name="_Toc230090684"/>
+      <w:bookmarkStart w:id="42" w:name="методы-на-основе-обучения"/>
+      <w:bookmarkEnd w:id="39"/>
       <w:r>
         <w:t>1.3.2 Методы на основе обучения</w:t>
       </w:r>
       <w:bookmarkEnd w:id="40"/>
-      <w:bookmarkEnd w:id="42"/>
+      <w:bookmarkEnd w:id="41"/>
     </w:p>
     <w:p>
       <w:pPr>
@@ -10443,18 +11075,21 @@
         <w:pStyle w:val="4"/>
       </w:pPr>
       <w:bookmarkStart w:id="43" w:name="_Toc230037105"/>
-      <w:bookmarkStart w:id="44" w:name="X1b61f587945247c9b1e86cfaaf6116c9de28769"/>
-      <w:bookmarkStart w:id="45" w:name="_Toc230090685"/>
-      <w:bookmarkEnd w:id="41"/>
+      <w:bookmarkStart w:id="44" w:name="_Toc230090685"/>
+      <w:bookmarkStart w:id="45" w:name="X1b61f587945247c9b1e86cfaaf6116c9de28769"/>
+      <w:bookmarkEnd w:id="42"/>
       <w:r>
         <w:t>1.3.3 Методы на основе больших языковых моделей</w:t>
       </w:r>
       <w:bookmarkEnd w:id="43"/>
-      <w:bookmarkEnd w:id="45"/>
+      <w:bookmarkEnd w:id="44"/>
     </w:p>
     <w:p>
       <w:pPr>
         <w:jc w:val="both"/>
+        <w:rPr>
+          <w:lang w:val="en-US"/>
+        </w:rPr>
       </w:pPr>
       <w:r>
         <w:t xml:space="preserve">Большие языковые модели (LLM) [9] получают на вход документ и запрос на естественном языке и выдают ответ в произвольной или структурированной форме. Сильная сторона — </w:t>
@@ -10467,76 +11102,113 @@
         <w:t>гибкость</w:t>
       </w:r>
       <w:r>
-        <w:t xml:space="preserve">: одна модель обрабатывает документы разных типов без специального обучения. Слабые стороны существенны: </w:t>
+        <w:t xml:space="preserve">: одна модель обрабатывает документы разных типов без специального обучения. </w:t>
+      </w:r>
+      <w:r>
+        <w:t xml:space="preserve">Слабые стороны существенны: </w:t>
       </w:r>
       <w:r>
         <w:rPr>
           <w:i/>
           <w:iCs/>
         </w:rPr>
-        <w:t>нестабильность результатов</w:t>
-      </w:r>
-      <w:r>
-        <w:t xml:space="preserve"> при повторных запросах; </w:t>
+        <w:t>ограниченная интерпретируемость</w:t>
+      </w:r>
+      <w:r>
+        <w:t xml:space="preserve"> —</w:t>
+      </w:r>
+      <w:r>
+        <w:t xml:space="preserve"> </w:t>
+      </w:r>
+      <w:r>
+        <w:t xml:space="preserve">причина ответа не поддаётся анализу через формальные правила; </w:t>
       </w:r>
       <w:r>
         <w:rPr>
           <w:i/>
           <w:iCs/>
         </w:rPr>
-        <w:t>ограниченная интерпретируемость</w:t>
-      </w:r>
-      <w:r>
-        <w:t xml:space="preserve"> — причина ответа не поддаётся анализу; </w:t>
+        <w:t>риск</w:t>
       </w:r>
       <w:r>
         <w:rPr>
           <w:i/>
           <w:iCs/>
         </w:rPr>
-        <w:t>риск конфабуляции</w:t>
-      </w:r>
-      <w:r>
-        <w:t xml:space="preserve"> — генерации правдоподобных, но ошибочных значений; </w:t>
+        <w:t xml:space="preserve"> </w:t>
       </w:r>
       <w:r>
         <w:rPr>
           <w:i/>
           <w:iCs/>
         </w:rPr>
-        <w:t>зависимость от внешнего сервиса</w:t>
-      </w:r>
-      <w:r>
-        <w:t xml:space="preserve"> и </w:t>
+        <w:t>конфабуляции</w:t>
+      </w:r>
+      <w:r>
+        <w:t xml:space="preserve"> — генерации правдоподобных, но ошибочных значений;</w:t>
+      </w:r>
+      <w:r>
+        <w:t xml:space="preserve"> </w:t>
       </w:r>
       <w:r>
         <w:rPr>
           <w:i/>
           <w:iCs/>
         </w:rPr>
+        <w:t>зависимость от внешнего сервиса</w:t>
+      </w:r>
+      <w:r>
+        <w:t xml:space="preserve"> и </w:t>
+      </w:r>
+      <w:r>
+        <w:rPr>
+          <w:i/>
+          <w:iCs/>
+        </w:rPr>
         <w:t>стоимость обращений</w:t>
       </w:r>
       <w:r>
-        <w:t xml:space="preserve">. Эти ограничения делают неприемлемым применение языковой модели как единственного источника знаний в задаче пополнения онтологии: включение в </w:t>
-      </w:r>
+        <w:t>. Эти</w:t>
+      </w:r>
+      <w:r>
+        <w:t xml:space="preserve"> </w:t>
+      </w:r>
+      <w:r>
+        <w:t>ограничения делают неприемлемым применение языковой модели как</w:t>
+      </w:r>
+      <w:r>
+        <w:t xml:space="preserve"> </w:t>
+      </w:r>
+      <w:r>
+        <w:t>единственного источника знаний в задаче пополнения онтологии:</w:t>
+      </w:r>
+      <w:r>
+        <w:t xml:space="preserve"> </w:t>
+      </w:r>
+      <w:r>
+        <w:t>включение в формализованную модель сведений, не поддающихся</w:t>
+      </w:r>
+      <w:r>
+        <w:t xml:space="preserve"> </w:t>
+      </w:r>
+      <w:r>
+        <w:t>проверке, противоречит цели формализации.</w:t>
+      </w:r>
+    </w:p>
+    <w:p>
+      <w:pPr>
+        <w:pStyle w:val="4"/>
+      </w:pPr>
+      <w:bookmarkStart w:id="46" w:name="_Toc230037106"/>
+      <w:bookmarkStart w:id="47" w:name="_Toc230090686"/>
+      <w:bookmarkStart w:id="48" w:name="гибридные-подходы"/>
+      <w:bookmarkEnd w:id="45"/>
       <w:r>
         <w:lastRenderedPageBreak/>
-        <w:t>формализованную модель сведений, не поддающихся проверке, противоречит цели формализации.</w:t>
-      </w:r>
-    </w:p>
-    <w:p>
-      <w:pPr>
-        <w:pStyle w:val="4"/>
-      </w:pPr>
-      <w:bookmarkStart w:id="46" w:name="_Toc230037106"/>
-      <w:bookmarkStart w:id="47" w:name="гибридные-подходы"/>
-      <w:bookmarkStart w:id="48" w:name="_Toc230090686"/>
-      <w:bookmarkEnd w:id="44"/>
-      <w:r>
         <w:t>1.3.4 Гибридные подходы</w:t>
       </w:r>
       <w:bookmarkEnd w:id="46"/>
-      <w:bookmarkEnd w:id="48"/>
+      <w:bookmarkEnd w:id="47"/>
     </w:p>
     <w:p>
       <w:pPr>
@@ -10783,6 +11455,9 @@
               <w:jc w:val="both"/>
             </w:pPr>
             <w:r>
+              <w:t>н</w:t>
+            </w:r>
+            <w:r>
               <w:t>изкая</w:t>
             </w:r>
           </w:p>
@@ -10841,7 +11516,7 @@
               <w:jc w:val="both"/>
             </w:pPr>
             <w:r>
-              <w:t>низкая</w:t>
+              <w:t>средняя</w:t>
             </w:r>
           </w:p>
         </w:tc>
@@ -10974,16 +11649,15 @@
         <w:pStyle w:val="3"/>
       </w:pPr>
       <w:bookmarkStart w:id="49" w:name="_Toc230037107"/>
-      <w:bookmarkStart w:id="50" w:name="существующие-программные-решения"/>
-      <w:bookmarkStart w:id="51" w:name="_Toc230090687"/>
-      <w:bookmarkEnd w:id="35"/>
-      <w:bookmarkEnd w:id="47"/>
-      <w:r>
-        <w:lastRenderedPageBreak/>
+      <w:bookmarkStart w:id="50" w:name="_Toc230090687"/>
+      <w:bookmarkStart w:id="51" w:name="существующие-программные-решения"/>
+      <w:bookmarkEnd w:id="36"/>
+      <w:bookmarkEnd w:id="48"/>
+      <w:r>
         <w:t>1.4 Существующие программные решения</w:t>
       </w:r>
       <w:bookmarkEnd w:id="49"/>
-      <w:bookmarkEnd w:id="51"/>
+      <w:bookmarkEnd w:id="50"/>
     </w:p>
     <w:p>
       <w:pPr>
@@ -11002,6 +11676,7 @@
           <w:b/>
           <w:bCs/>
         </w:rPr>
+        <w:lastRenderedPageBreak/>
         <w:t>Универсальные средства извлечения текста и метаданных.</w:t>
       </w:r>
       <w:r>
@@ -11012,10 +11687,27 @@
           <w:b/>
           <w:bCs/>
         </w:rPr>
-        <w:t>Apache Tika</w:t>
-      </w:r>
-      <w:r>
-        <w:t xml:space="preserve"> [14, 17], открытый набор инструментов, поддерживающий более тысячи форматов и делегирующий разбор соответствующим внутренним библиотекам. Сильная сторона — широта поддержки форматов; ограничение — Tika ориентирована на извлечение содержимого, а не его </w:t>
+        <w:t xml:space="preserve">Apache </w:t>
+      </w:r>
+      <w:proofErr w:type="spellStart"/>
+      <w:r>
+        <w:rPr>
+          <w:b/>
+          <w:bCs/>
+        </w:rPr>
+        <w:t>Tika</w:t>
+      </w:r>
+      <w:proofErr w:type="spellEnd"/>
+      <w:r>
+        <w:t xml:space="preserve"> [14, 17], открытый набор инструментов, поддерживающий более тысячи форматов и делегирующий разбор соответствующим внутренним библиотекам. Сильная сторона — широта поддержки форматов; ограничение — </w:t>
+      </w:r>
+      <w:proofErr w:type="spellStart"/>
+      <w:r>
+        <w:t>Tika</w:t>
+      </w:r>
+      <w:proofErr w:type="spellEnd"/>
+      <w:r>
+        <w:t xml:space="preserve"> ориентирована на извлечение содержимого, а не его </w:t>
       </w:r>
       <w:r>
         <w:rPr>
@@ -11025,7 +11717,15 @@
         <w:t>понимания</w:t>
       </w:r>
       <w:r>
-        <w:t>: возвращается плоский текст с минимальной разметкой, без сохранения логической структуры (заголовков, списков, вложенных таблиц), и без средств семантической интерпретации. Tika может рассматриваться лишь как одно из возможных средств приведения документа к текстовому виду, но не как решение задачи пополнения онтологии.</w:t>
+        <w:t xml:space="preserve">: возвращается плоский текст с минимальной разметкой, без сохранения логической структуры (заголовков, списков, вложенных таблиц), и без средств семантической интерпретации. </w:t>
+      </w:r>
+      <w:proofErr w:type="spellStart"/>
+      <w:r>
+        <w:t>Tika</w:t>
+      </w:r>
+      <w:proofErr w:type="spellEnd"/>
+      <w:r>
+        <w:t xml:space="preserve"> может рассматриваться лишь как одно из возможных средств приведения документа к текстовому виду, но не как решение задачи пополнения онтологии.</w:t>
       </w:r>
     </w:p>
     <w:p>
@@ -11074,7 +11774,15 @@
         <w:t xml:space="preserve"> </w:t>
       </w:r>
       <w:r>
-        <w:t>Google Cloud Document AI</w:t>
+        <w:t xml:space="preserve">Google </w:t>
+      </w:r>
+      <w:proofErr w:type="spellStart"/>
+      <w:r>
+        <w:t>Cloud</w:t>
+      </w:r>
+      <w:proofErr w:type="spellEnd"/>
+      <w:r>
+        <w:t xml:space="preserve"> Document AI</w:t>
       </w:r>
       <w:r>
         <w:t xml:space="preserve"> [20], </w:t>
@@ -11086,10 +11794,23 @@
         <w:t xml:space="preserve"> [21] и </w:t>
       </w:r>
       <w:r>
-        <w:t>Amazon Textract</w:t>
-      </w:r>
-      <w:r>
-        <w:t xml:space="preserve"> [22] реализуют извлечение значений на основе предобученных моделей, оптимизированных для типовых задач (счета, квитанции, документы удостоверения личности, формы); часть сервисов поддерживает дообучение. Применимость к рассматриваемой задаче ограничена несколькими обстоятельствами: сервисы ориентированы на извлечение значений полей, а не построение </w:t>
+        <w:t xml:space="preserve">Amazon </w:t>
+      </w:r>
+      <w:proofErr w:type="spellStart"/>
+      <w:r>
+        <w:t>Textract</w:t>
+      </w:r>
+      <w:proofErr w:type="spellEnd"/>
+      <w:r>
+        <w:t xml:space="preserve"> [22] реализуют извлечение значений на основе </w:t>
+      </w:r>
+      <w:proofErr w:type="spellStart"/>
+      <w:r>
+        <w:t>предобученных</w:t>
+      </w:r>
+      <w:proofErr w:type="spellEnd"/>
+      <w:r>
+        <w:t xml:space="preserve"> моделей, оптимизированных для типовых задач (счета, квитанции, документы удостоверения личности, формы); часть сервисов поддерживает дообучение. Применимость к рассматриваемой задаче ограничена несколькими обстоятельствами: сервисы ориентированы на извлечение значений полей, а не построение </w:t>
       </w:r>
       <w:r>
         <w:rPr>
@@ -11099,11 +11820,7 @@
         <w:t>онтологических фактов</w:t>
       </w:r>
       <w:r>
-        <w:t xml:space="preserve">; </w:t>
-      </w:r>
-      <w:r>
-        <w:lastRenderedPageBreak/>
-        <w:t xml:space="preserve">использование подразумевает </w:t>
+        <w:t xml:space="preserve">; использование подразумевает </w:t>
       </w:r>
       <w:r>
         <w:rPr>
@@ -11113,7 +11830,11 @@
         <w:t>передачу документов внешним поставщикам</w:t>
       </w:r>
       <w:r>
-        <w:t>, что в условиях обработки документов с персональными данными [1] юридически затруднительно; обращение к сервисам платное, а зависимость от их доступности противоречит требованию автономности; режим «чёрного ящика» затрудняет объяснение конкретных решений.</w:t>
+        <w:t xml:space="preserve">, что в условиях обработки документов с персональными данными [1] </w:t>
+      </w:r>
+      <w:r>
+        <w:lastRenderedPageBreak/>
+        <w:t>юридически затруднительно; обращение к сервисам платное, а зависимость от их доступности противоречит требованию автономности; режим «чёрного ящика» затрудняет объяснение конкретных решений.</w:t>
       </w:r>
     </w:p>
     <w:p>
@@ -11130,15 +11851,19 @@
       <w:r>
         <w:t xml:space="preserve"> Задача автоматизированного пополнения онтологий из текста изучается на протяжении более двух десятилетий [6, 7]. </w:t>
       </w:r>
+      <w:proofErr w:type="spellStart"/>
       <w:r>
         <w:t>Karma</w:t>
       </w:r>
+      <w:proofErr w:type="spellEnd"/>
       <w:r>
         <w:t xml:space="preserve"> [11, 19] — инструмент интеграции данных, отображающий разнородные источники (базы данных, табличные файлы, веб-сервисы) на онтологию; </w:t>
       </w:r>
+      <w:proofErr w:type="spellStart"/>
       <w:r>
         <w:t>KnowledgeStore</w:t>
       </w:r>
+      <w:proofErr w:type="spellEnd"/>
       <w:r>
         <w:t xml:space="preserve"> [12] — инфраструктура хранения, объединяющая структурированные и неструктурированные данные. Применимость ограничена: эти системы интегрируют </w:t>
       </w:r>
@@ -11183,36 +11908,36 @@
         <w:pStyle w:val="3"/>
       </w:pPr>
       <w:bookmarkStart w:id="52" w:name="_Toc230037108"/>
-      <w:bookmarkStart w:id="53" w:name="требования-к-разрабатываемой-системе"/>
-      <w:bookmarkStart w:id="54" w:name="_Toc230090688"/>
-      <w:bookmarkEnd w:id="50"/>
+      <w:bookmarkStart w:id="53" w:name="_Toc230090688"/>
+      <w:bookmarkStart w:id="54" w:name="требования-к-разрабатываемой-системе"/>
+      <w:bookmarkEnd w:id="51"/>
+      <w:r>
+        <w:t>1.5 Требования к разрабатываемой системе</w:t>
+      </w:r>
+      <w:bookmarkEnd w:id="52"/>
+      <w:bookmarkEnd w:id="53"/>
+    </w:p>
+    <w:p>
+      <w:pPr>
+        <w:jc w:val="both"/>
+      </w:pPr>
+      <w:r>
+        <w:t>На основании проведённого анализа сформулированы требования к проектируемой системе.</w:t>
+      </w:r>
+    </w:p>
+    <w:p>
+      <w:pPr>
+        <w:pStyle w:val="4"/>
+      </w:pPr>
+      <w:bookmarkStart w:id="55" w:name="_Toc230037109"/>
+      <w:bookmarkStart w:id="56" w:name="_Toc230090689"/>
+      <w:bookmarkStart w:id="57" w:name="функциональные-требования"/>
       <w:r>
         <w:lastRenderedPageBreak/>
-        <w:t>1.5 Требования к разрабатываемой системе</w:t>
-      </w:r>
-      <w:bookmarkEnd w:id="52"/>
-      <w:bookmarkEnd w:id="54"/>
-    </w:p>
-    <w:p>
-      <w:pPr>
-        <w:jc w:val="both"/>
-      </w:pPr>
-      <w:r>
-        <w:t>На основании проведённого анализа сформулированы требования к проектируемой системе.</w:t>
-      </w:r>
-    </w:p>
-    <w:p>
-      <w:pPr>
-        <w:pStyle w:val="4"/>
-      </w:pPr>
-      <w:bookmarkStart w:id="55" w:name="_Toc230037109"/>
-      <w:bookmarkStart w:id="56" w:name="функциональные-требования"/>
-      <w:bookmarkStart w:id="57" w:name="_Toc230090689"/>
-      <w:r>
         <w:t>1.5.1 Функциональные требования</w:t>
       </w:r>
       <w:bookmarkEnd w:id="55"/>
-      <w:bookmarkEnd w:id="57"/>
+      <w:bookmarkEnd w:id="56"/>
     </w:p>
     <w:p>
       <w:pPr>
@@ -11303,11 +12028,7 @@
         <w:t>проверить и скорректировать результат</w:t>
       </w:r>
       <w:r>
-        <w:t xml:space="preserve"> автоматического построения через графический интерфейс — </w:t>
-      </w:r>
-      <w:r>
-        <w:lastRenderedPageBreak/>
-        <w:t xml:space="preserve">исключить ложноположительные факты, переопределить значения, добавить факты вне шаблона. Извлечённые факты должны </w:t>
+        <w:t xml:space="preserve"> автоматического построения через графический интерфейс — исключить ложноположительные факты, переопределить значения, добавить факты вне шаблона. Извлечённые факты должны </w:t>
       </w:r>
       <w:r>
         <w:rPr>
@@ -11317,7 +12038,11 @@
         <w:t>интегрироваться в общую модель</w:t>
       </w:r>
       <w:r>
-        <w:t xml:space="preserve"> с учётом конфликтов с уже накопленными; поведение при конфликтах должно быть детерминированным и определяться семантикой каждого свойства. Для каждого факта должно сохраняться </w:t>
+        <w:t xml:space="preserve"> с учётом конфликтов с уже накопленными; поведение при конфликтах </w:t>
+      </w:r>
+      <w:r>
+        <w:lastRenderedPageBreak/>
+        <w:t xml:space="preserve">должно быть детерминированным и определяться семантикой каждого свойства. Для каждого факта должно сохраняться </w:t>
       </w:r>
       <w:r>
         <w:rPr>
@@ -11345,14 +12070,14 @@
         <w:pStyle w:val="4"/>
       </w:pPr>
       <w:bookmarkStart w:id="58" w:name="_Toc230037110"/>
-      <w:bookmarkStart w:id="59" w:name="нефункциональные-требования"/>
-      <w:bookmarkStart w:id="60" w:name="_Toc230090690"/>
-      <w:bookmarkEnd w:id="56"/>
+      <w:bookmarkStart w:id="59" w:name="_Toc230090690"/>
+      <w:bookmarkStart w:id="60" w:name="нефункциональные-требования"/>
+      <w:bookmarkEnd w:id="57"/>
       <w:r>
         <w:t>1.5.2 Нефункциональные требования</w:t>
       </w:r>
       <w:bookmarkEnd w:id="58"/>
-      <w:bookmarkEnd w:id="60"/>
+      <w:bookmarkEnd w:id="59"/>
     </w:p>
     <w:p>
       <w:pPr>
@@ -11366,7 +12091,31 @@
         <w:t>Воспроизводимость</w:t>
       </w:r>
       <w:r>
-        <w:t xml:space="preserve"> — повторная обработка одного документа должна давать совпадающий набор фактов в детерминированной части (этап коррекции языковой моделью может расходиться). </w:t>
+        <w:t xml:space="preserve"> — </w:t>
+      </w:r>
+      <w:r>
+        <w:t>повторная обработка одного документа должна</w:t>
+      </w:r>
+      <w:r>
+        <w:t xml:space="preserve"> </w:t>
+      </w:r>
+      <w:r>
+        <w:t>давать совпадающий набор фактов в детерминированной части</w:t>
+      </w:r>
+      <w:r>
+        <w:t xml:space="preserve"> </w:t>
+      </w:r>
+      <w:r>
+        <w:t>(воспроизводимость этапа коррекции языковой моделью определяется</w:t>
+      </w:r>
+      <w:r>
+        <w:t xml:space="preserve"> </w:t>
+      </w:r>
+      <w:r>
+        <w:t>настройками модели).</w:t>
+      </w:r>
+      <w:r>
+        <w:t xml:space="preserve"> </w:t>
       </w:r>
       <w:r>
         <w:rPr>
@@ -11413,7 +12162,7 @@
           <w:i/>
           <w:iCs/>
         </w:rPr>
-        <w:t>Кросс-платформенность</w:t>
+        <w:t>Кроссплатформенность</w:t>
       </w:r>
       <w:r>
         <w:t xml:space="preserve"> — применимость как в Windows, так и в других распространённых операционных системах.</w:t>
@@ -11424,14 +12173,14 @@
         <w:pStyle w:val="4"/>
       </w:pPr>
       <w:bookmarkStart w:id="61" w:name="_Toc230037111"/>
-      <w:bookmarkStart w:id="62" w:name="принятые-ограничения"/>
-      <w:bookmarkStart w:id="63" w:name="_Toc230090691"/>
-      <w:bookmarkEnd w:id="59"/>
+      <w:bookmarkStart w:id="62" w:name="_Toc230090691"/>
+      <w:bookmarkStart w:id="63" w:name="принятые-ограничения"/>
+      <w:bookmarkEnd w:id="60"/>
       <w:r>
         <w:t>1.5.3 Принятые ограничения</w:t>
       </w:r>
       <w:bookmarkEnd w:id="61"/>
-      <w:bookmarkEnd w:id="63"/>
+      <w:bookmarkEnd w:id="62"/>
     </w:p>
     <w:p>
       <w:pPr>
@@ -11478,11 +12227,16 @@
         <w:t>поддержка сканированных документов</w:t>
       </w:r>
       <w:r>
-        <w:t xml:space="preserve"> в текущей версии </w:t>
-      </w:r>
-      <w:r>
-        <w:lastRenderedPageBreak/>
-        <w:t>не реализована (для неё заложен каркас внешних извлекателей данных, см. главу 2).</w:t>
+        <w:t xml:space="preserve"> в текущей версии не реализована (для неё заложен каркас внешних извлекателей данных, см. главу 2).</w:t>
+      </w:r>
+    </w:p>
+    <w:p>
+      <w:pPr>
+        <w:spacing w:after="160" w:line="278" w:lineRule="auto"/>
+        <w:ind w:firstLine="0"/>
+      </w:pPr>
+      <w:r>
+        <w:br w:type="page"/>
       </w:r>
     </w:p>
     <w:p>
@@ -11490,14 +12244,11 @@
         <w:pStyle w:val="2"/>
       </w:pPr>
       <w:bookmarkStart w:id="64" w:name="глава-2.-проектирование-системы"/>
-      <w:bookmarkEnd w:id="9"/>
-      <w:bookmarkEnd w:id="53"/>
-      <w:bookmarkEnd w:id="62"/>
-      <w:r>
-        <w:br w:type="column"/>
-      </w:r>
       <w:bookmarkStart w:id="65" w:name="_Toc230037112"/>
       <w:bookmarkStart w:id="66" w:name="_Toc230090692"/>
+      <w:bookmarkEnd w:id="10"/>
+      <w:bookmarkEnd w:id="54"/>
+      <w:bookmarkEnd w:id="63"/>
       <w:r>
         <w:lastRenderedPageBreak/>
         <w:t xml:space="preserve">2 </w:t>
@@ -11516,7 +12267,15 @@
         <w:jc w:val="both"/>
       </w:pPr>
       <w:r>
-        <w:t>В настоящей главе излагаются архитектурные и проектные решения, положенные в основу разработанной системы: концептуальное разделение слоёв данных и знаний, модель унифицированного представления документов, конвейер обработки и его пять стадий, механизм шаблонов извлечения, декларативный язык извлечения значений полей, концептно-ориентированная модель идентификации индивидов онтологии, организация графа фактов и его редактирование, политика интеграции знаний в общую модель, программная архитектура системы.</w:t>
+        <w:t xml:space="preserve">В настоящей главе излагаются архитектурные и проектные решения, положенные в основу разработанной системы: концептуальное разделение слоёв данных и знаний, модель унифицированного представления документов, конвейер обработки и его пять стадий, механизм шаблонов извлечения, декларативный язык извлечения значений полей, </w:t>
+      </w:r>
+      <w:proofErr w:type="spellStart"/>
+      <w:r>
+        <w:t>концептно</w:t>
+      </w:r>
+      <w:proofErr w:type="spellEnd"/>
+      <w:r>
+        <w:t>-ориентированная модель идентификации индивидов онтологии, организация графа фактов и его редактирование, политика интеграции знаний в общую модель, программная архитектура системы.</w:t>
       </w:r>
     </w:p>
     <w:p>
@@ -11524,26 +12283,26 @@
         <w:pStyle w:val="3"/>
       </w:pPr>
       <w:bookmarkStart w:id="67" w:name="_Toc230037113"/>
-      <w:bookmarkStart w:id="68" w:name="архитектурная-концепция"/>
-      <w:bookmarkStart w:id="69" w:name="_Toc230090693"/>
+      <w:bookmarkStart w:id="68" w:name="_Toc230090693"/>
+      <w:bookmarkStart w:id="69" w:name="архитектурная-концепция"/>
       <w:r>
         <w:t>2.1 Архитектурная концепция</w:t>
       </w:r>
       <w:bookmarkEnd w:id="67"/>
-      <w:bookmarkEnd w:id="69"/>
+      <w:bookmarkEnd w:id="68"/>
     </w:p>
     <w:p>
       <w:pPr>
         <w:pStyle w:val="4"/>
       </w:pPr>
       <w:bookmarkStart w:id="70" w:name="_Toc230037114"/>
-      <w:bookmarkStart w:id="71" w:name="разделение-слоёв-данные-и-знания"/>
-      <w:bookmarkStart w:id="72" w:name="_Toc230090694"/>
+      <w:bookmarkStart w:id="71" w:name="_Toc230090694"/>
+      <w:bookmarkStart w:id="72" w:name="разделение-слоёв-данные-и-знания"/>
       <w:r>
         <w:t>2.1.1 Разделение слоёв «данные» и «знания»</w:t>
       </w:r>
       <w:bookmarkEnd w:id="70"/>
-      <w:bookmarkEnd w:id="72"/>
+      <w:bookmarkEnd w:id="71"/>
     </w:p>
     <w:p>
       <w:pPr>
@@ -11686,14 +12445,14 @@
         <w:pStyle w:val="4"/>
       </w:pPr>
       <w:bookmarkStart w:id="73" w:name="_Toc230037115"/>
-      <w:bookmarkStart w:id="74" w:name="шаблонно-ориентированное-извлечение"/>
-      <w:bookmarkStart w:id="75" w:name="_Toc230090695"/>
-      <w:bookmarkEnd w:id="71"/>
+      <w:bookmarkStart w:id="74" w:name="_Toc230090695"/>
+      <w:bookmarkStart w:id="75" w:name="шаблонно-ориентированное-извлечение"/>
+      <w:bookmarkEnd w:id="72"/>
       <w:r>
         <w:t>2.1.2 Шаблонно-ориентированное извлечение</w:t>
       </w:r>
       <w:bookmarkEnd w:id="73"/>
-      <w:bookmarkEnd w:id="75"/>
+      <w:bookmarkEnd w:id="74"/>
     </w:p>
     <w:p>
       <w:pPr>
@@ -11726,14 +12485,14 @@
         <w:pStyle w:val="4"/>
       </w:pPr>
       <w:bookmarkStart w:id="76" w:name="_Toc230037116"/>
-      <w:bookmarkStart w:id="77" w:name="гибридная-экстракция"/>
-      <w:bookmarkStart w:id="78" w:name="_Toc230090696"/>
-      <w:bookmarkEnd w:id="74"/>
+      <w:bookmarkStart w:id="77" w:name="_Toc230090696"/>
+      <w:bookmarkStart w:id="78" w:name="гибридная-экстракция"/>
+      <w:bookmarkEnd w:id="75"/>
       <w:r>
         <w:t>2.1.3 Гибридная экстракция</w:t>
       </w:r>
       <w:bookmarkEnd w:id="76"/>
-      <w:bookmarkEnd w:id="78"/>
+      <w:bookmarkEnd w:id="77"/>
     </w:p>
     <w:p>
       <w:pPr>
@@ -11772,28 +12531,28 @@
         <w:pStyle w:val="3"/>
       </w:pPr>
       <w:bookmarkStart w:id="79" w:name="_Toc230037117"/>
-      <w:bookmarkStart w:id="80" w:name="унифицированное-представление-документов"/>
-      <w:bookmarkStart w:id="81" w:name="_Toc230090697"/>
-      <w:bookmarkEnd w:id="68"/>
-      <w:bookmarkEnd w:id="77"/>
+      <w:bookmarkStart w:id="80" w:name="_Toc230090697"/>
+      <w:bookmarkStart w:id="81" w:name="унифицированное-представление-документов"/>
+      <w:bookmarkEnd w:id="69"/>
+      <w:bookmarkEnd w:id="78"/>
       <w:r>
         <w:t>2.2 Унифицированное представление документов</w:t>
       </w:r>
       <w:bookmarkEnd w:id="79"/>
-      <w:bookmarkEnd w:id="81"/>
+      <w:bookmarkEnd w:id="80"/>
     </w:p>
     <w:p>
       <w:pPr>
         <w:pStyle w:val="4"/>
       </w:pPr>
       <w:bookmarkStart w:id="82" w:name="_Toc230037118"/>
-      <w:bookmarkStart w:id="83" w:name="назначение-и-принципы"/>
-      <w:bookmarkStart w:id="84" w:name="_Toc230090698"/>
+      <w:bookmarkStart w:id="83" w:name="_Toc230090698"/>
+      <w:bookmarkStart w:id="84" w:name="назначение-и-принципы"/>
       <w:r>
         <w:t>2.2.1 Назначение и принципы</w:t>
       </w:r>
       <w:bookmarkEnd w:id="82"/>
-      <w:bookmarkEnd w:id="84"/>
+      <w:bookmarkEnd w:id="83"/>
     </w:p>
     <w:p>
       <w:pPr>
@@ -11866,14 +12625,14 @@
         <w:pStyle w:val="4"/>
       </w:pPr>
       <w:bookmarkStart w:id="85" w:name="_Toc230037119"/>
-      <w:bookmarkStart w:id="86" w:name="структура"/>
-      <w:bookmarkStart w:id="87" w:name="_Toc230090699"/>
-      <w:bookmarkEnd w:id="83"/>
+      <w:bookmarkStart w:id="86" w:name="_Toc230090699"/>
+      <w:bookmarkStart w:id="87" w:name="структура"/>
+      <w:bookmarkEnd w:id="84"/>
       <w:r>
         <w:t>2.2.2 Структура</w:t>
       </w:r>
       <w:bookmarkEnd w:id="85"/>
-      <w:bookmarkEnd w:id="87"/>
+      <w:bookmarkEnd w:id="86"/>
     </w:p>
     <w:p>
       <w:pPr>
@@ -12075,7 +12834,15 @@
         <w:t>достаточен</w:t>
       </w:r>
       <w:r>
-        <w:t xml:space="preserve"> (на нём описываются все формы представления знаний, встречающиеся в документах кафедры). Представление сериализуется в XML; структура формально описана XSD-схемой, по которой проверяется корректность результата преобразования (</w:t>
+        <w:t xml:space="preserve"> (на нём описываются все формы представления знаний, встречающиеся в документах кафедры). Представление </w:t>
+      </w:r>
+      <w:proofErr w:type="spellStart"/>
+      <w:r>
+        <w:t>сериализуется</w:t>
+      </w:r>
+      <w:proofErr w:type="spellEnd"/>
+      <w:r>
+        <w:t xml:space="preserve"> в XML; структура формально описана XSD-схемой, по которой проверяется корректность результата преобразования (</w:t>
       </w:r>
       <w:r>
         <w:t xml:space="preserve">краткий </w:t>
@@ -12095,28 +12862,28 @@
         <w:pStyle w:val="3"/>
       </w:pPr>
       <w:bookmarkStart w:id="88" w:name="_Toc230037120"/>
-      <w:bookmarkStart w:id="89" w:name="конвейер-обработки-документа"/>
-      <w:bookmarkStart w:id="90" w:name="_Toc230090700"/>
-      <w:bookmarkEnd w:id="80"/>
-      <w:bookmarkEnd w:id="86"/>
+      <w:bookmarkStart w:id="89" w:name="_Toc230090700"/>
+      <w:bookmarkStart w:id="90" w:name="конвейер-обработки-документа"/>
+      <w:bookmarkEnd w:id="81"/>
+      <w:bookmarkEnd w:id="87"/>
       <w:r>
         <w:t>2.3 Конвейер обработки документа</w:t>
       </w:r>
       <w:bookmarkEnd w:id="88"/>
-      <w:bookmarkEnd w:id="90"/>
+      <w:bookmarkEnd w:id="89"/>
     </w:p>
     <w:p>
       <w:pPr>
         <w:pStyle w:val="4"/>
       </w:pPr>
       <w:bookmarkStart w:id="91" w:name="_Toc230037121"/>
-      <w:bookmarkStart w:id="92" w:name="общая-схема"/>
-      <w:bookmarkStart w:id="93" w:name="_Toc230090701"/>
+      <w:bookmarkStart w:id="92" w:name="_Toc230090701"/>
+      <w:bookmarkStart w:id="93" w:name="общая-схема"/>
       <w:r>
         <w:t>2.3.1 Общая схема</w:t>
       </w:r>
       <w:bookmarkEnd w:id="91"/>
-      <w:bookmarkEnd w:id="93"/>
+      <w:bookmarkEnd w:id="92"/>
     </w:p>
     <w:p>
       <w:pPr>
@@ -12579,6 +13346,7 @@
       <w:r>
         <w:t xml:space="preserve">Состояние документа явно фиксируется после каждой стадии в персистентном хранилище. Это обеспечивает </w:t>
       </w:r>
+      <w:proofErr w:type="spellStart"/>
       <w:r>
         <w:rPr>
           <w:i/>
@@ -12586,6 +13354,7 @@
         </w:rPr>
         <w:t>возобновляемость</w:t>
       </w:r>
+      <w:proofErr w:type="spellEnd"/>
       <w:r>
         <w:t xml:space="preserve">: повторный запуск не выполняет уже пройденные стадии. Каждая стадия обрабатывает свои ошибки и переводит документ в стабильное состояние с поясняющим </w:t>
       </w:r>
@@ -12599,14 +13368,14 @@
         <w:pStyle w:val="4"/>
       </w:pPr>
       <w:bookmarkStart w:id="94" w:name="_Toc230037122"/>
-      <w:bookmarkStart w:id="95" w:name="X2e6cd5e306692f7f818a4a1a6ee802e50850ec5"/>
-      <w:bookmarkStart w:id="96" w:name="_Toc230090702"/>
-      <w:bookmarkEnd w:id="92"/>
+      <w:bookmarkStart w:id="95" w:name="_Toc230090702"/>
+      <w:bookmarkStart w:id="96" w:name="X2e6cd5e306692f7f818a4a1a6ee802e50850ec5"/>
+      <w:bookmarkEnd w:id="93"/>
       <w:r>
         <w:t>2.3.2 Преобразование к унифицированному представлению</w:t>
       </w:r>
       <w:bookmarkEnd w:id="94"/>
-      <w:bookmarkEnd w:id="96"/>
+      <w:bookmarkEnd w:id="95"/>
     </w:p>
     <w:p>
       <w:pPr>
@@ -12689,14 +13458,14 @@
         <w:pStyle w:val="4"/>
       </w:pPr>
       <w:bookmarkStart w:id="97" w:name="_Toc230037123"/>
-      <w:bookmarkStart w:id="98" w:name="определение-класса-документа"/>
-      <w:bookmarkStart w:id="99" w:name="_Toc230090703"/>
-      <w:bookmarkEnd w:id="95"/>
+      <w:bookmarkStart w:id="98" w:name="_Toc230090703"/>
+      <w:bookmarkStart w:id="99" w:name="определение-класса-документа"/>
+      <w:bookmarkEnd w:id="96"/>
       <w:r>
         <w:t>2.3.3 Определение класса документа</w:t>
       </w:r>
       <w:bookmarkEnd w:id="97"/>
-      <w:bookmarkEnd w:id="99"/>
+      <w:bookmarkEnd w:id="98"/>
     </w:p>
     <w:p>
       <w:pPr>
@@ -12733,14 +13502,14 @@
         <w:pStyle w:val="4"/>
       </w:pPr>
       <w:bookmarkStart w:id="100" w:name="_Toc230037124"/>
-      <w:bookmarkStart w:id="101" w:name="извлечение-значений-полей"/>
-      <w:bookmarkStart w:id="102" w:name="_Toc230090704"/>
-      <w:bookmarkEnd w:id="98"/>
+      <w:bookmarkStart w:id="101" w:name="_Toc230090704"/>
+      <w:bookmarkStart w:id="102" w:name="извлечение-значений-полей"/>
+      <w:bookmarkEnd w:id="99"/>
       <w:r>
         <w:t>2.3.4 Извлечение значений полей</w:t>
       </w:r>
       <w:bookmarkEnd w:id="100"/>
-      <w:bookmarkEnd w:id="102"/>
+      <w:bookmarkEnd w:id="101"/>
     </w:p>
     <w:p>
       <w:pPr>
@@ -12808,15 +13577,15 @@
         <w:pStyle w:val="4"/>
       </w:pPr>
       <w:bookmarkStart w:id="103" w:name="_Toc230037125"/>
-      <w:bookmarkStart w:id="104" w:name="построение-чернового-графа-фактов"/>
-      <w:bookmarkStart w:id="105" w:name="_Toc230090705"/>
-      <w:bookmarkEnd w:id="101"/>
+      <w:bookmarkStart w:id="104" w:name="_Toc230090705"/>
+      <w:bookmarkStart w:id="105" w:name="построение-чернового-графа-фактов"/>
+      <w:bookmarkEnd w:id="102"/>
       <w:r>
         <w:lastRenderedPageBreak/>
         <w:t>2.3.5 Построение чернового графа фактов</w:t>
       </w:r>
       <w:bookmarkEnd w:id="103"/>
-      <w:bookmarkEnd w:id="105"/>
+      <w:bookmarkEnd w:id="104"/>
     </w:p>
     <w:p>
       <w:pPr>
@@ -12887,14 +13656,14 @@
         <w:pStyle w:val="4"/>
       </w:pPr>
       <w:bookmarkStart w:id="106" w:name="_Toc230037126"/>
-      <w:bookmarkStart w:id="107" w:name="интеграция-в-онтологическую-модель"/>
-      <w:bookmarkStart w:id="108" w:name="_Toc230090706"/>
-      <w:bookmarkEnd w:id="104"/>
+      <w:bookmarkStart w:id="107" w:name="_Toc230090706"/>
+      <w:bookmarkStart w:id="108" w:name="интеграция-в-онтологическую-модель"/>
+      <w:bookmarkEnd w:id="105"/>
       <w:r>
         <w:t>2.3.6 Интеграция в онтологическую модель</w:t>
       </w:r>
       <w:bookmarkEnd w:id="106"/>
-      <w:bookmarkEnd w:id="108"/>
+      <w:bookmarkEnd w:id="107"/>
     </w:p>
     <w:p>
       <w:pPr>
@@ -12919,29 +13688,29 @@
         <w:pStyle w:val="3"/>
       </w:pPr>
       <w:bookmarkStart w:id="109" w:name="_Toc230037127"/>
-      <w:bookmarkStart w:id="110" w:name="шаблоны-как-механизм-экстракции"/>
-      <w:bookmarkStart w:id="111" w:name="_Toc230090707"/>
-      <w:bookmarkEnd w:id="89"/>
-      <w:bookmarkEnd w:id="107"/>
+      <w:bookmarkStart w:id="110" w:name="_Toc230090707"/>
+      <w:bookmarkStart w:id="111" w:name="шаблоны-как-механизм-экстракции"/>
+      <w:bookmarkEnd w:id="90"/>
+      <w:bookmarkEnd w:id="108"/>
       <w:r>
         <w:lastRenderedPageBreak/>
         <w:t>2.4 Шаблоны как механизм экстракции</w:t>
       </w:r>
       <w:bookmarkEnd w:id="109"/>
-      <w:bookmarkEnd w:id="111"/>
+      <w:bookmarkEnd w:id="110"/>
     </w:p>
     <w:p>
       <w:pPr>
         <w:pStyle w:val="4"/>
       </w:pPr>
       <w:bookmarkStart w:id="112" w:name="_Toc230037128"/>
-      <w:bookmarkStart w:id="113" w:name="состав-шаблона"/>
-      <w:bookmarkStart w:id="114" w:name="_Toc230090708"/>
+      <w:bookmarkStart w:id="113" w:name="_Toc230090708"/>
+      <w:bookmarkStart w:id="114" w:name="состав-шаблона"/>
       <w:r>
         <w:t>2.4.1 Состав шаблона</w:t>
       </w:r>
       <w:bookmarkEnd w:id="112"/>
-      <w:bookmarkEnd w:id="114"/>
+      <w:bookmarkEnd w:id="113"/>
     </w:p>
     <w:p>
       <w:pPr>
@@ -13034,45 +13803,45 @@
         <w:pStyle w:val="4"/>
       </w:pPr>
       <w:bookmarkStart w:id="115" w:name="_Toc230037129"/>
-      <w:bookmarkStart w:id="116" w:name="программное-представление-шаблона"/>
-      <w:bookmarkStart w:id="117" w:name="_Toc230090709"/>
-      <w:bookmarkEnd w:id="113"/>
+      <w:bookmarkStart w:id="116" w:name="_Toc230090709"/>
+      <w:bookmarkStart w:id="117" w:name="программное-представление-шаблона"/>
+      <w:bookmarkEnd w:id="114"/>
       <w:r>
         <w:t>2.4.2 Программное представление шаблона</w:t>
       </w:r>
       <w:bookmarkEnd w:id="115"/>
+      <w:bookmarkEnd w:id="116"/>
+    </w:p>
+    <w:p>
+      <w:pPr>
+        <w:jc w:val="both"/>
+      </w:pPr>
+      <w:r>
+        <w:t>Шаблон представлен программным модулем на языке общего назначения с фиксированным интерфейсом. Альтернативные подходы — внешний предметно-ориентированный язык, декларативные шаблоны на YAML/JSON, шаблоны на онтологических запросах — отвергнуты: каждый из них в итоге упирается в потолок выразительности при попытке описать вариативность реальных документов.</w:t>
+      </w:r>
+    </w:p>
+    <w:p>
+      <w:pPr>
+        <w:jc w:val="both"/>
+      </w:pPr>
+      <w:r>
+        <w:t>В пользу программного представления говорят: высокая выразительность, отсутствие необходимости изучения нового языка, возможность повторного использования общих функций, поддержка инструментами разработки.</w:t>
+      </w:r>
+    </w:p>
+    <w:p>
+      <w:pPr>
+        <w:pStyle w:val="4"/>
+      </w:pPr>
+      <w:bookmarkStart w:id="118" w:name="_Toc230037130"/>
+      <w:bookmarkStart w:id="119" w:name="_Toc230090710"/>
+      <w:bookmarkStart w:id="120" w:name="X9551fa981dc9f8fcf38b52c0a52badf4de4fee9"/>
       <w:bookmarkEnd w:id="117"/>
-    </w:p>
-    <w:p>
-      <w:pPr>
-        <w:jc w:val="both"/>
-      </w:pPr>
-      <w:r>
-        <w:t>Шаблон представлен программным модулем на языке общего назначения с фиксированным интерфейсом. Альтернативные подходы — внешний предметно-ориентированный язык, декларативные шаблоны на YAML/JSON, шаблоны на онтологических запросах — отвергнуты: каждый из них в итоге упирается в потолок выразительности при попытке описать вариативность реальных документов.</w:t>
-      </w:r>
-    </w:p>
-    <w:p>
-      <w:pPr>
-        <w:jc w:val="both"/>
-      </w:pPr>
-      <w:r>
-        <w:t>В пользу программного представления говорят: высокая выразительность, отсутствие необходимости изучения нового языка, возможность повторного использования общих функций, поддержка инструментами разработки.</w:t>
-      </w:r>
-    </w:p>
-    <w:p>
-      <w:pPr>
-        <w:pStyle w:val="4"/>
-      </w:pPr>
-      <w:bookmarkStart w:id="118" w:name="_Toc230037130"/>
-      <w:bookmarkStart w:id="119" w:name="X9551fa981dc9f8fcf38b52c0a52badf4de4fee9"/>
-      <w:bookmarkStart w:id="120" w:name="_Toc230090710"/>
-      <w:bookmarkEnd w:id="116"/>
       <w:r>
         <w:lastRenderedPageBreak/>
         <w:t>2.4.3 Меры по снижению рисков императивного подхода</w:t>
       </w:r>
       <w:bookmarkEnd w:id="118"/>
-      <w:bookmarkEnd w:id="120"/>
+      <w:bookmarkEnd w:id="119"/>
     </w:p>
     <w:p>
       <w:pPr>
@@ -13225,35 +13994,43 @@
         <w:pStyle w:val="3"/>
       </w:pPr>
       <w:bookmarkStart w:id="121" w:name="_Toc230037131"/>
-      <w:bookmarkStart w:id="122" w:name="X2cb70f80b676f4c2f6c41a1aacc5524ec462e5f"/>
-      <w:bookmarkStart w:id="123" w:name="_Toc230090711"/>
-      <w:bookmarkEnd w:id="110"/>
-      <w:bookmarkEnd w:id="119"/>
+      <w:bookmarkStart w:id="122" w:name="_Toc230090711"/>
+      <w:bookmarkStart w:id="123" w:name="X2cb70f80b676f4c2f6c41a1aacc5524ec462e5f"/>
+      <w:bookmarkEnd w:id="111"/>
+      <w:bookmarkEnd w:id="120"/>
       <w:r>
         <w:t>2.5 Декларативный язык извлечения значений полей</w:t>
       </w:r>
       <w:bookmarkEnd w:id="121"/>
-      <w:bookmarkEnd w:id="123"/>
+      <w:bookmarkEnd w:id="122"/>
     </w:p>
     <w:p>
       <w:pPr>
         <w:pStyle w:val="4"/>
       </w:pPr>
       <w:bookmarkStart w:id="124" w:name="_Toc230037132"/>
-      <w:bookmarkStart w:id="125" w:name="поле-как-единица-извлечения"/>
-      <w:bookmarkStart w:id="126" w:name="_Toc230090712"/>
+      <w:bookmarkStart w:id="125" w:name="_Toc230090712"/>
+      <w:bookmarkStart w:id="126" w:name="поле-как-единица-извлечения"/>
       <w:r>
         <w:t>2.5.1 Поле как единица извлечения</w:t>
       </w:r>
       <w:bookmarkEnd w:id="124"/>
-      <w:bookmarkEnd w:id="126"/>
+      <w:bookmarkEnd w:id="125"/>
     </w:p>
     <w:p>
       <w:pPr>
         <w:jc w:val="both"/>
       </w:pPr>
       <w:r>
-        <w:t xml:space="preserve">Поле — именованная декларация одной атомарной ценности, извлекаемой из документа. Оно описывается пятью характеристиками: уникальным именем в формате snake_case, смысловым описанием на естественном языке (используется языковой моделью при проверке и коррекции), селектором (декларативный путь по дереву документа), </w:t>
+        <w:t xml:space="preserve">Поле — именованная декларация одной атомарной ценности, извлекаемой из документа. Оно описывается пятью характеристиками: уникальным именем в формате </w:t>
+      </w:r>
+      <w:proofErr w:type="spellStart"/>
+      <w:r>
+        <w:t>snake_case</w:t>
+      </w:r>
+      <w:proofErr w:type="spellEnd"/>
+      <w:r>
+        <w:t xml:space="preserve">, смысловым описанием на естественном языке (используется языковой моделью при проверке и коррекции), селектором (декларативный путь по дереву документа), </w:t>
       </w:r>
       <w:r>
         <w:lastRenderedPageBreak/>
@@ -13340,14 +14117,14 @@
         <w:pStyle w:val="4"/>
       </w:pPr>
       <w:bookmarkStart w:id="127" w:name="_Toc230037133"/>
-      <w:bookmarkStart w:id="128" w:name="селектор"/>
-      <w:bookmarkStart w:id="129" w:name="_Toc230090713"/>
-      <w:bookmarkEnd w:id="125"/>
+      <w:bookmarkStart w:id="128" w:name="_Toc230090713"/>
+      <w:bookmarkStart w:id="129" w:name="селектор"/>
+      <w:bookmarkEnd w:id="126"/>
       <w:r>
         <w:t>2.5.2 Селектор</w:t>
       </w:r>
       <w:bookmarkEnd w:id="127"/>
-      <w:bookmarkEnd w:id="129"/>
+      <w:bookmarkEnd w:id="128"/>
     </w:p>
     <w:p>
       <w:pPr>
@@ -13491,14 +14268,14 @@
         <w:pStyle w:val="4"/>
       </w:pPr>
       <w:bookmarkStart w:id="130" w:name="_Toc230037134"/>
-      <w:bookmarkStart w:id="131" w:name="извлекатель"/>
-      <w:bookmarkStart w:id="132" w:name="_Toc230090714"/>
-      <w:bookmarkEnd w:id="128"/>
+      <w:bookmarkStart w:id="131" w:name="_Toc230090714"/>
+      <w:bookmarkStart w:id="132" w:name="извлекатель"/>
+      <w:bookmarkEnd w:id="129"/>
       <w:r>
         <w:t>2.5.3 Извлекатель</w:t>
       </w:r>
       <w:bookmarkEnd w:id="130"/>
-      <w:bookmarkEnd w:id="132"/>
+      <w:bookmarkEnd w:id="131"/>
     </w:p>
     <w:p>
       <w:pPr>
@@ -13621,14 +14398,14 @@
         <w:pStyle w:val="4"/>
       </w:pPr>
       <w:bookmarkStart w:id="133" w:name="_Toc230037135"/>
-      <w:bookmarkStart w:id="134" w:name="нормализатор"/>
-      <w:bookmarkStart w:id="135" w:name="_Toc230090715"/>
-      <w:bookmarkEnd w:id="131"/>
+      <w:bookmarkStart w:id="134" w:name="_Toc230090715"/>
+      <w:bookmarkStart w:id="135" w:name="нормализатор"/>
+      <w:bookmarkEnd w:id="132"/>
       <w:r>
         <w:t>2.5.4 Нормализатор</w:t>
       </w:r>
       <w:bookmarkEnd w:id="133"/>
-      <w:bookmarkEnd w:id="135"/>
+      <w:bookmarkEnd w:id="134"/>
     </w:p>
     <w:p>
       <w:pPr>
@@ -13653,7 +14430,15 @@
         <w:t>соединения поля с предметной областью</w:t>
       </w:r>
       <w:r>
-        <w:t>: через нормализатор поле получает связь с конкретным концептом онтологии. Делегирование концепту записывается одним правилом «нормализовать как &lt;концепт&gt;»; вся сложность парсинга, морфологии и канонизации остаётся внутри концепта.</w:t>
+        <w:t xml:space="preserve">: через нормализатор поле получает связь с конкретным концептом онтологии. Делегирование концепту записывается одним правилом «нормализовать как &lt;концепт&gt;»; вся сложность </w:t>
+      </w:r>
+      <w:proofErr w:type="spellStart"/>
+      <w:r>
+        <w:t>парсинга</w:t>
+      </w:r>
+      <w:proofErr w:type="spellEnd"/>
+      <w:r>
+        <w:t>, морфологии и канонизации остаётся внутри концепта.</w:t>
       </w:r>
     </w:p>
     <w:p>
@@ -13677,28 +14462,28 @@
         <w:pStyle w:val="3"/>
       </w:pPr>
       <w:bookmarkStart w:id="136" w:name="_Toc230037136"/>
-      <w:bookmarkStart w:id="137" w:name="Xcc7cf4b1e489ded9c2f74727b3550ab4b8135a2"/>
-      <w:bookmarkStart w:id="138" w:name="_Toc230090716"/>
-      <w:bookmarkEnd w:id="122"/>
-      <w:bookmarkEnd w:id="134"/>
+      <w:bookmarkStart w:id="137" w:name="_Toc230090716"/>
+      <w:bookmarkStart w:id="138" w:name="Xcc7cf4b1e489ded9c2f74727b3550ab4b8135a2"/>
+      <w:bookmarkEnd w:id="123"/>
+      <w:bookmarkEnd w:id="135"/>
       <w:r>
         <w:t>2.6 Концепты и идентификация индивидов онтологии</w:t>
       </w:r>
       <w:bookmarkEnd w:id="136"/>
-      <w:bookmarkEnd w:id="138"/>
+      <w:bookmarkEnd w:id="137"/>
     </w:p>
     <w:p>
       <w:pPr>
         <w:pStyle w:val="4"/>
       </w:pPr>
       <w:bookmarkStart w:id="139" w:name="_Toc230037137"/>
-      <w:bookmarkStart w:id="140" w:name="понятие-концепта"/>
-      <w:bookmarkStart w:id="141" w:name="_Toc230090717"/>
+      <w:bookmarkStart w:id="140" w:name="_Toc230090717"/>
+      <w:bookmarkStart w:id="141" w:name="понятие-концепта"/>
       <w:r>
         <w:t>2.6.1 Понятие концепта</w:t>
       </w:r>
       <w:bookmarkEnd w:id="139"/>
-      <w:bookmarkEnd w:id="141"/>
+      <w:bookmarkEnd w:id="140"/>
     </w:p>
     <w:p>
       <w:pPr>
@@ -13758,7 +14543,15 @@
         <w:jc w:val="both"/>
       </w:pPr>
       <w:r>
-        <w:t>Терминологическое замечание: в работе термин «концепт» употребляется именно в программном смысле — как модуль с identity-стратегией; для соответствующего ему элемента схемы онтологии используется термин «класс онтологии». В литературе по дескриптивным логикам [5] и OWL [15] концептом нередко называется сам класс онтологии, и без явного разграничения возникает путаница.</w:t>
+        <w:t xml:space="preserve">Терминологическое замечание: в работе термин «концепт» употребляется именно в программном смысле — как модуль с </w:t>
+      </w:r>
+      <w:proofErr w:type="spellStart"/>
+      <w:r>
+        <w:t>identity</w:t>
+      </w:r>
+      <w:proofErr w:type="spellEnd"/>
+      <w:r>
+        <w:t>-стратегией; для соответствующего ему элемента схемы онтологии используется термин «класс онтологии». В литературе по дескриптивным логикам [5] и OWL [15] концептом нередко называется сам класс онтологии, и без явного разграничения возникает путаница.</w:t>
       </w:r>
     </w:p>
     <w:p>
@@ -13766,15 +14559,15 @@
         <w:pStyle w:val="4"/>
       </w:pPr>
       <w:bookmarkStart w:id="142" w:name="_Toc230037138"/>
-      <w:bookmarkStart w:id="143" w:name="виды-концептов-и-идемпотентность"/>
-      <w:bookmarkStart w:id="144" w:name="_Toc230090718"/>
-      <w:bookmarkEnd w:id="140"/>
+      <w:bookmarkStart w:id="143" w:name="_Toc230090718"/>
+      <w:bookmarkStart w:id="144" w:name="виды-концептов-и-идемпотентность"/>
+      <w:bookmarkEnd w:id="141"/>
       <w:r>
         <w:lastRenderedPageBreak/>
         <w:t>2.6.2 Виды концептов и идемпотентность</w:t>
       </w:r>
       <w:bookmarkEnd w:id="142"/>
-      <w:bookmarkEnd w:id="144"/>
+      <w:bookmarkEnd w:id="143"/>
     </w:p>
     <w:p>
       <w:pPr>
@@ -13801,7 +14594,17 @@
         <w:t>Концепты типов данных</w:t>
       </w:r>
       <w:r>
-        <w:t xml:space="preserve"> существуют в графе только как литералы заданного типа (например, дата в ISO-формате с типом xsd:date).</w:t>
+        <w:t xml:space="preserve"> существуют в графе только как литералы заданного типа (например, дата в ISO-формате с типом </w:t>
+      </w:r>
+      <w:proofErr w:type="spellStart"/>
+      <w:proofErr w:type="gramStart"/>
+      <w:r>
+        <w:t>xsd:date</w:t>
+      </w:r>
+      <w:proofErr w:type="spellEnd"/>
+      <w:proofErr w:type="gramEnd"/>
+      <w:r>
+        <w:t>).</w:t>
       </w:r>
     </w:p>
     <w:p>
@@ -13816,8 +14619,17 @@
           <w:i/>
           <w:iCs/>
         </w:rPr>
-        <w:t>идемпотентности парсинга</w:t>
-      </w:r>
+        <w:t xml:space="preserve">идемпотентности </w:t>
+      </w:r>
+      <w:proofErr w:type="spellStart"/>
+      <w:r>
+        <w:rPr>
+          <w:i/>
+          <w:iCs/>
+        </w:rPr>
+        <w:t>парсинга</w:t>
+      </w:r>
+      <w:proofErr w:type="spellEnd"/>
       <w:r>
         <w:t xml:space="preserve">: повторное применение разбора к канонической форме даёт тот же канонический результат, </w:t>
       </w:r>
@@ -13863,7 +14675,15 @@
         </m:r>
       </m:oMath>
       <w:r>
-        <w:t>. Без этого пропадает воспроизводимость: тот же документ при повторном проходе мог бы породить индивиды с другими идентификаторами и не схлопнуть их с уже имеющимися.</w:t>
+        <w:t xml:space="preserve">. Без этого пропадает воспроизводимость: тот же документ при повторном проходе мог бы породить индивиды с другими идентификаторами и не </w:t>
+      </w:r>
+      <w:proofErr w:type="spellStart"/>
+      <w:r>
+        <w:t>схлопнуть</w:t>
+      </w:r>
+      <w:proofErr w:type="spellEnd"/>
+      <w:r>
+        <w:t xml:space="preserve"> их с уже имеющимися.</w:t>
       </w:r>
     </w:p>
     <w:p>
@@ -13871,14 +14691,14 @@
         <w:pStyle w:val="4"/>
       </w:pPr>
       <w:bookmarkStart w:id="145" w:name="_Toc230037139"/>
-      <w:bookmarkStart w:id="146" w:name="стратегии-формирования-iri"/>
-      <w:bookmarkStart w:id="147" w:name="_Toc230090719"/>
-      <w:bookmarkEnd w:id="143"/>
+      <w:bookmarkStart w:id="146" w:name="_Toc230090719"/>
+      <w:bookmarkStart w:id="147" w:name="стратегии-формирования-iri"/>
+      <w:bookmarkEnd w:id="144"/>
       <w:r>
         <w:t>2.6.3 Стратегии формирования IRI</w:t>
       </w:r>
       <w:bookmarkEnd w:id="145"/>
-      <w:bookmarkEnd w:id="147"/>
+      <w:bookmarkEnd w:id="146"/>
     </w:p>
     <w:p>
       <w:pPr>
@@ -13900,7 +14720,15 @@
         <w:t>Хеш от нормализованных идентифицирующих признаков</w:t>
       </w:r>
       <w:r>
-        <w:t xml:space="preserve"> — для сущностей с неоднозначной текстовой идентификацией (персон, организаций, профилей подготовки). Признаки приводятся к нормализованному виду, IRI формируется как «префикс класса + короткий хеш ключа»; сами признаки параллельно сохраняются как литералы. Состав ключа подобран как компромисс между разрешающей способностью и устойчивостью к различиям в оформлении: для персон, например, в ключ входят фамилия полностью и только инициалы имени и отчества — чтобы упоминания «Иванов Иван Иванович» и «Иванов И. И.» объединялись в одного индивида.</w:t>
+        <w:t xml:space="preserve"> — для сущностей с неоднозначной текстовой идентификацией (персон, организаций, профилей подготовки). Признаки приводятся к нормализованному виду, IRI формируется как «префикс класса + короткий </w:t>
+      </w:r>
+      <w:proofErr w:type="spellStart"/>
+      <w:r>
+        <w:t>хеш</w:t>
+      </w:r>
+      <w:proofErr w:type="spellEnd"/>
+      <w:r>
+        <w:t xml:space="preserve"> ключа»; сами признаки параллельно сохраняются как литералы. Состав ключа подобран как компромисс между разрешающей способностью и устойчивостью к различиям в оформлении: для персон, например, в ключ входят фамилия полностью и только инициалы имени и отчества — чтобы упоминания «Иванов Иван Иванович» и «Иванов И. И.» объединялись в одного индивида.</w:t>
       </w:r>
     </w:p>
     <w:p>
@@ -13956,7 +14784,31 @@
         <w:t>слабых сущностей</w:t>
       </w:r>
       <w:r>
-        <w:t xml:space="preserve"> (событий, не имеющих собственного идентификатора, но определяемых связкой с другими сущностями). В системе таких два: выпускная квалификационная работа идентифицируется хешем от IRI студента-автора (одна работа на студента); практика — хешем от пары «студент, дата начала» (две практики одного студента не могут начинаться в один день). Без композитной идентификации разные документы об одном студенте схлопывали бы в один индивид по сути разные события.</w:t>
+        <w:t xml:space="preserve"> (событий, не имеющих собственного идентификатора, но определяемых связкой с другими сущностями). В системе таких два: выпускная квалификационная работа идентифицируется </w:t>
+      </w:r>
+      <w:proofErr w:type="spellStart"/>
+      <w:r>
+        <w:t>хешем</w:t>
+      </w:r>
+      <w:proofErr w:type="spellEnd"/>
+      <w:r>
+        <w:t xml:space="preserve"> от IRI студента-автора (одна работа на студента); практика — </w:t>
+      </w:r>
+      <w:proofErr w:type="spellStart"/>
+      <w:r>
+        <w:t>хешем</w:t>
+      </w:r>
+      <w:proofErr w:type="spellEnd"/>
+      <w:r>
+        <w:t xml:space="preserve"> от пары «студент, дата начала» (две практики одного студента не могут начинаться в один день). Без композитной идентификации разные документы об одном студенте схлопывали бы в один </w:t>
+      </w:r>
+      <w:proofErr w:type="gramStart"/>
+      <w:r>
+        <w:t>индивид по сути</w:t>
+      </w:r>
+      <w:proofErr w:type="gramEnd"/>
+      <w:r>
+        <w:t xml:space="preserve"> разные события.</w:t>
       </w:r>
     </w:p>
     <w:p>
@@ -14210,9 +15062,11 @@
               <w:ind w:firstLine="0"/>
               <w:jc w:val="both"/>
             </w:pPr>
+            <w:proofErr w:type="spellStart"/>
             <w:r>
               <w:t>НаправлениеПодготовки</w:t>
             </w:r>
+            <w:proofErr w:type="spellEnd"/>
           </w:p>
         </w:tc>
         <w:tc>
@@ -14313,11 +15167,61 @@
               <w:jc w:val="both"/>
             </w:pPr>
             <w:r>
-              <w:t>Композитная: хеш от IRI студента</w:t>
+              <w:t xml:space="preserve">Композитная: </w:t>
+            </w:r>
+            <w:proofErr w:type="spellStart"/>
+            <w:r>
+              <w:t>хеш</w:t>
+            </w:r>
+            <w:proofErr w:type="spellEnd"/>
+            <w:r>
+              <w:t xml:space="preserve"> от IRI студента</w:t>
             </w:r>
           </w:p>
         </w:tc>
       </w:tr>
+    </w:tbl>
+    <w:p>
+      <w:pPr>
+        <w:pStyle w:val="4"/>
+        <w:ind w:firstLine="0"/>
+        <w:rPr>
+          <w:b w:val="0"/>
+          <w:bCs/>
+        </w:rPr>
+      </w:pPr>
+      <w:bookmarkStart w:id="148" w:name="_Toc230037140"/>
+      <w:bookmarkStart w:id="149" w:name="_Toc230090720"/>
+      <w:bookmarkStart w:id="150" w:name="Xff96340b4cd99d3efa2732b4bbfd2573aef49ce"/>
+      <w:bookmarkEnd w:id="147"/>
+      <w:r>
+        <w:rPr>
+          <w:b w:val="0"/>
+          <w:bCs/>
+        </w:rPr>
+        <w:lastRenderedPageBreak/>
+        <w:t>Продолжение таблицы 3</w:t>
+      </w:r>
+    </w:p>
+    <w:tbl>
+      <w:tblPr>
+        <w:tblW w:w="5000" w:type="pct"/>
+        <w:tblBorders>
+          <w:top w:val="single" w:sz="8" w:space="0" w:color="auto"/>
+          <w:left w:val="single" w:sz="8" w:space="0" w:color="auto"/>
+          <w:bottom w:val="single" w:sz="8" w:space="0" w:color="auto"/>
+          <w:right w:val="single" w:sz="8" w:space="0" w:color="auto"/>
+          <w:insideH w:val="single" w:sz="8" w:space="0" w:color="auto"/>
+          <w:insideV w:val="single" w:sz="8" w:space="0" w:color="auto"/>
+        </w:tblBorders>
+        <w:tblLayout w:type="fixed"/>
+        <w:tblLook w:val="0020" w:firstRow="1" w:lastRow="0" w:firstColumn="0" w:lastColumn="0" w:noHBand="0" w:noVBand="0"/>
+      </w:tblPr>
+      <w:tblGrid>
+        <w:gridCol w:w="1833"/>
+        <w:gridCol w:w="1559"/>
+        <w:gridCol w:w="5942"/>
+      </w:tblGrid>
       <w:tr>
         <w:tc>
           <w:tcPr>
@@ -14329,7 +15233,6 @@
               <w:jc w:val="both"/>
             </w:pPr>
             <w:r>
-              <w:lastRenderedPageBreak/>
               <w:t>Практика</w:t>
             </w:r>
           </w:p>
@@ -14358,7 +15261,15 @@
               <w:jc w:val="both"/>
             </w:pPr>
             <w:r>
-              <w:t>Композитная: хеш от пары (IRI студента, дата начала)</w:t>
+              <w:t xml:space="preserve">Композитная: </w:t>
+            </w:r>
+            <w:proofErr w:type="spellStart"/>
+            <w:r>
+              <w:t>хеш</w:t>
+            </w:r>
+            <w:proofErr w:type="spellEnd"/>
+            <w:r>
+              <w:t xml:space="preserve"> от пары (IRI студента, дата начала)</w:t>
             </w:r>
           </w:p>
         </w:tc>
@@ -14431,9 +15342,11 @@
               <w:ind w:firstLine="0"/>
               <w:jc w:val="both"/>
             </w:pPr>
+            <w:proofErr w:type="spellStart"/>
             <w:r>
               <w:t>УченаяСтепень</w:t>
             </w:r>
+            <w:proofErr w:type="spellEnd"/>
           </w:p>
         </w:tc>
         <w:tc>
@@ -14475,9 +15388,11 @@
               <w:ind w:firstLine="0"/>
               <w:jc w:val="both"/>
             </w:pPr>
+            <w:proofErr w:type="spellStart"/>
             <w:r>
               <w:t>УченоеЗвание</w:t>
             </w:r>
+            <w:proofErr w:type="spellEnd"/>
           </w:p>
         </w:tc>
         <w:tc>
@@ -14564,7 +15479,17 @@
               <w:jc w:val="both"/>
             </w:pPr>
             <w:r>
-              <w:t>(xsd:date)</w:t>
+              <w:t>(</w:t>
+            </w:r>
+            <w:proofErr w:type="spellStart"/>
+            <w:proofErr w:type="gramStart"/>
+            <w:r>
+              <w:t>xsd:date</w:t>
+            </w:r>
+            <w:proofErr w:type="spellEnd"/>
+            <w:proofErr w:type="gramEnd"/>
+            <w:r>
+              <w:t>)</w:t>
             </w:r>
           </w:p>
         </w:tc>
@@ -14608,7 +15533,17 @@
               <w:jc w:val="both"/>
             </w:pPr>
             <w:r>
-              <w:t>(xsd:string)</w:t>
+              <w:t>(</w:t>
+            </w:r>
+            <w:proofErr w:type="spellStart"/>
+            <w:proofErr w:type="gramStart"/>
+            <w:r>
+              <w:t>xsd:string</w:t>
+            </w:r>
+            <w:proofErr w:type="spellEnd"/>
+            <w:proofErr w:type="gramEnd"/>
+            <w:r>
+              <w:t>)</w:t>
             </w:r>
           </w:p>
         </w:tc>
@@ -14630,17 +15565,18 @@
     </w:tbl>
     <w:p>
       <w:pPr>
+        <w:ind w:firstLine="0"/>
+      </w:pPr>
+    </w:p>
+    <w:p>
+      <w:pPr>
         <w:pStyle w:val="4"/>
       </w:pPr>
-      <w:bookmarkStart w:id="148" w:name="_Toc230037140"/>
-      <w:bookmarkStart w:id="149" w:name="Xff96340b4cd99d3efa2732b4bbfd2573aef49ce"/>
-      <w:bookmarkStart w:id="150" w:name="_Toc230090720"/>
-      <w:bookmarkEnd w:id="146"/>
       <w:r>
         <w:t>2.6.4 Эволюционный пример: отказ от концепта «вид практики»</w:t>
       </w:r>
       <w:bookmarkEnd w:id="148"/>
-      <w:bookmarkEnd w:id="150"/>
+      <w:bookmarkEnd w:id="149"/>
     </w:p>
     <w:p>
       <w:pPr>
@@ -14655,7 +15591,17 @@
         <w:jc w:val="both"/>
       </w:pPr>
       <w:r>
-        <w:t xml:space="preserve">Принято решение об отказе от закрытого словаря: вид практики хранится как свободная строка с типом xsd:string и политикой слияния «добавление». Это упрощает шаблон и не теряет информации — фильтр по виду практики на запросах к графу выполняется подстрочно. Эпизод иллюстрирует общий принцип: </w:t>
+        <w:t xml:space="preserve">Принято решение об отказе от закрытого словаря: вид практики хранится как свободная строка с типом </w:t>
+      </w:r>
+      <w:proofErr w:type="spellStart"/>
+      <w:proofErr w:type="gramStart"/>
+      <w:r>
+        <w:t>xsd:string</w:t>
+      </w:r>
+      <w:proofErr w:type="spellEnd"/>
+      <w:proofErr w:type="gramEnd"/>
+      <w:r>
+        <w:t xml:space="preserve"> и политикой слияния «добавление». Это упрощает шаблон и не теряет информации — фильтр по виду практики на запросах к графу выполняется подстрочно. Эпизод иллюстрирует общий принцип: </w:t>
       </w:r>
       <w:r>
         <w:rPr>
@@ -14673,29 +15619,29 @@
         <w:pStyle w:val="3"/>
       </w:pPr>
       <w:bookmarkStart w:id="151" w:name="_Toc230037141"/>
-      <w:bookmarkStart w:id="152" w:name="граф-фактов-и-его-редактирование"/>
-      <w:bookmarkStart w:id="153" w:name="_Toc230090721"/>
-      <w:bookmarkEnd w:id="137"/>
-      <w:bookmarkEnd w:id="149"/>
+      <w:bookmarkStart w:id="152" w:name="_Toc230090721"/>
+      <w:bookmarkStart w:id="153" w:name="граф-фактов-и-его-редактирование"/>
+      <w:bookmarkEnd w:id="138"/>
+      <w:bookmarkEnd w:id="150"/>
       <w:r>
         <w:lastRenderedPageBreak/>
         <w:t>2.7 Граф фактов и его редактирование</w:t>
       </w:r>
       <w:bookmarkEnd w:id="151"/>
-      <w:bookmarkEnd w:id="153"/>
+      <w:bookmarkEnd w:id="152"/>
     </w:p>
     <w:p>
       <w:pPr>
         <w:pStyle w:val="4"/>
       </w:pPr>
       <w:bookmarkStart w:id="154" w:name="_Toc230037142"/>
-      <w:bookmarkStart w:id="155" w:name="черновой-граф"/>
-      <w:bookmarkStart w:id="156" w:name="_Toc230090722"/>
+      <w:bookmarkStart w:id="155" w:name="_Toc230090722"/>
+      <w:bookmarkStart w:id="156" w:name="черновой-граф"/>
       <w:r>
         <w:t>2.7.1 Черновой граф</w:t>
       </w:r>
       <w:bookmarkEnd w:id="154"/>
-      <w:bookmarkEnd w:id="156"/>
+      <w:bookmarkEnd w:id="155"/>
     </w:p>
     <w:p>
       <w:pPr>
@@ -14740,7 +15686,15 @@
         <w:jc w:val="both"/>
       </w:pPr>
       <w:r>
-        <w:t xml:space="preserve">Решение даёт три выигрыша одновременно. Граф можно сериализовать в любом состоянии, не теряя частичный результат при ошибке. Неполный узел сразу показывает пользователю, </w:t>
+        <w:t xml:space="preserve">Решение даёт три выигрыша одновременно. Граф можно </w:t>
+      </w:r>
+      <w:proofErr w:type="spellStart"/>
+      <w:r>
+        <w:t>сериализовать</w:t>
+      </w:r>
+      <w:proofErr w:type="spellEnd"/>
+      <w:r>
+        <w:t xml:space="preserve"> в любом состоянии, не теряя частичный результат при ошибке. Неполный узел сразу показывает пользователю, </w:t>
       </w:r>
       <w:r>
         <w:rPr>
@@ -14760,7 +15714,15 @@
         <w:t>где</w:t>
       </w:r>
       <w:r>
-        <w:t xml:space="preserve"> искать причину. При полном графе он детерминированно преобразуется в стандартную модель RDF, которая и поступает в коннектор.</w:t>
+        <w:t xml:space="preserve"> искать причину. При полном графе он </w:t>
+      </w:r>
+      <w:proofErr w:type="spellStart"/>
+      <w:r>
+        <w:t>детерминированно</w:t>
+      </w:r>
+      <w:proofErr w:type="spellEnd"/>
+      <w:r>
+        <w:t xml:space="preserve"> преобразуется в стандартную модель RDF, которая и поступает в коннектор.</w:t>
       </w:r>
     </w:p>
     <w:p>
@@ -14768,14 +15730,14 @@
         <w:pStyle w:val="4"/>
       </w:pPr>
       <w:bookmarkStart w:id="157" w:name="_Toc230037143"/>
-      <w:bookmarkStart w:id="158" w:name="двухслойная-модель-черновик-правки"/>
-      <w:bookmarkStart w:id="159" w:name="_Toc230090723"/>
-      <w:bookmarkEnd w:id="155"/>
+      <w:bookmarkStart w:id="158" w:name="_Toc230090723"/>
+      <w:bookmarkStart w:id="159" w:name="двухслойная-модель-черновик-правки"/>
+      <w:bookmarkEnd w:id="156"/>
       <w:r>
         <w:t>2.7.2 Двухслойная модель «черновик + правки»</w:t>
       </w:r>
       <w:bookmarkEnd w:id="157"/>
-      <w:bookmarkEnd w:id="159"/>
+      <w:bookmarkEnd w:id="158"/>
     </w:p>
     <w:p>
       <w:pPr>
@@ -14812,12 +15774,21 @@
       <w:r>
         <w:t xml:space="preserve">Слои сохраняются в разных файлах. При повторной автоматической сборке правки не теряются и применяются к новой версии черновика — в той мере, в которой согласованы с ней. Этот подход иногда называют </w:t>
       </w:r>
+      <w:proofErr w:type="spellStart"/>
       <w:r>
         <w:rPr>
           <w:i/>
           <w:iCs/>
         </w:rPr>
-        <w:t>override-редактированием</w:t>
+        <w:t>override</w:t>
+      </w:r>
+      <w:proofErr w:type="spellEnd"/>
+      <w:r>
+        <w:rPr>
+          <w:i/>
+          <w:iCs/>
+        </w:rPr>
+        <w:t>-редактированием</w:t>
       </w:r>
       <w:r>
         <w:t>: автоматическая повторяемость сосуществует с возможностью точечного ручного вмешательства.</w:t>
@@ -14828,15 +15799,15 @@
         <w:pStyle w:val="4"/>
       </w:pPr>
       <w:bookmarkStart w:id="160" w:name="_Toc230037144"/>
-      <w:bookmarkStart w:id="161" w:name="Xc1201297eed497f16afaaf517a175f353c49fd5"/>
-      <w:bookmarkStart w:id="162" w:name="_Toc230090724"/>
-      <w:bookmarkEnd w:id="158"/>
+      <w:bookmarkStart w:id="161" w:name="_Toc230090724"/>
+      <w:bookmarkStart w:id="162" w:name="Xc1201297eed497f16afaaf517a175f353c49fd5"/>
+      <w:bookmarkEnd w:id="159"/>
       <w:r>
         <w:lastRenderedPageBreak/>
         <w:t>2.7.3 Дополнительные факты и схема соотношения знаний</w:t>
       </w:r>
       <w:bookmarkEnd w:id="160"/>
-      <w:bookmarkEnd w:id="162"/>
+      <w:bookmarkEnd w:id="161"/>
     </w:p>
     <w:p>
       <w:pPr>
@@ -14928,28 +15899,28 @@
         <w:pStyle w:val="3"/>
       </w:pPr>
       <w:bookmarkStart w:id="163" w:name="_Toc230037145"/>
-      <w:bookmarkStart w:id="164" w:name="X7098d65fab1065b5a558d96513307ee5630caf7"/>
-      <w:bookmarkStart w:id="165" w:name="_Toc230090725"/>
-      <w:bookmarkEnd w:id="152"/>
-      <w:bookmarkEnd w:id="161"/>
+      <w:bookmarkStart w:id="164" w:name="_Toc230090725"/>
+      <w:bookmarkStart w:id="165" w:name="X7098d65fab1065b5a558d96513307ee5630caf7"/>
+      <w:bookmarkEnd w:id="153"/>
+      <w:bookmarkEnd w:id="162"/>
       <w:r>
         <w:t>2.8 Интеграция знаний в онтологическую модель</w:t>
       </w:r>
       <w:bookmarkEnd w:id="163"/>
-      <w:bookmarkEnd w:id="165"/>
+      <w:bookmarkEnd w:id="164"/>
     </w:p>
     <w:p>
       <w:pPr>
         <w:pStyle w:val="4"/>
       </w:pPr>
       <w:bookmarkStart w:id="166" w:name="_Toc230037146"/>
-      <w:bookmarkStart w:id="167" w:name="политики-слияния"/>
-      <w:bookmarkStart w:id="168" w:name="_Toc230090726"/>
+      <w:bookmarkStart w:id="167" w:name="_Toc230090726"/>
+      <w:bookmarkStart w:id="168" w:name="политики-слияния"/>
       <w:r>
         <w:t>2.8.1 Политики слияния</w:t>
       </w:r>
       <w:bookmarkEnd w:id="166"/>
-      <w:bookmarkEnd w:id="168"/>
+      <w:bookmarkEnd w:id="167"/>
     </w:p>
     <w:p>
       <w:pPr>
@@ -14985,17 +15956,27 @@
     </w:p>
     <w:p>
       <w:pPr>
+        <w:jc w:val="both"/>
+      </w:pPr>
+      <w:r>
+        <w:t xml:space="preserve">Преимущество подхода: логика слияния описана в </w:t>
+      </w:r>
+      <w:proofErr w:type="spellStart"/>
+      <w:r>
+        <w:t>TBox</w:t>
+      </w:r>
+      <w:proofErr w:type="spellEnd"/>
+      <w:r>
+        <w:t>, а не «зашита» в коде; добавление новых свойств не требует доработки модуля интеграции — новое свойство автоматически получает политику по умолчанию.</w:t>
+      </w:r>
+    </w:p>
+    <w:p>
+      <w:pPr>
         <w:ind w:firstLine="0"/>
         <w:jc w:val="both"/>
       </w:pPr>
       <w:r>
-        <w:t xml:space="preserve">Таблица </w:t>
-      </w:r>
-      <w:r>
-        <w:t>4</w:t>
-      </w:r>
-      <w:r>
-        <w:t xml:space="preserve"> — Политики слияния значений предикатов</w:t>
+        <w:t>Таблица 4 — Политики слияния значений предикатов</w:t>
       </w:r>
     </w:p>
     <w:tbl>
@@ -15031,6 +16012,7 @@
               <w:jc w:val="both"/>
             </w:pPr>
             <w:r>
+              <w:lastRenderedPageBreak/>
               <w:t>Политика</w:t>
             </w:r>
           </w:p>
@@ -15089,7 +16071,15 @@
               <w:jc w:val="both"/>
             </w:pPr>
             <w:r>
-              <w:t>Single-valued, неизменное: новый факт полностью замещает существующие для (s, p)</w:t>
+              <w:t>Single-</w:t>
+            </w:r>
+            <w:proofErr w:type="spellStart"/>
+            <w:r>
+              <w:t>valued</w:t>
+            </w:r>
+            <w:proofErr w:type="spellEnd"/>
+            <w:r>
+              <w:t>, неизменное: новый факт полностью замещает существующие для (s, p)</w:t>
             </w:r>
           </w:p>
         </w:tc>
@@ -15119,7 +16109,6 @@
               <w:jc w:val="both"/>
             </w:pPr>
             <w:r>
-              <w:lastRenderedPageBreak/>
               <w:t>Замена по дате</w:t>
             </w:r>
           </w:p>
@@ -15134,7 +16123,23 @@
               <w:jc w:val="both"/>
             </w:pPr>
             <w:r>
-              <w:t>Single-valued, временное: новый факт замещает существующее только при бóльшей эффективной дате</w:t>
+              <w:t>Single-</w:t>
+            </w:r>
+            <w:proofErr w:type="spellStart"/>
+            <w:r>
+              <w:t>valued</w:t>
+            </w:r>
+            <w:proofErr w:type="spellEnd"/>
+            <w:r>
+              <w:t xml:space="preserve">, временное: новый факт замещает существующее только при </w:t>
+            </w:r>
+            <w:proofErr w:type="spellStart"/>
+            <w:r>
+              <w:t>бóльшей</w:t>
+            </w:r>
+            <w:proofErr w:type="spellEnd"/>
+            <w:r>
+              <w:t xml:space="preserve"> эффективной дате</w:t>
             </w:r>
           </w:p>
         </w:tc>
@@ -15178,7 +16183,15 @@
               <w:jc w:val="both"/>
             </w:pPr>
             <w:r>
-              <w:t>Multi-valued: новый факт добавляется без замещения</w:t>
+              <w:t>Multi-</w:t>
+            </w:r>
+            <w:proofErr w:type="spellStart"/>
+            <w:r>
+              <w:t>valued</w:t>
+            </w:r>
+            <w:proofErr w:type="spellEnd"/>
+            <w:r>
+              <w:t>: новый факт добавляется без замещения</w:t>
             </w:r>
           </w:p>
         </w:tc>
@@ -15200,25 +16213,17 @@
     </w:tbl>
     <w:p>
       <w:pPr>
-        <w:jc w:val="both"/>
-      </w:pPr>
-      <w:r>
-        <w:t>Преимущество подхода: логика слияния описана в TBox, а не «зашита» в коде; добавление новых свойств не требует доработки модуля интеграции — новое свойство автоматически получает политику по умолчанию.</w:t>
-      </w:r>
-    </w:p>
-    <w:p>
-      <w:pPr>
         <w:pStyle w:val="4"/>
       </w:pPr>
       <w:bookmarkStart w:id="169" w:name="_Toc230037147"/>
-      <w:bookmarkStart w:id="170" w:name="эффективная-дата-документа"/>
-      <w:bookmarkStart w:id="171" w:name="_Toc230090727"/>
-      <w:bookmarkEnd w:id="167"/>
+      <w:bookmarkStart w:id="170" w:name="_Toc230090727"/>
+      <w:bookmarkStart w:id="171" w:name="эффективная-дата-документа"/>
+      <w:bookmarkEnd w:id="168"/>
       <w:r>
         <w:t>2.8.2 Эффективная дата документа</w:t>
       </w:r>
       <w:bookmarkEnd w:id="169"/>
-      <w:bookmarkEnd w:id="171"/>
+      <w:bookmarkEnd w:id="170"/>
     </w:p>
     <w:p>
       <w:pPr>
@@ -15251,14 +16256,14 @@
         <w:pStyle w:val="4"/>
       </w:pPr>
       <w:bookmarkStart w:id="172" w:name="_Toc230037148"/>
-      <w:bookmarkStart w:id="173" w:name="согласование-с-существующими-индивидами"/>
-      <w:bookmarkStart w:id="174" w:name="_Toc230090728"/>
-      <w:bookmarkEnd w:id="170"/>
+      <w:bookmarkStart w:id="173" w:name="_Toc230090728"/>
+      <w:bookmarkStart w:id="174" w:name="согласование-с-существующими-индивидами"/>
+      <w:bookmarkEnd w:id="171"/>
       <w:r>
         <w:t>2.8.3 Согласование с существующими индивидами</w:t>
       </w:r>
       <w:bookmarkEnd w:id="172"/>
-      <w:bookmarkEnd w:id="174"/>
+      <w:bookmarkEnd w:id="173"/>
     </w:p>
     <w:p>
       <w:pPr>
@@ -15295,21 +16300,29 @@
         <w:pStyle w:val="4"/>
       </w:pPr>
       <w:bookmarkStart w:id="175" w:name="_Toc230037149"/>
-      <w:bookmarkStart w:id="176" w:name="хранение-и-журналирование"/>
-      <w:bookmarkStart w:id="177" w:name="_Toc230090729"/>
-      <w:bookmarkEnd w:id="173"/>
+      <w:bookmarkStart w:id="176" w:name="_Toc230090729"/>
+      <w:bookmarkStart w:id="177" w:name="хранение-и-журналирование"/>
+      <w:bookmarkEnd w:id="174"/>
       <w:r>
         <w:t>2.8.4 Хранение и журналирование</w:t>
       </w:r>
       <w:bookmarkEnd w:id="175"/>
-      <w:bookmarkEnd w:id="177"/>
+      <w:bookmarkEnd w:id="176"/>
     </w:p>
     <w:p>
       <w:pPr>
         <w:jc w:val="both"/>
       </w:pPr>
       <w:r>
-        <w:t xml:space="preserve">Источником истины для всего ABox служит </w:t>
+        <w:t xml:space="preserve">Источником истины для всего </w:t>
+      </w:r>
+      <w:proofErr w:type="spellStart"/>
+      <w:r>
+        <w:t>ABox</w:t>
+      </w:r>
+      <w:proofErr w:type="spellEnd"/>
+      <w:r>
+        <w:t xml:space="preserve"> служит </w:t>
       </w:r>
       <w:r>
         <w:rPr>
@@ -15329,15 +16342,28 @@
         <w:t>производные индексы</w:t>
       </w:r>
       <w:r>
-        <w:t>, при необходимости полностью пересобираемые из истории. Сборка модели выполняется лениво, с кэшированием по отпечатку истории.</w:t>
+        <w:t xml:space="preserve">, при необходимости полностью </w:t>
+      </w:r>
+      <w:proofErr w:type="spellStart"/>
+      <w:r>
+        <w:t>пересобираемые</w:t>
+      </w:r>
+      <w:proofErr w:type="spellEnd"/>
+      <w:r>
+        <w:t xml:space="preserve"> из истории. Сборка модели выполняется лениво, с кэшированием по отпечатку истории.</w:t>
       </w:r>
     </w:p>
     <w:p>
       <w:pPr>
         <w:jc w:val="both"/>
       </w:pPr>
-      <w:r>
-        <w:t>Переобработка документа реализована как «удалить запись из истории и заново выполнить слияние». Перед каждой операцией выполняется контроль целостности, что обеспечивает корректность повторных проходов: старые факты удаляются, новые встают на их место с учётом политик и эффективных дат.</w:t>
+      <w:proofErr w:type="spellStart"/>
+      <w:r>
+        <w:t>Переобработка</w:t>
+      </w:r>
+      <w:proofErr w:type="spellEnd"/>
+      <w:r>
+        <w:t xml:space="preserve"> документа реализована как «удалить запись из истории и заново выполнить слияние». Перед каждой операцией выполняется контроль целостности, что обеспечивает корректность повторных проходов: старые факты удаляются, новые встают на их место с учётом политик и эффективных дат.</w:t>
       </w:r>
     </w:p>
     <w:p>
@@ -15345,15 +16371,15 @@
         <w:pStyle w:val="3"/>
       </w:pPr>
       <w:bookmarkStart w:id="178" w:name="_Toc230037150"/>
-      <w:bookmarkStart w:id="179" w:name="программная-архитектура-системы"/>
-      <w:bookmarkStart w:id="180" w:name="_Toc230090730"/>
-      <w:bookmarkEnd w:id="164"/>
-      <w:bookmarkEnd w:id="176"/>
+      <w:bookmarkStart w:id="179" w:name="_Toc230090730"/>
+      <w:bookmarkStart w:id="180" w:name="программная-архитектура-системы"/>
+      <w:bookmarkEnd w:id="165"/>
+      <w:bookmarkEnd w:id="177"/>
       <w:r>
         <w:t>2.9 Программная архитектура системы</w:t>
       </w:r>
       <w:bookmarkEnd w:id="178"/>
-      <w:bookmarkEnd w:id="180"/>
+      <w:bookmarkEnd w:id="179"/>
     </w:p>
     <w:p>
       <w:pPr>
@@ -15403,7 +16429,15 @@
         <w:t>Слой ядра</w:t>
       </w:r>
       <w:r>
-        <w:t xml:space="preserve"> — переиспользуемые средства, доступные коду шаблонов: модель документа, декларативный язык извлечения, концепты, построитель графа, контракт шаблона и его валидация. Самый </w:t>
+        <w:t xml:space="preserve"> — </w:t>
+      </w:r>
+      <w:proofErr w:type="spellStart"/>
+      <w:r>
+        <w:t>переиспользуемые</w:t>
+      </w:r>
+      <w:proofErr w:type="spellEnd"/>
+      <w:r>
+        <w:t xml:space="preserve"> средства, доступные коду шаблонов: модель документа, декларативный язык извлечения, концепты, построитель графа, контракт шаблона и его валидация. Самый </w:t>
       </w:r>
       <w:r>
         <w:lastRenderedPageBreak/>
@@ -15427,7 +16461,15 @@
         <w:t>Слой модулей конвейера</w:t>
       </w:r>
       <w:r>
-        <w:t xml:space="preserve"> содержит реализации пяти стадий. Каждый модуль зависит от ядра и описаний данных, но не от других модулей; их последовательность задаёт оркестрация.</w:t>
+        <w:t xml:space="preserve"> содержит реализации пяти стадий. Каждый модуль зависит от ядра и описаний данных, но не от других модулей; их последовательность задаёт </w:t>
+      </w:r>
+      <w:proofErr w:type="spellStart"/>
+      <w:r>
+        <w:t>оркестрация</w:t>
+      </w:r>
+      <w:proofErr w:type="spellEnd"/>
+      <w:r>
+        <w:t>.</w:t>
       </w:r>
     </w:p>
     <w:p>
@@ -15464,8 +16506,17 @@
           <w:b/>
           <w:bCs/>
         </w:rPr>
-        <w:t>Слой оркестрации</w:t>
-      </w:r>
+        <w:t xml:space="preserve">Слой </w:t>
+      </w:r>
+      <w:proofErr w:type="spellStart"/>
+      <w:r>
+        <w:rPr>
+          <w:b/>
+          <w:bCs/>
+        </w:rPr>
+        <w:t>оркестрации</w:t>
+      </w:r>
+      <w:proofErr w:type="spellEnd"/>
       <w:r>
         <w:t xml:space="preserve"> связывает остальные слои в единое приложение: общий контекст, конвейер, обращение к языковой модели, настройки, журналирование.</w:t>
       </w:r>
@@ -15518,22 +16569,28 @@
     </w:p>
     <w:p>
       <w:pPr>
+        <w:spacing w:after="160" w:line="278" w:lineRule="auto"/>
+        <w:ind w:firstLine="0"/>
+      </w:pPr>
+      <w:r>
+        <w:br w:type="page"/>
+      </w:r>
+    </w:p>
+    <w:p>
+      <w:pPr>
         <w:pStyle w:val="2"/>
       </w:pPr>
-      <w:r>
-        <w:br w:type="column"/>
-      </w:r>
       <w:bookmarkStart w:id="181" w:name="_Toc230037151"/>
-      <w:bookmarkStart w:id="182" w:name="глава-3.-реализация-и-апробация-системы"/>
-      <w:bookmarkStart w:id="183" w:name="_Toc230090731"/>
+      <w:bookmarkStart w:id="182" w:name="_Toc230090731"/>
+      <w:bookmarkStart w:id="183" w:name="глава-3.-реализация-и-апробация-системы"/>
       <w:bookmarkEnd w:id="64"/>
-      <w:bookmarkEnd w:id="179"/>
+      <w:bookmarkEnd w:id="180"/>
       <w:r>
         <w:lastRenderedPageBreak/>
         <w:t>3 Реализация и апробация системы</w:t>
       </w:r>
       <w:bookmarkEnd w:id="181"/>
-      <w:bookmarkEnd w:id="183"/>
+      <w:bookmarkEnd w:id="182"/>
     </w:p>
     <w:p>
       <w:pPr>
@@ -15548,13 +16605,13 @@
         <w:pStyle w:val="3"/>
       </w:pPr>
       <w:bookmarkStart w:id="184" w:name="_Toc230037152"/>
-      <w:bookmarkStart w:id="185" w:name="технологический-стек"/>
-      <w:bookmarkStart w:id="186" w:name="_Toc230090732"/>
+      <w:bookmarkStart w:id="185" w:name="_Toc230090732"/>
+      <w:bookmarkStart w:id="186" w:name="технологический-стек"/>
       <w:r>
         <w:t>3.1 Технологический стек</w:t>
       </w:r>
       <w:bookmarkEnd w:id="184"/>
-      <w:bookmarkEnd w:id="186"/>
+      <w:bookmarkEnd w:id="185"/>
     </w:p>
     <w:p>
       <w:pPr>
@@ -15720,7 +16777,15 @@
               <w:jc w:val="both"/>
             </w:pPr>
             <w:r>
-              <w:t>PySide6 (Qt 6) [24]</w:t>
+              <w:t>PySide6 (</w:t>
+            </w:r>
+            <w:proofErr w:type="spellStart"/>
+            <w:r>
+              <w:t>Qt</w:t>
+            </w:r>
+            <w:proofErr w:type="spellEnd"/>
+            <w:r>
+              <w:t xml:space="preserve"> 6) [24]</w:t>
             </w:r>
           </w:p>
         </w:tc>
@@ -15763,8 +16828,13 @@
               <w:ind w:firstLine="0"/>
               <w:jc w:val="both"/>
             </w:pPr>
+            <w:proofErr w:type="spellStart"/>
             <w:r>
-              <w:t>rdflib [25]</w:t>
+              <w:t>rdflib</w:t>
+            </w:r>
+            <w:proofErr w:type="spellEnd"/>
+            <w:r>
+              <w:t xml:space="preserve"> [25]</w:t>
             </w:r>
           </w:p>
         </w:tc>
@@ -15808,8 +16878,23 @@
               <w:jc w:val="both"/>
             </w:pPr>
             <w:r>
-              <w:t>стандартные xml.etree, zipfile</w:t>
+              <w:t xml:space="preserve">стандартные </w:t>
             </w:r>
+            <w:proofErr w:type="spellStart"/>
+            <w:proofErr w:type="gramStart"/>
+            <w:r>
+              <w:t>xml.etree</w:t>
+            </w:r>
+            <w:proofErr w:type="spellEnd"/>
+            <w:proofErr w:type="gramEnd"/>
+            <w:r>
+              <w:t xml:space="preserve">, </w:t>
+            </w:r>
+            <w:proofErr w:type="spellStart"/>
+            <w:r>
+              <w:t>zipfile</w:t>
+            </w:r>
+            <w:proofErr w:type="spellEnd"/>
           </w:p>
         </w:tc>
         <w:tc>
@@ -15858,7 +16943,21 @@
               <w:rPr>
                 <w:lang w:val="en-US"/>
               </w:rPr>
-              <w:t xml:space="preserve">LibreOffice (soffice) </w:t>
+              <w:t>LibreOffice (</w:t>
+            </w:r>
+            <w:proofErr w:type="spellStart"/>
+            <w:r>
+              <w:rPr>
+                <w:lang w:val="en-US"/>
+              </w:rPr>
+              <w:t>soffice</w:t>
+            </w:r>
+            <w:proofErr w:type="spellEnd"/>
+            <w:r>
+              <w:rPr>
+                <w:lang w:val="en-US"/>
+              </w:rPr>
+              <w:t xml:space="preserve">) </w:t>
             </w:r>
             <w:r>
               <w:t>либо</w:t>
@@ -15920,8 +17019,13 @@
               <w:jc w:val="both"/>
             </w:pPr>
             <w:r>
-              <w:t>Веб-сервис ConvertAPI</w:t>
+              <w:t xml:space="preserve">Веб-сервис </w:t>
             </w:r>
+            <w:proofErr w:type="spellStart"/>
+            <w:r>
+              <w:t>ConvertAPI</w:t>
+            </w:r>
+            <w:proofErr w:type="spellEnd"/>
           </w:p>
         </w:tc>
         <w:tc>
@@ -16051,53 +17155,13 @@
               <w:ind w:firstLine="0"/>
               <w:jc w:val="both"/>
             </w:pPr>
+            <w:proofErr w:type="spellStart"/>
             <w:r>
-              <w:t>pydantic, стандартный json</w:t>
+              <w:t>pydantic</w:t>
             </w:r>
-          </w:p>
-        </w:tc>
-        <w:tc>
-          <w:tcPr>
-            <w:tcW w:w="1264" w:type="dxa"/>
-          </w:tcPr>
-          <w:p>
-            <w:pPr>
-              <w:ind w:firstLine="0"/>
-              <w:jc w:val="both"/>
-            </w:pPr>
+            <w:proofErr w:type="spellEnd"/>
             <w:r>
-              <w:t>—</w:t>
-            </w:r>
-          </w:p>
-        </w:tc>
-      </w:tr>
-      <w:tr>
-        <w:tc>
-          <w:tcPr>
-            <w:tcW w:w="2258" w:type="dxa"/>
-          </w:tcPr>
-          <w:p>
-            <w:pPr>
-              <w:ind w:firstLine="0"/>
-              <w:jc w:val="both"/>
-            </w:pPr>
-            <w:r>
-              <w:lastRenderedPageBreak/>
-              <w:t>Подсветка синтаксиса в интерфейсе</w:t>
-            </w:r>
-          </w:p>
-        </w:tc>
-        <w:tc>
-          <w:tcPr>
-            <w:tcW w:w="5812" w:type="dxa"/>
-          </w:tcPr>
-          <w:p>
-            <w:pPr>
-              <w:ind w:firstLine="0"/>
-              <w:jc w:val="both"/>
-            </w:pPr>
-            <w:r>
-              <w:t>Pygments + Markdown2</w:t>
+              <w:t>, стандартный json</w:t>
             </w:r>
           </w:p>
         </w:tc>
@@ -16132,13 +17196,18 @@
         <w:t>Python 3.11</w:t>
       </w:r>
       <w:r>
-        <w:t xml:space="preserve"> в качестве и языка приложения, и языка шаблонов снимает необходимость в собственном предметно-ориентированном формате и снижает порог входа для авторов шаблонов. Экосистема языка покрывает все ключевые подзадачи зрелыми библиотеками.</w:t>
+        <w:t xml:space="preserve"> в качестве и языка приложения, и языка шаблонов снимает необходимость в собственном предметно-ориентированном </w:t>
+      </w:r>
+      <w:r>
+        <w:lastRenderedPageBreak/>
+        <w:t>формате и снижает порог входа для авторов шаблонов. Экосистема языка покрывает все ключевые подзадачи зрелыми библиотеками.</w:t>
       </w:r>
     </w:p>
     <w:p>
       <w:pPr>
         <w:jc w:val="both"/>
       </w:pPr>
+      <w:proofErr w:type="spellStart"/>
       <w:r>
         <w:rPr>
           <w:b/>
@@ -16146,8 +17215,41 @@
         </w:rPr>
         <w:t>rdflib</w:t>
       </w:r>
-      <w:r>
-        <w:t xml:space="preserve"> [25] используется только как внутренний контейнер итогового RDF-графа документа. Сборка графа в шаблоне идёт не через rdflib, а через собственный построитель TemplateGraphBuilder, скрывающий работу с триплетами за операциями уровня предметной области (см. 2.7). Это сократило набор операций, доступных автору, до минимально необходимого и устранило типичные при прямой работе с rdflib ошибки (неконсистентные пространства имён, неправильно типизированные литералы).</w:t>
+      <w:proofErr w:type="spellEnd"/>
+      <w:r>
+        <w:t xml:space="preserve"> [25] используется только как внутренний контейнер итогового RDF-графа документа. Сборка графа в шаблоне идёт не через </w:t>
+      </w:r>
+      <w:proofErr w:type="spellStart"/>
+      <w:r>
+        <w:t>rdflib</w:t>
+      </w:r>
+      <w:proofErr w:type="spellEnd"/>
+      <w:r>
+        <w:t xml:space="preserve">, а через собственный построитель </w:t>
+      </w:r>
+      <w:proofErr w:type="spellStart"/>
+      <w:r>
+        <w:t>TemplateGraphBuilder</w:t>
+      </w:r>
+      <w:proofErr w:type="spellEnd"/>
+      <w:r>
+        <w:t xml:space="preserve">, скрывающий работу с триплетами за операциями уровня предметной области (см. 2.7). Это сократило набор операций, доступных автору, до минимально необходимого и устранило типичные при прямой работе с </w:t>
+      </w:r>
+      <w:proofErr w:type="spellStart"/>
+      <w:r>
+        <w:t>rdflib</w:t>
+      </w:r>
+      <w:proofErr w:type="spellEnd"/>
+      <w:r>
+        <w:t xml:space="preserve"> ошибки (</w:t>
+      </w:r>
+      <w:proofErr w:type="spellStart"/>
+      <w:r>
+        <w:t>неконсистентные</w:t>
+      </w:r>
+      <w:proofErr w:type="spellEnd"/>
+      <w:r>
+        <w:t xml:space="preserve"> пространства имён, неправильно типизированные литералы).</w:t>
       </w:r>
     </w:p>
     <w:p>
@@ -16162,7 +17264,15 @@
         <w:t>pymorphy3</w:t>
       </w:r>
       <w:r>
-        <w:t xml:space="preserve"> [13] применяется концептом PersonConcept для приведения частей ФИО к именительному падежу (см. 3.2.2).</w:t>
+        <w:t xml:space="preserve"> [13] применяется концептом </w:t>
+      </w:r>
+      <w:proofErr w:type="spellStart"/>
+      <w:r>
+        <w:t>PersonConcept</w:t>
+      </w:r>
+      <w:proofErr w:type="spellEnd"/>
+      <w:r>
+        <w:t xml:space="preserve"> для приведения частей ФИО к именительному падежу (см. 3.2.2).</w:t>
       </w:r>
     </w:p>
     <w:p>
@@ -16180,7 +17290,47 @@
         <w:t>DOC</w:t>
       </w:r>
       <w:r>
-        <w:t xml:space="preserve"> к формату DOCX [2] выполнено через цепочку fallback: первой попыткой запускается LibreOffice (soffice --headless), при его отсутствии — Microsoft Word через COM-интерфейс (через pywin32). Цепочка выбрана так, чтобы преобразование работало без специальной настройки: на машинах сотрудников, как правило, установлен Microsoft Office; на машинах разработчика и в автоматизированных средах — LibreOffice.</w:t>
+        <w:t xml:space="preserve"> к формату DOCX [2] выполнено через цепочку </w:t>
+      </w:r>
+      <w:proofErr w:type="spellStart"/>
+      <w:r>
+        <w:t>fallback</w:t>
+      </w:r>
+      <w:proofErr w:type="spellEnd"/>
+      <w:r>
+        <w:t xml:space="preserve">: первой попыткой запускается </w:t>
+      </w:r>
+      <w:proofErr w:type="spellStart"/>
+      <w:r>
+        <w:t>LibreOffice</w:t>
+      </w:r>
+      <w:proofErr w:type="spellEnd"/>
+      <w:r>
+        <w:t xml:space="preserve"> (</w:t>
+      </w:r>
+      <w:proofErr w:type="spellStart"/>
+      <w:r>
+        <w:t>soffice</w:t>
+      </w:r>
+      <w:proofErr w:type="spellEnd"/>
+      <w:r>
+        <w:t xml:space="preserve"> --</w:t>
+      </w:r>
+      <w:proofErr w:type="spellStart"/>
+      <w:r>
+        <w:t>headless</w:t>
+      </w:r>
+      <w:proofErr w:type="spellEnd"/>
+      <w:r>
+        <w:t xml:space="preserve">), при его отсутствии — Microsoft Word через COM-интерфейс (через pywin32). Цепочка выбрана так, чтобы преобразование работало без специальной настройки: на машинах сотрудников, как правило, установлен Microsoft Office; на машинах разработчика и в автоматизированных средах — </w:t>
+      </w:r>
+      <w:proofErr w:type="spellStart"/>
+      <w:r>
+        <w:t>LibreOffice</w:t>
+      </w:r>
+      <w:proofErr w:type="spellEnd"/>
+      <w:r>
+        <w:t>.</w:t>
       </w:r>
     </w:p>
     <w:p>
@@ -16198,46 +17348,46 @@
         <w:t>большой языковой модели</w:t>
       </w:r>
       <w:r>
-        <w:t xml:space="preserve"> по умолчанию используется gpt-5.4-mini через официальный SDK OpenAI [26]. Имя модели — константа настроек, заменяется без правки кода. Выбор обоснован соотношением качества и стоимости: для задачи проверки уже извлечённых шаблоном </w:t>
+        <w:t xml:space="preserve"> по умолчанию используется gpt-5.4-mini через официальный SDK OpenAI [26]. Имя модели — константа настроек, заменяется без правки кода. Выбор обоснован соотношением качества и стоимости: для задачи проверки уже извлечённых шаблоном значений не требуется наиболее крупная модель, а задержки и затраты заметно ниже.</w:t>
+      </w:r>
+    </w:p>
+    <w:p>
+      <w:pPr>
+        <w:pStyle w:val="3"/>
+      </w:pPr>
+      <w:bookmarkStart w:id="187" w:name="_Toc230037153"/>
+      <w:bookmarkStart w:id="188" w:name="_Toc230090733"/>
+      <w:bookmarkStart w:id="189" w:name="Xf956b015f040ee324f0c2cdde4fcb4f0c66e9d2"/>
+      <w:bookmarkEnd w:id="186"/>
+      <w:r>
+        <w:t>3.2 Технические решения, заслуживающие отдельного рассмотрения</w:t>
+      </w:r>
+      <w:bookmarkEnd w:id="187"/>
+      <w:bookmarkEnd w:id="188"/>
+    </w:p>
+    <w:p>
+      <w:pPr>
+        <w:pStyle w:val="4"/>
+      </w:pPr>
+      <w:bookmarkStart w:id="190" w:name="_Toc230037154"/>
+      <w:bookmarkStart w:id="191" w:name="_Toc230090734"/>
+      <w:bookmarkStart w:id="192" w:name="X5b7686e8bd8b5d5cf3220adbb09daa220a33391"/>
+      <w:r>
+        <w:t>3.2.1 Контекст документа: ленивая загрузка ресурсов</w:t>
+      </w:r>
+      <w:bookmarkEnd w:id="190"/>
+      <w:bookmarkEnd w:id="191"/>
+    </w:p>
+    <w:p>
+      <w:pPr>
+        <w:jc w:val="both"/>
+      </w:pPr>
+      <w:r>
+        <w:t xml:space="preserve">Конвейер оперирует разнородными по объёму данными: для крупного документа унифицированное представление, результат извлечения полей, черновой граф и загруженный код шаблона суммарно занимают существенный объём памяти. Передача этих данных через все уровни вызовов в виде явных </w:t>
       </w:r>
       <w:r>
         <w:lastRenderedPageBreak/>
-        <w:t>значений не требуется наиболее крупная модель, а задержки и затраты заметно ниже.</w:t>
-      </w:r>
-    </w:p>
-    <w:p>
-      <w:pPr>
-        <w:pStyle w:val="3"/>
-      </w:pPr>
-      <w:bookmarkStart w:id="187" w:name="_Toc230037153"/>
-      <w:bookmarkStart w:id="188" w:name="Xf956b015f040ee324f0c2cdde4fcb4f0c66e9d2"/>
-      <w:bookmarkStart w:id="189" w:name="_Toc230090733"/>
-      <w:bookmarkEnd w:id="185"/>
-      <w:r>
-        <w:t>3.2 Технические решения, заслуживающие отдельного рассмотрения</w:t>
-      </w:r>
-      <w:bookmarkEnd w:id="187"/>
-      <w:bookmarkEnd w:id="189"/>
-    </w:p>
-    <w:p>
-      <w:pPr>
-        <w:pStyle w:val="4"/>
-      </w:pPr>
-      <w:bookmarkStart w:id="190" w:name="_Toc230037154"/>
-      <w:bookmarkStart w:id="191" w:name="X5b7686e8bd8b5d5cf3220adbb09daa220a33391"/>
-      <w:bookmarkStart w:id="192" w:name="_Toc230090734"/>
-      <w:r>
-        <w:t>3.2.1 Контекст документа: ленивая загрузка ресурсов</w:t>
-      </w:r>
-      <w:bookmarkEnd w:id="190"/>
-      <w:bookmarkEnd w:id="192"/>
-    </w:p>
-    <w:p>
-      <w:pPr>
-        <w:jc w:val="both"/>
-      </w:pPr>
-      <w:r>
-        <w:t>Конвейер оперирует разнородными по объёму данными: для крупного документа унифицированное представление, результат извлечения полей, черновой граф и загруженный код шаблона суммарно занимают существенный объём памяти. Передача этих данных через все уровни вызовов в виде явных параметров затрудняла бы сигнатуры функций и приводила бы к загрузке заведомо ненужных данных.</w:t>
+        <w:t>параметров затрудняла бы сигнатуры функций и приводила бы к загрузке заведомо ненужных данных.</w:t>
       </w:r>
     </w:p>
     <w:p>
@@ -16255,11 +17405,35 @@
         <w:t>контекст документа</w:t>
       </w:r>
       <w:r>
-        <w:t xml:space="preserve"> DocumentContext — с ленивой загрузкой данных по требованию и автоматическим освобождением по завершении обработки. Каждое тяжёлое поле объявлено парой свойств @property и @property.setter: при первом обращении выполняется чтение из файла, при последующих — возврат закэшированного значения, при присваивании — замена кэша. Жизненный</w:t>
-      </w:r>
-      <w:r>
         <w:t xml:space="preserve"> </w:t>
       </w:r>
+      <w:proofErr w:type="spellStart"/>
+      <w:r>
+        <w:t>DocumentContext</w:t>
+      </w:r>
+      <w:proofErr w:type="spellEnd"/>
+      <w:r>
+        <w:t xml:space="preserve"> — с ленивой загрузкой данных по требованию и автоматическим освобождением по завершении обработки. Каждое тяжёлое поле объявлено парой свойств @property и @</w:t>
+      </w:r>
+      <w:proofErr w:type="gramStart"/>
+      <w:r>
+        <w:t>property.setter</w:t>
+      </w:r>
+      <w:proofErr w:type="gramEnd"/>
+      <w:r>
+        <w:t xml:space="preserve">: при первом обращении выполняется чтение из файла, при последующих — возврат </w:t>
+      </w:r>
+      <w:proofErr w:type="spellStart"/>
+      <w:r>
+        <w:t>закэшированного</w:t>
+      </w:r>
+      <w:proofErr w:type="spellEnd"/>
+      <w:r>
+        <w:t xml:space="preserve"> значения, при присваивании — замена кэша. Жизненный</w:t>
+      </w:r>
+      <w:r>
+        <w:t xml:space="preserve"> </w:t>
+      </w:r>
       <w:r>
         <w:t>цикл</w:t>
       </w:r>
@@ -16308,7 +17482,31 @@
         <w:jc w:val="both"/>
       </w:pPr>
       <w:r>
-        <w:t>Использование на уровне конвейера сводится к одной обёртке with, после выхода из которой все тяжёлые объекты автоматически освобождаются. Решение даёт сразу прозрачность сигнатур (модули конвейера принимают единственный аргумент ctx), экономию памяти (чтение файлов происходит только при первом обращении к соответствующему полю) и гарантированное освобождение ресурсов независимо от пути выхода — включая исключения и ранние return.</w:t>
+        <w:t xml:space="preserve">Использование на уровне конвейера сводится к одной обёртке </w:t>
+      </w:r>
+      <w:proofErr w:type="spellStart"/>
+      <w:r>
+        <w:t>with</w:t>
+      </w:r>
+      <w:proofErr w:type="spellEnd"/>
+      <w:r>
+        <w:t xml:space="preserve">, после выхода из которой все тяжёлые объекты автоматически освобождаются. Решение даёт сразу прозрачность сигнатур (модули конвейера принимают единственный аргумент </w:t>
+      </w:r>
+      <w:proofErr w:type="spellStart"/>
+      <w:r>
+        <w:t>ctx</w:t>
+      </w:r>
+      <w:proofErr w:type="spellEnd"/>
+      <w:r>
+        <w:t xml:space="preserve">), экономию памяти (чтение файлов происходит только при первом обращении к соответствующему полю) и гарантированное освобождение ресурсов независимо от пути выхода — включая исключения и ранние </w:t>
+      </w:r>
+      <w:proofErr w:type="spellStart"/>
+      <w:r>
+        <w:t>return</w:t>
+      </w:r>
+      <w:proofErr w:type="spellEnd"/>
+      <w:r>
+        <w:t>.</w:t>
       </w:r>
     </w:p>
     <w:p>
@@ -16316,21 +17514,29 @@
         <w:pStyle w:val="4"/>
       </w:pPr>
       <w:bookmarkStart w:id="193" w:name="_Toc230037155"/>
-      <w:bookmarkStart w:id="194" w:name="X94314a0f801d2b3a6b2983386fb98ae7bf6446d"/>
-      <w:bookmarkStart w:id="195" w:name="_Toc230090735"/>
-      <w:bookmarkEnd w:id="191"/>
+      <w:bookmarkStart w:id="194" w:name="_Toc230090735"/>
+      <w:bookmarkStart w:id="195" w:name="X94314a0f801d2b3a6b2983386fb98ae7bf6446d"/>
+      <w:bookmarkEnd w:id="192"/>
       <w:r>
         <w:t>3.2.2 Морфологическое приведение ФИО</w:t>
       </w:r>
       <w:bookmarkEnd w:id="193"/>
-      <w:bookmarkEnd w:id="195"/>
+      <w:bookmarkEnd w:id="194"/>
     </w:p>
     <w:p>
       <w:pPr>
         <w:jc w:val="both"/>
       </w:pPr>
       <w:r>
-        <w:t xml:space="preserve">Концепт PersonConcept отвечает за идентификацию индивидов класса </w:t>
+        <w:t xml:space="preserve">Концепт </w:t>
+      </w:r>
+      <w:proofErr w:type="spellStart"/>
+      <w:r>
+        <w:t>PersonConcept</w:t>
+      </w:r>
+      <w:proofErr w:type="spellEnd"/>
+      <w:r>
+        <w:t xml:space="preserve"> отвечает за идентификацию индивидов класса </w:t>
       </w:r>
       <w:r>
         <w:rPr>
@@ -16340,19 +17546,35 @@
         <w:t>Персона</w:t>
       </w:r>
       <w:r>
-        <w:t xml:space="preserve">. IRI вычисляется как хеш от ключа «фамилия в нижнем регистре + инициал имени + инициал отчества»; все три части предварительно приводятся к именительному падежу — без этого упоминания «Соломенникову Николаю Александровичу» в дательном падеже и </w:t>
+        <w:t xml:space="preserve">. IRI вычисляется как </w:t>
+      </w:r>
+      <w:proofErr w:type="spellStart"/>
+      <w:r>
+        <w:t>хеш</w:t>
+      </w:r>
+      <w:proofErr w:type="spellEnd"/>
+      <w:r>
+        <w:t xml:space="preserve"> от ключа «фамилия в нижнем регистре + инициал имени + инициал отчества»; все три части предварительно приводятся к именительному падежу — без этого упоминания «</w:t>
+      </w:r>
+      <w:proofErr w:type="spellStart"/>
+      <w:r>
+        <w:t>Соломенникову</w:t>
+      </w:r>
+      <w:proofErr w:type="spellEnd"/>
+      <w:r>
+        <w:t xml:space="preserve"> Николаю Александровичу» в дательном падеже и «Соломенников Николай Александрович» в именительном получили бы разные идентификаторы.</w:t>
+      </w:r>
+    </w:p>
+    <w:p>
+      <w:pPr>
+        <w:jc w:val="both"/>
+      </w:pPr>
+      <w:r>
+        <w:t xml:space="preserve">Морфологический разбор выполняется средствами pymorphy3 [13]. Прямое применение разбора, однако, ошибочно: для большинства частей ФИО анализатор возвращает несколько вариантов разбора, и без фильтра выбирается случайный омонимичный. Например, «Соломенников» без фильтра читается как множественное число существительного «соломенник» </w:t>
       </w:r>
       <w:r>
         <w:lastRenderedPageBreak/>
-        <w:t>«Соломенников Николай Александрович» в именительном получили бы разные идентификаторы.</w:t>
-      </w:r>
-    </w:p>
-    <w:p>
-      <w:pPr>
-        <w:jc w:val="both"/>
-      </w:pPr>
-      <w:r>
-        <w:t>Морфологический разбор выполняется средствами pymorphy3 [13]. Прямое применение разбора, однако, ошибочно: для большинства частей ФИО анализатор возвращает несколько вариантов разбора, и без фильтра выбирается случайный омонимичный. Например, «Соломенников» без фильтра читается как множественное число существительного «соломенник» и приводится к «Соломенники». Чтобы этого избежать, из разборов отбираются только варианты с тегами фамилии, имени или отчества</w:t>
+        <w:t>и приводится к «Соломенники». Чтобы этого избежать, из разборов отбираются только варианты с тегами фамилии, имени или отчества</w:t>
       </w:r>
       <w:r>
         <w:t>.</w:t>
@@ -16403,15 +17625,14 @@
         <w:pStyle w:val="4"/>
       </w:pPr>
       <w:bookmarkStart w:id="196" w:name="_Toc230037156"/>
-      <w:bookmarkStart w:id="197" w:name="X6725fe1f4c1a3ecf1796401b2b5b4a60a2cafe8"/>
-      <w:bookmarkStart w:id="198" w:name="_Toc230090736"/>
-      <w:bookmarkEnd w:id="194"/>
-      <w:r>
-        <w:lastRenderedPageBreak/>
+      <w:bookmarkStart w:id="197" w:name="_Toc230090736"/>
+      <w:bookmarkStart w:id="198" w:name="X6725fe1f4c1a3ecf1796401b2b5b4a60a2cafe8"/>
+      <w:bookmarkEnd w:id="195"/>
+      <w:r>
         <w:t>3.2.3 Структурная валидация шаблона через статический анализ</w:t>
       </w:r>
       <w:bookmarkEnd w:id="196"/>
-      <w:bookmarkEnd w:id="198"/>
+      <w:bookmarkEnd w:id="197"/>
     </w:p>
     <w:p>
       <w:pPr>
@@ -16465,7 +17686,24 @@
         <w:jc w:val="both"/>
       </w:pPr>
       <w:r>
-        <w:t>Категория согласованности с онтологией выполняет аналогичный обход: извлекаются все обращения к объекту ONTO (программное представление пространства имён онтологии) — как через атрибут (ONTO.Студент), так и через индекс (ONTO["имеетВКР"]). Имена сверяются с фактическим перечнем терминов схемы. При несовпадении выдаётся предупреждение с подсказкой ближайшего по написанию имени, что облегчает обнаружение опечаток</w:t>
+        <w:lastRenderedPageBreak/>
+        <w:t>Категория согласованности с онтологией выполняет аналогичный обход: извлекаются все обращения к объекту ONTO (программное представление пространства имён онтологии) — как через атрибут (</w:t>
+      </w:r>
+      <w:proofErr w:type="spellStart"/>
+      <w:r>
+        <w:t>ONTO.Студент</w:t>
+      </w:r>
+      <w:proofErr w:type="spellEnd"/>
+      <w:r>
+        <w:t>), так и через индекс (ONTO["</w:t>
+      </w:r>
+      <w:proofErr w:type="spellStart"/>
+      <w:r>
+        <w:t>имеетВКР</w:t>
+      </w:r>
+      <w:proofErr w:type="spellEnd"/>
+      <w:r>
+        <w:t>"]). Имена сверяются с фактическим перечнем терминов схемы. При несовпадении выдаётся предупреждение с подсказкой ближайшего по написанию имени, что облегчает обнаружение опечаток</w:t>
       </w:r>
       <w:r>
         <w:t>.</w:t>
@@ -16476,55 +17714,112 @@
         <w:pStyle w:val="4"/>
       </w:pPr>
       <w:bookmarkStart w:id="199" w:name="_Toc230037157"/>
-      <w:bookmarkStart w:id="200" w:name="контракт-ответа-языковой-модели"/>
-      <w:bookmarkStart w:id="201" w:name="_Toc230090737"/>
-      <w:bookmarkEnd w:id="197"/>
+      <w:bookmarkStart w:id="200" w:name="_Toc230090737"/>
+      <w:bookmarkStart w:id="201" w:name="контракт-ответа-языковой-модели"/>
+      <w:bookmarkEnd w:id="198"/>
       <w:r>
         <w:t>3.2.4 Контракт ответа языковой модели</w:t>
       </w:r>
       <w:bookmarkEnd w:id="199"/>
+      <w:bookmarkEnd w:id="200"/>
+    </w:p>
+    <w:p>
+      <w:pPr>
+        <w:jc w:val="both"/>
+      </w:pPr>
+      <w:r>
+        <w:t xml:space="preserve">Опыт реализации показал: качество структурированного ответа модели определяется не столько собственно её способностями, сколько детальностью описания контракта в системном </w:t>
+      </w:r>
+      <w:proofErr w:type="spellStart"/>
+      <w:r>
+        <w:t>промпте</w:t>
+      </w:r>
+      <w:proofErr w:type="spellEnd"/>
+      <w:r>
+        <w:t>. При недостаточной формализации модель регулярно возвращала неоднозначные ответы, не поддающиеся однозначному разбору.</w:t>
+      </w:r>
+    </w:p>
+    <w:p>
+      <w:pPr>
+        <w:jc w:val="both"/>
+      </w:pPr>
+      <w:r>
+        <w:t xml:space="preserve">В итоговом виде системный промпт перечисляет пять допустимых сценариев исхода для каждого поля — подтверждение, исправление, отказ при исправлении, нахождение нового значения, отказ при поиске — и накладывает явный инвариант, исключающий комбинации значений, не предусмотренные сценариями (в частности, </w:t>
+      </w:r>
+      <w:proofErr w:type="spellStart"/>
+      <w:r>
+        <w:t>status</w:t>
+      </w:r>
+      <w:proofErr w:type="spellEnd"/>
+      <w:r>
+        <w:t>=</w:t>
+      </w:r>
+      <w:proofErr w:type="spellStart"/>
+      <w:r>
+        <w:t>true</w:t>
+      </w:r>
+      <w:proofErr w:type="spellEnd"/>
+      <w:r>
+        <w:t xml:space="preserve"> с пустым значением допустим только как «подтверждение уже извлечённого шаблоном»). Разбор ответа на стороне приложения использует сценарную таблицу напрямую: для каждого поля проверяются значения </w:t>
+      </w:r>
+      <w:proofErr w:type="spellStart"/>
+      <w:r>
+        <w:t>status</w:t>
+      </w:r>
+      <w:proofErr w:type="spellEnd"/>
+      <w:r>
+        <w:t xml:space="preserve"> и </w:t>
+      </w:r>
+      <w:proofErr w:type="spellStart"/>
+      <w:r>
+        <w:t>value</w:t>
+      </w:r>
+      <w:proofErr w:type="spellEnd"/>
+      <w:r>
+        <w:t xml:space="preserve"> и применяется ровно тот переход, который предписан системой сценариев; любое отклонение фиксируется как непредвиденная ошибка.</w:t>
+      </w:r>
+    </w:p>
+    <w:p>
+      <w:pPr>
+        <w:pStyle w:val="4"/>
+      </w:pPr>
+      <w:bookmarkStart w:id="202" w:name="_Toc230037158"/>
+      <w:bookmarkStart w:id="203" w:name="_Toc230090738"/>
+      <w:bookmarkStart w:id="204" w:name="X07468e297feb060e077dc3bebf4ffcc8504a4f5"/>
       <w:bookmarkEnd w:id="201"/>
+      <w:r>
+        <w:t>3.2.5 Политики слияния как декларативные аннотации схемы</w:t>
+      </w:r>
+      <w:bookmarkEnd w:id="202"/>
+      <w:bookmarkEnd w:id="203"/>
     </w:p>
     <w:p>
       <w:pPr>
         <w:jc w:val="both"/>
       </w:pPr>
       <w:r>
-        <w:t>Опыт реализации показал: качество структурированного ответа модели определяется не столько собственно её способностями, сколько детальностью описания контракта в системном промпте. При недостаточной формализации модель регулярно возвращала неоднозначные ответы, не поддающиеся однозначному разбору.</w:t>
-      </w:r>
-    </w:p>
-    <w:p>
-      <w:pPr>
-        <w:jc w:val="both"/>
-      </w:pPr>
-      <w:r>
-        <w:t xml:space="preserve">В итоговом виде системный промпт перечисляет пять допустимых сценариев исхода для каждого поля — подтверждение, исправление, отказ при исправлении, нахождение нового значения, отказ при поиске — и накладывает явный инвариант, исключающий комбинации значений, не предусмотренные сценариями (в частности, status=true с пустым значением допустим только как «подтверждение уже извлечённого шаблоном»). Разбор ответа на стороне приложения использует сценарную таблицу напрямую: для каждого поля проверяются значения status и value и применяется ровно тот переход, который </w:t>
-      </w:r>
-      <w:r>
-        <w:lastRenderedPageBreak/>
-        <w:t>предписан системой сценариев; любое отклонение фиксируется как непредвиденная ошибка.</w:t>
-      </w:r>
-    </w:p>
-    <w:p>
-      <w:pPr>
-        <w:pStyle w:val="4"/>
-      </w:pPr>
-      <w:bookmarkStart w:id="202" w:name="_Toc230037158"/>
-      <w:bookmarkStart w:id="203" w:name="X07468e297feb060e077dc3bebf4ffcc8504a4f5"/>
-      <w:bookmarkStart w:id="204" w:name="_Toc230090738"/>
-      <w:bookmarkEnd w:id="200"/>
-      <w:r>
-        <w:t>3.2.5 Политики слияния как декларативные аннотации схемы</w:t>
-      </w:r>
-      <w:bookmarkEnd w:id="202"/>
-      <w:bookmarkEnd w:id="204"/>
-    </w:p>
-    <w:p>
-      <w:pPr>
-        <w:jc w:val="both"/>
-      </w:pPr>
-      <w:r>
-        <w:t>Политика слияния каждого предиката хранится непосредственно в TBox в виде аннотации :mergePolicy, что позволяет менять поведение слияния без правки программного кода</w:t>
+        <w:t xml:space="preserve">Политика слияния каждого предиката хранится непосредственно в </w:t>
+      </w:r>
+      <w:proofErr w:type="spellStart"/>
+      <w:r>
+        <w:t>TBox</w:t>
+      </w:r>
+      <w:proofErr w:type="spellEnd"/>
+      <w:r>
+        <w:t xml:space="preserve"> в виде </w:t>
+      </w:r>
+      <w:proofErr w:type="gramStart"/>
+      <w:r>
+        <w:t>аннотации :</w:t>
+      </w:r>
+      <w:proofErr w:type="spellStart"/>
+      <w:r>
+        <w:t>mergePolicy</w:t>
+      </w:r>
+      <w:proofErr w:type="spellEnd"/>
+      <w:proofErr w:type="gramEnd"/>
+      <w:r>
+        <w:t>, что позволяет менять поведение слияния без правки программного кода</w:t>
       </w:r>
       <w:r>
         <w:t xml:space="preserve"> (рисунок 5)</w:t>
@@ -16542,6 +17837,7 @@
         <w:rPr>
           <w:noProof/>
         </w:rPr>
+        <w:lastRenderedPageBreak/>
         <w:drawing>
           <wp:inline distT="0" distB="0" distL="0" distR="0" wp14:anchorId="22E5CAEF" wp14:editId="2EBAED04">
             <wp:extent cx="3712850" cy="4293870"/>
@@ -16621,22 +17917,34 @@
         <w:pStyle w:val="4"/>
       </w:pPr>
       <w:bookmarkStart w:id="205" w:name="_Toc230037159"/>
-      <w:bookmarkStart w:id="206" w:name="X4a8855e2970e2e3622331aec2f0643967ef644a"/>
-      <w:bookmarkStart w:id="207" w:name="_Toc230090739"/>
-      <w:bookmarkEnd w:id="203"/>
-      <w:r>
-        <w:lastRenderedPageBreak/>
-        <w:t>3.2.6 Откат документа: история как источник истины для ABox</w:t>
+      <w:bookmarkStart w:id="206" w:name="_Toc230090739"/>
+      <w:bookmarkStart w:id="207" w:name="X4a8855e2970e2e3622331aec2f0643967ef644a"/>
+      <w:bookmarkEnd w:id="204"/>
+      <w:r>
+        <w:t xml:space="preserve">3.2.6 Откат документа: история как источник истины для </w:t>
+      </w:r>
+      <w:proofErr w:type="spellStart"/>
+      <w:r>
+        <w:t>ABox</w:t>
       </w:r>
       <w:bookmarkEnd w:id="205"/>
-      <w:bookmarkEnd w:id="207"/>
+      <w:bookmarkEnd w:id="206"/>
+      <w:proofErr w:type="spellEnd"/>
     </w:p>
     <w:p>
       <w:pPr>
         <w:jc w:val="both"/>
       </w:pPr>
       <w:r>
-        <w:t xml:space="preserve">Источником истины для всего ABox служит </w:t>
+        <w:t xml:space="preserve">Источником истины для всего </w:t>
+      </w:r>
+      <w:proofErr w:type="spellStart"/>
+      <w:r>
+        <w:t>ABox</w:t>
+      </w:r>
+      <w:proofErr w:type="spellEnd"/>
+      <w:r>
+        <w:t xml:space="preserve"> служит </w:t>
       </w:r>
       <w:r>
         <w:rPr>
@@ -16646,7 +17954,15 @@
         <w:t>упорядоченная история документов</w:t>
       </w:r>
       <w:r>
-        <w:t>. Состояние общей модели не хранится отдельно: оно собирается из схемы и истории по запросу, а материализованная модель и журнал событий слияния — производные индексы, при необходимости пересобираемые из истории.</w:t>
+        <w:t xml:space="preserve">. Состояние общей модели не хранится отдельно: оно собирается из схемы и истории по запросу, а материализованная модель и журнал событий слияния — производные индексы, при необходимости </w:t>
+      </w:r>
+      <w:proofErr w:type="spellStart"/>
+      <w:r>
+        <w:t>пересобираемые</w:t>
+      </w:r>
+      <w:proofErr w:type="spellEnd"/>
+      <w:r>
+        <w:t xml:space="preserve"> из истории.</w:t>
       </w:r>
     </w:p>
     <w:p>
@@ -16654,6 +17970,7 @@
         <w:jc w:val="both"/>
       </w:pPr>
       <w:r>
+        <w:lastRenderedPageBreak/>
         <w:t xml:space="preserve">Это позволяет реализовать </w:t>
       </w:r>
       <w:r>
@@ -16746,6 +18063,7 @@
       <w:r>
         <w:t xml:space="preserve">Аналогично устроена </w:t>
       </w:r>
+      <w:proofErr w:type="spellStart"/>
       <w:r>
         <w:rPr>
           <w:i/>
@@ -16753,8 +18071,17 @@
         </w:rPr>
         <w:t>переобработка</w:t>
       </w:r>
-      <w:r>
-        <w:t>: повторное добавление — замена записи в истории и пересборка. Политики слияния применяются заново, в том числе с участием других документов.</w:t>
+      <w:proofErr w:type="spellEnd"/>
+      <w:r>
+        <w:t xml:space="preserve">: повторное добавление — замена записи в истории и </w:t>
+      </w:r>
+      <w:proofErr w:type="spellStart"/>
+      <w:r>
+        <w:t>пересборка</w:t>
+      </w:r>
+      <w:proofErr w:type="spellEnd"/>
+      <w:r>
+        <w:t>. Политики слияния применяются заново, в том числе с участием других документов.</w:t>
       </w:r>
     </w:p>
     <w:p>
@@ -16792,7 +18119,15 @@
         <w:t>Устойчивость</w:t>
       </w:r>
       <w:r>
-        <w:t xml:space="preserve">: при повреждении журнала или материализованной модели они восстанавливаются пересборкой. </w:t>
+        <w:t xml:space="preserve">: при повреждении журнала или материализованной модели они восстанавливаются </w:t>
+      </w:r>
+      <w:proofErr w:type="spellStart"/>
+      <w:r>
+        <w:t>пересборкой</w:t>
+      </w:r>
+      <w:proofErr w:type="spellEnd"/>
+      <w:r>
+        <w:t xml:space="preserve">. </w:t>
       </w:r>
       <w:r>
         <w:rPr>
@@ -16810,16 +18145,15 @@
         <w:pStyle w:val="3"/>
       </w:pPr>
       <w:bookmarkStart w:id="208" w:name="_Toc230037160"/>
-      <w:bookmarkStart w:id="209" w:name="пользовательский-интерфейс"/>
-      <w:bookmarkStart w:id="210" w:name="_Toc230090740"/>
-      <w:bookmarkEnd w:id="188"/>
-      <w:bookmarkEnd w:id="206"/>
-      <w:r>
-        <w:lastRenderedPageBreak/>
+      <w:bookmarkStart w:id="209" w:name="_Toc230090740"/>
+      <w:bookmarkStart w:id="210" w:name="пользовательский-интерфейс"/>
+      <w:bookmarkEnd w:id="189"/>
+      <w:bookmarkEnd w:id="207"/>
+      <w:r>
         <w:t>3.3 Пользовательский интерфейс</w:t>
       </w:r>
       <w:bookmarkEnd w:id="208"/>
-      <w:bookmarkEnd w:id="210"/>
+      <w:bookmarkEnd w:id="209"/>
     </w:p>
     <w:p>
       <w:pPr>
@@ -16882,20 +18216,29 @@
         <w:pStyle w:val="4"/>
       </w:pPr>
       <w:bookmarkStart w:id="211" w:name="_Toc230037161"/>
-      <w:bookmarkStart w:id="212" w:name="Xc30261b8a9bdcea8d29f90aff98b640c89978b4"/>
-      <w:bookmarkStart w:id="213" w:name="_Toc230090741"/>
-      <w:r>
+      <w:bookmarkStart w:id="212" w:name="_Toc230090741"/>
+      <w:bookmarkStart w:id="213" w:name="Xc30261b8a9bdcea8d29f90aff98b640c89978b4"/>
+      <w:r>
+        <w:lastRenderedPageBreak/>
         <w:t>3.3.1 Вкладка документов и редактор графа фактов</w:t>
       </w:r>
       <w:bookmarkEnd w:id="211"/>
-      <w:bookmarkEnd w:id="213"/>
+      <w:bookmarkEnd w:id="212"/>
     </w:p>
     <w:p>
       <w:pPr>
         <w:jc w:val="both"/>
       </w:pPr>
       <w:r>
-        <w:t xml:space="preserve">Карточка документа состоит из трёх суб-вкладок: </w:t>
+        <w:t xml:space="preserve">Карточка документа состоит из трёх </w:t>
+      </w:r>
+      <w:proofErr w:type="spellStart"/>
+      <w:r>
+        <w:t>суб</w:t>
+      </w:r>
+      <w:proofErr w:type="spellEnd"/>
+      <w:r>
+        <w:t xml:space="preserve">-вкладок: </w:t>
       </w:r>
       <w:r>
         <w:rPr>
@@ -16915,7 +18258,23 @@
         <w:t>UDDM</w:t>
       </w:r>
       <w:r>
-        <w:t xml:space="preserve"> (HTML- и tree-view-режимы с подсветкой структуры) и </w:t>
+        <w:t xml:space="preserve"> (HTML- и </w:t>
+      </w:r>
+      <w:proofErr w:type="spellStart"/>
+      <w:r>
+        <w:t>tree</w:t>
+      </w:r>
+      <w:proofErr w:type="spellEnd"/>
+      <w:r>
+        <w:t>-</w:t>
+      </w:r>
+      <w:proofErr w:type="spellStart"/>
+      <w:r>
+        <w:t>view</w:t>
+      </w:r>
+      <w:proofErr w:type="spellEnd"/>
+      <w:r>
+        <w:t xml:space="preserve">-режимы с подсветкой структуры) и </w:t>
       </w:r>
       <w:r>
         <w:rPr>
@@ -16925,7 +18284,15 @@
         <w:t>Граф</w:t>
       </w:r>
       <w:r>
-        <w:t xml:space="preserve"> (двухпанельный редактор). Над суб-вкладками — индикатор статуса с пройденными стадиями и кнопки запуска или продолжения обработки и её сброса с повторным запуском.</w:t>
+        <w:t xml:space="preserve"> (двухпанельный редактор). Над </w:t>
+      </w:r>
+      <w:proofErr w:type="spellStart"/>
+      <w:r>
+        <w:t>суб</w:t>
+      </w:r>
+      <w:proofErr w:type="spellEnd"/>
+      <w:r>
+        <w:t>-вкладками — индикатор статуса с пройденными стадиями и кнопки запуска или продолжения обработки и её сброса с повторным запуском.</w:t>
       </w:r>
     </w:p>
     <w:p>
@@ -16986,7 +18353,15 @@
         <w:t>7</w:t>
       </w:r>
       <w:r>
-        <w:t xml:space="preserve"> — Вкладка документов: суб-вкладка «Граф»</w:t>
+        <w:t xml:space="preserve"> — Вкладка документов: </w:t>
+      </w:r>
+      <w:proofErr w:type="spellStart"/>
+      <w:r>
+        <w:t>суб</w:t>
+      </w:r>
+      <w:proofErr w:type="spellEnd"/>
+      <w:r>
+        <w:t>-вкладка «Граф»</w:t>
       </w:r>
     </w:p>
     <w:p>
@@ -16994,7 +18369,15 @@
         <w:jc w:val="both"/>
       </w:pPr>
       <w:r>
-        <w:t xml:space="preserve">Наибольший функциональный интерес — суб-вкладка </w:t>
+        <w:t xml:space="preserve">Наибольший функциональный интерес — </w:t>
+      </w:r>
+      <w:proofErr w:type="spellStart"/>
+      <w:r>
+        <w:t>суб</w:t>
+      </w:r>
+      <w:proofErr w:type="spellEnd"/>
+      <w:r>
+        <w:t xml:space="preserve">-вкладка </w:t>
       </w:r>
       <w:r>
         <w:rPr>
@@ -17004,11 +18387,7 @@
         <w:t>Граф</w:t>
       </w:r>
       <w:r>
-        <w:t xml:space="preserve">. Слева отображается список узлов и триплетов: полные триплеты показаны обычным оформлением, неполные выделены цветом, отредактированные пользователем — отдельным оттенком. Справа — форма редактирования: для триплета — </w:t>
-      </w:r>
-      <w:r>
-        <w:lastRenderedPageBreak/>
-        <w:t>управление включением и исключением, для узла — ввод значения и набор вспомогательных операций.</w:t>
+        <w:t>. Слева отображается список узлов и триплетов: полные триплеты показаны обычным оформлением, неполные выделены цветом, отредактированные пользователем — отдельным оттенком. Справа — форма редактирования: для триплета — управление включением и исключением, для узла — ввод значения и набор вспомогательных операций.</w:t>
       </w:r>
     </w:p>
     <w:p>
@@ -17026,7 +18405,19 @@
         <w:t>генерации значения через концепт</w:t>
       </w:r>
       <w:r>
-        <w:t xml:space="preserve">: пользователь выбирает концепт, вводит значение в человекочитаемой форме, и интерфейс прозрачно выполняет полный цикл — разбор, нормализацию, вычисление IRI с автоматическим формированием идентифицирующих литералов или типизированного литерала; перед подтверждением показывается </w:t>
+        <w:t xml:space="preserve">: пользователь выбирает концепт, </w:t>
+      </w:r>
+      <w:r>
+        <w:lastRenderedPageBreak/>
+        <w:t xml:space="preserve">вводит значение в </w:t>
+      </w:r>
+      <w:proofErr w:type="spellStart"/>
+      <w:r>
+        <w:t>человекочитаемой</w:t>
+      </w:r>
+      <w:proofErr w:type="spellEnd"/>
+      <w:r>
+        <w:t xml:space="preserve"> форме, и интерфейс прозрачно выполняет полный цикл — разбор, нормализацию, вычисление IRI с автоматическим формированием идентифицирующих литералов или типизированного литерала; перед подтверждением показывается </w:t>
       </w:r>
       <w:r>
         <w:rPr>
@@ -17054,21 +18445,29 @@
         <w:pStyle w:val="4"/>
       </w:pPr>
       <w:bookmarkStart w:id="214" w:name="_Toc230037162"/>
-      <w:bookmarkStart w:id="215" w:name="вкладка-шаблонов"/>
-      <w:bookmarkStart w:id="216" w:name="_Toc230090742"/>
-      <w:bookmarkEnd w:id="212"/>
+      <w:bookmarkStart w:id="215" w:name="_Toc230090742"/>
+      <w:bookmarkStart w:id="216" w:name="вкладка-шаблонов"/>
+      <w:bookmarkEnd w:id="213"/>
       <w:r>
         <w:t>3.3.2 Вкладка шаблонов</w:t>
       </w:r>
       <w:bookmarkEnd w:id="214"/>
-      <w:bookmarkEnd w:id="216"/>
+      <w:bookmarkEnd w:id="215"/>
     </w:p>
     <w:p>
       <w:pPr>
         <w:jc w:val="both"/>
       </w:pPr>
       <w:r>
-        <w:t>Карточка шаблона содержит описание, исходный код с подсветкой синтаксиса (через Pygments с преобразованием в HTML), сводный отчёт о структурной валидации и кнопки операций.</w:t>
+        <w:t xml:space="preserve">Карточка шаблона содержит описание, исходный код с подсветкой синтаксиса (через </w:t>
+      </w:r>
+      <w:proofErr w:type="spellStart"/>
+      <w:r>
+        <w:t>Pygments</w:t>
+      </w:r>
+      <w:proofErr w:type="spellEnd"/>
+      <w:r>
+        <w:t xml:space="preserve"> с преобразованием в HTML), сводный отчёт о структурной валидации и кнопки операций.</w:t>
       </w:r>
     </w:p>
     <w:p>
@@ -17127,7 +18526,6 @@
         <w:jc w:val="center"/>
       </w:pPr>
       <w:r>
-        <w:lastRenderedPageBreak/>
         <w:t xml:space="preserve">Рисунок </w:t>
       </w:r>
       <w:r>
@@ -17155,7 +18553,11 @@
         <w:t>генерации шаблона</w:t>
       </w:r>
       <w:r>
-        <w:t xml:space="preserve"> запускает многошаговый сценарий автоматического создания шаблона на основе образца документа и схемы онтологии: первое обращение к языковой модели формирует описание класса документа и таблицу полей; второе обращение — по этому описанию — генерирует исполняемый код шаблона. Окончательная доводка возлагается на автора; перед использованием шаблон проходит структурную валидацию. Кнопка </w:t>
+        <w:t xml:space="preserve"> запускает многошаговый сценарий автоматического создания шаблона на основе образца документа и схемы онтологии: первое обращение к языковой модели формирует описание класса документа и таблицу полей; второе обращение — по этому описанию — генерирует исполняемый код шаблона. Окончательная доводка возлагается на </w:t>
+      </w:r>
+      <w:r>
+        <w:lastRenderedPageBreak/>
+        <w:t xml:space="preserve">автора; перед использованием шаблон проходит структурную валидацию. Кнопка </w:t>
       </w:r>
       <w:r>
         <w:rPr>
@@ -17173,14 +18575,14 @@
         <w:pStyle w:val="4"/>
       </w:pPr>
       <w:bookmarkStart w:id="217" w:name="_Toc230037163"/>
-      <w:bookmarkStart w:id="218" w:name="вкладка-онтологии-и-навигация-по-модели"/>
-      <w:bookmarkStart w:id="219" w:name="_Toc230090743"/>
-      <w:bookmarkEnd w:id="215"/>
+      <w:bookmarkStart w:id="218" w:name="_Toc230090743"/>
+      <w:bookmarkStart w:id="219" w:name="вкладка-онтологии-и-навигация-по-модели"/>
+      <w:bookmarkEnd w:id="216"/>
       <w:r>
         <w:t>3.3.3 Вкладка онтологии и навигация по модели</w:t>
       </w:r>
       <w:bookmarkEnd w:id="217"/>
-      <w:bookmarkEnd w:id="219"/>
+      <w:bookmarkEnd w:id="218"/>
     </w:p>
     <w:p>
       <w:pPr>
@@ -17266,11 +18668,7 @@
         <w:t>внутренняя навигация между связанными сущностями</w:t>
       </w:r>
       <w:r>
-        <w:t xml:space="preserve">. Каждое имя класса или индивида в карточке отображается как </w:t>
-      </w:r>
-      <w:r>
-        <w:lastRenderedPageBreak/>
-        <w:t xml:space="preserve">гиперссылка; по щелчку левая часть переключается на соответствующий объект, а правая открывает его карточку. Это позволяет переходить, например, от карточки студента — к его ВКР по связи </w:t>
+        <w:t xml:space="preserve">. Каждое имя класса или индивида в карточке отображается как гиперссылка; по щелчку левая часть переключается на соответствующий объект, а правая открывает его карточку. Это позволяет переходить, например, от карточки студента — к его ВКР по связи </w:t>
       </w:r>
       <w:r>
         <w:rPr>
@@ -17288,6 +18686,7 @@
         <w:jc w:val="both"/>
       </w:pPr>
       <w:r>
+        <w:lastRenderedPageBreak/>
         <w:t xml:space="preserve">Для каждого факта в карточке доступен диалог </w:t>
       </w:r>
       <w:r>
@@ -17306,50 +18705,50 @@
         <w:pStyle w:val="4"/>
       </w:pPr>
       <w:bookmarkStart w:id="220" w:name="_Toc230037164"/>
-      <w:bookmarkStart w:id="221" w:name="известные-ограничения-интерфейса"/>
-      <w:bookmarkStart w:id="222" w:name="_Toc230090744"/>
-      <w:bookmarkEnd w:id="218"/>
+      <w:bookmarkStart w:id="221" w:name="_Toc230090744"/>
+      <w:bookmarkStart w:id="222" w:name="известные-ограничения-интерфейса"/>
+      <w:bookmarkEnd w:id="219"/>
       <w:r>
         <w:t>3.3.4 Известные ограничения интерфейса</w:t>
       </w:r>
       <w:bookmarkEnd w:id="220"/>
+      <w:bookmarkEnd w:id="221"/>
+    </w:p>
+    <w:p>
+      <w:pPr>
+        <w:jc w:val="both"/>
+      </w:pPr>
+      <w:r>
+        <w:t>Интерфейс реализован в синхронной модели обработки событий: длительные операции (обращение к языковой модели, многошаговая генерация шаблона, прогон конвейера на крупном документе) приводят к временной невосприимчивости главного окна. Это известное ограничение, устраняемое переводом длительных операций в рабочие потоки или асинхронные задачи без изменения остальных частей системы.</w:t>
+      </w:r>
+    </w:p>
+    <w:p>
+      <w:pPr>
+        <w:pStyle w:val="3"/>
+      </w:pPr>
+      <w:bookmarkStart w:id="223" w:name="_Toc230037165"/>
+      <w:bookmarkStart w:id="224" w:name="_Toc230090745"/>
+      <w:bookmarkStart w:id="225" w:name="апробация-системы"/>
+      <w:bookmarkEnd w:id="210"/>
       <w:bookmarkEnd w:id="222"/>
-    </w:p>
-    <w:p>
-      <w:pPr>
-        <w:jc w:val="both"/>
-      </w:pPr>
-      <w:r>
-        <w:t>Интерфейс реализован в синхронной модели обработки событий: длительные операции (обращение к языковой модели, многошаговая генерация шаблона, прогон конвейера на крупном документе) приводят к временной невосприимчивости главного окна. Это известное ограничение, устраняемое переводом длительных операций в рабочие потоки или асинхронные задачи без изменения остальных частей системы.</w:t>
-      </w:r>
-    </w:p>
-    <w:p>
-      <w:pPr>
-        <w:pStyle w:val="3"/>
-      </w:pPr>
-      <w:bookmarkStart w:id="223" w:name="_Toc230037165"/>
-      <w:bookmarkStart w:id="224" w:name="апробация-системы"/>
-      <w:bookmarkStart w:id="225" w:name="_Toc230090745"/>
-      <w:bookmarkEnd w:id="209"/>
-      <w:bookmarkEnd w:id="221"/>
       <w:r>
         <w:t>3.4 Апробация системы</w:t>
       </w:r>
       <w:bookmarkEnd w:id="223"/>
-      <w:bookmarkEnd w:id="225"/>
+      <w:bookmarkEnd w:id="224"/>
     </w:p>
     <w:p>
       <w:pPr>
         <w:pStyle w:val="4"/>
       </w:pPr>
       <w:bookmarkStart w:id="226" w:name="_Toc230037166"/>
-      <w:bookmarkStart w:id="227" w:name="X4746e0731441339663a376d62aced911679d1b4"/>
-      <w:bookmarkStart w:id="228" w:name="_Toc230090746"/>
+      <w:bookmarkStart w:id="227" w:name="_Toc230090746"/>
+      <w:bookmarkStart w:id="228" w:name="X4746e0731441339663a376d62aced911679d1b4"/>
       <w:r>
         <w:t>3.4.1 Тестовый набор документов и проверенные сценарии</w:t>
       </w:r>
       <w:bookmarkEnd w:id="226"/>
-      <w:bookmarkEnd w:id="228"/>
+      <w:bookmarkEnd w:id="227"/>
     </w:p>
     <w:p>
       <w:pPr>
@@ -17376,11 +18775,14 @@
           <w:b/>
           <w:bCs/>
         </w:rPr>
+        <w:t>Полный цикл обработки документа.</w:t>
+      </w:r>
+      <w:r>
+        <w:t xml:space="preserve"> Каждый документ проведён через все пять стадий конвейера. Для всех документов конвейер достиг последней стадии без ручного вмешательства; графы фактов оказались полными; интеграция в общую модель прошла без нарушений целостности. Полученная модель содержит согласованные сведения о студенте, его ВКР, прохождении практик в двух семестрах, научных публикациях, направлении подготовки и </w:t>
+      </w:r>
+      <w:r>
         <w:lastRenderedPageBreak/>
-        <w:t>Полный цикл обработки документа.</w:t>
-      </w:r>
-      <w:r>
-        <w:t xml:space="preserve"> Каждый документ проведён через все пять стадий конвейера. Для всех документов конвейер достиг последней стадии без ручного вмешательства; графы фактов оказались полными; интеграция в общую модель прошла без нарушений целостности. Полученная модель содержит согласованные сведения о студенте, его ВКР, прохождении практик в двух семестрах, научных публикациях, направлении подготовки и профиле, учебной группе, профильных организациях прохождения практики и руководителях.</w:t>
+        <w:t>профиле, учебной группе, профильных организациях прохождения практики и руководителях.</w:t>
       </w:r>
     </w:p>
     <w:p>
@@ -17433,22 +18835,25 @@
         <w:pStyle w:val="4"/>
       </w:pPr>
       <w:bookmarkStart w:id="229" w:name="_Toc230037167"/>
-      <w:bookmarkStart w:id="230" w:name="качественная-оценка-результатов"/>
-      <w:bookmarkStart w:id="231" w:name="_Toc230090747"/>
-      <w:bookmarkEnd w:id="227"/>
+      <w:bookmarkStart w:id="230" w:name="_Toc230090747"/>
+      <w:bookmarkStart w:id="231" w:name="качественная-оценка-результатов"/>
+      <w:bookmarkEnd w:id="228"/>
+      <w:r>
+        <w:t>3.4.2 Качественная оценка результатов</w:t>
+      </w:r>
+      <w:bookmarkEnd w:id="229"/>
+      <w:bookmarkEnd w:id="230"/>
+    </w:p>
+    <w:p>
+      <w:pPr>
+        <w:jc w:val="both"/>
+      </w:pPr>
+      <w:r>
+        <w:t xml:space="preserve">По итогам апробации можно сделать следующие выводы. Полный цикл обработки документа проходит без ручного вмешательства в типичных случаях; все функциональные требования главы 1 реализованы. Воспроизводимость детерминированной части подтверждена многократными прогонами; объяснимость обеспечена сохранением полной истории извлечения и доступностью её просмотра в графическом интерфейсе. Расширяемость подтверждена опытом разработки шаблонов для разных </w:t>
+      </w:r>
       <w:r>
         <w:lastRenderedPageBreak/>
-        <w:t>3.4.2 Качественная оценка результатов</w:t>
-      </w:r>
-      <w:bookmarkEnd w:id="229"/>
-      <w:bookmarkEnd w:id="231"/>
-    </w:p>
-    <w:p>
-      <w:pPr>
-        <w:jc w:val="both"/>
-      </w:pPr>
-      <w:r>
-        <w:t>По итогам апробации можно сделать следующие выводы. Полный цикл обработки документа проходит без ручного вмешательства в типичных случаях; все функциональные требования главы 1 реализованы. Воспроизводимость детерминированной части подтверждена многократными прогонами; объяснимость обеспечена сохранением полной истории извлечения и доступностью её просмотра в графическом интерфейсе. Расширяемость подтверждена опытом разработки шаблонов для разных классов документов: подключение нового типа выполняется добавлением шаблона.</w:t>
+        <w:t>классов документов: подключение нового типа выполняется добавлением шаблона.</w:t>
       </w:r>
     </w:p>
     <w:p>
@@ -17490,16 +18895,15 @@
         <w:pStyle w:val="3"/>
       </w:pPr>
       <w:bookmarkStart w:id="232" w:name="_Toc230037168"/>
-      <w:bookmarkStart w:id="233" w:name="X391289ab07215d6e91903615e6523a366217711"/>
-      <w:bookmarkStart w:id="234" w:name="_Toc230090748"/>
-      <w:bookmarkEnd w:id="224"/>
-      <w:bookmarkEnd w:id="230"/>
-      <w:r>
-        <w:lastRenderedPageBreak/>
+      <w:bookmarkStart w:id="233" w:name="_Toc230090748"/>
+      <w:bookmarkStart w:id="234" w:name="X391289ab07215d6e91903615e6523a366217711"/>
+      <w:bookmarkEnd w:id="225"/>
+      <w:bookmarkEnd w:id="231"/>
+      <w:r>
         <w:t>3.5 Известные ограничения и направления развития</w:t>
       </w:r>
       <w:bookmarkEnd w:id="232"/>
-      <w:bookmarkEnd w:id="234"/>
+      <w:bookmarkEnd w:id="233"/>
     </w:p>
     <w:p>
       <w:pPr>
@@ -17543,6 +18947,7 @@
           <w:b/>
           <w:bCs/>
         </w:rPr>
+        <w:lastRenderedPageBreak/>
         <w:t>Песочница исполнения шаблонов.</w:t>
       </w:r>
       <w:r>
@@ -17626,7 +19031,15 @@
         <w:t>Введение машины логического вывода.</w:t>
       </w:r>
       <w:r>
-        <w:t xml:space="preserve"> Применение OWL-reasoner-а расширит возможности контроля целостности модели.</w:t>
+        <w:t xml:space="preserve"> Применение OWL-</w:t>
+      </w:r>
+      <w:proofErr w:type="spellStart"/>
+      <w:r>
+        <w:t>reasoner</w:t>
+      </w:r>
+      <w:proofErr w:type="spellEnd"/>
+      <w:r>
+        <w:t>-а расширит возможности контроля целостности модели.</w:t>
       </w:r>
     </w:p>
     <w:p>
@@ -17654,7 +19067,6 @@
         <w:jc w:val="both"/>
       </w:pPr>
       <w:r>
-        <w:lastRenderedPageBreak/>
         <w:t>Принятая архитектура с разделением на функционально независимые модули обеспечивает последовательное устранение каждого из ограничений без необходимости полной переработки системы.</w:t>
       </w:r>
     </w:p>
@@ -17666,16 +19078,16 @@
         <w:br w:type="column"/>
       </w:r>
       <w:bookmarkStart w:id="235" w:name="_Toc230037169"/>
-      <w:bookmarkStart w:id="236" w:name="заключение"/>
-      <w:bookmarkStart w:id="237" w:name="_Toc230090749"/>
-      <w:bookmarkEnd w:id="182"/>
-      <w:bookmarkEnd w:id="233"/>
+      <w:bookmarkStart w:id="236" w:name="_Toc230090749"/>
+      <w:bookmarkStart w:id="237" w:name="заключение"/>
+      <w:bookmarkEnd w:id="183"/>
+      <w:bookmarkEnd w:id="234"/>
       <w:r>
         <w:lastRenderedPageBreak/>
         <w:t>ЗАКЛЮЧЕНИЕ</w:t>
       </w:r>
       <w:bookmarkEnd w:id="235"/>
-      <w:bookmarkEnd w:id="237"/>
+      <w:bookmarkEnd w:id="236"/>
     </w:p>
     <w:p>
       <w:pPr>
@@ -17728,7 +19140,15 @@
         <w:t>конвейер обработки документа</w:t>
       </w:r>
       <w:r>
-        <w:t xml:space="preserve"> из пяти явно выделенных стадий с поддержкой возобновляемости и контролируемого ручного вмешательства. Разработан </w:t>
+        <w:t xml:space="preserve"> из пяти явно выделенных стадий с поддержкой </w:t>
+      </w:r>
+      <w:proofErr w:type="spellStart"/>
+      <w:r>
+        <w:t>возобновляемости</w:t>
+      </w:r>
+      <w:proofErr w:type="spellEnd"/>
+      <w:r>
+        <w:t xml:space="preserve"> и контролируемого ручного вмешательства. Разработан </w:t>
       </w:r>
       <w:r>
         <w:rPr>
@@ -17742,7 +19162,15 @@
       </w:r>
       <w:r>
         <w:lastRenderedPageBreak/>
-        <w:t xml:space="preserve">интерфейсом, что обеспечивает максимальную выразительность, а риски императивного подхода компенсируются шестикатегорийной структурной валидацией. Разработан </w:t>
+        <w:t xml:space="preserve">интерфейсом, что обеспечивает максимальную выразительность, а риски императивного подхода компенсируются </w:t>
+      </w:r>
+      <w:proofErr w:type="spellStart"/>
+      <w:r>
+        <w:t>шестикатегорийной</w:t>
+      </w:r>
+      <w:proofErr w:type="spellEnd"/>
+      <w:r>
+        <w:t xml:space="preserve"> структурной валидацией. Разработан </w:t>
       </w:r>
       <w:r>
         <w:rPr>
@@ -17754,31 +19182,40 @@
       <w:r>
         <w:t xml:space="preserve"> с операциями навигации по дереву документа, обработки текста и нормализации значений. Разработана </w:t>
       </w:r>
+      <w:proofErr w:type="spellStart"/>
       <w:r>
         <w:rPr>
           <w:i/>
           <w:iCs/>
         </w:rPr>
-        <w:t>концептно-ориентированная модель идентификации индивидов онтологии</w:t>
-      </w:r>
-      <w:r>
-        <w:t xml:space="preserve">, реализующая четыре стратегии формирования идентификаторов. Разработана </w:t>
-      </w:r>
+        <w:t>концептно</w:t>
+      </w:r>
+      <w:proofErr w:type="spellEnd"/>
       <w:r>
         <w:rPr>
           <w:i/>
           <w:iCs/>
         </w:rPr>
-        <w:t>двухслойная модель редактирования графа знаний</w:t>
-      </w:r>
-      <w:r>
-        <w:t xml:space="preserve">, сохраняющая ручные правки при повторной автоматической сборке. Разработана </w:t>
+        <w:t>-ориентированная модель идентификации индивидов онтологии</w:t>
+      </w:r>
+      <w:r>
+        <w:t xml:space="preserve">, реализующая четыре стратегии формирования идентификаторов. Разработана </w:t>
       </w:r>
       <w:r>
         <w:rPr>
           <w:i/>
           <w:iCs/>
         </w:rPr>
+        <w:t>двухслойная модель редактирования графа знаний</w:t>
+      </w:r>
+      <w:r>
+        <w:t xml:space="preserve">, сохраняющая ручные правки при повторной автоматической сборке. Разработана </w:t>
+      </w:r>
+      <w:r>
+        <w:rPr>
+          <w:i/>
+          <w:iCs/>
+        </w:rPr>
         <w:t>политика интеграции знаний</w:t>
       </w:r>
       <w:r>
@@ -17790,7 +19227,15 @@
         <w:jc w:val="both"/>
       </w:pPr>
       <w:r>
-        <w:t>Система реализована на языке Python с использованием набора открытых библиотек: PySide6 для графического интерфейса, rdflib для работы с RDF, pymorphy3 для приведения частей ФИО к именительному падежу. Реализован собственный разборщик документов формата DOCX; преобразование других форматов выполняется через обращение к внешним средствам. Реализована подсистема взаимодействия с большой языковой моделью с детальным контрактом ответа и журналированием. Реализованы средства автоматизированной генерации шаблонов на основе образцов документов. Разработан графический интерфейс с тремя тематическими вкладками и двусторонней навигацией между ними, со средствами просмотра происхождения каждого факта.</w:t>
+        <w:t xml:space="preserve">Система реализована на языке Python с использованием набора открытых библиотек: PySide6 для графического интерфейса, </w:t>
+      </w:r>
+      <w:proofErr w:type="spellStart"/>
+      <w:r>
+        <w:t>rdflib</w:t>
+      </w:r>
+      <w:proofErr w:type="spellEnd"/>
+      <w:r>
+        <w:t xml:space="preserve"> для работы с RDF, pymorphy3 для приведения частей ФИО к именительному падежу. Реализован собственный разборщик документов формата DOCX; преобразование других форматов выполняется через обращение к внешним средствам. Реализована подсистема взаимодействия с большой языковой моделью с детальным контрактом ответа и журналированием. Реализованы средства автоматизированной генерации шаблонов на основе образцов документов. Разработан графический интерфейс с тремя тематическими вкладками и двусторонней навигацией между ними, со средствами просмотра происхождения каждого факта.</w:t>
       </w:r>
     </w:p>
     <w:p>
@@ -17930,7 +19375,15 @@
       </w:r>
       <w:r>
         <w:lastRenderedPageBreak/>
-        <w:t>цитирования является основанием для не допуска к защите выпускной квалификационной работы и выставления оценки «неудовлетворительно».</w:t>
+        <w:t xml:space="preserve">цитирования является основанием для </w:t>
+      </w:r>
+      <w:proofErr w:type="gramStart"/>
+      <w:r>
+        <w:t>не допуска</w:t>
+      </w:r>
+      <w:proofErr w:type="gramEnd"/>
+      <w:r>
+        <w:t xml:space="preserve"> к защите выпускной квалификационной работы и выставления оценки «неудовлетворительно».</w:t>
       </w:r>
     </w:p>
     <w:p/>
@@ -18049,8 +19502,13 @@
     </w:p>
     <w:p/>
     <w:p>
-      <w:r>
-        <w:t xml:space="preserve">« ____ »___________20 __г. </w:t>
+      <w:proofErr w:type="gramStart"/>
+      <w:r>
+        <w:t>« _</w:t>
+      </w:r>
+      <w:proofErr w:type="gramEnd"/>
+      <w:r>
+        <w:t xml:space="preserve">___ »___________20 __г. </w:t>
       </w:r>
     </w:p>
     <w:p>
@@ -18087,9 +19545,9 @@
         <w:br w:type="column"/>
       </w:r>
       <w:bookmarkStart w:id="238" w:name="_Toc230037170"/>
-      <w:bookmarkStart w:id="239" w:name="список-использованных-источников"/>
-      <w:bookmarkStart w:id="240" w:name="_Toc230090750"/>
-      <w:bookmarkEnd w:id="236"/>
+      <w:bookmarkStart w:id="239" w:name="_Toc230090750"/>
+      <w:bookmarkStart w:id="240" w:name="список-использованных-источников"/>
+      <w:bookmarkEnd w:id="237"/>
       <w:r>
         <w:lastRenderedPageBreak/>
         <w:t xml:space="preserve">СПИСОК </w:t>
@@ -18101,7 +19559,7 @@
         <w:t xml:space="preserve"> ИСТОЧНИКОВ</w:t>
       </w:r>
       <w:bookmarkEnd w:id="238"/>
-      <w:bookmarkEnd w:id="240"/>
+      <w:bookmarkEnd w:id="239"/>
     </w:p>
     <w:p>
       <w:pPr>
@@ -18135,7 +19593,21 @@
         <w:rPr>
           <w:lang w:val="en-US"/>
         </w:rPr>
-        <w:t>ISO/IEC 29500-1:2016. Information technology — Document description and processing languages — Office Open XML File Formats — Part 1: Fundamentals and Markup Language Reference. — Geneva : ISO, 2016.</w:t>
+        <w:t xml:space="preserve">ISO/IEC 29500-1:2016. Information technology — Document description and processing languages — Office Open XML File Formats — Part 1: Fundamentals and Markup Language Reference. — </w:t>
+      </w:r>
+      <w:proofErr w:type="gramStart"/>
+      <w:r>
+        <w:rPr>
+          <w:lang w:val="en-US"/>
+        </w:rPr>
+        <w:t>Geneva :</w:t>
+      </w:r>
+      <w:proofErr w:type="gramEnd"/>
+      <w:r>
+        <w:rPr>
+          <w:lang w:val="en-US"/>
+        </w:rPr>
+        <w:t xml:space="preserve"> ISO, 2016.</w:t>
       </w:r>
     </w:p>
     <w:p>
@@ -18154,7 +19626,21 @@
         <w:rPr>
           <w:lang w:val="en-US"/>
         </w:rPr>
-        <w:t>ISO 32000-1:2008. Document management — Portable document format — Part 1: PDF 1.7. — Geneva : ISO, 2008.</w:t>
+        <w:t xml:space="preserve">ISO 32000-1:2008. Document management — Portable document format — Part 1: PDF 1.7. — </w:t>
+      </w:r>
+      <w:proofErr w:type="gramStart"/>
+      <w:r>
+        <w:rPr>
+          <w:lang w:val="en-US"/>
+        </w:rPr>
+        <w:t>Geneva :</w:t>
+      </w:r>
+      <w:proofErr w:type="gramEnd"/>
+      <w:r>
+        <w:rPr>
+          <w:lang w:val="en-US"/>
+        </w:rPr>
+        <w:t xml:space="preserve"> ISO, 2008.</w:t>
       </w:r>
     </w:p>
     <w:p>
@@ -18194,7 +19680,63 @@
         <w:rPr>
           <w:lang w:val="en-US"/>
         </w:rPr>
-        <w:t>The Description Logic Handbook: Theory, Implementation, and Applications / F. Baader, D. Calvanese, D. L. McGuinness, D. Nardi, P. F. Patel-Schneider (Eds.). — 2nd ed. — Cambridge : Cambridge University Press, 2007. — 622 p.</w:t>
+        <w:t xml:space="preserve">The Description Logic Handbook: Theory, Implementation, and Applications / F. </w:t>
+      </w:r>
+      <w:proofErr w:type="spellStart"/>
+      <w:r>
+        <w:rPr>
+          <w:lang w:val="en-US"/>
+        </w:rPr>
+        <w:t>Baader</w:t>
+      </w:r>
+      <w:proofErr w:type="spellEnd"/>
+      <w:r>
+        <w:rPr>
+          <w:lang w:val="en-US"/>
+        </w:rPr>
+        <w:t xml:space="preserve">, D. </w:t>
+      </w:r>
+      <w:proofErr w:type="spellStart"/>
+      <w:r>
+        <w:rPr>
+          <w:lang w:val="en-US"/>
+        </w:rPr>
+        <w:t>Calvanese</w:t>
+      </w:r>
+      <w:proofErr w:type="spellEnd"/>
+      <w:r>
+        <w:rPr>
+          <w:lang w:val="en-US"/>
+        </w:rPr>
+        <w:t xml:space="preserve">, D. L. McGuinness, D. </w:t>
+      </w:r>
+      <w:proofErr w:type="spellStart"/>
+      <w:r>
+        <w:rPr>
+          <w:lang w:val="en-US"/>
+        </w:rPr>
+        <w:t>Nardi</w:t>
+      </w:r>
+      <w:proofErr w:type="spellEnd"/>
+      <w:r>
+        <w:rPr>
+          <w:lang w:val="en-US"/>
+        </w:rPr>
+        <w:t xml:space="preserve">, P. F. Patel-Schneider (Eds.). — 2nd ed. — </w:t>
+      </w:r>
+      <w:proofErr w:type="gramStart"/>
+      <w:r>
+        <w:rPr>
+          <w:lang w:val="en-US"/>
+        </w:rPr>
+        <w:t>Cambridge :</w:t>
+      </w:r>
+      <w:proofErr w:type="gramEnd"/>
+      <w:r>
+        <w:rPr>
+          <w:lang w:val="en-US"/>
+        </w:rPr>
+        <w:t xml:space="preserve"> Cambridge University Press, 2007. — 622 p.</w:t>
       </w:r>
     </w:p>
     <w:p>
@@ -18209,11 +19751,33 @@
           <w:lang w:val="en-US"/>
         </w:rPr>
       </w:pPr>
+      <w:proofErr w:type="spellStart"/>
       <w:r>
         <w:rPr>
           <w:lang w:val="en-US"/>
         </w:rPr>
-        <w:t>Maedche A., Staab S. Ontology Learning for the Semantic Web // IEEE Intelligent Systems. — 2001. — Vol. 16, № 2. — P. 72–79.</w:t>
+        <w:t>Maedche</w:t>
+      </w:r>
+      <w:proofErr w:type="spellEnd"/>
+      <w:r>
+        <w:rPr>
+          <w:lang w:val="en-US"/>
+        </w:rPr>
+        <w:t xml:space="preserve"> A., </w:t>
+      </w:r>
+      <w:proofErr w:type="spellStart"/>
+      <w:r>
+        <w:rPr>
+          <w:lang w:val="en-US"/>
+        </w:rPr>
+        <w:t>Staab</w:t>
+      </w:r>
+      <w:proofErr w:type="spellEnd"/>
+      <w:r>
+        <w:rPr>
+          <w:lang w:val="en-US"/>
+        </w:rPr>
+        <w:t xml:space="preserve"> S. Ontology Learning for the Semantic Web // IEEE Intelligent Systems. — 2001. — Vol. 16, № 2. — P. 72–79.</w:t>
       </w:r>
     </w:p>
     <w:p>
@@ -18232,7 +19796,35 @@
         <w:rPr>
           <w:lang w:val="en-US"/>
         </w:rPr>
-        <w:t>Cimiano P. Ontology Learning and Population from Text : Algorithms, Evaluation and Applications. — New York : Springer, 2006. — 347 p.</w:t>
+        <w:t xml:space="preserve">Cimiano P. Ontology Learning and Population from </w:t>
+      </w:r>
+      <w:proofErr w:type="gramStart"/>
+      <w:r>
+        <w:rPr>
+          <w:lang w:val="en-US"/>
+        </w:rPr>
+        <w:t>Text :</w:t>
+      </w:r>
+      <w:proofErr w:type="gramEnd"/>
+      <w:r>
+        <w:rPr>
+          <w:lang w:val="en-US"/>
+        </w:rPr>
+        <w:t xml:space="preserve"> Algorithms, Evaluation and Applications. — New </w:t>
+      </w:r>
+      <w:proofErr w:type="gramStart"/>
+      <w:r>
+        <w:rPr>
+          <w:lang w:val="en-US"/>
+        </w:rPr>
+        <w:t>York :</w:t>
+      </w:r>
+      <w:proofErr w:type="gramEnd"/>
+      <w:r>
+        <w:rPr>
+          <w:lang w:val="en-US"/>
+        </w:rPr>
+        <w:t xml:space="preserve"> Springer, 2006. — 347 p.</w:t>
       </w:r>
     </w:p>
     <w:p>
@@ -18251,7 +19843,49 @@
         <w:rPr>
           <w:lang w:val="en-US"/>
         </w:rPr>
-        <w:t>Nadeau D., Sekine S. A survey of named entity recognition and classification // Lingvisticae Investigationes. — 2007. — Vol. 30, № 1. — P. 3–26.</w:t>
+        <w:t xml:space="preserve">Nadeau D., </w:t>
+      </w:r>
+      <w:proofErr w:type="spellStart"/>
+      <w:r>
+        <w:rPr>
+          <w:lang w:val="en-US"/>
+        </w:rPr>
+        <w:t>Sekine</w:t>
+      </w:r>
+      <w:proofErr w:type="spellEnd"/>
+      <w:r>
+        <w:rPr>
+          <w:lang w:val="en-US"/>
+        </w:rPr>
+        <w:t xml:space="preserve"> S. A survey of named entity recognition and classification // </w:t>
+      </w:r>
+      <w:proofErr w:type="spellStart"/>
+      <w:r>
+        <w:rPr>
+          <w:lang w:val="en-US"/>
+        </w:rPr>
+        <w:t>Lingvisticae</w:t>
+      </w:r>
+      <w:proofErr w:type="spellEnd"/>
+      <w:r>
+        <w:rPr>
+          <w:lang w:val="en-US"/>
+        </w:rPr>
+        <w:t xml:space="preserve"> </w:t>
+      </w:r>
+      <w:proofErr w:type="spellStart"/>
+      <w:r>
+        <w:rPr>
+          <w:lang w:val="en-US"/>
+        </w:rPr>
+        <w:t>Investigationes</w:t>
+      </w:r>
+      <w:proofErr w:type="spellEnd"/>
+      <w:r>
+        <w:rPr>
+          <w:lang w:val="en-US"/>
+        </w:rPr>
+        <w:t>. — 2007. — Vol. 30, № 1. — P. 3–26.</w:t>
       </w:r>
     </w:p>
     <w:p>
@@ -18270,7 +19904,21 @@
         <w:rPr>
           <w:lang w:val="en-US"/>
         </w:rPr>
-        <w:t>Brown T. B., Mann B., Ryder N. et al. Language Models are Few-Shot Learners // Advances in Neural Information Processing Systems 33 (NeurIPS 2020). — 2020. — P. 1877–1901.</w:t>
+        <w:t>Brown T. B., Mann B., Ryder N. et al. Language Models are Few-Shot Learners // Advances in Neural Information Processing Systems 33 (</w:t>
+      </w:r>
+      <w:proofErr w:type="spellStart"/>
+      <w:r>
+        <w:rPr>
+          <w:lang w:val="en-US"/>
+        </w:rPr>
+        <w:t>NeurIPS</w:t>
+      </w:r>
+      <w:proofErr w:type="spellEnd"/>
+      <w:r>
+        <w:rPr>
+          <w:lang w:val="en-US"/>
+        </w:rPr>
+        <w:t xml:space="preserve"> 2020). — 2020. — P. 1877–1901.</w:t>
       </w:r>
     </w:p>
     <w:p>
@@ -18296,7 +19944,21 @@
           <w:lang w:val="en-US"/>
         </w:rPr>
         <w:lastRenderedPageBreak/>
-        <w:t>Digital Libraries (ECDL 2009). — Berlin, Heidelberg : Springer, 2009. — P. 473–474.</w:t>
+        <w:t xml:space="preserve">Digital Libraries (ECDL 2009). — Berlin, </w:t>
+      </w:r>
+      <w:proofErr w:type="gramStart"/>
+      <w:r>
+        <w:rPr>
+          <w:lang w:val="en-US"/>
+        </w:rPr>
+        <w:t>Heidelberg :</w:t>
+      </w:r>
+      <w:proofErr w:type="gramEnd"/>
+      <w:r>
+        <w:rPr>
+          <w:lang w:val="en-US"/>
+        </w:rPr>
+        <w:t xml:space="preserve"> Springer, 2009. — P. 473–474.</w:t>
       </w:r>
     </w:p>
     <w:p>
@@ -18311,11 +19973,61 @@
           <w:lang w:val="en-US"/>
         </w:rPr>
       </w:pPr>
+      <w:proofErr w:type="spellStart"/>
       <w:r>
         <w:rPr>
           <w:lang w:val="en-US"/>
         </w:rPr>
-        <w:t>Knoblock C. A., Szekely P., Ambite J. L. et al. Semi-automatically Mapping Structured Sources into the Semantic Web // Proceedings of the 9th Extended Semantic Web Conference (ESWC 2012). — LNCS, vol. 7295. — Berlin, Heidelberg : Springer, 2012. — P. 375–390.</w:t>
+        <w:t>Knoblock</w:t>
+      </w:r>
+      <w:proofErr w:type="spellEnd"/>
+      <w:r>
+        <w:rPr>
+          <w:lang w:val="en-US"/>
+        </w:rPr>
+        <w:t xml:space="preserve"> C. A., </w:t>
+      </w:r>
+      <w:proofErr w:type="spellStart"/>
+      <w:r>
+        <w:rPr>
+          <w:lang w:val="en-US"/>
+        </w:rPr>
+        <w:t>Szekely</w:t>
+      </w:r>
+      <w:proofErr w:type="spellEnd"/>
+      <w:r>
+        <w:rPr>
+          <w:lang w:val="en-US"/>
+        </w:rPr>
+        <w:t xml:space="preserve"> P., </w:t>
+      </w:r>
+      <w:proofErr w:type="spellStart"/>
+      <w:r>
+        <w:rPr>
+          <w:lang w:val="en-US"/>
+        </w:rPr>
+        <w:t>Ambite</w:t>
+      </w:r>
+      <w:proofErr w:type="spellEnd"/>
+      <w:r>
+        <w:rPr>
+          <w:lang w:val="en-US"/>
+        </w:rPr>
+        <w:t xml:space="preserve"> J. L. et al. Semi-automatically Mapping Structured Sources into the Semantic Web // Proceedings of the 9th Extended Semantic Web Conference (ESWC 2012). — LNCS, vol. 7295. — Berlin, </w:t>
+      </w:r>
+      <w:proofErr w:type="gramStart"/>
+      <w:r>
+        <w:rPr>
+          <w:lang w:val="en-US"/>
+        </w:rPr>
+        <w:t>Heidelberg :</w:t>
+      </w:r>
+      <w:proofErr w:type="gramEnd"/>
+      <w:r>
+        <w:rPr>
+          <w:lang w:val="en-US"/>
+        </w:rPr>
+        <w:t xml:space="preserve"> Springer, 2012. — P. 375–390.</w:t>
       </w:r>
     </w:p>
     <w:p>
@@ -18330,11 +20042,75 @@
           <w:lang w:val="en-US"/>
         </w:rPr>
       </w:pPr>
+      <w:proofErr w:type="spellStart"/>
       <w:r>
         <w:rPr>
           <w:lang w:val="en-US"/>
         </w:rPr>
-        <w:t>Corcoglioniti F., Rospocher M., Cattoni R., Magnini B., Serafini L. Interlinking Unstructured and Structured Knowledge in an Integrated Framework // Proceedings of the 7th IEEE International Conference on Semantic Computing (ICSC 2013). — Irvine, CA : IEEE, 2013. — P. 40–47.</w:t>
+        <w:t>Corcoglioniti</w:t>
+      </w:r>
+      <w:proofErr w:type="spellEnd"/>
+      <w:r>
+        <w:rPr>
+          <w:lang w:val="en-US"/>
+        </w:rPr>
+        <w:t xml:space="preserve"> F., </w:t>
+      </w:r>
+      <w:proofErr w:type="spellStart"/>
+      <w:r>
+        <w:rPr>
+          <w:lang w:val="en-US"/>
+        </w:rPr>
+        <w:t>Rospocher</w:t>
+      </w:r>
+      <w:proofErr w:type="spellEnd"/>
+      <w:r>
+        <w:rPr>
+          <w:lang w:val="en-US"/>
+        </w:rPr>
+        <w:t xml:space="preserve"> M., </w:t>
+      </w:r>
+      <w:proofErr w:type="spellStart"/>
+      <w:r>
+        <w:rPr>
+          <w:lang w:val="en-US"/>
+        </w:rPr>
+        <w:t>Cattoni</w:t>
+      </w:r>
+      <w:proofErr w:type="spellEnd"/>
+      <w:r>
+        <w:rPr>
+          <w:lang w:val="en-US"/>
+        </w:rPr>
+        <w:t xml:space="preserve"> R., </w:t>
+      </w:r>
+      <w:proofErr w:type="spellStart"/>
+      <w:r>
+        <w:rPr>
+          <w:lang w:val="en-US"/>
+        </w:rPr>
+        <w:t>Magnini</w:t>
+      </w:r>
+      <w:proofErr w:type="spellEnd"/>
+      <w:r>
+        <w:rPr>
+          <w:lang w:val="en-US"/>
+        </w:rPr>
+        <w:t xml:space="preserve"> B., Serafini L. Interlinking Unstructured and Structured Knowledge in an Integrated Framework // Proceedings of the 7th IEEE International Conference on Semantic Computing (ICSC 2013). — Irvine, </w:t>
+      </w:r>
+      <w:proofErr w:type="gramStart"/>
+      <w:r>
+        <w:rPr>
+          <w:lang w:val="en-US"/>
+        </w:rPr>
+        <w:t>CA :</w:t>
+      </w:r>
+      <w:proofErr w:type="gramEnd"/>
+      <w:r>
+        <w:rPr>
+          <w:lang w:val="en-US"/>
+        </w:rPr>
+        <w:t xml:space="preserve"> IEEE, 2013. — P. 40–47.</w:t>
       </w:r>
     </w:p>
     <w:p>
@@ -18349,11 +20125,33 @@
           <w:lang w:val="en-US"/>
         </w:rPr>
       </w:pPr>
+      <w:proofErr w:type="spellStart"/>
       <w:r>
         <w:rPr>
           <w:lang w:val="en-US"/>
         </w:rPr>
-        <w:t>Korobov M. Morphological Analyzer and Generator for Russian and Ukrainian Languages // Analysis of Images, Social Networks and Texts (AIST 2015). — Communications in Computer and Information Science, vol. 542. — Cham : Springer, 2015. — P. 320–332.</w:t>
+        <w:t>Korobov</w:t>
+      </w:r>
+      <w:proofErr w:type="spellEnd"/>
+      <w:r>
+        <w:rPr>
+          <w:lang w:val="en-US"/>
+        </w:rPr>
+        <w:t xml:space="preserve"> M. Morphological Analyzer and Generator for Russian and Ukrainian Languages // Analysis of Images, Social Networks and Texts (AIST 2015). — Communications in Computer and Information Science, vol. 542. — </w:t>
+      </w:r>
+      <w:proofErr w:type="gramStart"/>
+      <w:r>
+        <w:rPr>
+          <w:lang w:val="en-US"/>
+        </w:rPr>
+        <w:t>Cham :</w:t>
+      </w:r>
+      <w:proofErr w:type="gramEnd"/>
+      <w:r>
+        <w:rPr>
+          <w:lang w:val="en-US"/>
+        </w:rPr>
+        <w:t xml:space="preserve"> Springer, 2015. — P. 320–332.</w:t>
       </w:r>
     </w:p>
     <w:p>
@@ -18368,11 +20166,33 @@
           <w:lang w:val="en-US"/>
         </w:rPr>
       </w:pPr>
+      <w:proofErr w:type="spellStart"/>
       <w:r>
         <w:rPr>
           <w:lang w:val="en-US"/>
         </w:rPr>
-        <w:t>Mattmann C. A., Zitting J. L. Tika in Action. — Greenwich, CT : Manning Publications, 2011. — 256 p.</w:t>
+        <w:t>Mattmann</w:t>
+      </w:r>
+      <w:proofErr w:type="spellEnd"/>
+      <w:r>
+        <w:rPr>
+          <w:lang w:val="en-US"/>
+        </w:rPr>
+        <w:t xml:space="preserve"> C. A., Zitting J. L. Tika in Action. — Greenwich, </w:t>
+      </w:r>
+      <w:proofErr w:type="gramStart"/>
+      <w:r>
+        <w:rPr>
+          <w:lang w:val="en-US"/>
+        </w:rPr>
+        <w:t>CT :</w:t>
+      </w:r>
+      <w:proofErr w:type="gramEnd"/>
+      <w:r>
+        <w:rPr>
+          <w:lang w:val="en-US"/>
+        </w:rPr>
+        <w:t xml:space="preserve"> Manning Publications, 2011. — 256 p.</w:t>
       </w:r>
     </w:p>
     <w:p>
@@ -18393,7 +20213,21 @@
         <w:rPr>
           <w:lang w:val="en-US"/>
         </w:rPr>
-        <w:t>OWL 2 Web Ontology Language Document Overview (Second Edition) : W3C Recommendation 11 December 2012 [</w:t>
+        <w:t>OWL 2 Web Ontology Language Document Overview (Second Edition</w:t>
+      </w:r>
+      <w:proofErr w:type="gramStart"/>
+      <w:r>
+        <w:rPr>
+          <w:lang w:val="en-US"/>
+        </w:rPr>
+        <w:t>) :</w:t>
+      </w:r>
+      <w:proofErr w:type="gramEnd"/>
+      <w:r>
+        <w:rPr>
+          <w:lang w:val="en-US"/>
+        </w:rPr>
+        <w:t xml:space="preserve"> W3C Recommendation 11 December 2012 [</w:t>
       </w:r>
       <w:r>
         <w:t>Электронный</w:t>
@@ -18430,7 +20264,49 @@
         <w:rPr>
           <w:lang w:val="en-US"/>
         </w:rPr>
-        <w:t>RDF 1.1 Concepts and Abstract Syntax : W3C Recommendation 25 February 2014 / R. Cyganiak, D. Wood, M. Lanthaler [</w:t>
+        <w:t xml:space="preserve">RDF 1.1 Concepts and Abstract </w:t>
+      </w:r>
+      <w:proofErr w:type="gramStart"/>
+      <w:r>
+        <w:rPr>
+          <w:lang w:val="en-US"/>
+        </w:rPr>
+        <w:t>Syntax :</w:t>
+      </w:r>
+      <w:proofErr w:type="gramEnd"/>
+      <w:r>
+        <w:rPr>
+          <w:lang w:val="en-US"/>
+        </w:rPr>
+        <w:t xml:space="preserve"> W3C Recommendation 25 February 2014 / R. </w:t>
+      </w:r>
+      <w:proofErr w:type="spellStart"/>
+      <w:r>
+        <w:rPr>
+          <w:lang w:val="en-US"/>
+        </w:rPr>
+        <w:t>Cyganiak</w:t>
+      </w:r>
+      <w:proofErr w:type="spellEnd"/>
+      <w:r>
+        <w:rPr>
+          <w:lang w:val="en-US"/>
+        </w:rPr>
+        <w:t xml:space="preserve">, D. Wood, M. </w:t>
+      </w:r>
+      <w:proofErr w:type="spellStart"/>
+      <w:r>
+        <w:rPr>
+          <w:lang w:val="en-US"/>
+        </w:rPr>
+        <w:t>Lanthaler</w:t>
+      </w:r>
+      <w:proofErr w:type="spellEnd"/>
+      <w:r>
+        <w:rPr>
+          <w:lang w:val="en-US"/>
+        </w:rPr>
+        <w:t xml:space="preserve"> [</w:t>
       </w:r>
       <w:r>
         <w:t>Электронный</w:t>
@@ -18500,7 +20376,15 @@
         <w:jc w:val="both"/>
       </w:pPr>
       <w:r>
-        <w:t>GROBID Documentation [Электронный ресурс]. — URL: https://grobid.readthedocs.io/</w:t>
+        <w:t xml:space="preserve">GROBID </w:t>
+      </w:r>
+      <w:proofErr w:type="spellStart"/>
+      <w:r>
+        <w:t>Documentation</w:t>
+      </w:r>
+      <w:proofErr w:type="spellEnd"/>
+      <w:r>
+        <w:t xml:space="preserve"> [Электронный ресурс]. — URL: https://grobid.readthedocs.io/</w:t>
       </w:r>
     </w:p>
     <w:p>
@@ -18515,11 +20399,19 @@
           <w:lang w:val="en-US"/>
         </w:rPr>
       </w:pPr>
+      <w:proofErr w:type="gramStart"/>
       <w:r>
         <w:rPr>
           <w:lang w:val="en-US"/>
         </w:rPr>
-        <w:t>Karma : A Data Integration Tool [</w:t>
+        <w:t>Karma :</w:t>
+      </w:r>
+      <w:proofErr w:type="gramEnd"/>
+      <w:r>
+        <w:rPr>
+          <w:lang w:val="en-US"/>
+        </w:rPr>
+        <w:t xml:space="preserve"> A Data Integration Tool [</w:t>
       </w:r>
       <w:r>
         <w:t>Электронный</w:t>
@@ -18625,7 +20517,15 @@
         <w:jc w:val="both"/>
       </w:pPr>
       <w:r>
-        <w:t>Amazon Textract [Электронный ресурс]. — URL: https://aws.amazon.com/textract/</w:t>
+        <w:t xml:space="preserve">Amazon </w:t>
+      </w:r>
+      <w:proofErr w:type="spellStart"/>
+      <w:r>
+        <w:t>Textract</w:t>
+      </w:r>
+      <w:proofErr w:type="spellEnd"/>
+      <w:r>
+        <w:t xml:space="preserve"> [Электронный ресурс]. — URL: https://aws.amazon.com/textract/</w:t>
       </w:r>
     </w:p>
     <w:p>
@@ -18714,11 +20614,19 @@
           <w:lang w:val="en-US"/>
         </w:rPr>
       </w:pPr>
+      <w:proofErr w:type="spellStart"/>
       <w:r>
         <w:rPr>
           <w:lang w:val="en-US"/>
         </w:rPr>
-        <w:t>RDFLib Documentation [</w:t>
+        <w:t>RDFLib</w:t>
+      </w:r>
+      <w:proofErr w:type="spellEnd"/>
+      <w:r>
+        <w:rPr>
+          <w:lang w:val="en-US"/>
+        </w:rPr>
+        <w:t xml:space="preserve"> Documentation [</w:t>
       </w:r>
       <w:r>
         <w:t>Электронный</w:t>
@@ -18747,6 +20655,11 @@
         </w:numPr>
         <w:ind w:hanging="11"/>
         <w:jc w:val="both"/>
+        <w:rPr>
+          <w:rStyle w:val="af1"/>
+          <w:color w:val="000000" w:themeColor="text1"/>
+          <w:u w:val="none"/>
+        </w:rPr>
       </w:pPr>
       <w:r>
         <w:t xml:space="preserve">OpenAI Python Library [Электронный ресурс]. — URL: </w:t>
@@ -18763,64 +20676,52 @@
     </w:p>
     <w:p>
       <w:pPr>
+        <w:spacing w:after="160" w:line="278" w:lineRule="auto"/>
+        <w:ind w:firstLine="0"/>
+        <w:rPr>
+          <w:rStyle w:val="af1"/>
+          <w:color w:val="auto"/>
+        </w:rPr>
+      </w:pPr>
+      <w:r>
+        <w:rPr>
+          <w:rStyle w:val="af1"/>
+          <w:color w:val="auto"/>
+        </w:rPr>
+        <w:br w:type="page"/>
+      </w:r>
+    </w:p>
+    <w:p>
+      <w:pPr>
         <w:pStyle w:val="1"/>
         <w:ind w:hanging="11"/>
       </w:pPr>
-      <w:r>
-        <w:br w:type="column"/>
-      </w:r>
-      <w:bookmarkStart w:id="246" w:name="_Toc230037171"/>
-      <w:bookmarkStart w:id="247" w:name="приложения"/>
-      <w:bookmarkStart w:id="248" w:name="_Toc230090751"/>
-      <w:bookmarkEnd w:id="239"/>
+      <w:bookmarkStart w:id="246" w:name="приложения"/>
+      <w:bookmarkStart w:id="247" w:name="_Toc230037172"/>
+      <w:bookmarkStart w:id="248" w:name="_Toc230090752"/>
+      <w:bookmarkStart w:id="249" w:name="приложение-а"/>
+      <w:bookmarkEnd w:id="240"/>
       <w:bookmarkEnd w:id="245"/>
       <w:r>
         <w:lastRenderedPageBreak/>
-        <w:t>ПРИЛОЖЕНИЯ</w:t>
-      </w:r>
-      <w:bookmarkEnd w:id="246"/>
+        <w:t>ПРИЛОЖЕНИЕ</w:t>
+      </w:r>
+      <w:r>
+        <w:t xml:space="preserve"> А</w:t>
+      </w:r>
+      <w:bookmarkEnd w:id="247"/>
       <w:bookmarkEnd w:id="248"/>
     </w:p>
     <w:p>
       <w:pPr>
-        <w:pStyle w:val="2"/>
-      </w:pPr>
-      <w:bookmarkStart w:id="249" w:name="_Toc230037172"/>
-      <w:bookmarkStart w:id="250" w:name="приложение-а"/>
-      <w:bookmarkStart w:id="251" w:name="_Toc230090752"/>
-      <w:r>
-        <w:t>Приложение</w:t>
-      </w:r>
-      <w:r>
-        <w:t xml:space="preserve"> А</w:t>
-      </w:r>
+        <w:ind w:firstLine="0"/>
+        <w:rPr>
+          <w:lang w:val="en-US"/>
+        </w:rPr>
+      </w:pPr>
+      <w:bookmarkStart w:id="250" w:name="приложение-б"/>
+      <w:bookmarkStart w:id="251" w:name="пример-документа-в-формате-uddm"/>
       <w:bookmarkEnd w:id="249"/>
-      <w:bookmarkEnd w:id="251"/>
-    </w:p>
-    <w:p>
-      <w:bookmarkStart w:id="252" w:name="приложение-б"/>
-      <w:bookmarkStart w:id="253" w:name="пример-документа-в-формате-uddm"/>
-      <w:bookmarkEnd w:id="250"/>
-      <w:r>
-        <w:t>Краткий п</w:t>
-      </w:r>
-      <w:r>
-        <w:t xml:space="preserve">ример документа в </w:t>
-      </w:r>
-      <w:r>
-        <w:t xml:space="preserve">унифицированном </w:t>
-      </w:r>
-      <w:r>
-        <w:t>формате</w:t>
-      </w:r>
-    </w:p>
-    <w:p>
-      <w:pPr>
-        <w:ind w:firstLine="0"/>
-        <w:rPr>
-          <w:lang w:val="en-US"/>
-        </w:rPr>
-      </w:pPr>
       <w:r>
         <w:rPr>
           <w:noProof/>
@@ -18870,45 +20771,57 @@
     </w:p>
     <w:p>
       <w:pPr>
-        <w:pStyle w:val="2"/>
-      </w:pPr>
-      <w:r>
-        <w:br w:type="column"/>
-      </w:r>
-      <w:bookmarkStart w:id="254" w:name="_Toc230037173"/>
-      <w:bookmarkStart w:id="255" w:name="приложение-в"/>
-      <w:bookmarkStart w:id="256" w:name="_Toc230090753"/>
+        <w:jc w:val="center"/>
+      </w:pPr>
+      <w:r>
+        <w:t xml:space="preserve">Рисунок А.1 </w:t>
+      </w:r>
+      <w:r>
+        <w:t>—</w:t>
+      </w:r>
+      <w:r>
+        <w:t xml:space="preserve"> </w:t>
+      </w:r>
+      <w:r>
+        <w:t>Краткий пример документа в унифицированном формате</w:t>
+      </w:r>
+    </w:p>
+    <w:p>
+      <w:pPr>
+        <w:spacing w:after="160" w:line="278" w:lineRule="auto"/>
+        <w:ind w:firstLine="0"/>
+      </w:pPr>
+      <w:r>
+        <w:br w:type="page"/>
+      </w:r>
+    </w:p>
+    <w:p>
+      <w:pPr>
+        <w:pStyle w:val="1"/>
+      </w:pPr>
+      <w:bookmarkStart w:id="252" w:name="_Toc230037173"/>
+      <w:bookmarkStart w:id="253" w:name="_Toc230090753"/>
+      <w:bookmarkStart w:id="254" w:name="приложение-в"/>
+      <w:bookmarkEnd w:id="250"/>
+      <w:bookmarkEnd w:id="251"/>
+      <w:r>
+        <w:lastRenderedPageBreak/>
+        <w:t>ПРИЛОЖЕНИЕ</w:t>
+      </w:r>
+      <w:r>
+        <w:t xml:space="preserve"> </w:t>
+      </w:r>
+      <w:r>
+        <w:t>Б</w:t>
+      </w:r>
       <w:bookmarkEnd w:id="252"/>
       <w:bookmarkEnd w:id="253"/>
-      <w:r>
-        <w:lastRenderedPageBreak/>
-        <w:t xml:space="preserve">Приложение </w:t>
-      </w:r>
-      <w:r>
-        <w:t>Б</w:t>
-      </w:r>
-      <w:bookmarkEnd w:id="254"/>
-      <w:bookmarkEnd w:id="256"/>
-    </w:p>
-    <w:p>
-      <w:bookmarkStart w:id="257" w:name="фрагмент-схемы-онтологии-кафедры"/>
-      <w:r>
-        <w:t>С</w:t>
-      </w:r>
-      <w:r>
-        <w:t>хем</w:t>
-      </w:r>
-      <w:r>
-        <w:t>а</w:t>
-      </w:r>
-      <w:r>
-        <w:t xml:space="preserve"> онтологии кафедры</w:t>
-      </w:r>
     </w:p>
     <w:p>
       <w:pPr>
         <w:ind w:firstLine="0"/>
       </w:pPr>
+      <w:bookmarkStart w:id="255" w:name="фрагмент-схемы-онтологии-кафедры"/>
       <w:r>
         <w:rPr>
           <w:noProof/>
@@ -18957,36 +20870,58 @@
     </w:p>
     <w:p>
       <w:pPr>
-        <w:pStyle w:val="2"/>
-      </w:pPr>
-      <w:r>
-        <w:br w:type="column"/>
-      </w:r>
-      <w:bookmarkStart w:id="258" w:name="_Toc230037174"/>
-      <w:bookmarkStart w:id="259" w:name="приложение-г"/>
-      <w:bookmarkStart w:id="260" w:name="_Toc230090754"/>
+        <w:ind w:firstLine="0"/>
+        <w:jc w:val="center"/>
+      </w:pPr>
+      <w:r>
+        <w:t xml:space="preserve">Рисунок Б.1 </w:t>
+      </w:r>
+      <w:r>
+        <w:t>—</w:t>
+      </w:r>
+      <w:r>
+        <w:t xml:space="preserve"> </w:t>
+      </w:r>
+      <w:r>
+        <w:t>Схема онтологии кафедры</w:t>
+      </w:r>
+    </w:p>
+    <w:p>
+      <w:pPr>
+        <w:spacing w:after="160" w:line="278" w:lineRule="auto"/>
+        <w:ind w:firstLine="0"/>
+      </w:pPr>
+      <w:r>
+        <w:br w:type="page"/>
+      </w:r>
+    </w:p>
+    <w:p>
+      <w:pPr>
+        <w:pStyle w:val="1"/>
+      </w:pPr>
+      <w:bookmarkStart w:id="256" w:name="_Toc230037174"/>
+      <w:bookmarkStart w:id="257" w:name="_Toc230090754"/>
+      <w:bookmarkStart w:id="258" w:name="приложение-г"/>
+      <w:bookmarkEnd w:id="254"/>
       <w:bookmarkEnd w:id="255"/>
+      <w:r>
+        <w:lastRenderedPageBreak/>
+        <w:t>ПРИЛОЖЕНИЕ</w:t>
+      </w:r>
+      <w:r>
+        <w:t xml:space="preserve"> </w:t>
+      </w:r>
+      <w:r>
+        <w:t>В</w:t>
+      </w:r>
+      <w:bookmarkEnd w:id="256"/>
       <w:bookmarkEnd w:id="257"/>
-      <w:r>
-        <w:lastRenderedPageBreak/>
-        <w:t xml:space="preserve">Приложение </w:t>
-      </w:r>
-      <w:r>
-        <w:t>В</w:t>
-      </w:r>
-      <w:bookmarkEnd w:id="258"/>
-      <w:bookmarkEnd w:id="260"/>
-    </w:p>
-    <w:p>
-      <w:bookmarkStart w:id="261" w:name="пример-кода-шаблона-извлечения-знаний"/>
-      <w:r>
-        <w:t>Пример кода шаблона извлечения знаний</w:t>
-      </w:r>
     </w:p>
     <w:p>
       <w:pPr>
         <w:ind w:firstLine="0"/>
       </w:pPr>
+      <w:bookmarkStart w:id="259" w:name="пример-кода-шаблона-извлечения-знаний"/>
       <w:r>
         <w:rPr>
           <w:noProof/>
@@ -19033,17 +20968,172 @@
         </w:drawing>
       </w:r>
     </w:p>
-    <w:bookmarkEnd w:id="247"/>
+    <w:bookmarkEnd w:id="246"/>
+    <w:bookmarkEnd w:id="258"/>
     <w:bookmarkEnd w:id="259"/>
-    <w:bookmarkEnd w:id="261"/>
-    <w:p>
-      <w:pPr>
+    <w:p>
+      <w:pPr>
+        <w:jc w:val="center"/>
+      </w:pPr>
+      <w:r>
+        <w:t xml:space="preserve">Рисунок В.1 </w:t>
+      </w:r>
+      <w:r>
+        <w:t>—</w:t>
+      </w:r>
+      <w:r>
+        <w:t xml:space="preserve"> Пример кода шаблона извлечения знаний</w:t>
+      </w:r>
+    </w:p>
+    <w:p>
+      <w:pPr>
+        <w:spacing w:after="160" w:line="278" w:lineRule="auto"/>
         <w:ind w:firstLine="0"/>
-        <w:jc w:val="both"/>
+      </w:pPr>
+      <w:r>
+        <w:br w:type="page"/>
+      </w:r>
+    </w:p>
+    <w:p>
+      <w:pPr>
+        <w:pStyle w:val="1"/>
         <w:rPr>
           <w:lang w:val="en-US"/>
         </w:rPr>
       </w:pPr>
+      <w:r>
+        <w:lastRenderedPageBreak/>
+        <w:t>ПРИЛОЖЕНИЕ</w:t>
+      </w:r>
+      <w:r>
+        <w:t xml:space="preserve"> Г</w:t>
+      </w:r>
+    </w:p>
+    <w:p>
+      <w:pPr>
+        <w:rPr>
+          <w:lang w:val="en-US"/>
+        </w:rPr>
+      </w:pPr>
+    </w:p>
+    <w:p>
+      <w:pPr>
+        <w:rPr>
+          <w:lang w:val="en-US"/>
+        </w:rPr>
+      </w:pPr>
+    </w:p>
+    <w:p>
+      <w:pPr>
+        <w:rPr>
+          <w:lang w:val="en-US"/>
+        </w:rPr>
+      </w:pPr>
+    </w:p>
+    <w:p>
+      <w:pPr>
+        <w:rPr>
+          <w:lang w:val="en-US"/>
+        </w:rPr>
+      </w:pPr>
+    </w:p>
+    <w:p>
+      <w:pPr>
+        <w:rPr>
+          <w:lang w:val="en-US"/>
+        </w:rPr>
+      </w:pPr>
+    </w:p>
+    <w:p>
+      <w:pPr>
+        <w:rPr>
+          <w:lang w:val="en-US"/>
+        </w:rPr>
+      </w:pPr>
+    </w:p>
+    <w:p>
+      <w:pPr>
+        <w:rPr>
+          <w:lang w:val="en-US"/>
+        </w:rPr>
+      </w:pPr>
+    </w:p>
+    <w:p>
+      <w:pPr>
+        <w:rPr>
+          <w:lang w:val="en-US"/>
+        </w:rPr>
+      </w:pPr>
+    </w:p>
+    <w:p>
+      <w:pPr>
+        <w:rPr>
+          <w:lang w:val="en-US"/>
+        </w:rPr>
+      </w:pPr>
+    </w:p>
+    <w:p>
+      <w:pPr>
+        <w:rPr>
+          <w:lang w:val="en-US"/>
+        </w:rPr>
+      </w:pPr>
+    </w:p>
+    <w:p>
+      <w:pPr>
+        <w:rPr>
+          <w:lang w:val="en-US"/>
+        </w:rPr>
+      </w:pPr>
+    </w:p>
+    <w:p>
+      <w:pPr>
+        <w:ind w:firstLine="0"/>
+        <w:jc w:val="center"/>
+        <w:rPr>
+          <w:b/>
+          <w:bCs/>
+        </w:rPr>
+      </w:pPr>
+      <w:r>
+        <w:rPr>
+          <w:b/>
+          <w:bCs/>
+        </w:rPr>
+        <w:t>ПРОГРАММА «</w:t>
+      </w:r>
+      <w:r>
+        <w:rPr>
+          <w:b/>
+          <w:bCs/>
+          <w:lang w:val="en-US"/>
+        </w:rPr>
+        <w:t>Doc2Onto</w:t>
+      </w:r>
+      <w:r>
+        <w:rPr>
+          <w:b/>
+          <w:bCs/>
+        </w:rPr>
+        <w:t>»</w:t>
+      </w:r>
+    </w:p>
+    <w:p>
+      <w:pPr>
+        <w:ind w:firstLine="0"/>
+        <w:jc w:val="center"/>
+        <w:rPr>
+          <w:b/>
+          <w:bCs/>
+        </w:rPr>
+      </w:pPr>
+      <w:r>
+        <w:rPr>
+          <w:b/>
+          <w:bCs/>
+        </w:rPr>
+        <w:t>ОПИСАНИЕ ПРОГРАММЫ</w:t>
+      </w:r>
     </w:p>
     <w:sectPr>
       <w:pgSz w:w="11906" w:h="16838"/>
@@ -39573,7 +41663,6 @@
   <w:style w:type="character" w:default="1" w:styleId="a0">
     <w:name w:val="Default Paragraph Font"/>
     <w:uiPriority w:val="1"/>
-    <w:semiHidden/>
     <w:unhideWhenUsed/>
   </w:style>
   <w:style w:type="table" w:default="1" w:styleId="a1">
@@ -39964,9 +42053,8 @@
     <w:autoRedefine/>
     <w:uiPriority w:val="39"/>
     <w:unhideWhenUsed/>
-    <w:rsid w:val="00D65C4B"/>
+    <w:rsid w:val="003C4D11"/>
     <w:pPr>
-      <w:spacing w:after="100"/>
       <w:ind w:firstLine="0"/>
     </w:pPr>
   </w:style>
@@ -40077,18 +42165,6 @@
       <w:color w:val="605E5C"/>
       <w:shd w:val="clear" w:color="auto" w:fill="E1DFDD"/>
     </w:rPr>
-  </w:style>
-  <w:style w:type="paragraph" w:styleId="12">
-    <w:name w:val="toc 1"/>
-    <w:basedOn w:val="a"/>
-    <w:next w:val="a"/>
-    <w:autoRedefine/>
-    <w:uiPriority w:val="39"/>
-    <w:unhideWhenUsed/>
-    <w:rsid w:val="003C4D11"/>
-    <w:pPr>
-      <w:ind w:firstLine="0"/>
-    </w:pPr>
   </w:style>
   <w:style w:type="paragraph" w:styleId="51">
     <w:name w:val="toc 5"/>

--- a/diploma/documents/ВКР/Соломенников_Николай_Александрович_Текст_ВКР.docx
+++ b/diploma/documents/ВКР/Соломенников_Николай_Александрович_Текст_ВКР.docx
@@ -656,7 +656,33 @@
                 <w:lang w:eastAsia="ru-RU"/>
                 <w14:ligatures w14:val="none"/>
               </w:rPr>
-              <w:t xml:space="preserve">«К защите допущена»                                                                       </w:t>
+              <w:t xml:space="preserve">«К защите </w:t>
+            </w:r>
+            <w:proofErr w:type="gramStart"/>
+            <w:r>
+              <w:rPr>
+                <w:rFonts w:eastAsia="Times New Roman" w:cs="Times New Roman"/>
+                <w:b/>
+                <w:color w:val="auto"/>
+                <w:kern w:val="0"/>
+                <w:sz w:val="24"/>
+                <w:lang w:eastAsia="ru-RU"/>
+                <w14:ligatures w14:val="none"/>
+              </w:rPr>
+              <w:t xml:space="preserve">допущена»   </w:t>
+            </w:r>
+            <w:proofErr w:type="gramEnd"/>
+            <w:r>
+              <w:rPr>
+                <w:rFonts w:eastAsia="Times New Roman" w:cs="Times New Roman"/>
+                <w:b/>
+                <w:color w:val="auto"/>
+                <w:kern w:val="0"/>
+                <w:sz w:val="24"/>
+                <w:lang w:eastAsia="ru-RU"/>
+                <w14:ligatures w14:val="none"/>
+              </w:rPr>
+              <w:t xml:space="preserve">                                                                    </w:t>
             </w:r>
           </w:p>
         </w:tc>
@@ -896,7 +922,31 @@
                 <w:lang w:eastAsia="ru-RU"/>
                 <w14:ligatures w14:val="none"/>
               </w:rPr>
-              <w:t>Пальчунов Д. Е. /…………..</w:t>
+              <w:t>Пальчунов Д. Е. /……</w:t>
+            </w:r>
+            <w:proofErr w:type="gramStart"/>
+            <w:r>
+              <w:rPr>
+                <w:rFonts w:eastAsia="Times New Roman" w:cs="Times New Roman"/>
+                <w:color w:val="auto"/>
+                <w:kern w:val="0"/>
+                <w:sz w:val="24"/>
+                <w:lang w:eastAsia="ru-RU"/>
+                <w14:ligatures w14:val="none"/>
+              </w:rPr>
+              <w:t>…….</w:t>
+            </w:r>
+            <w:proofErr w:type="gramEnd"/>
+            <w:r>
+              <w:rPr>
+                <w:rFonts w:eastAsia="Times New Roman" w:cs="Times New Roman"/>
+                <w:color w:val="auto"/>
+                <w:kern w:val="0"/>
+                <w:sz w:val="24"/>
+                <w:lang w:eastAsia="ru-RU"/>
+                <w14:ligatures w14:val="none"/>
+              </w:rPr>
+              <w:t>.</w:t>
             </w:r>
           </w:p>
         </w:tc>
@@ -1340,6 +1390,7 @@
                 <w14:ligatures w14:val="none"/>
               </w:rPr>
             </w:pPr>
+            <w:proofErr w:type="spellStart"/>
             <w:r>
               <w:rPr>
                 <w:rFonts w:eastAsia="Times New Roman" w:cs="Times New Roman"/>
@@ -1350,7 +1401,46 @@
                 <w:lang w:eastAsia="ru-RU"/>
                 <w14:ligatures w14:val="none"/>
               </w:rPr>
-              <w:t>Найданов Ч. А./…………..</w:t>
+              <w:t>Найданов</w:t>
+            </w:r>
+            <w:proofErr w:type="spellEnd"/>
+            <w:r>
+              <w:rPr>
+                <w:rFonts w:eastAsia="Times New Roman" w:cs="Times New Roman"/>
+                <w:color w:val="auto"/>
+                <w:kern w:val="0"/>
+                <w:sz w:val="24"/>
+                <w:highlight w:val="white"/>
+                <w:lang w:eastAsia="ru-RU"/>
+                <w14:ligatures w14:val="none"/>
+              </w:rPr>
+              <w:t xml:space="preserve"> Ч. А./……</w:t>
+            </w:r>
+            <w:proofErr w:type="gramStart"/>
+            <w:r>
+              <w:rPr>
+                <w:rFonts w:eastAsia="Times New Roman" w:cs="Times New Roman"/>
+                <w:color w:val="auto"/>
+                <w:kern w:val="0"/>
+                <w:sz w:val="24"/>
+                <w:highlight w:val="white"/>
+                <w:lang w:eastAsia="ru-RU"/>
+                <w14:ligatures w14:val="none"/>
+              </w:rPr>
+              <w:t>…….</w:t>
+            </w:r>
+            <w:proofErr w:type="gramEnd"/>
+            <w:r>
+              <w:rPr>
+                <w:rFonts w:eastAsia="Times New Roman" w:cs="Times New Roman"/>
+                <w:color w:val="auto"/>
+                <w:kern w:val="0"/>
+                <w:sz w:val="24"/>
+                <w:highlight w:val="white"/>
+                <w:lang w:eastAsia="ru-RU"/>
+                <w14:ligatures w14:val="none"/>
+              </w:rPr>
+              <w:t>.</w:t>
             </w:r>
           </w:p>
         </w:tc>
@@ -2244,6 +2334,7 @@
               </w:rPr>
               <w:t xml:space="preserve"> </w:t>
             </w:r>
+            <w:proofErr w:type="spellStart"/>
             <w:r>
               <w:rPr>
                 <w:rFonts w:eastAsia="Times New Roman" w:cs="Times New Roman"/>
@@ -2255,7 +2346,21 @@
                 <w:lang w:eastAsia="ru-RU"/>
                 <w14:ligatures w14:val="none"/>
               </w:rPr>
-              <w:t>Соломенникову Николаю Александровичу</w:t>
+              <w:t>Соломенникову</w:t>
+            </w:r>
+            <w:proofErr w:type="spellEnd"/>
+            <w:r>
+              <w:rPr>
+                <w:rFonts w:eastAsia="Times New Roman" w:cs="Times New Roman"/>
+                <w:color w:val="auto"/>
+                <w:kern w:val="0"/>
+                <w:sz w:val="24"/>
+                <w:highlight w:val="white"/>
+                <w:shd w:val="clear" w:color="auto" w:fill="FFFF00"/>
+                <w:lang w:eastAsia="ru-RU"/>
+                <w14:ligatures w14:val="none"/>
+              </w:rPr>
+              <w:t xml:space="preserve"> Николаю Александровичу</w:t>
             </w:r>
             <w:r>
               <w:rPr>
@@ -2898,7 +3003,31 @@
                 <w:lang w:eastAsia="ru-RU"/>
                 <w14:ligatures w14:val="none"/>
               </w:rPr>
-              <w:t>/………..</w:t>
+              <w:t>/…</w:t>
+            </w:r>
+            <w:proofErr w:type="gramStart"/>
+            <w:r>
+              <w:rPr>
+                <w:rFonts w:eastAsia="Times New Roman" w:cs="Times New Roman"/>
+                <w:color w:val="auto"/>
+                <w:kern w:val="0"/>
+                <w:sz w:val="24"/>
+                <w:lang w:eastAsia="ru-RU"/>
+                <w14:ligatures w14:val="none"/>
+              </w:rPr>
+              <w:t>…….</w:t>
+            </w:r>
+            <w:proofErr w:type="gramEnd"/>
+            <w:r>
+              <w:rPr>
+                <w:rFonts w:eastAsia="Times New Roman" w:cs="Times New Roman"/>
+                <w:color w:val="auto"/>
+                <w:kern w:val="0"/>
+                <w:sz w:val="24"/>
+                <w:lang w:eastAsia="ru-RU"/>
+                <w14:ligatures w14:val="none"/>
+              </w:rPr>
+              <w:t>.</w:t>
             </w:r>
           </w:p>
         </w:tc>
@@ -3019,7 +3148,31 @@
                 <w:lang w:eastAsia="ru-RU"/>
                 <w14:ligatures w14:val="none"/>
               </w:rPr>
-              <w:t>/…………..</w:t>
+              <w:t>/……</w:t>
+            </w:r>
+            <w:proofErr w:type="gramStart"/>
+            <w:r>
+              <w:rPr>
+                <w:rFonts w:eastAsia="Times New Roman" w:cs="Times New Roman"/>
+                <w:color w:val="auto"/>
+                <w:kern w:val="0"/>
+                <w:sz w:val="24"/>
+                <w:lang w:eastAsia="ru-RU"/>
+                <w14:ligatures w14:val="none"/>
+              </w:rPr>
+              <w:t>…….</w:t>
+            </w:r>
+            <w:proofErr w:type="gramEnd"/>
+            <w:r>
+              <w:rPr>
+                <w:rFonts w:eastAsia="Times New Roman" w:cs="Times New Roman"/>
+                <w:color w:val="auto"/>
+                <w:kern w:val="0"/>
+                <w:sz w:val="24"/>
+                <w:lang w:eastAsia="ru-RU"/>
+                <w14:ligatures w14:val="none"/>
+              </w:rPr>
+              <w:t>.</w:t>
             </w:r>
           </w:p>
         </w:tc>
@@ -3438,6 +3591,7 @@
                 <w14:ligatures w14:val="none"/>
               </w:rPr>
             </w:pPr>
+            <w:proofErr w:type="spellStart"/>
             <w:r>
               <w:rPr>
                 <w:rFonts w:eastAsia="Times New Roman" w:cs="Times New Roman"/>
@@ -3448,7 +3602,46 @@
                 <w:lang w:eastAsia="ru-RU"/>
                 <w14:ligatures w14:val="none"/>
               </w:rPr>
-              <w:t>Найданов Ч. А./…………..</w:t>
+              <w:t>Найданов</w:t>
+            </w:r>
+            <w:proofErr w:type="spellEnd"/>
+            <w:r>
+              <w:rPr>
+                <w:rFonts w:eastAsia="Times New Roman" w:cs="Times New Roman"/>
+                <w:color w:val="auto"/>
+                <w:kern w:val="0"/>
+                <w:sz w:val="24"/>
+                <w:highlight w:val="white"/>
+                <w:lang w:eastAsia="ru-RU"/>
+                <w14:ligatures w14:val="none"/>
+              </w:rPr>
+              <w:t xml:space="preserve"> Ч. А./……</w:t>
+            </w:r>
+            <w:proofErr w:type="gramStart"/>
+            <w:r>
+              <w:rPr>
+                <w:rFonts w:eastAsia="Times New Roman" w:cs="Times New Roman"/>
+                <w:color w:val="auto"/>
+                <w:kern w:val="0"/>
+                <w:sz w:val="24"/>
+                <w:highlight w:val="white"/>
+                <w:lang w:eastAsia="ru-RU"/>
+                <w14:ligatures w14:val="none"/>
+              </w:rPr>
+              <w:t>…….</w:t>
+            </w:r>
+            <w:proofErr w:type="gramEnd"/>
+            <w:r>
+              <w:rPr>
+                <w:rFonts w:eastAsia="Times New Roman" w:cs="Times New Roman"/>
+                <w:color w:val="auto"/>
+                <w:kern w:val="0"/>
+                <w:sz w:val="24"/>
+                <w:highlight w:val="white"/>
+                <w:lang w:eastAsia="ru-RU"/>
+                <w14:ligatures w14:val="none"/>
+              </w:rPr>
+              <w:t>.</w:t>
             </w:r>
           </w:p>
         </w:tc>
@@ -10000,7 +10193,15 @@
         <w:jc w:val="both"/>
       </w:pPr>
       <w:r>
-        <w:t>W3C (World Wide Web Consortium) — консорциум организаций, вырабатывающий стандарты для технологий World Wide Web.</w:t>
+        <w:t xml:space="preserve">W3C (World Wide Web </w:t>
+      </w:r>
+      <w:proofErr w:type="spellStart"/>
+      <w:r>
+        <w:t>Consortium</w:t>
+      </w:r>
+      <w:proofErr w:type="spellEnd"/>
+      <w:r>
+        <w:t>) — консорциум организаций, вырабатывающий стандарты для технологий World Wide Web.</w:t>
       </w:r>
     </w:p>
     <w:p>
@@ -10050,7 +10251,15 @@
         <w:t>Microsoft</w:t>
       </w:r>
       <w:r>
-        <w:t xml:space="preserve"> для межпроцессного взаимодействия.</w:t>
+        <w:t xml:space="preserve"> для </w:t>
+      </w:r>
+      <w:proofErr w:type="spellStart"/>
+      <w:r>
+        <w:t>межпроцессного</w:t>
+      </w:r>
+      <w:proofErr w:type="spellEnd"/>
+      <w:r>
+        <w:t xml:space="preserve"> взаимодействия.</w:t>
       </w:r>
     </w:p>
     <w:p>
@@ -10058,7 +10267,15 @@
         <w:jc w:val="both"/>
       </w:pPr>
       <w:r>
-        <w:t>TEI (Text Encoding Initiative) — стандарт XML-разметки текстов, используемый в гуманитарных науках.</w:t>
+        <w:t xml:space="preserve">TEI (Text </w:t>
+      </w:r>
+      <w:proofErr w:type="spellStart"/>
+      <w:r>
+        <w:t>Encoding</w:t>
+      </w:r>
+      <w:proofErr w:type="spellEnd"/>
+      <w:r>
+        <w:t xml:space="preserve"> Initiative) — стандарт XML-разметки текстов, используемый в гуманитарных науках.</w:t>
       </w:r>
     </w:p>
     <w:p>
@@ -10066,7 +10283,15 @@
         <w:jc w:val="both"/>
       </w:pPr>
       <w:r>
-        <w:t>LLM (Large Language Model) — большая языковая модель.</w:t>
+        <w:t>LLM (</w:t>
+      </w:r>
+      <w:proofErr w:type="spellStart"/>
+      <w:r>
+        <w:t>Large</w:t>
+      </w:r>
+      <w:proofErr w:type="spellEnd"/>
+      <w:r>
+        <w:t xml:space="preserve"> Language Model) — большая языковая модель.</w:t>
       </w:r>
     </w:p>
     <w:p>
@@ -10074,15 +10299,68 @@
         <w:jc w:val="both"/>
       </w:pPr>
       <w:r>
-        <w:t>IRI (Internationalized Resource Identifier) — расширение URI (Uniform Resource Identifier), допускающее использование символов Unicode; используется как идентификатор сущности в RDF и OWL.</w:t>
+        <w:t>IRI (</w:t>
+      </w:r>
+      <w:proofErr w:type="spellStart"/>
+      <w:r>
+        <w:t>Internationalized</w:t>
+      </w:r>
+      <w:proofErr w:type="spellEnd"/>
+      <w:r>
+        <w:t xml:space="preserve"> Resource </w:t>
+      </w:r>
+      <w:proofErr w:type="spellStart"/>
+      <w:r>
+        <w:t>Identifier</w:t>
+      </w:r>
+      <w:proofErr w:type="spellEnd"/>
+      <w:r>
+        <w:t>) — расширение URI (</w:t>
+      </w:r>
+      <w:proofErr w:type="spellStart"/>
+      <w:r>
+        <w:t>Uniform</w:t>
+      </w:r>
+      <w:proofErr w:type="spellEnd"/>
+      <w:r>
+        <w:t xml:space="preserve"> Resource </w:t>
+      </w:r>
+      <w:proofErr w:type="spellStart"/>
+      <w:r>
+        <w:t>Identifier</w:t>
+      </w:r>
+      <w:proofErr w:type="spellEnd"/>
+      <w:r>
+        <w:t xml:space="preserve">), допускающее использование символов </w:t>
+      </w:r>
+      <w:proofErr w:type="spellStart"/>
+      <w:r>
+        <w:t>Unicode</w:t>
+      </w:r>
+      <w:proofErr w:type="spellEnd"/>
+      <w:r>
+        <w:t>; используется как идентификатор сущности в RDF и OWL.</w:t>
       </w:r>
     </w:p>
     <w:p>
       <w:pPr>
         <w:jc w:val="both"/>
       </w:pPr>
-      <w:r>
-        <w:t>Turtle (TTL) (Terse RDF Triple Language) — текстовый формат сериализации RDF-графов.</w:t>
+      <w:proofErr w:type="spellStart"/>
+      <w:r>
+        <w:t>Turtle</w:t>
+      </w:r>
+      <w:proofErr w:type="spellEnd"/>
+      <w:r>
+        <w:t xml:space="preserve"> (TTL) (</w:t>
+      </w:r>
+      <w:proofErr w:type="spellStart"/>
+      <w:r>
+        <w:t>Terse</w:t>
+      </w:r>
+      <w:proofErr w:type="spellEnd"/>
+      <w:r>
+        <w:t xml:space="preserve"> RDF Triple Language) — текстовый формат сериализации RDF-графов.</w:t>
       </w:r>
     </w:p>
     <w:p>
@@ -10090,7 +10368,15 @@
         <w:jc w:val="both"/>
       </w:pPr>
       <w:r>
-        <w:t>XSD (XML Schema Definition) — язык описания структуры XML-документов.</w:t>
+        <w:t xml:space="preserve">XSD (XML </w:t>
+      </w:r>
+      <w:proofErr w:type="spellStart"/>
+      <w:r>
+        <w:t>Schema</w:t>
+      </w:r>
+      <w:proofErr w:type="spellEnd"/>
+      <w:r>
+        <w:t xml:space="preserve"> Definition) — язык описания структуры XML-документов.</w:t>
       </w:r>
     </w:p>
     <w:p>
@@ -10363,12 +10649,21 @@
         <w:ind w:left="0" w:firstLine="709"/>
         <w:jc w:val="both"/>
       </w:pPr>
+      <w:proofErr w:type="spellStart"/>
       <w:r>
         <w:rPr>
           <w:i/>
           <w:iCs/>
         </w:rPr>
-        <w:t>концептно-ориентированной модели идентификации индивидов онтологии</w:t>
+        <w:t>концептно</w:t>
+      </w:r>
+      <w:proofErr w:type="spellEnd"/>
+      <w:r>
+        <w:rPr>
+          <w:i/>
+          <w:iCs/>
+        </w:rPr>
+        <w:t>-ориентированной модели идентификации индивидов онтологии</w:t>
       </w:r>
       <w:r>
         <w:t>, в которой каждому классу сущностей сопоставлен программный модуль, инкапсулирующий стратегию формирования идентификаторов и набор идентифицирующих литералов; модель обеспечивает воспроизводимое и согласованное отождествление одних и тех же сущностей реального мира между разными документами;</w:t>
@@ -10580,7 +10875,23 @@
         <w:jc w:val="both"/>
       </w:pPr>
       <w:r>
-        <w:t xml:space="preserve">Под онтологией в работе понимается формальное описание концептуализации предметной области, явно задающее классы объектов, их свойства и отношения, обеспечивающее семантическую интерпретацию данных и возможность логического вывода [4]. В качестве базового формализма применяется рекомендованный консорциумом W3C язык OWL (Web Ontology Language) [15], основанный на модели данных RDF (Resource Description Framework) [16]. RDF задаёт представление знаний в виде помеченных ориентированных графов, узлы которых соответствуют сущностям предметной области либо литеральным значениям, а помеченные дуги — отношениям между ними; атомарной единицей описания является </w:t>
+        <w:t xml:space="preserve">Под онтологией в работе понимается формальное описание концептуализации предметной области, явно задающее классы объектов, их свойства и отношения, обеспечивающее семантическую интерпретацию данных и возможность логического вывода [4]. В качестве базового формализма применяется рекомендованный консорциумом W3C язык OWL (Web </w:t>
+      </w:r>
+      <w:proofErr w:type="spellStart"/>
+      <w:r>
+        <w:t>Ontology</w:t>
+      </w:r>
+      <w:proofErr w:type="spellEnd"/>
+      <w:r>
+        <w:t xml:space="preserve"> Language) [15], основанный на модели данных RDF (Resource </w:t>
+      </w:r>
+      <w:proofErr w:type="spellStart"/>
+      <w:r>
+        <w:t>Description</w:t>
+      </w:r>
+      <w:proofErr w:type="spellEnd"/>
+      <w:r>
+        <w:t xml:space="preserve"> Framework) [16]. RDF задаёт представление знаний в виде помеченных ориентированных графов, узлы которых соответствуют сущностям предметной области либо литеральным значениям, а помеченные дуги — отношениям между ними; атомарной единицей описания является </w:t>
       </w:r>
       <w:r>
         <w:rPr>
@@ -10590,7 +10901,15 @@
         <w:t>триплет</w:t>
       </w:r>
       <w:r>
-        <w:t xml:space="preserve"> «субъект — предикат — объект». OWL расширяет RDF возможностями описания классов, иерархий, ограничений мощности и дизъюнктности.</w:t>
+        <w:t xml:space="preserve"> «субъект — предикат — объект». OWL расширяет RDF возможностями описания классов, иерархий, ограничений мощности и </w:t>
+      </w:r>
+      <w:proofErr w:type="spellStart"/>
+      <w:r>
+        <w:t>дизъюнктности</w:t>
+      </w:r>
+      <w:proofErr w:type="spellEnd"/>
+      <w:r>
+        <w:t>.</w:t>
       </w:r>
     </w:p>
     <w:p>
@@ -10641,7 +10960,23 @@
         <w:t>Схема онтологии</w:t>
       </w:r>
       <w:r>
-        <w:t xml:space="preserve"> (в терминах дескриптивных логик [5] — TBox и RBox) включает определения классов сущностей, свойств, ограничений и аксиом, выражающих терминологические знания. </w:t>
+        <w:t xml:space="preserve"> (в терминах дескриптивных логик [5] — </w:t>
+      </w:r>
+      <w:proofErr w:type="spellStart"/>
+      <w:r>
+        <w:t>TBox</w:t>
+      </w:r>
+      <w:proofErr w:type="spellEnd"/>
+      <w:r>
+        <w:t xml:space="preserve"> и </w:t>
+      </w:r>
+      <w:proofErr w:type="spellStart"/>
+      <w:r>
+        <w:t>RBox</w:t>
+      </w:r>
+      <w:proofErr w:type="spellEnd"/>
+      <w:r>
+        <w:t xml:space="preserve">) включает определения классов сущностей, свойств, ограничений и аксиом, выражающих терминологические знания. </w:t>
       </w:r>
       <w:r>
         <w:rPr>
@@ -10651,7 +10986,15 @@
         <w:t>Данные онтологии</w:t>
       </w:r>
       <w:r>
-        <w:t xml:space="preserve"> (ABox) содержат сведения о конкретных индивидах, их свойствах и отношениях, выражающие фактологические знания.</w:t>
+        <w:t xml:space="preserve"> (</w:t>
+      </w:r>
+      <w:proofErr w:type="spellStart"/>
+      <w:r>
+        <w:t>ABox</w:t>
+      </w:r>
+      <w:proofErr w:type="spellEnd"/>
+      <w:r>
+        <w:t>) содержат сведения о конкретных индивидах, их свойствах и отношениях, выражающие фактологические знания.</w:t>
       </w:r>
     </w:p>
     <w:p>
@@ -10659,7 +11002,15 @@
         <w:jc w:val="both"/>
       </w:pPr>
       <w:r>
-        <w:t>Разделение существенно для задачи автоматизированного пополнения. Схема — результат экспертной работы и закладывается заранее, до начала эксплуатации; автоматизированное извлечение схемы из документов невозможно: документы иллюстрируют применение терминологических утверждений, но не содержат их. ABox же регулярно обновляется естественным ходом учебного процесса: каждое новое событие (прибытие сотрудника, защита ВКР, окончание практики) приводит к появлению новых индивидов и фактов о них. Именно эти знания доступны автоматизированному извлечению.</w:t>
+        <w:t xml:space="preserve">Разделение существенно для задачи автоматизированного пополнения. Схема — результат экспертной работы и закладывается заранее, до начала эксплуатации; автоматизированное извлечение схемы из документов невозможно: документы иллюстрируют применение терминологических утверждений, но не содержат их. </w:t>
+      </w:r>
+      <w:proofErr w:type="spellStart"/>
+      <w:r>
+        <w:t>ABox</w:t>
+      </w:r>
+      <w:proofErr w:type="spellEnd"/>
+      <w:r>
+        <w:t xml:space="preserve"> же регулярно обновляется естественным ходом учебного процесса: каждое новое событие (прибытие сотрудника, защита ВКР, окончание практики) приводит к появлению новых индивидов и фактов о них. Именно эти знания доступны автоматизированному извлечению.</w:t>
       </w:r>
     </w:p>
     <w:p>
@@ -10667,7 +11018,15 @@
         <w:jc w:val="both"/>
       </w:pPr>
       <w:r>
-        <w:t>Соответственно, в рамках задачи извлечению подлежат: индивиды как экземпляры классов онтологии; значения данных в виде литералов; факты в виде ABox-аксиом о принадлежности индивидов классам и о значениях их свойств. Документы рассматриваются как источник данных, а не источник схемы.</w:t>
+        <w:t xml:space="preserve">Соответственно, в рамках задачи извлечению подлежат: индивиды как экземпляры классов онтологии; значения данных в виде литералов; факты в виде </w:t>
+      </w:r>
+      <w:proofErr w:type="spellStart"/>
+      <w:r>
+        <w:t>ABox</w:t>
+      </w:r>
+      <w:proofErr w:type="spellEnd"/>
+      <w:r>
+        <w:t>-аксиом о принадлежности индивидов классам и о значениях их свойств. Документы рассматриваются как источник данных, а не источник схемы.</w:t>
       </w:r>
     </w:p>
     <w:p>
@@ -10730,7 +11089,15 @@
         <w:t>Согласованность модели.</w:t>
       </w:r>
       <w:r>
-        <w:t xml:space="preserve"> Добавление новых фактов не должно нарушать ни синтаксической, ни семантической целостности модели — ни на уровне ограничений TBox, ни логических противоречий с уже накопленными фактами.</w:t>
+        <w:t xml:space="preserve"> Добавление новых фактов не должно нарушать ни синтаксической, ни семантической целостности модели — ни на уровне ограничений </w:t>
+      </w:r>
+      <w:proofErr w:type="spellStart"/>
+      <w:r>
+        <w:t>TBox</w:t>
+      </w:r>
+      <w:proofErr w:type="spellEnd"/>
+      <w:r>
+        <w:t>, ни логических противоречий с уже накопленными фактами.</w:t>
       </w:r>
     </w:p>
     <w:p>
@@ -11076,7 +11443,39 @@
         <w:jc w:val="both"/>
       </w:pPr>
       <w:r>
-        <w:t>Задача автоматизированного извлечения структурированной информации из текстовых документов изучается в нескольких смежных направлениях: в извлечении информации (Information Extraction) [8], в обучении и пополнении онтологий (Ontology Learning and Population) [6, 7], в обработке естественного языка (Natural Language Processing). Существующие подходы можно объединить в четыре группы.</w:t>
+        <w:t xml:space="preserve">Задача автоматизированного извлечения структурированной информации из текстовых документов изучается в нескольких смежных направлениях: в извлечении информации (Information </w:t>
+      </w:r>
+      <w:proofErr w:type="spellStart"/>
+      <w:r>
+        <w:t>Extraction</w:t>
+      </w:r>
+      <w:proofErr w:type="spellEnd"/>
+      <w:r>
+        <w:t>) [8], в обучении и пополнении онтологий (</w:t>
+      </w:r>
+      <w:proofErr w:type="spellStart"/>
+      <w:r>
+        <w:t>Ontology</w:t>
+      </w:r>
+      <w:proofErr w:type="spellEnd"/>
+      <w:r>
+        <w:t xml:space="preserve"> Learning </w:t>
+      </w:r>
+      <w:proofErr w:type="spellStart"/>
+      <w:r>
+        <w:t>and</w:t>
+      </w:r>
+      <w:proofErr w:type="spellEnd"/>
+      <w:r>
+        <w:t xml:space="preserve"> </w:t>
+      </w:r>
+      <w:proofErr w:type="spellStart"/>
+      <w:r>
+        <w:t>Population</w:t>
+      </w:r>
+      <w:proofErr w:type="spellEnd"/>
+      <w:r>
+        <w:t>) [6, 7], в обработке естественного языка (Natural Language Processing). Существующие подходы можно объединить в четыре группы.</w:t>
       </w:r>
     </w:p>
     <w:p>
@@ -11107,7 +11506,15 @@
         <w:jc w:val="both"/>
       </w:pPr>
       <w:r>
-        <w:t xml:space="preserve">Правила-ориентированные (rule-based) методы — исторически наиболее ранний подход, основанный на явном описании правил выделения интересующих фрагментов в виде регулярных выражений, шаблонов над последовательностями токенов, паттернов над синтаксическими деревьями [8]. Преимущества — </w:t>
+        <w:t>Правила-ориентированные (</w:t>
+      </w:r>
+      <w:proofErr w:type="spellStart"/>
+      <w:r>
+        <w:t>rule-based</w:t>
+      </w:r>
+      <w:proofErr w:type="spellEnd"/>
+      <w:r>
+        <w:t xml:space="preserve">) методы — исторически наиболее ранний подход, основанный на явном описании правил выделения интересующих фрагментов в виде регулярных выражений, шаблонов над последовательностями токенов, паттернов над синтаксическими деревьями [8]. Преимущества — </w:t>
       </w:r>
       <w:r>
         <w:rPr>
@@ -11775,10 +12182,27 @@
           <w:b/>
           <w:bCs/>
         </w:rPr>
-        <w:t>Apache Tika</w:t>
-      </w:r>
-      <w:r>
-        <w:t xml:space="preserve"> [14, 17], открытый набор инструментов, поддерживающий более тысячи форматов и делегирующий разбор соответствующим внутренним библиотекам. Сильная сторона — широта поддержки форматов; ограничение — Tika ориентирована на извлечение содержимого, а не его </w:t>
+        <w:t xml:space="preserve">Apache </w:t>
+      </w:r>
+      <w:proofErr w:type="spellStart"/>
+      <w:r>
+        <w:rPr>
+          <w:b/>
+          <w:bCs/>
+        </w:rPr>
+        <w:t>Tika</w:t>
+      </w:r>
+      <w:proofErr w:type="spellEnd"/>
+      <w:r>
+        <w:t xml:space="preserve"> [14, 17], открытый набор инструментов, поддерживающий более тысячи форматов и делегирующий разбор соответствующим внутренним библиотекам. Сильная сторона — широта поддержки форматов; ограничение — </w:t>
+      </w:r>
+      <w:proofErr w:type="spellStart"/>
+      <w:r>
+        <w:t>Tika</w:t>
+      </w:r>
+      <w:proofErr w:type="spellEnd"/>
+      <w:r>
+        <w:t xml:space="preserve"> ориентирована на извлечение содержимого, а не его </w:t>
       </w:r>
       <w:r>
         <w:rPr>
@@ -11792,7 +12216,15 @@
       </w:r>
       <w:r>
         <w:lastRenderedPageBreak/>
-        <w:t>разметкой, без сохранения логической структуры (заголовков, списков, вложенных таблиц), и без средств семантической интерпретации. Tika может рассматриваться лишь как одно из возможных средств приведения документа к текстовому виду, но не как решение задачи пополнения онтологии.</w:t>
+        <w:t xml:space="preserve">разметкой, без сохранения логической структуры (заголовков, списков, вложенных таблиц), и без средств семантической интерпретации. </w:t>
+      </w:r>
+      <w:proofErr w:type="spellStart"/>
+      <w:r>
+        <w:t>Tika</w:t>
+      </w:r>
+      <w:proofErr w:type="spellEnd"/>
+      <w:r>
+        <w:t xml:space="preserve"> может рассматриваться лишь как одно из возможных средств приведения документа к текстовому виду, но не как решение задачи пополнения онтологии.</w:t>
       </w:r>
     </w:p>
     <w:p>
@@ -11841,7 +12273,15 @@
         <w:t xml:space="preserve"> </w:t>
       </w:r>
       <w:r>
-        <w:t>Google Cloud Document AI</w:t>
+        <w:t xml:space="preserve">Google </w:t>
+      </w:r>
+      <w:proofErr w:type="spellStart"/>
+      <w:r>
+        <w:t>Cloud</w:t>
+      </w:r>
+      <w:proofErr w:type="spellEnd"/>
+      <w:r>
+        <w:t xml:space="preserve"> Document AI</w:t>
       </w:r>
       <w:r>
         <w:t xml:space="preserve"> [20], </w:t>
@@ -11853,10 +12293,23 @@
         <w:t xml:space="preserve"> [21] и </w:t>
       </w:r>
       <w:r>
-        <w:t>Amazon Textract</w:t>
-      </w:r>
-      <w:r>
-        <w:t xml:space="preserve"> [22] реализуют извлечение значений на основе предобученных моделей, оптимизированных для типовых задач (счета, квитанции, документы удостоверения личности, формы); часть сервисов поддерживает дообучение. Применимость к рассматриваемой задаче ограничена несколькими обстоятельствами: сервисы ориентированы на извлечение значений полей, а не построение </w:t>
+        <w:t xml:space="preserve">Amazon </w:t>
+      </w:r>
+      <w:proofErr w:type="spellStart"/>
+      <w:r>
+        <w:t>Textract</w:t>
+      </w:r>
+      <w:proofErr w:type="spellEnd"/>
+      <w:r>
+        <w:t xml:space="preserve"> [22] реализуют извлечение значений на основе </w:t>
+      </w:r>
+      <w:proofErr w:type="spellStart"/>
+      <w:r>
+        <w:t>предобученных</w:t>
+      </w:r>
+      <w:proofErr w:type="spellEnd"/>
+      <w:r>
+        <w:t xml:space="preserve"> моделей, оптимизированных для типовых задач (счета, квитанции, документы удостоверения личности, формы); часть сервисов поддерживает дообучение. Применимость к рассматриваемой задаче ограничена несколькими обстоятельствами: сервисы ориентированы на извлечение значений полей, а не построение </w:t>
       </w:r>
       <w:r>
         <w:rPr>
@@ -11893,9 +12346,11 @@
       <w:r>
         <w:t xml:space="preserve"> Задача автоматизированного пополнения онтологий из текста изучается на протяжении более двух десятилетий [6, 7]. </w:t>
       </w:r>
+      <w:proofErr w:type="spellStart"/>
       <w:r>
         <w:t>Karma</w:t>
       </w:r>
+      <w:proofErr w:type="spellEnd"/>
       <w:r>
         <w:t xml:space="preserve"> [11, 19] — инструмент интеграции данных, </w:t>
       </w:r>
@@ -11903,9 +12358,11 @@
         <w:lastRenderedPageBreak/>
         <w:t xml:space="preserve">отображающий разнородные источники (базы данных, табличные файлы, веб-сервисы) на онтологию; </w:t>
       </w:r>
+      <w:proofErr w:type="spellStart"/>
       <w:r>
         <w:t>KnowledgeStore</w:t>
       </w:r>
+      <w:proofErr w:type="spellEnd"/>
       <w:r>
         <w:t xml:space="preserve"> [12] — инфраструктура хранения, объединяющая структурированные и неструктурированные данные. Применимость ограничена: эти системы интегрируют </w:t>
       </w:r>
@@ -12359,7 +12816,15 @@
         <w:jc w:val="both"/>
       </w:pPr>
       <w:r>
-        <w:t>В настоящей главе излагаются архитектурные и проектные решения, положенные в основу разработанной системы: концептуальное разделение слоёв данных и знаний, модель унифицированного представления документов, конвейер обработки и его пять стадий, механизм шаблонов извлечения, декларативный язык извлечения значений полей, концептно-ориентированная модель идентификации индивидов онтологии, организация графа фактов и его редактирование, политика интеграции знаний в общую модель, программная архитектура системы.</w:t>
+        <w:t xml:space="preserve">В настоящей главе излагаются архитектурные и проектные решения, положенные в основу разработанной системы: концептуальное разделение слоёв данных и знаний, модель унифицированного представления документов, конвейер обработки и его пять стадий, механизм шаблонов извлечения, декларативный язык извлечения значений полей, </w:t>
+      </w:r>
+      <w:proofErr w:type="spellStart"/>
+      <w:r>
+        <w:t>концептно</w:t>
+      </w:r>
+      <w:proofErr w:type="spellEnd"/>
+      <w:r>
+        <w:t>-ориентированная модель идентификации индивидов онтологии, организация графа фактов и его редактирование, политика интеграции знаний в общую модель, программная архитектура системы.</w:t>
       </w:r>
     </w:p>
     <w:p>
@@ -12985,7 +13450,15 @@
         <w:t>достаточен</w:t>
       </w:r>
       <w:r>
-        <w:t xml:space="preserve"> (на нём описываются все формы представления знаний, встречающиеся в документах кафедры). Представление сериализуется в XML; структура формально описана XSD-схемой, по которой проверяется корректность результата преобразования (</w:t>
+        <w:t xml:space="preserve"> (на нём описываются все формы представления знаний, встречающиеся в документах кафедры). Представление </w:t>
+      </w:r>
+      <w:proofErr w:type="spellStart"/>
+      <w:r>
+        <w:t>сериализуется</w:t>
+      </w:r>
+      <w:proofErr w:type="spellEnd"/>
+      <w:r>
+        <w:t xml:space="preserve"> в XML; структура формально описана XSD-схемой, по которой проверяется корректность результата преобразования (</w:t>
       </w:r>
       <w:r>
         <w:t xml:space="preserve">краткий </w:t>
@@ -13516,6 +13989,7 @@
       <w:r>
         <w:t xml:space="preserve">Состояние документа явно фиксируется после каждой стадии в персистентном хранилище. Это обеспечивает </w:t>
       </w:r>
+      <w:proofErr w:type="spellStart"/>
       <w:r>
         <w:rPr>
           <w:i/>
@@ -13523,6 +13997,7 @@
         </w:rPr>
         <w:t>возобновляемость</w:t>
       </w:r>
+      <w:proofErr w:type="spellEnd"/>
       <w:r>
         <w:t>: повторный запуск не выполняет уже пройденные стадии. Каждая стадия обрабатывает свои ошибки и переводит документ в стабильное состояние с поясняющим сообщением; падения с произвольной непредвиденной ошибкой исключены архитектурно. Пользователь может вмешаться в двух точках: указать класс документа явно (если автоматическая классификация отказала) и отредактировать черновой граф перед интеграцией.</w:t>
       </w:r>
@@ -14303,7 +14778,15 @@
         <w:jc w:val="both"/>
       </w:pPr>
       <w:r>
-        <w:t>Поле — именованная декларация одной атомарной ценности, извлекаемой из документа. Оно описывается пятью характеристиками: уникальным именем в формате snake_case, смысловым описанием на естественном языке (используется языковой моделью при проверке и коррекции), селектором (декларативный путь по дереву документа), извлекателем (преобразование текста в сырую строку), нормализатором (приведение к канонической форме).</w:t>
+        <w:t xml:space="preserve">Поле — именованная декларация одной атомарной ценности, извлекаемой из документа. Оно описывается пятью характеристиками: уникальным именем в формате </w:t>
+      </w:r>
+      <w:proofErr w:type="spellStart"/>
+      <w:r>
+        <w:t>snake_case</w:t>
+      </w:r>
+      <w:proofErr w:type="spellEnd"/>
+      <w:r>
+        <w:t>, смысловым описанием на естественном языке (используется языковой моделью при проверке и коррекции), селектором (декларативный путь по дереву документа), извлекателем (преобразование текста в сырую строку), нормализатором (приведение к канонической форме).</w:t>
       </w:r>
     </w:p>
     <w:p>
@@ -14722,7 +15205,15 @@
         <w:t>единственная точка соединения поля с предметной областью</w:t>
       </w:r>
       <w:r>
-        <w:t>: через нормализатор поле получает связь с конкретным концептом онтологии. Делегирование концепту записывается одним правилом «нормализовать как &lt;концепт&gt;»; вся сложность парсинга, морфологии и канонизации остаётся внутри концепта.</w:t>
+        <w:t xml:space="preserve">: через нормализатор поле получает связь с конкретным концептом онтологии. Делегирование концепту записывается одним правилом «нормализовать как &lt;концепт&gt;»; вся сложность </w:t>
+      </w:r>
+      <w:proofErr w:type="spellStart"/>
+      <w:r>
+        <w:t>парсинга</w:t>
+      </w:r>
+      <w:proofErr w:type="spellEnd"/>
+      <w:r>
+        <w:t>, морфологии и канонизации остаётся внутри концепта.</w:t>
       </w:r>
     </w:p>
     <w:p>
@@ -14848,7 +15339,15 @@
         <w:jc w:val="both"/>
       </w:pPr>
       <w:r>
-        <w:t>Терминологическое замечание: в работе термин «концепт» употребляется именно в программном смысле — как модуль с identity-стратегией; для соответствующего ему элемента схемы онтологии используется термин «класс онтологии». В литературе по дескриптивным логикам [5] и OWL [15] концептом нередко называется сам класс онтологии, и без явного разграничения возникает путаница.</w:t>
+        <w:t xml:space="preserve">Терминологическое замечание: в работе термин «концепт» употребляется именно в программном смысле — как модуль с </w:t>
+      </w:r>
+      <w:proofErr w:type="spellStart"/>
+      <w:r>
+        <w:t>identity</w:t>
+      </w:r>
+      <w:proofErr w:type="spellEnd"/>
+      <w:r>
+        <w:t>-стратегией; для соответствующего ему элемента схемы онтологии используется термин «класс онтологии». В литературе по дескриптивным логикам [5] и OWL [15] концептом нередко называется сам класс онтологии, и без явного разграничения возникает путаница.</w:t>
       </w:r>
     </w:p>
     <w:p>
@@ -14900,7 +15399,17 @@
         <w:t>Концепты типов данных</w:t>
       </w:r>
       <w:r>
-        <w:t xml:space="preserve"> существуют в графе только как литералы заданного типа (например, дата в ISO-формате с типом xsd:date).</w:t>
+        <w:t xml:space="preserve"> существуют в графе только как литералы заданного типа (например, дата в ISO-формате с типом </w:t>
+      </w:r>
+      <w:proofErr w:type="spellStart"/>
+      <w:proofErr w:type="gramStart"/>
+      <w:r>
+        <w:t>xsd:date</w:t>
+      </w:r>
+      <w:proofErr w:type="spellEnd"/>
+      <w:proofErr w:type="gramEnd"/>
+      <w:r>
+        <w:t>).</w:t>
       </w:r>
     </w:p>
     <w:p>
@@ -14915,8 +15424,17 @@
           <w:i/>
           <w:iCs/>
         </w:rPr>
-        <w:t>идемпотентности парсинга</w:t>
-      </w:r>
+        <w:t xml:space="preserve">идемпотентности </w:t>
+      </w:r>
+      <w:proofErr w:type="spellStart"/>
+      <w:r>
+        <w:rPr>
+          <w:i/>
+          <w:iCs/>
+        </w:rPr>
+        <w:t>парсинга</w:t>
+      </w:r>
+      <w:proofErr w:type="spellEnd"/>
       <w:r>
         <w:t xml:space="preserve">: повторное применение разбора к канонической форме даёт тот же канонический результат, </w:t>
       </w:r>
@@ -14962,7 +15480,15 @@
         </m:r>
       </m:oMath>
       <w:r>
-        <w:t>. Без этого пропадает воспроизводимость: тот же документ при повторном проходе мог бы породить индивиды с другими идентификаторами и не схлопнуть их с уже имеющимися.</w:t>
+        <w:t xml:space="preserve">. Без этого пропадает воспроизводимость: тот же документ при повторном проходе мог бы породить индивиды с другими идентификаторами и не </w:t>
+      </w:r>
+      <w:proofErr w:type="spellStart"/>
+      <w:r>
+        <w:t>схлопнуть</w:t>
+      </w:r>
+      <w:proofErr w:type="spellEnd"/>
+      <w:r>
+        <w:t xml:space="preserve"> их с уже имеющимися.</w:t>
       </w:r>
     </w:p>
     <w:p>
@@ -15010,7 +15536,15 @@
         <w:t>Хеш от нормализованных идентифицирующих признаков</w:t>
       </w:r>
       <w:r>
-        <w:t xml:space="preserve"> — для сущностей с неоднозначной текстовой идентификацией (персон, организаций, профилей подготовки). Признаки приводятся к нормализованному виду, IRI формируется как «префикс класса + короткий хеш ключа»; сами признаки параллельно сохраняются как литералы. Состав ключа подобран как компромисс между разрешающей способностью и устойчивостью к различиям в оформлении: для персон, например, в ключ входят фамилия полностью и только инициалы имени и отчества — чтобы упоминания «Иванов Иван Иванович» и «Иванов И. И.» объединялись в одного индивида.</w:t>
+        <w:t xml:space="preserve"> — для сущностей с неоднозначной текстовой идентификацией (персон, организаций, профилей подготовки). Признаки приводятся к нормализованному виду, IRI формируется как «префикс класса + короткий </w:t>
+      </w:r>
+      <w:proofErr w:type="spellStart"/>
+      <w:r>
+        <w:t>хеш</w:t>
+      </w:r>
+      <w:proofErr w:type="spellEnd"/>
+      <w:r>
+        <w:t xml:space="preserve"> ключа»; сами признаки параллельно сохраняются как литералы. Состав ключа подобран как компромисс между разрешающей способностью и устойчивостью к различиям в оформлении: для персон, например, в ключ входят фамилия полностью и только инициалы имени и отчества — чтобы упоминания «Иванов Иван Иванович» и «Иванов И. И.» объединялись в одного индивида.</w:t>
       </w:r>
     </w:p>
     <w:p>
@@ -15065,7 +15599,31 @@
         <w:t>слабых сущностей</w:t>
       </w:r>
       <w:r>
-        <w:t xml:space="preserve"> (событий, не имеющих собственного идентификатора, но определяемых связкой с другими сущностями). В системе таких два: выпускная квалификационная работа идентифицируется хешем от IRI студента-автора (одна работа на студента); практика — хешем от пары «студент, дата начала» (две практики одного студента не могут начинаться в один день). Без композитной идентификации разные документы об одном студенте схлопывали бы в один индивид по сути разные события.</w:t>
+        <w:t xml:space="preserve"> (событий, не имеющих собственного идентификатора, но определяемых связкой с другими сущностями). В системе таких два: выпускная квалификационная работа идентифицируется </w:t>
+      </w:r>
+      <w:proofErr w:type="spellStart"/>
+      <w:r>
+        <w:t>хешем</w:t>
+      </w:r>
+      <w:proofErr w:type="spellEnd"/>
+      <w:r>
+        <w:t xml:space="preserve"> от IRI студента-автора (одна работа на студента); практика — </w:t>
+      </w:r>
+      <w:proofErr w:type="spellStart"/>
+      <w:r>
+        <w:t>хешем</w:t>
+      </w:r>
+      <w:proofErr w:type="spellEnd"/>
+      <w:r>
+        <w:t xml:space="preserve"> от пары «студент, дата начала» (две практики одного студента не могут начинаться в один день). Без композитной идентификации разные документы об одном студенте схлопывали бы в один </w:t>
+      </w:r>
+      <w:proofErr w:type="gramStart"/>
+      <w:r>
+        <w:t>индивид по сути</w:t>
+      </w:r>
+      <w:proofErr w:type="gramEnd"/>
+      <w:r>
+        <w:t xml:space="preserve"> разные события.</w:t>
       </w:r>
     </w:p>
     <w:p>
@@ -15335,9 +15893,11 @@
               <w:ind w:firstLine="0"/>
               <w:jc w:val="both"/>
             </w:pPr>
+            <w:proofErr w:type="spellStart"/>
             <w:r>
               <w:t>НаправлениеПодготовки</w:t>
             </w:r>
+            <w:proofErr w:type="spellEnd"/>
           </w:p>
         </w:tc>
         <w:tc>
@@ -15438,7 +15998,15 @@
               <w:jc w:val="both"/>
             </w:pPr>
             <w:r>
-              <w:t>Композитная: хеш от IRI студента</w:t>
+              <w:t xml:space="preserve">Композитная: </w:t>
+            </w:r>
+            <w:proofErr w:type="spellStart"/>
+            <w:r>
+              <w:t>хеш</w:t>
+            </w:r>
+            <w:proofErr w:type="spellEnd"/>
+            <w:r>
+              <w:t xml:space="preserve"> от IRI студента</w:t>
             </w:r>
           </w:p>
         </w:tc>
@@ -15486,7 +16054,15 @@
               <w:jc w:val="both"/>
             </w:pPr>
             <w:r>
-              <w:t>Композитная: хеш от пары (IRI студента, дата начала)</w:t>
+              <w:t xml:space="preserve">Композитная: </w:t>
+            </w:r>
+            <w:proofErr w:type="spellStart"/>
+            <w:r>
+              <w:t>хеш</w:t>
+            </w:r>
+            <w:proofErr w:type="spellEnd"/>
+            <w:r>
+              <w:t xml:space="preserve"> от пары (IRI студента, дата начала)</w:t>
             </w:r>
           </w:p>
         </w:tc>
@@ -15559,9 +16135,11 @@
               <w:ind w:firstLine="0"/>
               <w:jc w:val="both"/>
             </w:pPr>
+            <w:proofErr w:type="spellStart"/>
             <w:r>
               <w:t>УченаяСтепень</w:t>
             </w:r>
+            <w:proofErr w:type="spellEnd"/>
           </w:p>
         </w:tc>
         <w:tc>
@@ -15603,9 +16181,11 @@
               <w:ind w:firstLine="0"/>
               <w:jc w:val="both"/>
             </w:pPr>
+            <w:proofErr w:type="spellStart"/>
             <w:r>
               <w:t>УченоеЗвание</w:t>
             </w:r>
+            <w:proofErr w:type="spellEnd"/>
           </w:p>
         </w:tc>
         <w:tc>
@@ -15692,7 +16272,17 @@
               <w:jc w:val="both"/>
             </w:pPr>
             <w:r>
-              <w:t>(xsd:date)</w:t>
+              <w:t>(</w:t>
+            </w:r>
+            <w:proofErr w:type="spellStart"/>
+            <w:proofErr w:type="gramStart"/>
+            <w:r>
+              <w:t>xsd:date</w:t>
+            </w:r>
+            <w:proofErr w:type="spellEnd"/>
+            <w:proofErr w:type="gramEnd"/>
+            <w:r>
+              <w:t>)</w:t>
             </w:r>
           </w:p>
         </w:tc>
@@ -15736,7 +16326,17 @@
               <w:jc w:val="both"/>
             </w:pPr>
             <w:r>
-              <w:t>(xsd:string)</w:t>
+              <w:t>(</w:t>
+            </w:r>
+            <w:proofErr w:type="spellStart"/>
+            <w:proofErr w:type="gramStart"/>
+            <w:r>
+              <w:t>xsd:string</w:t>
+            </w:r>
+            <w:proofErr w:type="spellEnd"/>
+            <w:proofErr w:type="gramEnd"/>
+            <w:r>
+              <w:t>)</w:t>
             </w:r>
           </w:p>
         </w:tc>
@@ -15790,7 +16390,17 @@
         <w:jc w:val="both"/>
       </w:pPr>
       <w:r>
-        <w:t xml:space="preserve">Принято решение об отказе от закрытого словаря: вид практики хранится как свободная строка с типом xsd:string и политикой слияния «добавление». Это упрощает шаблон и не теряет информации — фильтр по виду практики на запросах к графу выполняется подстрочно. Эпизод иллюстрирует общий принцип: </w:t>
+        <w:t xml:space="preserve">Принято решение об отказе от закрытого словаря: вид практики хранится как свободная строка с типом </w:t>
+      </w:r>
+      <w:proofErr w:type="spellStart"/>
+      <w:proofErr w:type="gramStart"/>
+      <w:r>
+        <w:t>xsd:string</w:t>
+      </w:r>
+      <w:proofErr w:type="spellEnd"/>
+      <w:proofErr w:type="gramEnd"/>
+      <w:r>
+        <w:t xml:space="preserve"> и политикой слияния «добавление». Это упрощает шаблон и не теряет информации — фильтр по виду практики на запросах к графу выполняется подстрочно. Эпизод иллюстрирует общий принцип: </w:t>
       </w:r>
       <w:r>
         <w:rPr>
@@ -15894,7 +16504,15 @@
         <w:jc w:val="both"/>
       </w:pPr>
       <w:r>
-        <w:t xml:space="preserve">Решение даёт три выигрыша одновременно. Граф можно сериализовать в любом состоянии, не теряя частичный результат при ошибке. Неполный узел сразу показывает пользователю, </w:t>
+        <w:t xml:space="preserve">Решение даёт три выигрыша одновременно. Граф можно </w:t>
+      </w:r>
+      <w:proofErr w:type="spellStart"/>
+      <w:r>
+        <w:t>сериализовать</w:t>
+      </w:r>
+      <w:proofErr w:type="spellEnd"/>
+      <w:r>
+        <w:t xml:space="preserve"> в любом состоянии, не теряя частичный результат при ошибке. Неполный узел сразу показывает пользователю, </w:t>
       </w:r>
       <w:r>
         <w:rPr>
@@ -15914,7 +16532,15 @@
         <w:t>где</w:t>
       </w:r>
       <w:r>
-        <w:t xml:space="preserve"> искать причину. При полном графе он детерминированно преобразуется в стандартную модель RDF, которая и поступает в коннектор.</w:t>
+        <w:t xml:space="preserve"> искать причину. При полном графе он </w:t>
+      </w:r>
+      <w:proofErr w:type="spellStart"/>
+      <w:r>
+        <w:t>детерминированно</w:t>
+      </w:r>
+      <w:proofErr w:type="spellEnd"/>
+      <w:r>
+        <w:t xml:space="preserve"> преобразуется в стандартную модель RDF, которая и поступает в коннектор.</w:t>
       </w:r>
     </w:p>
     <w:p>
@@ -15977,12 +16603,21 @@
       <w:r>
         <w:t xml:space="preserve">Слои сохраняются в разных файлах. При повторной автоматической сборке правки не теряются и применяются к новой версии черновика — в той мере, в которой согласованы с ней. Этот подход иногда называют </w:t>
       </w:r>
+      <w:proofErr w:type="spellStart"/>
       <w:r>
         <w:rPr>
           <w:i/>
           <w:iCs/>
         </w:rPr>
-        <w:t>override-редактированием</w:t>
+        <w:t>override</w:t>
+      </w:r>
+      <w:proofErr w:type="spellEnd"/>
+      <w:r>
+        <w:rPr>
+          <w:i/>
+          <w:iCs/>
+        </w:rPr>
+        <w:t>-редактированием</w:t>
       </w:r>
       <w:r>
         <w:t>: автоматическая повторяемость сосуществует с возможностью точечного ручного вмешательства.</w:t>
@@ -16287,7 +16922,15 @@
               <w:jc w:val="both"/>
             </w:pPr>
             <w:r>
-              <w:t>Single-valued, неизменное: новый факт полностью замещает существующие для (s, p)</w:t>
+              <w:t>Single-</w:t>
+            </w:r>
+            <w:proofErr w:type="spellStart"/>
+            <w:r>
+              <w:t>valued</w:t>
+            </w:r>
+            <w:proofErr w:type="spellEnd"/>
+            <w:r>
+              <w:t>, неизменное: новый факт полностью замещает существующие для (s, p)</w:t>
             </w:r>
           </w:p>
         </w:tc>
@@ -16331,7 +16974,23 @@
               <w:jc w:val="both"/>
             </w:pPr>
             <w:r>
-              <w:t>Single-valued, временное: новый факт замещает существующее только при бóльшей эффективной дате</w:t>
+              <w:t>Single-</w:t>
+            </w:r>
+            <w:proofErr w:type="spellStart"/>
+            <w:r>
+              <w:t>valued</w:t>
+            </w:r>
+            <w:proofErr w:type="spellEnd"/>
+            <w:r>
+              <w:t xml:space="preserve">, временное: новый факт замещает существующее только при </w:t>
+            </w:r>
+            <w:proofErr w:type="spellStart"/>
+            <w:r>
+              <w:t>бóльшей</w:t>
+            </w:r>
+            <w:proofErr w:type="spellEnd"/>
+            <w:r>
+              <w:t xml:space="preserve"> эффективной дате</w:t>
             </w:r>
           </w:p>
         </w:tc>
@@ -16375,7 +17034,15 @@
               <w:jc w:val="both"/>
             </w:pPr>
             <w:r>
-              <w:t>Multi-valued: новый факт добавляется без замещения</w:t>
+              <w:t>Multi-</w:t>
+            </w:r>
+            <w:proofErr w:type="spellStart"/>
+            <w:r>
+              <w:t>valued</w:t>
+            </w:r>
+            <w:proofErr w:type="spellEnd"/>
+            <w:r>
+              <w:t>: новый факт добавляется без замещения</w:t>
             </w:r>
           </w:p>
         </w:tc>
@@ -16408,7 +17075,15 @@
       <w:bookmarkStart w:id="455" w:name="эффективная-дата-документа"/>
       <w:bookmarkEnd w:id="448"/>
       <w:r>
-        <w:t>Преимущество подхода: логика слияния описана в TBox, а не «зашита» в коде; добавление новых свойств не требует доработки модуля интеграции — новое свойство автоматически получает политику по умолчанию.</w:t>
+        <w:t xml:space="preserve">Преимущество подхода: логика слияния описана в </w:t>
+      </w:r>
+      <w:proofErr w:type="spellStart"/>
+      <w:r>
+        <w:t>TBox</w:t>
+      </w:r>
+      <w:proofErr w:type="spellEnd"/>
+      <w:r>
+        <w:t>, а не «зашита» в коде; добавление новых свойств не требует доработки модуля интеграции — новое свойство автоматически получает политику по умолчанию.</w:t>
       </w:r>
     </w:p>
     <w:p>
@@ -16536,7 +17211,15 @@
         <w:jc w:val="both"/>
       </w:pPr>
       <w:r>
-        <w:t xml:space="preserve">Источником истины для всего ABox служит </w:t>
+        <w:t xml:space="preserve">Источником истины для всего </w:t>
+      </w:r>
+      <w:proofErr w:type="spellStart"/>
+      <w:r>
+        <w:t>ABox</w:t>
+      </w:r>
+      <w:proofErr w:type="spellEnd"/>
+      <w:r>
+        <w:t xml:space="preserve"> служит </w:t>
       </w:r>
       <w:r>
         <w:rPr>
@@ -16556,15 +17239,28 @@
         <w:t>производные индексы</w:t>
       </w:r>
       <w:r>
-        <w:t>, при необходимости полностью пересобираемые из истории. Сборка модели выполняется лениво, с кэшированием по отпечатку истории.</w:t>
+        <w:t xml:space="preserve">, при необходимости полностью </w:t>
+      </w:r>
+      <w:proofErr w:type="spellStart"/>
+      <w:r>
+        <w:t>пересобираемые</w:t>
+      </w:r>
+      <w:proofErr w:type="spellEnd"/>
+      <w:r>
+        <w:t xml:space="preserve"> из истории. Сборка модели выполняется лениво, с кэшированием по отпечатку истории.</w:t>
       </w:r>
     </w:p>
     <w:p>
       <w:pPr>
         <w:jc w:val="both"/>
       </w:pPr>
-      <w:r>
-        <w:t>Переобработка документа реализована как «удалить запись из истории и заново выполнить слияние». Перед каждой операцией выполняется контроль целостности, что обеспечивает корректность повторных проходов: старые факты удаляются, новые встают на их место с учётом политик и эффективных дат.</w:t>
+      <w:proofErr w:type="spellStart"/>
+      <w:r>
+        <w:t>Переобработка</w:t>
+      </w:r>
+      <w:proofErr w:type="spellEnd"/>
+      <w:r>
+        <w:t xml:space="preserve"> документа реализована как «удалить запись из истории и заново выполнить слияние». Перед каждой операцией выполняется контроль целостности, что обеспечивает корректность повторных проходов: старые факты удаляются, новые встают на их место с учётом политик и эффективных дат.</w:t>
       </w:r>
     </w:p>
     <w:p>
@@ -16641,7 +17337,15 @@
         <w:t>Слой ядра</w:t>
       </w:r>
       <w:r>
-        <w:t xml:space="preserve"> — переиспользуемые средства, доступные коду шаблонов: модель документа, декларативный язык извлечения, концепты, построитель графа, контракт шаблона и его валидация. Самый стабильный слой: его изменения вынуждают пересматривать существующие шаблоны.</w:t>
+        <w:t xml:space="preserve"> — </w:t>
+      </w:r>
+      <w:proofErr w:type="spellStart"/>
+      <w:r>
+        <w:t>переиспользуемые</w:t>
+      </w:r>
+      <w:proofErr w:type="spellEnd"/>
+      <w:r>
+        <w:t xml:space="preserve"> средства, доступные коду шаблонов: модель документа, декларативный язык извлечения, концепты, построитель графа, контракт шаблона и его валидация. Самый стабильный слой: его изменения вынуждают пересматривать существующие шаблоны.</w:t>
       </w:r>
     </w:p>
     <w:p>
@@ -16661,7 +17365,15 @@
         <w:t>Слой модулей конвейера</w:t>
       </w:r>
       <w:r>
-        <w:t xml:space="preserve"> содержит реализации пяти стадий. Каждый модуль зависит от ядра и описаний данных, но не от других модулей; их последовательность задаёт оркестрация.</w:t>
+        <w:t xml:space="preserve"> содержит реализации пяти стадий. Каждый модуль зависит от ядра и описаний данных, но не от других модулей; их последовательность задаёт </w:t>
+      </w:r>
+      <w:proofErr w:type="spellStart"/>
+      <w:r>
+        <w:t>оркестрация</w:t>
+      </w:r>
+      <w:proofErr w:type="spellEnd"/>
+      <w:r>
+        <w:t>.</w:t>
       </w:r>
     </w:p>
     <w:p>
@@ -16698,8 +17410,17 @@
           <w:b/>
           <w:bCs/>
         </w:rPr>
-        <w:t>Слой оркестрации</w:t>
-      </w:r>
+        <w:t xml:space="preserve">Слой </w:t>
+      </w:r>
+      <w:proofErr w:type="spellStart"/>
+      <w:r>
+        <w:rPr>
+          <w:b/>
+          <w:bCs/>
+        </w:rPr>
+        <w:t>оркестрации</w:t>
+      </w:r>
+      <w:proofErr w:type="spellEnd"/>
       <w:r>
         <w:t xml:space="preserve"> связывает остальные слои в единое приложение: общий контекст, конвейер, обращение к языковой модели, настройки, журналирование.</w:t>
       </w:r>
@@ -16984,7 +17705,15 @@
               <w:jc w:val="both"/>
             </w:pPr>
             <w:r>
-              <w:t>PySide6 (Qt 6) [24]</w:t>
+              <w:t>PySide6 (</w:t>
+            </w:r>
+            <w:proofErr w:type="spellStart"/>
+            <w:r>
+              <w:t>Qt</w:t>
+            </w:r>
+            <w:proofErr w:type="spellEnd"/>
+            <w:r>
+              <w:t xml:space="preserve"> 6) [24]</w:t>
             </w:r>
           </w:p>
         </w:tc>
@@ -17027,8 +17756,13 @@
               <w:ind w:firstLine="0"/>
               <w:jc w:val="both"/>
             </w:pPr>
+            <w:proofErr w:type="spellStart"/>
             <w:r>
-              <w:t>rdflib [25]</w:t>
+              <w:t>rdflib</w:t>
+            </w:r>
+            <w:proofErr w:type="spellEnd"/>
+            <w:r>
+              <w:t xml:space="preserve"> [25]</w:t>
             </w:r>
           </w:p>
         </w:tc>
@@ -17072,8 +17806,23 @@
               <w:jc w:val="both"/>
             </w:pPr>
             <w:r>
-              <w:t>стандартные xml.etree, zipfile</w:t>
+              <w:t xml:space="preserve">стандартные </w:t>
             </w:r>
+            <w:proofErr w:type="spellStart"/>
+            <w:proofErr w:type="gramStart"/>
+            <w:r>
+              <w:t>xml.etree</w:t>
+            </w:r>
+            <w:proofErr w:type="spellEnd"/>
+            <w:proofErr w:type="gramEnd"/>
+            <w:r>
+              <w:t xml:space="preserve">, </w:t>
+            </w:r>
+            <w:proofErr w:type="spellStart"/>
+            <w:r>
+              <w:t>zipfile</w:t>
+            </w:r>
+            <w:proofErr w:type="spellEnd"/>
           </w:p>
         </w:tc>
         <w:tc>
@@ -17122,7 +17871,21 @@
               <w:rPr>
                 <w:lang w:val="en-US"/>
               </w:rPr>
-              <w:t xml:space="preserve">LibreOffice (soffice) </w:t>
+              <w:t>LibreOffice (</w:t>
+            </w:r>
+            <w:proofErr w:type="spellStart"/>
+            <w:r>
+              <w:rPr>
+                <w:lang w:val="en-US"/>
+              </w:rPr>
+              <w:t>soffice</w:t>
+            </w:r>
+            <w:proofErr w:type="spellEnd"/>
+            <w:r>
+              <w:rPr>
+                <w:lang w:val="en-US"/>
+              </w:rPr>
+              <w:t xml:space="preserve">) </w:t>
             </w:r>
             <w:r>
               <w:t>либо</w:t>
@@ -17184,8 +17947,13 @@
               <w:jc w:val="both"/>
             </w:pPr>
             <w:r>
-              <w:t>Веб-сервис ConvertAPI</w:t>
+              <w:t xml:space="preserve">Веб-сервис </w:t>
             </w:r>
+            <w:proofErr w:type="spellStart"/>
+            <w:r>
+              <w:t>ConvertAPI</w:t>
+            </w:r>
+            <w:proofErr w:type="spellEnd"/>
           </w:p>
         </w:tc>
         <w:tc>
@@ -17315,8 +18083,13 @@
               <w:ind w:firstLine="0"/>
               <w:jc w:val="both"/>
             </w:pPr>
+            <w:proofErr w:type="spellStart"/>
             <w:r>
-              <w:t>pydantic, стандартный json</w:t>
+              <w:t>pydantic</w:t>
+            </w:r>
+            <w:proofErr w:type="spellEnd"/>
+            <w:r>
+              <w:t>, стандартный json</w:t>
             </w:r>
           </w:p>
         </w:tc>
@@ -17362,6 +18135,7 @@
       <w:pPr>
         <w:jc w:val="both"/>
       </w:pPr>
+      <w:proofErr w:type="spellStart"/>
       <w:r>
         <w:rPr>
           <w:b/>
@@ -17369,8 +18143,41 @@
         </w:rPr>
         <w:t>rdflib</w:t>
       </w:r>
-      <w:r>
-        <w:t xml:space="preserve"> [25] используется только как внутренний контейнер итогового RDF-графа документа. Сборка графа в шаблоне идёт не через rdflib, а через собственный построитель TemplateGraphBuilder, скрывающий работу с триплетами за операциями уровня предметной области (см. 2.7). Это сократило набор операций, доступных автору, до минимально необходимого и устранило типичные при прямой работе с rdflib ошибки (неконсистентные пространства имён, неправильно типизированные литералы).</w:t>
+      <w:proofErr w:type="spellEnd"/>
+      <w:r>
+        <w:t xml:space="preserve"> [25] используется только как внутренний контейнер итогового RDF-графа документа. Сборка графа в шаблоне идёт не через </w:t>
+      </w:r>
+      <w:proofErr w:type="spellStart"/>
+      <w:r>
+        <w:t>rdflib</w:t>
+      </w:r>
+      <w:proofErr w:type="spellEnd"/>
+      <w:r>
+        <w:t xml:space="preserve">, а через собственный построитель </w:t>
+      </w:r>
+      <w:proofErr w:type="spellStart"/>
+      <w:r>
+        <w:t>TemplateGraphBuilder</w:t>
+      </w:r>
+      <w:proofErr w:type="spellEnd"/>
+      <w:r>
+        <w:t xml:space="preserve">, скрывающий работу с триплетами за операциями уровня предметной области (см. 2.7). Это сократило набор операций, доступных автору, до минимально необходимого и устранило типичные при прямой работе с </w:t>
+      </w:r>
+      <w:proofErr w:type="spellStart"/>
+      <w:r>
+        <w:t>rdflib</w:t>
+      </w:r>
+      <w:proofErr w:type="spellEnd"/>
+      <w:r>
+        <w:t xml:space="preserve"> ошибки (</w:t>
+      </w:r>
+      <w:proofErr w:type="spellStart"/>
+      <w:r>
+        <w:t>неконсистентные</w:t>
+      </w:r>
+      <w:proofErr w:type="spellEnd"/>
+      <w:r>
+        <w:t xml:space="preserve"> пространства имён, неправильно типизированные литералы).</w:t>
       </w:r>
     </w:p>
     <w:p>
@@ -17385,7 +18192,15 @@
         <w:t>pymorphy3</w:t>
       </w:r>
       <w:r>
-        <w:t xml:space="preserve"> [13] применяется концептом PersonConcept для приведения частей ФИО к именительному падежу (см. 3.2.2).</w:t>
+        <w:t xml:space="preserve"> [13] применяется концептом </w:t>
+      </w:r>
+      <w:proofErr w:type="spellStart"/>
+      <w:r>
+        <w:t>PersonConcept</w:t>
+      </w:r>
+      <w:proofErr w:type="spellEnd"/>
+      <w:r>
+        <w:t xml:space="preserve"> для приведения частей ФИО к именительному падежу (см. 3.2.2).</w:t>
       </w:r>
     </w:p>
     <w:p>
@@ -17403,7 +18218,47 @@
         <w:t>DOC</w:t>
       </w:r>
       <w:r>
-        <w:t xml:space="preserve"> к формату DOCX [2] выполнено через цепочку fallback: первой попыткой запускается LibreOffice (soffice --headless), при его отсутствии — Microsoft Word через COM-интерфейс (через pywin32). Цепочка выбрана так, чтобы преобразование работало без специальной настройки: на машинах сотрудников, как правило, установлен Microsoft Office; на машинах разработчика и в автоматизированных средах — LibreOffice.</w:t>
+        <w:t xml:space="preserve"> к формату DOCX [2] выполнено через цепочку </w:t>
+      </w:r>
+      <w:proofErr w:type="spellStart"/>
+      <w:r>
+        <w:t>fallback</w:t>
+      </w:r>
+      <w:proofErr w:type="spellEnd"/>
+      <w:r>
+        <w:t xml:space="preserve">: первой попыткой запускается </w:t>
+      </w:r>
+      <w:proofErr w:type="spellStart"/>
+      <w:r>
+        <w:t>LibreOffice</w:t>
+      </w:r>
+      <w:proofErr w:type="spellEnd"/>
+      <w:r>
+        <w:t xml:space="preserve"> (</w:t>
+      </w:r>
+      <w:proofErr w:type="spellStart"/>
+      <w:r>
+        <w:t>soffice</w:t>
+      </w:r>
+      <w:proofErr w:type="spellEnd"/>
+      <w:r>
+        <w:t xml:space="preserve"> --</w:t>
+      </w:r>
+      <w:proofErr w:type="spellStart"/>
+      <w:r>
+        <w:t>headless</w:t>
+      </w:r>
+      <w:proofErr w:type="spellEnd"/>
+      <w:r>
+        <w:t xml:space="preserve">), при его отсутствии — Microsoft Word через COM-интерфейс (через pywin32). Цепочка выбрана так, чтобы преобразование работало без специальной настройки: на машинах сотрудников, как правило, установлен Microsoft Office; на машинах разработчика и в автоматизированных средах — </w:t>
+      </w:r>
+      <w:proofErr w:type="spellStart"/>
+      <w:r>
+        <w:t>LibreOffice</w:t>
+      </w:r>
+      <w:proofErr w:type="spellEnd"/>
+      <w:r>
+        <w:t>.</w:t>
       </w:r>
     </w:p>
     <w:p>
@@ -17498,11 +18353,35 @@
         <w:t>контекст документа</w:t>
       </w:r>
       <w:r>
-        <w:t xml:space="preserve"> DocumentContext — с ленивой загрузкой данных по требованию и автоматическим освобождением по завершении обработки. Каждое тяжёлое поле объявлено парой свойств @property и @property.setter: при первом обращении выполняется чтение из файла, при последующих — возврат закэшированного значения, при присваивании — замена кэша. Жизненный</w:t>
-      </w:r>
-      <w:r>
         <w:t xml:space="preserve"> </w:t>
       </w:r>
+      <w:proofErr w:type="spellStart"/>
+      <w:r>
+        <w:t>DocumentContext</w:t>
+      </w:r>
+      <w:proofErr w:type="spellEnd"/>
+      <w:r>
+        <w:t xml:space="preserve"> — с ленивой загрузкой данных по требованию и автоматическим освобождением по завершении обработки. Каждое тяжёлое поле объявлено парой свойств @property и @</w:t>
+      </w:r>
+      <w:proofErr w:type="gramStart"/>
+      <w:r>
+        <w:t>property.setter</w:t>
+      </w:r>
+      <w:proofErr w:type="gramEnd"/>
+      <w:r>
+        <w:t xml:space="preserve">: при первом обращении выполняется чтение из файла, при последующих — возврат </w:t>
+      </w:r>
+      <w:proofErr w:type="spellStart"/>
+      <w:r>
+        <w:t>закэшированного</w:t>
+      </w:r>
+      <w:proofErr w:type="spellEnd"/>
+      <w:r>
+        <w:t xml:space="preserve"> значения, при присваивании — замена кэша. Жизненный</w:t>
+      </w:r>
+      <w:r>
+        <w:t xml:space="preserve"> </w:t>
+      </w:r>
       <w:r>
         <w:t>цикл</w:t>
       </w:r>
@@ -17551,7 +18430,31 @@
         <w:jc w:val="both"/>
       </w:pPr>
       <w:r>
-        <w:t>Использование на уровне конвейера сводится к одной обёртке with, после выхода из которой все тяжёлые объекты автоматически освобождаются. Решение даёт сразу прозрачность сигнатур (модули конвейера принимают единственный аргумент ctx), экономию памяти (чтение файлов происходит только при первом обращении к соответствующему полю) и гарантированное освобождение ресурсов независимо от пути выхода — включая исключения и ранние return.</w:t>
+        <w:t xml:space="preserve">Использование на уровне конвейера сводится к одной обёртке </w:t>
+      </w:r>
+      <w:proofErr w:type="spellStart"/>
+      <w:r>
+        <w:t>with</w:t>
+      </w:r>
+      <w:proofErr w:type="spellEnd"/>
+      <w:r>
+        <w:t xml:space="preserve">, после выхода из которой все тяжёлые объекты автоматически освобождаются. Решение даёт сразу прозрачность сигнатур (модули конвейера принимают единственный аргумент </w:t>
+      </w:r>
+      <w:proofErr w:type="spellStart"/>
+      <w:r>
+        <w:t>ctx</w:t>
+      </w:r>
+      <w:proofErr w:type="spellEnd"/>
+      <w:r>
+        <w:t xml:space="preserve">), экономию памяти (чтение файлов происходит только при первом обращении к соответствующему полю) и гарантированное освобождение ресурсов независимо от пути выхода — включая исключения и ранние </w:t>
+      </w:r>
+      <w:proofErr w:type="spellStart"/>
+      <w:r>
+        <w:t>return</w:t>
+      </w:r>
+      <w:proofErr w:type="spellEnd"/>
+      <w:r>
+        <w:t>.</w:t>
       </w:r>
     </w:p>
     <w:p>
@@ -17583,7 +18486,15 @@
         <w:jc w:val="both"/>
       </w:pPr>
       <w:r>
-        <w:t xml:space="preserve">Концепт PersonConcept отвечает за идентификацию индивидов класса </w:t>
+        <w:t xml:space="preserve">Концепт </w:t>
+      </w:r>
+      <w:proofErr w:type="spellStart"/>
+      <w:r>
+        <w:t>PersonConcept</w:t>
+      </w:r>
+      <w:proofErr w:type="spellEnd"/>
+      <w:r>
+        <w:t xml:space="preserve"> отвечает за идентификацию индивидов класса </w:t>
       </w:r>
       <w:r>
         <w:rPr>
@@ -17593,7 +18504,23 @@
         <w:t>Персона</w:t>
       </w:r>
       <w:r>
-        <w:t>. IRI вычисляется как хеш от ключа «фамилия в нижнем регистре + инициал имени + инициал отчества»; все три части предварительно приводятся к именительному падежу — без этого упоминания «Соломенникову Николаю Александровичу» в дательном падеже и «Соломенников Николай Александрович» в именительном получили бы разные идентификаторы.</w:t>
+        <w:t xml:space="preserve">. IRI вычисляется как </w:t>
+      </w:r>
+      <w:proofErr w:type="spellStart"/>
+      <w:r>
+        <w:t>хеш</w:t>
+      </w:r>
+      <w:proofErr w:type="spellEnd"/>
+      <w:r>
+        <w:t xml:space="preserve"> от ключа «фамилия в нижнем регистре + инициал имени + инициал отчества»; все три части предварительно приводятся к именительному падежу — без этого упоминания «</w:t>
+      </w:r>
+      <w:proofErr w:type="spellStart"/>
+      <w:r>
+        <w:t>Соломенникову</w:t>
+      </w:r>
+      <w:proofErr w:type="spellEnd"/>
+      <w:r>
+        <w:t xml:space="preserve"> Николаю Александровичу» в дательном падеже и «Соломенников Николай Александрович» в именительном получили бы разные идентификаторы.</w:t>
       </w:r>
     </w:p>
     <w:p>
@@ -17728,7 +18655,23 @@
       </w:r>
       <w:r>
         <w:lastRenderedPageBreak/>
-        <w:t>пространства имён онтологии) — как через атрибут (ONTO.Студент), так и через индекс (ONTO["имеетВКР"]). Имена сверяются с фактическим перечнем терминов схемы. При несовпадении выдаётся предупреждение с подсказкой ближайшего по написанию имени, что облегчает обнаружение опечаток</w:t>
+        <w:t>пространства имён онтологии) — как через атрибут (</w:t>
+      </w:r>
+      <w:proofErr w:type="spellStart"/>
+      <w:r>
+        <w:t>ONTO.Студент</w:t>
+      </w:r>
+      <w:proofErr w:type="spellEnd"/>
+      <w:r>
+        <w:t>), так и через индекс (ONTO["</w:t>
+      </w:r>
+      <w:proofErr w:type="spellStart"/>
+      <w:r>
+        <w:t>имеетВКР</w:t>
+      </w:r>
+      <w:proofErr w:type="spellEnd"/>
+      <w:r>
+        <w:t>"]). Имена сверяются с фактическим перечнем терминов схемы. При несовпадении выдаётся предупреждение с подсказкой ближайшего по написанию имени, что облегчает обнаружение опечаток</w:t>
       </w:r>
       <w:r>
         <w:t>.</w:t>
@@ -17763,7 +18706,15 @@
         <w:jc w:val="both"/>
       </w:pPr>
       <w:r>
-        <w:t>Опыт реализации показал: качество структурированного ответа модели определяется не столько собственно её способностями, сколько детальностью описания контракта в системном промпте. При недостаточной формализации модель регулярно возвращала неоднозначные ответы, не поддающиеся однозначному разбору.</w:t>
+        <w:t xml:space="preserve">Опыт реализации показал: качество структурированного ответа модели определяется не столько собственно её способностями, сколько детальностью описания контракта в системном </w:t>
+      </w:r>
+      <w:proofErr w:type="spellStart"/>
+      <w:r>
+        <w:t>промпте</w:t>
+      </w:r>
+      <w:proofErr w:type="spellEnd"/>
+      <w:r>
+        <w:t>. При недостаточной формализации модель регулярно возвращала неоднозначные ответы, не поддающиеся однозначному разбору.</w:t>
       </w:r>
     </w:p>
     <w:p>
@@ -17771,7 +18722,39 @@
         <w:jc w:val="both"/>
       </w:pPr>
       <w:r>
-        <w:t>В итоговом виде системный промпт перечисляет пять допустимых сценариев исхода для каждого поля — подтверждение, исправление, отказ при исправлении, нахождение нового значения, отказ при поиске — и накладывает явный инвариант, исключающий комбинации значений, не предусмотренные сценариями (в частности, status=true с пустым значением допустим только как «подтверждение уже извлечённого шаблоном»). Разбор ответа на стороне приложения использует сценарную таблицу напрямую: для каждого поля проверяются значения status и value и применяется ровно тот переход, который предписан системой сценариев; любое отклонение фиксируется как непредвиденная ошибка.</w:t>
+        <w:t xml:space="preserve">В итоговом виде системный промпт перечисляет пять допустимых сценариев исхода для каждого поля — подтверждение, исправление, отказ при исправлении, нахождение нового значения, отказ при поиске — и накладывает явный инвариант, исключающий комбинации значений, не предусмотренные сценариями (в частности, </w:t>
+      </w:r>
+      <w:proofErr w:type="spellStart"/>
+      <w:r>
+        <w:t>status</w:t>
+      </w:r>
+      <w:proofErr w:type="spellEnd"/>
+      <w:r>
+        <w:t>=</w:t>
+      </w:r>
+      <w:proofErr w:type="spellStart"/>
+      <w:r>
+        <w:t>true</w:t>
+      </w:r>
+      <w:proofErr w:type="spellEnd"/>
+      <w:r>
+        <w:t xml:space="preserve"> с пустым значением допустим только как «подтверждение уже извлечённого шаблоном»). Разбор ответа на стороне приложения использует сценарную таблицу напрямую: для каждого поля проверяются значения </w:t>
+      </w:r>
+      <w:proofErr w:type="spellStart"/>
+      <w:r>
+        <w:t>status</w:t>
+      </w:r>
+      <w:proofErr w:type="spellEnd"/>
+      <w:r>
+        <w:t xml:space="preserve"> и </w:t>
+      </w:r>
+      <w:proofErr w:type="spellStart"/>
+      <w:r>
+        <w:t>value</w:t>
+      </w:r>
+      <w:proofErr w:type="spellEnd"/>
+      <w:r>
+        <w:t xml:space="preserve"> и применяется ровно тот переход, который предписан системой сценариев; любое отклонение фиксируется как непредвиденная ошибка.</w:t>
       </w:r>
     </w:p>
     <w:p>
@@ -17803,7 +18786,28 @@
         <w:jc w:val="both"/>
       </w:pPr>
       <w:r>
-        <w:t>Политика слияния каждого предиката хранится непосредственно в TBox в виде аннотации :mergePolicy, что позволяет менять поведение слияния без правки программного кода</w:t>
+        <w:t xml:space="preserve">Политика слияния каждого предиката хранится непосредственно в </w:t>
+      </w:r>
+      <w:proofErr w:type="spellStart"/>
+      <w:r>
+        <w:t>TBox</w:t>
+      </w:r>
+      <w:proofErr w:type="spellEnd"/>
+      <w:r>
+        <w:t xml:space="preserve"> в виде </w:t>
+      </w:r>
+      <w:proofErr w:type="gramStart"/>
+      <w:r>
+        <w:t>аннотации :</w:t>
+      </w:r>
+      <w:proofErr w:type="spellStart"/>
+      <w:r>
+        <w:t>mergePolicy</w:t>
+      </w:r>
+      <w:proofErr w:type="spellEnd"/>
+      <w:proofErr w:type="gramEnd"/>
+      <w:r>
+        <w:t>, что позволяет менять поведение слияния без правки программного кода</w:t>
       </w:r>
       <w:r>
         <w:t xml:space="preserve"> (рисунок 5)</w:t>
@@ -17910,7 +18914,11 @@
       <w:bookmarkStart w:id="552" w:name="X4a8855e2970e2e3622331aec2f0643967ef644a"/>
       <w:bookmarkEnd w:id="544"/>
       <w:r>
-        <w:t>3.2.6 Откат документа: история как источник истины для ABox</w:t>
+        <w:t xml:space="preserve">3.2.6 Откат документа: история как источник истины для </w:t>
+      </w:r>
+      <w:proofErr w:type="spellStart"/>
+      <w:r>
+        <w:t>ABox</w:t>
       </w:r>
       <w:bookmarkEnd w:id="545"/>
       <w:bookmarkEnd w:id="546"/>
@@ -17919,13 +18927,22 @@
       <w:bookmarkEnd w:id="549"/>
       <w:bookmarkEnd w:id="550"/>
       <w:bookmarkEnd w:id="551"/>
+      <w:proofErr w:type="spellEnd"/>
     </w:p>
     <w:p>
       <w:pPr>
         <w:jc w:val="both"/>
       </w:pPr>
       <w:r>
-        <w:t xml:space="preserve">Источником истины для всего ABox служит </w:t>
+        <w:t xml:space="preserve">Источником истины для всего </w:t>
+      </w:r>
+      <w:proofErr w:type="spellStart"/>
+      <w:r>
+        <w:t>ABox</w:t>
+      </w:r>
+      <w:proofErr w:type="spellEnd"/>
+      <w:r>
+        <w:t xml:space="preserve"> служит </w:t>
       </w:r>
       <w:r>
         <w:rPr>
@@ -17935,7 +18952,15 @@
         <w:t>упорядоченная история документов</w:t>
       </w:r>
       <w:r>
-        <w:t>. Состояние общей модели не хранится отдельно: оно собирается из схемы и истории по запросу, а материализованная модель и журнал событий слияния — производные индексы, при необходимости пересобираемые из истории.</w:t>
+        <w:t xml:space="preserve">. Состояние общей модели не хранится отдельно: оно собирается из схемы и истории по запросу, а материализованная модель и журнал событий слияния — производные индексы, при необходимости </w:t>
+      </w:r>
+      <w:proofErr w:type="spellStart"/>
+      <w:r>
+        <w:t>пересобираемые</w:t>
+      </w:r>
+      <w:proofErr w:type="spellEnd"/>
+      <w:r>
+        <w:t xml:space="preserve"> из истории.</w:t>
       </w:r>
     </w:p>
     <w:p>
@@ -18036,6 +19061,7 @@
       <w:r>
         <w:t xml:space="preserve">Аналогично устроена </w:t>
       </w:r>
+      <w:proofErr w:type="spellStart"/>
       <w:r>
         <w:rPr>
           <w:i/>
@@ -18043,8 +19069,17 @@
         </w:rPr>
         <w:t>переобработка</w:t>
       </w:r>
-      <w:r>
-        <w:t>: повторное добавление — замена записи в истории и пересборка. Политики слияния применяются заново, в том числе с участием других документов.</w:t>
+      <w:proofErr w:type="spellEnd"/>
+      <w:r>
+        <w:t xml:space="preserve">: повторное добавление — замена записи в истории и </w:t>
+      </w:r>
+      <w:proofErr w:type="spellStart"/>
+      <w:r>
+        <w:t>пересборка</w:t>
+      </w:r>
+      <w:proofErr w:type="spellEnd"/>
+      <w:r>
+        <w:t>. Политики слияния применяются заново, в том числе с участием других документов.</w:t>
       </w:r>
     </w:p>
     <w:p>
@@ -18082,7 +19117,15 @@
         <w:t>Устойчивость</w:t>
       </w:r>
       <w:r>
-        <w:t xml:space="preserve">: при повреждении журнала или материализованной модели они восстанавливаются пересборкой. </w:t>
+        <w:t xml:space="preserve">: при повреждении журнала или материализованной модели они восстанавливаются </w:t>
+      </w:r>
+      <w:proofErr w:type="spellStart"/>
+      <w:r>
+        <w:t>пересборкой</w:t>
+      </w:r>
+      <w:proofErr w:type="spellEnd"/>
+      <w:r>
+        <w:t xml:space="preserve">. </w:t>
       </w:r>
       <w:r>
         <w:rPr>
@@ -18204,7 +19247,15 @@
         <w:jc w:val="both"/>
       </w:pPr>
       <w:r>
-        <w:t xml:space="preserve">Карточка документа состоит из трёх суб-вкладок: </w:t>
+        <w:t xml:space="preserve">Карточка документа состоит из трёх </w:t>
+      </w:r>
+      <w:proofErr w:type="spellStart"/>
+      <w:r>
+        <w:t>суб</w:t>
+      </w:r>
+      <w:proofErr w:type="spellEnd"/>
+      <w:r>
+        <w:t xml:space="preserve">-вкладок: </w:t>
       </w:r>
       <w:r>
         <w:rPr>
@@ -18224,7 +19275,23 @@
         <w:t>UDDM</w:t>
       </w:r>
       <w:r>
-        <w:t xml:space="preserve"> (HTML- и tree-view-режимы с подсветкой структуры) и </w:t>
+        <w:t xml:space="preserve"> (HTML- и </w:t>
+      </w:r>
+      <w:proofErr w:type="spellStart"/>
+      <w:r>
+        <w:t>tree</w:t>
+      </w:r>
+      <w:proofErr w:type="spellEnd"/>
+      <w:r>
+        <w:t>-</w:t>
+      </w:r>
+      <w:proofErr w:type="spellStart"/>
+      <w:r>
+        <w:t>view</w:t>
+      </w:r>
+      <w:proofErr w:type="spellEnd"/>
+      <w:r>
+        <w:t xml:space="preserve">-режимы с подсветкой структуры) и </w:t>
       </w:r>
       <w:r>
         <w:rPr>
@@ -18234,7 +19301,15 @@
         <w:t>Граф</w:t>
       </w:r>
       <w:r>
-        <w:t xml:space="preserve"> (двухпанельный редактор). Над суб-вкладками — индикатор статуса с </w:t>
+        <w:t xml:space="preserve"> (двухпанельный редактор). Над </w:t>
+      </w:r>
+      <w:proofErr w:type="spellStart"/>
+      <w:r>
+        <w:t>суб</w:t>
+      </w:r>
+      <w:proofErr w:type="spellEnd"/>
+      <w:r>
+        <w:t xml:space="preserve">-вкладками — индикатор статуса с </w:t>
       </w:r>
       <w:r>
         <w:lastRenderedPageBreak/>
@@ -18299,7 +19374,15 @@
         <w:t>7</w:t>
       </w:r>
       <w:r>
-        <w:t xml:space="preserve"> — Вкладка документов: суб-вкладка «Граф»</w:t>
+        <w:t xml:space="preserve"> — Вкладка документов: </w:t>
+      </w:r>
+      <w:proofErr w:type="spellStart"/>
+      <w:r>
+        <w:t>суб</w:t>
+      </w:r>
+      <w:proofErr w:type="spellEnd"/>
+      <w:r>
+        <w:t>-вкладка «Граф»</w:t>
       </w:r>
     </w:p>
     <w:p>
@@ -18307,7 +19390,15 @@
         <w:jc w:val="both"/>
       </w:pPr>
       <w:r>
-        <w:t xml:space="preserve">Наибольший функциональный интерес — суб-вкладка </w:t>
+        <w:t xml:space="preserve">Наибольший функциональный интерес — </w:t>
+      </w:r>
+      <w:proofErr w:type="spellStart"/>
+      <w:r>
+        <w:t>суб</w:t>
+      </w:r>
+      <w:proofErr w:type="spellEnd"/>
+      <w:r>
+        <w:t xml:space="preserve">-вкладка </w:t>
       </w:r>
       <w:r>
         <w:rPr>
@@ -18335,7 +19426,15 @@
         <w:t>генерации значения через концепт</w:t>
       </w:r>
       <w:r>
-        <w:t xml:space="preserve">: пользователь выбирает концепт, вводит значение в человекочитаемой форме, и интерфейс прозрачно выполняет полный цикл — разбор, нормализацию, вычисление IRI с автоматическим формированием идентифицирующих литералов или типизированного литерала; перед подтверждением показывается </w:t>
+        <w:t xml:space="preserve">: пользователь выбирает концепт, вводит значение в </w:t>
+      </w:r>
+      <w:proofErr w:type="spellStart"/>
+      <w:r>
+        <w:t>человекочитаемой</w:t>
+      </w:r>
+      <w:proofErr w:type="spellEnd"/>
+      <w:r>
+        <w:t xml:space="preserve"> форме, и интерфейс прозрачно выполняет полный цикл — разбор, нормализацию, вычисление IRI с автоматическим формированием идентифицирующих литералов или типизированного литерала; перед подтверждением показывается </w:t>
       </w:r>
       <w:r>
         <w:rPr>
@@ -18388,7 +19487,15 @@
         <w:jc w:val="both"/>
       </w:pPr>
       <w:r>
-        <w:t>Карточка шаблона содержит описание, исходный код с подсветкой синтаксиса (через Pygments с преобразованием в HTML), сводный отчёт о структурной валидации и кнопки операций.</w:t>
+        <w:t xml:space="preserve">Карточка шаблона содержит описание, исходный код с подсветкой синтаксиса (через </w:t>
+      </w:r>
+      <w:proofErr w:type="spellStart"/>
+      <w:r>
+        <w:t>Pygments</w:t>
+      </w:r>
+      <w:proofErr w:type="spellEnd"/>
+      <w:r>
+        <w:t xml:space="preserve"> с преобразованием в HTML), сводный отчёт о структурной валидации и кнопки операций.</w:t>
       </w:r>
     </w:p>
     <w:p>
@@ -19012,7 +20119,15 @@
         <w:t>Введение машины логического вывода.</w:t>
       </w:r>
       <w:r>
-        <w:t xml:space="preserve"> Применение OWL-reasoner-а расширит возможности контроля целостности модели.</w:t>
+        <w:t xml:space="preserve"> Применение OWL-</w:t>
+      </w:r>
+      <w:proofErr w:type="spellStart"/>
+      <w:r>
+        <w:t>reasoner</w:t>
+      </w:r>
+      <w:proofErr w:type="spellEnd"/>
+      <w:r>
+        <w:t>-а расширит возможности контроля целостности модели.</w:t>
       </w:r>
     </w:p>
     <w:p>
@@ -19083,264 +20198,535 @@
     <w:p>
       <w:pPr>
         <w:jc w:val="both"/>
-      </w:pPr>
-      <w:r>
-        <w:t>В рамках выпускной квалификационной работы решена задача разработки системы автоматизированного пополнения онтологической модели кафедры знаниями, извлечёнными из документов учебно-организационной деятельности. Работа охватила полный цикл создания программной системы — от анализа предметной области до реализации программных компонентов и апробации на реальных документах.</w:t>
+        <w:rPr>
+          <w:lang w:val="en-US"/>
+        </w:rPr>
+      </w:pPr>
+      <w:r>
+        <w:t xml:space="preserve">В ходе выполнения выпускной квалификационной работы разработана настольная программная система </w:t>
+      </w:r>
+      <w:r>
+        <w:rPr>
+          <w:lang w:val="en-US"/>
+        </w:rPr>
+        <w:t>Doc</w:t>
+      </w:r>
+      <w:r>
+        <w:t>2</w:t>
+      </w:r>
+      <w:r>
+        <w:rPr>
+          <w:lang w:val="en-US"/>
+        </w:rPr>
+        <w:t>Onto</w:t>
+      </w:r>
+      <w:r>
+        <w:t xml:space="preserve"> для автоматизированного пополнения онтологической модели кафедры знаниями, извлечёнными из документов учебно-организационной деятельности.</w:t>
       </w:r>
     </w:p>
     <w:p>
       <w:pPr>
         <w:jc w:val="both"/>
-      </w:pPr>
-      <w:r>
-        <w:t xml:space="preserve">Проведён анализ предметной области, в результате которого установлено двухуровневое устройство онтологической модели и определены классы знаний, подлежащих автоматизированному извлечению; изучены характерные виды документов кафедры, форматы их хранения и выявленные проблемы непосредственного извлечения знаний — разнородность форматов, отсутствие единообразия структуры, контекстная зависимость интерпретации, опциональные и повторяющиеся элементы, неоднозначность текстовых форм. Рассмотрены основные методические подходы к извлечению информации и их применимость к рассматриваемой задаче; сделан вывод о целесообразности </w:t>
-      </w:r>
-      <w:r>
-        <w:rPr>
-          <w:i/>
-          <w:iCs/>
-        </w:rPr>
-        <w:t>гибридного подхода</w:t>
-      </w:r>
-      <w:r>
-        <w:t>, сочетающего детерминированные правила с проверкой и коррекцией результатов большой языковой моделью. Выполнен анализ существующих программных решений нескольких категорий, показавший, что ни одно из них не покрывает существенных для задачи потребностей; обоснована необходимость разработки специализированной системы. Сформулированы функциональные и нефункциональные требования.</w:t>
-      </w:r>
-    </w:p>
-    <w:p>
-      <w:pPr>
-        <w:jc w:val="both"/>
-      </w:pPr>
-      <w:r>
-        <w:t xml:space="preserve">Спроектирована архитектура, в основу которой положены несколько взаимосвязанных решений. Введена </w:t>
-      </w:r>
-      <w:r>
-        <w:rPr>
-          <w:i/>
-          <w:iCs/>
-        </w:rPr>
-        <w:t>унифицированная модель представления документов</w:t>
-      </w:r>
-      <w:r>
-        <w:t xml:space="preserve">, изолирующая особенности форматов хранения от правил извлечения. Разработан </w:t>
-      </w:r>
-      <w:r>
-        <w:rPr>
-          <w:i/>
-          <w:iCs/>
-        </w:rPr>
-        <w:t>конвейер обработки документа</w:t>
-      </w:r>
-      <w:r>
-        <w:t xml:space="preserve"> из пяти явно выделенных стадий с поддержкой возобновляемости и контролируемого ручного вмешательства. Разработан </w:t>
-      </w:r>
-      <w:r>
-        <w:rPr>
-          <w:i/>
-          <w:iCs/>
-        </w:rPr>
-        <w:t>механизм шаблонов извлечения знаний</w:t>
-      </w:r>
-      <w:r>
-        <w:t xml:space="preserve">, объединяющий правила распознавания класса, описание полей и сборку графа; шаблоны представлены программными модулями с фиксированным </w:t>
-      </w:r>
-      <w:r>
-        <w:lastRenderedPageBreak/>
-        <w:t xml:space="preserve">интерфейсом, что обеспечивает максимальную выразительность, а риски императивного подхода компенсируются шестикатегорийной структурной валидацией. Разработан </w:t>
-      </w:r>
-      <w:r>
-        <w:rPr>
-          <w:i/>
-          <w:iCs/>
-        </w:rPr>
-        <w:t>декларативный язык извлечения значений полей</w:t>
-      </w:r>
-      <w:r>
-        <w:t xml:space="preserve"> с операциями навигации по дереву документа, обработки текста и нормализации значений. Разработана </w:t>
-      </w:r>
-      <w:r>
-        <w:rPr>
-          <w:i/>
-          <w:iCs/>
-        </w:rPr>
-        <w:t>концептно-ориентированная модель идентификации индивидов онтологии</w:t>
-      </w:r>
-      <w:r>
-        <w:t xml:space="preserve">, реализующая четыре стратегии формирования идентификаторов. Разработана </w:t>
-      </w:r>
-      <w:r>
-        <w:rPr>
-          <w:i/>
-          <w:iCs/>
-        </w:rPr>
-        <w:t>двухслойная модель редактирования графа знаний</w:t>
-      </w:r>
-      <w:r>
-        <w:t xml:space="preserve">, сохраняющая ручные правки при повторной автоматической сборке. Разработана </w:t>
-      </w:r>
-      <w:r>
-        <w:rPr>
-          <w:i/>
-          <w:iCs/>
-        </w:rPr>
-        <w:t>политика интеграции знаний</w:t>
-      </w:r>
-      <w:r>
-        <w:t>, в которой поведение слияния задаётся декларативно в схеме онтологии и учитывает эффективную дату документа.</w:t>
-      </w:r>
-    </w:p>
-    <w:p>
-      <w:pPr>
-        <w:jc w:val="both"/>
-      </w:pPr>
-      <w:r>
-        <w:t>Система реализована на языке Python с использованием набора открытых библиотек: PySide6 для графического интерфейса, rdflib для работы с RDF, pymorphy3 для приведения частей ФИО к именительному падежу. Реализован собственный разборщик документов формата DOCX; преобразование других форматов выполняется через обращение к внешним средствам. Реализована подсистема взаимодействия с большой языковой моделью с детальным контрактом ответа и журналированием. Реализованы средства автоматизированной генерации шаблонов на основе образцов документов. Разработан графический интерфейс с тремя тематическими вкладками и двусторонней навигацией между ними, со средствами просмотра происхождения каждого факта.</w:t>
-      </w:r>
-    </w:p>
-    <w:p>
-      <w:pPr>
-        <w:jc w:val="both"/>
-      </w:pPr>
-      <w:r>
-        <w:t>Проведена качественная апробация системы на наборе реальных документов кафедры. Подтверждено успешное прохождение конвейером всех документов без необходимости ручного вмешательства, форматная независимость правил извлечения через кросс-форматный тест, эффективность гибридной экстракции на структурно близких документах, работоспособность ручного редактирования графа фактов через графический интерфейс.</w:t>
-      </w:r>
-    </w:p>
-    <w:p>
-      <w:pPr>
-        <w:jc w:val="both"/>
-      </w:pPr>
-      <w:r>
-        <w:t>Систематизированы известные ограничения системы и определены направления её дальнейшего развития:</w:t>
-      </w:r>
-    </w:p>
-    <w:p>
-      <w:pPr>
+        <w:rPr>
+          <w:lang w:val="en-US"/>
+        </w:rPr>
+      </w:pPr>
+      <w:r>
+        <w:t>В процессе работы решены следующие задачи.</w:t>
+      </w:r>
+    </w:p>
+    <w:p>
+      <w:pPr>
+        <w:pStyle w:val="a7"/>
         <w:numPr>
-          <w:ilvl w:val="0"/>
-          <w:numId w:val="136"/>
+          <w:ilvl w:val="1"/>
+          <w:numId w:val="137"/>
         </w:numPr>
         <w:ind w:left="0" w:firstLine="709"/>
         <w:jc w:val="both"/>
       </w:pPr>
       <w:r>
-        <w:lastRenderedPageBreak/>
-        <w:t>интеграция модулей оптического распознавания символов для расширения списка поддерживаемых форматов;</w:t>
-      </w:r>
-    </w:p>
-    <w:p>
-      <w:pPr>
+        <w:t>Проанализированы</w:t>
+      </w:r>
+      <w:r>
+        <w:t xml:space="preserve"> 4 </w:t>
+      </w:r>
+      <w:r>
+        <w:t>категории</w:t>
+      </w:r>
+      <w:r>
+        <w:t xml:space="preserve"> </w:t>
+      </w:r>
+      <w:r>
+        <w:t>решений</w:t>
+      </w:r>
+      <w:r>
+        <w:t>:</w:t>
+      </w:r>
+      <w:r>
+        <w:t xml:space="preserve"> </w:t>
+      </w:r>
+      <w:r>
+        <w:rPr>
+          <w:lang w:val="en-US"/>
+        </w:rPr>
+        <w:t>Apache</w:t>
+      </w:r>
+      <w:r>
+        <w:t xml:space="preserve"> </w:t>
+      </w:r>
+      <w:r>
+        <w:rPr>
+          <w:lang w:val="en-US"/>
+        </w:rPr>
+        <w:t>Tika</w:t>
+      </w:r>
+      <w:r>
+        <w:t xml:space="preserve">, </w:t>
+      </w:r>
+      <w:r>
+        <w:rPr>
+          <w:lang w:val="en-US"/>
+        </w:rPr>
+        <w:t>GROBID</w:t>
+      </w:r>
+      <w:r>
+        <w:t xml:space="preserve">, </w:t>
+      </w:r>
+      <w:r>
+        <w:t>облачные</w:t>
+      </w:r>
+      <w:r>
+        <w:t xml:space="preserve"> </w:t>
+      </w:r>
+      <w:r>
+        <w:rPr>
+          <w:lang w:val="en-US"/>
+        </w:rPr>
+        <w:t>IDP</w:t>
+      </w:r>
+      <w:r>
+        <w:t>-</w:t>
+      </w:r>
+      <w:r>
+        <w:t>сервисы</w:t>
+      </w:r>
+      <w:r>
+        <w:t xml:space="preserve"> </w:t>
+      </w:r>
+      <w:r>
+        <w:rPr>
+          <w:lang w:val="en-US"/>
+        </w:rPr>
+        <w:t>Google</w:t>
+      </w:r>
+      <w:r>
+        <w:t xml:space="preserve"> / </w:t>
+      </w:r>
+      <w:r>
+        <w:rPr>
+          <w:lang w:val="en-US"/>
+        </w:rPr>
+        <w:t>Azure</w:t>
+      </w:r>
+      <w:r>
+        <w:t xml:space="preserve"> / </w:t>
+      </w:r>
+      <w:r>
+        <w:rPr>
+          <w:lang w:val="en-US"/>
+        </w:rPr>
+        <w:t>Amazon</w:t>
+      </w:r>
+      <w:r>
+        <w:t xml:space="preserve">, </w:t>
+      </w:r>
+      <w:r>
+        <w:t>исследовательские</w:t>
+      </w:r>
+      <w:r>
+        <w:t xml:space="preserve"> </w:t>
+      </w:r>
+      <w:r>
+        <w:t>системы</w:t>
+      </w:r>
+      <w:r>
+        <w:t xml:space="preserve"> </w:t>
+      </w:r>
+      <w:r>
+        <w:rPr>
+          <w:lang w:val="en-US"/>
+        </w:rPr>
+        <w:t>Karma</w:t>
+      </w:r>
+      <w:r>
+        <w:t xml:space="preserve"> </w:t>
+      </w:r>
+      <w:r>
+        <w:t>и</w:t>
+      </w:r>
+      <w:r>
+        <w:t xml:space="preserve"> </w:t>
+      </w:r>
+      <w:proofErr w:type="spellStart"/>
+      <w:r>
+        <w:rPr>
+          <w:lang w:val="en-US"/>
+        </w:rPr>
+        <w:t>KnowledgeStore</w:t>
+      </w:r>
+      <w:proofErr w:type="spellEnd"/>
+      <w:r>
+        <w:t xml:space="preserve">; </w:t>
+      </w:r>
+      <w:r>
+        <w:t>обоснована</w:t>
+      </w:r>
+      <w:r>
+        <w:t xml:space="preserve"> </w:t>
+      </w:r>
+      <w:r>
+        <w:t>необходимость собственной разработки</w:t>
+      </w:r>
+      <w:r>
+        <w:t>.</w:t>
+      </w:r>
+    </w:p>
+    <w:p>
+      <w:pPr>
+        <w:pStyle w:val="a7"/>
         <w:numPr>
-          <w:ilvl w:val="0"/>
-          <w:numId w:val="136"/>
+          <w:ilvl w:val="1"/>
+          <w:numId w:val="137"/>
         </w:numPr>
         <w:ind w:left="0" w:firstLine="709"/>
         <w:jc w:val="both"/>
       </w:pPr>
       <w:r>
-        <w:t>введение программной песочницы исполнения шаблонов для расширения круга авторов шаблонов;</w:t>
-      </w:r>
-    </w:p>
-    <w:p>
-      <w:pPr>
+        <w:t>Сформулированы 11 функциональных и 6 нефункциональных требований, приняты 4 проектных ограничения.</w:t>
+      </w:r>
+    </w:p>
+    <w:p>
+      <w:pPr>
+        <w:pStyle w:val="a7"/>
         <w:numPr>
-          <w:ilvl w:val="0"/>
-          <w:numId w:val="136"/>
+          <w:ilvl w:val="1"/>
+          <w:numId w:val="137"/>
         </w:numPr>
         <w:ind w:left="0" w:firstLine="709"/>
         <w:jc w:val="both"/>
       </w:pPr>
       <w:r>
-        <w:t>переход к многопользовательскому режиму с поддержкой одновременного редактирования общей модели;</w:t>
-      </w:r>
-    </w:p>
-    <w:p>
-      <w:pPr>
+        <w:t>Введена унифицированная модель представления документов.</w:t>
+      </w:r>
+    </w:p>
+    <w:p>
+      <w:pPr>
+        <w:pStyle w:val="a7"/>
         <w:numPr>
-          <w:ilvl w:val="0"/>
-          <w:numId w:val="136"/>
+          <w:ilvl w:val="1"/>
+          <w:numId w:val="137"/>
         </w:numPr>
         <w:ind w:left="0" w:firstLine="709"/>
         <w:jc w:val="both"/>
       </w:pPr>
       <w:r>
-        <w:t>замена локального файлового хранения на специализированное хранилище RDF-триплетов;</w:t>
-      </w:r>
-    </w:p>
-    <w:p>
-      <w:pPr>
+        <w:t>Разработан конвейер обработки документа из 5 стадий</w:t>
+      </w:r>
+      <w:r>
+        <w:t>.</w:t>
+      </w:r>
+    </w:p>
+    <w:p>
+      <w:pPr>
+        <w:pStyle w:val="a7"/>
         <w:numPr>
-          <w:ilvl w:val="0"/>
-          <w:numId w:val="136"/>
+          <w:ilvl w:val="1"/>
+          <w:numId w:val="137"/>
         </w:numPr>
         <w:ind w:left="0" w:firstLine="709"/>
         <w:jc w:val="both"/>
       </w:pPr>
       <w:r>
-        <w:t>проведение расширенной апробации на размеченном корпусе с расчётом количественных метрик качества извлечения;</w:t>
-      </w:r>
-    </w:p>
-    <w:p>
-      <w:pPr>
+        <w:t xml:space="preserve">Разработан механизм шаблонов как </w:t>
+      </w:r>
+      <w:r>
+        <w:rPr>
+          <w:lang w:val="en-US"/>
+        </w:rPr>
+        <w:t>Python</w:t>
+      </w:r>
+      <w:r>
+        <w:t xml:space="preserve">-модулей со структурной валидацией по 6 категориям, включая </w:t>
+      </w:r>
+      <w:r>
+        <w:rPr>
+          <w:lang w:val="en-US"/>
+        </w:rPr>
+        <w:t>AST</w:t>
+      </w:r>
+      <w:r>
+        <w:t>-анализ безопасности.</w:t>
+      </w:r>
+    </w:p>
+    <w:p>
+      <w:pPr>
+        <w:pStyle w:val="a7"/>
         <w:numPr>
           <w:ilvl w:val="0"/>
-          <w:numId w:val="136"/>
+          <w:numId w:val="137"/>
         </w:numPr>
         <w:ind w:left="0" w:firstLine="709"/>
         <w:jc w:val="both"/>
       </w:pPr>
       <w:r>
-        <w:t>поддержка локально развёрнутых языковых моделей для устранения зависимости от внешних коммерческих сервисов;</w:t>
-      </w:r>
-    </w:p>
-    <w:p>
-      <w:pPr>
+        <w:t>Разработан декларативный язык извлечения значений полей и реализована гибридная экстракция «детерминированный шаблон + коррекция большой языковой моделью».</w:t>
+      </w:r>
+    </w:p>
+    <w:p>
+      <w:pPr>
+        <w:pStyle w:val="a7"/>
         <w:numPr>
           <w:ilvl w:val="0"/>
-          <w:numId w:val="136"/>
+          <w:numId w:val="137"/>
         </w:numPr>
         <w:ind w:left="0" w:firstLine="709"/>
         <w:jc w:val="both"/>
       </w:pPr>
       <w:r>
-        <w:t>применение машины логического вывода для расширения возможностей контроля целостности модели</w:t>
-      </w:r>
-      <w:r>
-        <w:t>;</w:t>
-      </w:r>
-    </w:p>
-    <w:p>
-      <w:pPr>
+        <w:t xml:space="preserve">Реализована </w:t>
+      </w:r>
+      <w:proofErr w:type="spellStart"/>
+      <w:r>
+        <w:t>концептно</w:t>
+      </w:r>
+      <w:proofErr w:type="spellEnd"/>
+      <w:r>
+        <w:t xml:space="preserve">-ориентированная модель идентификации индивидов: 14 концептов, 4 стратегии формирования идентификаторов; для ФИО — морфологическое приведение к именительному падежу через </w:t>
+      </w:r>
+      <w:proofErr w:type="spellStart"/>
+      <w:r>
+        <w:rPr>
+          <w:lang w:val="en-US"/>
+        </w:rPr>
+        <w:t>pymorphy</w:t>
+      </w:r>
+      <w:proofErr w:type="spellEnd"/>
+      <w:r>
+        <w:t>3.</w:t>
+      </w:r>
+    </w:p>
+    <w:p>
+      <w:pPr>
+        <w:pStyle w:val="a7"/>
         <w:numPr>
           <w:ilvl w:val="0"/>
-          <w:numId w:val="136"/>
+          <w:numId w:val="137"/>
         </w:numPr>
         <w:ind w:left="0" w:firstLine="709"/>
         <w:jc w:val="both"/>
       </w:pPr>
       <w:r>
-        <w:t xml:space="preserve">разработка специализированных </w:t>
-      </w:r>
-      <w:r>
-        <w:t xml:space="preserve">компонентов, сопутствующих </w:t>
-      </w:r>
-      <w:r>
-        <w:t>внедрени</w:t>
-      </w:r>
-      <w:r>
-        <w:t>ю</w:t>
-      </w:r>
-      <w:r>
-        <w:t xml:space="preserve"> системы на кафедру</w:t>
-      </w:r>
-      <w:r>
-        <w:t>.</w:t>
-      </w:r>
-    </w:p>
-    <w:p>
-      <w:pPr>
+        <w:t xml:space="preserve">Реализованы 3 политики слияния значений предикатов, заданные декларативно в схеме онтологии аннотацией </w:t>
+      </w:r>
+      <w:proofErr w:type="gramStart"/>
+      <w:r>
+        <w:t>`:</w:t>
+      </w:r>
+      <w:proofErr w:type="spellStart"/>
+      <w:r>
+        <w:rPr>
+          <w:lang w:val="en-US"/>
+        </w:rPr>
+        <w:t>mergePolicy</w:t>
+      </w:r>
+      <w:proofErr w:type="spellEnd"/>
+      <w:proofErr w:type="gramEnd"/>
+      <w:r>
+        <w:t>`.</w:t>
+      </w:r>
+    </w:p>
+    <w:p>
+      <w:pPr>
+        <w:pStyle w:val="a7"/>
+        <w:numPr>
+          <w:ilvl w:val="0"/>
+          <w:numId w:val="137"/>
+        </w:numPr>
+        <w:ind w:left="0" w:firstLine="709"/>
         <w:jc w:val="both"/>
       </w:pPr>
       <w:r>
-        <w:t>Поставленные в работе задачи решены в полном объёме. Разработанная система демонстрирует жизнеспособность предложенных архитектурных решений и обеспечивает практически применимую автоматизацию пополнения онтологической модели кафедры знаниями, извлечёнными из документов её учебно-организационной деятельности.</w:t>
+        <w:t>Реализован откат документа из онтологической модели.</w:t>
+      </w:r>
+    </w:p>
+    <w:p>
+      <w:pPr>
+        <w:pStyle w:val="a7"/>
+        <w:numPr>
+          <w:ilvl w:val="0"/>
+          <w:numId w:val="137"/>
+        </w:numPr>
+        <w:ind w:left="0" w:firstLine="709"/>
+        <w:jc w:val="both"/>
+      </w:pPr>
+      <w:r>
+        <w:t xml:space="preserve">Реализован графический интерфейс на </w:t>
+      </w:r>
+      <w:proofErr w:type="spellStart"/>
+      <w:r>
+        <w:rPr>
+          <w:lang w:val="en-US"/>
+        </w:rPr>
+        <w:t>PySide</w:t>
+      </w:r>
+      <w:proofErr w:type="spellEnd"/>
+      <w:r>
+        <w:t>6 с тремя тематическими вкладками и сквозной прослеживаемостью каждого факта до фрагмента исходного документа.</w:t>
+      </w:r>
+    </w:p>
+    <w:p>
+      <w:pPr>
+        <w:pStyle w:val="a7"/>
+        <w:numPr>
+          <w:ilvl w:val="0"/>
+          <w:numId w:val="137"/>
+        </w:numPr>
+        <w:ind w:left="0" w:firstLine="709"/>
+        <w:jc w:val="both"/>
+      </w:pPr>
+      <w:r>
+        <w:t xml:space="preserve">Реализована подсистема взаимодействия с </w:t>
+      </w:r>
+      <w:r>
+        <w:rPr>
+          <w:lang w:val="en-US"/>
+        </w:rPr>
+        <w:t>LLM</w:t>
+      </w:r>
+      <w:r>
+        <w:t xml:space="preserve"> (</w:t>
+      </w:r>
+      <w:r>
+        <w:rPr>
+          <w:lang w:val="en-US"/>
+        </w:rPr>
+        <w:t>OpenAI</w:t>
+      </w:r>
+      <w:r>
+        <w:t xml:space="preserve"> </w:t>
+      </w:r>
+      <w:r>
+        <w:rPr>
+          <w:lang w:val="en-US"/>
+        </w:rPr>
+        <w:t>SDK</w:t>
+      </w:r>
+      <w:r>
+        <w:t>).</w:t>
+      </w:r>
+    </w:p>
+    <w:p>
+      <w:pPr>
+        <w:jc w:val="both"/>
+      </w:pPr>
+      <w:r>
+        <w:t xml:space="preserve">Программная часть — более 12 тысяч строк собственного исходного кода на языке </w:t>
+      </w:r>
+      <w:r>
+        <w:rPr>
+          <w:lang w:val="en-US"/>
+        </w:rPr>
+        <w:t>Python</w:t>
+      </w:r>
+      <w:r>
+        <w:t xml:space="preserve"> (без учёта пустых строк и комментариев). Качественная </w:t>
+      </w:r>
+      <w:r>
+        <w:lastRenderedPageBreak/>
+        <w:t xml:space="preserve">апробация проведена на 15 реальных документах кафедры; для всех документов конвейер достиг последней стадии без ручного вмешательства, кросс-форматный тест </w:t>
+      </w:r>
+      <w:r>
+        <w:rPr>
+          <w:lang w:val="en-US"/>
+        </w:rPr>
+        <w:t>DOCX</w:t>
+      </w:r>
+      <w:r>
+        <w:t xml:space="preserve"> / </w:t>
+      </w:r>
+      <w:r>
+        <w:rPr>
+          <w:lang w:val="en-US"/>
+        </w:rPr>
+        <w:t>DOC</w:t>
+      </w:r>
+      <w:r>
+        <w:t xml:space="preserve"> / </w:t>
+      </w:r>
+      <w:r>
+        <w:rPr>
+          <w:lang w:val="en-US"/>
+        </w:rPr>
+        <w:t>PDF</w:t>
+      </w:r>
+      <w:r>
+        <w:t xml:space="preserve"> одного документа дал идентичный итоговый граф.</w:t>
+      </w:r>
+    </w:p>
+    <w:p>
+      <w:pPr>
+        <w:jc w:val="both"/>
+        <w:rPr>
+          <w:lang w:val="en-US"/>
+        </w:rPr>
+      </w:pPr>
+      <w:r>
+        <w:t xml:space="preserve">Работа представлена автором на 64-й Международной научной студенческой конференции (Новосибирск, 15–21 апреля 2026 г.) [27], по итогам которой работа отмечена дипломом </w:t>
+      </w:r>
+      <w:r>
+        <w:rPr>
+          <w:lang w:val="en-US"/>
+        </w:rPr>
+        <w:t>III</w:t>
+      </w:r>
+      <w:r>
+        <w:t xml:space="preserve"> степени. Программная система согласована с секретарём кафедры общей информатики.</w:t>
+      </w:r>
+    </w:p>
+    <w:p>
+      <w:pPr>
+        <w:jc w:val="both"/>
+      </w:pPr>
+      <w:r>
+        <w:t xml:space="preserve">Перспективы развития: интеграция средств оптического распознавания символов через предусмотренный архитектурный слот; полноценная песочница исполнения шаблонов; многопользовательский режим со специализированным хранилищем </w:t>
+      </w:r>
+      <w:r>
+        <w:rPr>
+          <w:lang w:val="en-US"/>
+        </w:rPr>
+        <w:t>RDF</w:t>
+      </w:r>
+      <w:r>
+        <w:t xml:space="preserve">-триплетов; поддержка локально развёрнутых языковых моделей; применение </w:t>
+      </w:r>
+      <w:r>
+        <w:rPr>
+          <w:lang w:val="en-US"/>
+        </w:rPr>
+        <w:t>OWL</w:t>
+      </w:r>
+      <w:r>
+        <w:t>-</w:t>
+      </w:r>
+      <w:r>
+        <w:rPr>
+          <w:lang w:val="en-US"/>
+        </w:rPr>
+        <w:t>reasoner</w:t>
+      </w:r>
+      <w:r>
+        <w:t>-а; формирование размеченного корпуса для расчёта количественных метрик качества извлечения.</w:t>
       </w:r>
     </w:p>
     <w:p>
@@ -19362,11 +20748,15 @@
         <w:jc w:val="both"/>
       </w:pPr>
       <w:r>
-        <w:t xml:space="preserve">Я ознакомлен с программой государственной итоговой аттестации, согласно которой обнаружение плагиата, фальсификации данных и ложного </w:t>
-      </w:r>
-      <w:r>
-        <w:lastRenderedPageBreak/>
-        <w:t>цитирования является основанием для не допуска к защите выпускной квалификационной работы и выставления оценки «неудовлетворительно».</w:t>
+        <w:t xml:space="preserve">Я ознакомлен с программой государственной итоговой аттестации, согласно которой обнаружение плагиата, фальсификации данных и ложного цитирования является основанием для </w:t>
+      </w:r>
+      <w:proofErr w:type="gramStart"/>
+      <w:r>
+        <w:t>не допуска</w:t>
+      </w:r>
+      <w:proofErr w:type="gramEnd"/>
+      <w:r>
+        <w:t xml:space="preserve"> к защите выпускной квалификационной работы и выставления оценки «неудовлетворительно».</w:t>
       </w:r>
     </w:p>
     <w:p/>
@@ -19490,8 +20880,13 @@
     </w:p>
     <w:p/>
     <w:p>
-      <w:r>
-        <w:t xml:space="preserve">« ____ »___________20 __г. </w:t>
+      <w:proofErr w:type="gramStart"/>
+      <w:r>
+        <w:t>« _</w:t>
+      </w:r>
+      <w:proofErr w:type="gramEnd"/>
+      <w:r>
+        <w:t xml:space="preserve">___ »___________20 __г. </w:t>
       </w:r>
     </w:p>
     <w:p>
@@ -19536,6 +20931,7 @@
       <w:bookmarkStart w:id="639" w:name="_Toc230428252"/>
       <w:bookmarkStart w:id="640" w:name="список-использованных-источников"/>
       <w:bookmarkEnd w:id="632"/>
+      <w:proofErr w:type="gramStart"/>
       <w:r>
         <w:lastRenderedPageBreak/>
         <w:t xml:space="preserve">СПИСОК </w:t>
@@ -19552,6 +20948,7 @@
       <w:bookmarkEnd w:id="636"/>
       <w:bookmarkEnd w:id="637"/>
       <w:bookmarkEnd w:id="638"/>
+      <w:proofErr w:type="gramEnd"/>
       <w:r>
         <w:t xml:space="preserve"> И ЛИТЕРАТУРЫ</w:t>
       </w:r>
@@ -19589,7 +20986,21 @@
         <w:rPr>
           <w:lang w:val="en-US"/>
         </w:rPr>
-        <w:t>ISO/IEC 29500-1:2016. Information technology — Document description and processing languages — Office Open XML File Formats — Part 1: Fundamentals and Markup Language Reference. — Geneva : ISO, 2016.</w:t>
+        <w:t xml:space="preserve">ISO/IEC 29500-1:2016. Information technology — Document description and processing languages — Office Open XML File Formats — Part 1: Fundamentals and Markup Language Reference. — </w:t>
+      </w:r>
+      <w:proofErr w:type="gramStart"/>
+      <w:r>
+        <w:rPr>
+          <w:lang w:val="en-US"/>
+        </w:rPr>
+        <w:t>Geneva :</w:t>
+      </w:r>
+      <w:proofErr w:type="gramEnd"/>
+      <w:r>
+        <w:rPr>
+          <w:lang w:val="en-US"/>
+        </w:rPr>
+        <w:t xml:space="preserve"> ISO, 2016.</w:t>
       </w:r>
     </w:p>
     <w:p>
@@ -19608,7 +21019,21 @@
         <w:rPr>
           <w:lang w:val="en-US"/>
         </w:rPr>
-        <w:t>ISO 32000-1:2008. Document management — Portable document format — Part 1: PDF 1.7. — Geneva : ISO, 2008.</w:t>
+        <w:t xml:space="preserve">ISO 32000-1:2008. Document management — Portable document format — Part 1: PDF 1.7. — </w:t>
+      </w:r>
+      <w:proofErr w:type="gramStart"/>
+      <w:r>
+        <w:rPr>
+          <w:lang w:val="en-US"/>
+        </w:rPr>
+        <w:t>Geneva :</w:t>
+      </w:r>
+      <w:proofErr w:type="gramEnd"/>
+      <w:r>
+        <w:rPr>
+          <w:lang w:val="en-US"/>
+        </w:rPr>
+        <w:t xml:space="preserve"> ISO, 2008.</w:t>
       </w:r>
     </w:p>
     <w:p>
@@ -19648,7 +21073,63 @@
         <w:rPr>
           <w:lang w:val="en-US"/>
         </w:rPr>
-        <w:t>The Description Logic Handbook: Theory, Implementation, and Applications / F. Baader, D. Calvanese, D. L. McGuinness, D. Nardi, P. F. Patel-Schneider (Eds.). — 2nd ed. — Cambridge : Cambridge University Press, 2007. — 622 p.</w:t>
+        <w:t xml:space="preserve">The Description Logic Handbook: Theory, Implementation, and Applications / F. </w:t>
+      </w:r>
+      <w:proofErr w:type="spellStart"/>
+      <w:r>
+        <w:rPr>
+          <w:lang w:val="en-US"/>
+        </w:rPr>
+        <w:t>Baader</w:t>
+      </w:r>
+      <w:proofErr w:type="spellEnd"/>
+      <w:r>
+        <w:rPr>
+          <w:lang w:val="en-US"/>
+        </w:rPr>
+        <w:t xml:space="preserve">, D. </w:t>
+      </w:r>
+      <w:proofErr w:type="spellStart"/>
+      <w:r>
+        <w:rPr>
+          <w:lang w:val="en-US"/>
+        </w:rPr>
+        <w:t>Calvanese</w:t>
+      </w:r>
+      <w:proofErr w:type="spellEnd"/>
+      <w:r>
+        <w:rPr>
+          <w:lang w:val="en-US"/>
+        </w:rPr>
+        <w:t xml:space="preserve">, D. L. McGuinness, D. </w:t>
+      </w:r>
+      <w:proofErr w:type="spellStart"/>
+      <w:r>
+        <w:rPr>
+          <w:lang w:val="en-US"/>
+        </w:rPr>
+        <w:t>Nardi</w:t>
+      </w:r>
+      <w:proofErr w:type="spellEnd"/>
+      <w:r>
+        <w:rPr>
+          <w:lang w:val="en-US"/>
+        </w:rPr>
+        <w:t xml:space="preserve">, P. F. Patel-Schneider (Eds.). — 2nd ed. — </w:t>
+      </w:r>
+      <w:proofErr w:type="gramStart"/>
+      <w:r>
+        <w:rPr>
+          <w:lang w:val="en-US"/>
+        </w:rPr>
+        <w:t>Cambridge :</w:t>
+      </w:r>
+      <w:proofErr w:type="gramEnd"/>
+      <w:r>
+        <w:rPr>
+          <w:lang w:val="en-US"/>
+        </w:rPr>
+        <w:t xml:space="preserve"> Cambridge University Press, 2007. — 622 p.</w:t>
       </w:r>
     </w:p>
     <w:p>
@@ -19663,11 +21144,33 @@
           <w:lang w:val="en-US"/>
         </w:rPr>
       </w:pPr>
+      <w:proofErr w:type="spellStart"/>
       <w:r>
         <w:rPr>
           <w:lang w:val="en-US"/>
         </w:rPr>
-        <w:t>Maedche A., Staab S. Ontology Learning for the Semantic Web // IEEE Intelligent Systems. — 2001. — Vol. 16, № 2. — P. 72–79.</w:t>
+        <w:t>Maedche</w:t>
+      </w:r>
+      <w:proofErr w:type="spellEnd"/>
+      <w:r>
+        <w:rPr>
+          <w:lang w:val="en-US"/>
+        </w:rPr>
+        <w:t xml:space="preserve"> A., </w:t>
+      </w:r>
+      <w:proofErr w:type="spellStart"/>
+      <w:r>
+        <w:rPr>
+          <w:lang w:val="en-US"/>
+        </w:rPr>
+        <w:t>Staab</w:t>
+      </w:r>
+      <w:proofErr w:type="spellEnd"/>
+      <w:r>
+        <w:rPr>
+          <w:lang w:val="en-US"/>
+        </w:rPr>
+        <w:t xml:space="preserve"> S. Ontology Learning for the Semantic Web // IEEE Intelligent Systems. — 2001. — Vol. 16, № 2. — P. 72–79.</w:t>
       </w:r>
     </w:p>
     <w:p>
@@ -19686,7 +21189,35 @@
         <w:rPr>
           <w:lang w:val="en-US"/>
         </w:rPr>
-        <w:t>Cimiano P. Ontology Learning and Population from Text : Algorithms, Evaluation and Applications. — New York : Springer, 2006. — 347 p.</w:t>
+        <w:t xml:space="preserve">Cimiano P. Ontology Learning and Population from </w:t>
+      </w:r>
+      <w:proofErr w:type="gramStart"/>
+      <w:r>
+        <w:rPr>
+          <w:lang w:val="en-US"/>
+        </w:rPr>
+        <w:t>Text :</w:t>
+      </w:r>
+      <w:proofErr w:type="gramEnd"/>
+      <w:r>
+        <w:rPr>
+          <w:lang w:val="en-US"/>
+        </w:rPr>
+        <w:t xml:space="preserve"> Algorithms, Evaluation and Applications. — New </w:t>
+      </w:r>
+      <w:proofErr w:type="gramStart"/>
+      <w:r>
+        <w:rPr>
+          <w:lang w:val="en-US"/>
+        </w:rPr>
+        <w:t>York :</w:t>
+      </w:r>
+      <w:proofErr w:type="gramEnd"/>
+      <w:r>
+        <w:rPr>
+          <w:lang w:val="en-US"/>
+        </w:rPr>
+        <w:t xml:space="preserve"> Springer, 2006. — 347 p.</w:t>
       </w:r>
     </w:p>
     <w:p>
@@ -19705,7 +21236,49 @@
         <w:rPr>
           <w:lang w:val="en-US"/>
         </w:rPr>
-        <w:t>Nadeau D., Sekine S. A survey of named entity recognition and classification // Lingvisticae Investigationes. — 2007. — Vol. 30, № 1. — P. 3–26.</w:t>
+        <w:t xml:space="preserve">Nadeau D., </w:t>
+      </w:r>
+      <w:proofErr w:type="spellStart"/>
+      <w:r>
+        <w:rPr>
+          <w:lang w:val="en-US"/>
+        </w:rPr>
+        <w:t>Sekine</w:t>
+      </w:r>
+      <w:proofErr w:type="spellEnd"/>
+      <w:r>
+        <w:rPr>
+          <w:lang w:val="en-US"/>
+        </w:rPr>
+        <w:t xml:space="preserve"> S. A survey of named entity recognition and classification // </w:t>
+      </w:r>
+      <w:proofErr w:type="spellStart"/>
+      <w:r>
+        <w:rPr>
+          <w:lang w:val="en-US"/>
+        </w:rPr>
+        <w:t>Lingvisticae</w:t>
+      </w:r>
+      <w:proofErr w:type="spellEnd"/>
+      <w:r>
+        <w:rPr>
+          <w:lang w:val="en-US"/>
+        </w:rPr>
+        <w:t xml:space="preserve"> </w:t>
+      </w:r>
+      <w:proofErr w:type="spellStart"/>
+      <w:r>
+        <w:rPr>
+          <w:lang w:val="en-US"/>
+        </w:rPr>
+        <w:t>Investigationes</w:t>
+      </w:r>
+      <w:proofErr w:type="spellEnd"/>
+      <w:r>
+        <w:rPr>
+          <w:lang w:val="en-US"/>
+        </w:rPr>
+        <w:t>. — 2007. — Vol. 30, № 1. — P. 3–26.</w:t>
       </w:r>
     </w:p>
     <w:p>
@@ -19724,7 +21297,21 @@
         <w:rPr>
           <w:lang w:val="en-US"/>
         </w:rPr>
-        <w:t>Brown T. B., Mann B., Ryder N. et al. Language Models are Few-Shot Learners // Advances in Neural Information Processing Systems 33 (NeurIPS 2020). — 2020. — P. 1877–1901.</w:t>
+        <w:t>Brown T. B., Mann B., Ryder N. et al. Language Models are Few-Shot Learners // Advances in Neural Information Processing Systems 33 (</w:t>
+      </w:r>
+      <w:proofErr w:type="spellStart"/>
+      <w:r>
+        <w:rPr>
+          <w:lang w:val="en-US"/>
+        </w:rPr>
+        <w:t>NeurIPS</w:t>
+      </w:r>
+      <w:proofErr w:type="spellEnd"/>
+      <w:r>
+        <w:rPr>
+          <w:lang w:val="en-US"/>
+        </w:rPr>
+        <w:t xml:space="preserve"> 2020). — 2020. — P. 1877–1901.</w:t>
       </w:r>
     </w:p>
     <w:p>
@@ -19743,7 +21330,21 @@
         <w:rPr>
           <w:lang w:val="en-US"/>
         </w:rPr>
-        <w:t>Lopez P. GROBID: Combining Automatic Bibliographic Data Recognition and Term Extraction for Scholarship Publications // Proceedings of the 13th European Conference on Research and Advanced Technology for Digital Libraries (ECDL 2009). — Berlin, Heidelberg : Springer, 2009. — P. 473–474.</w:t>
+        <w:t xml:space="preserve">Lopez P. GROBID: Combining Automatic Bibliographic Data Recognition and Term Extraction for Scholarship Publications // Proceedings of the 13th European Conference on Research and Advanced Technology for Digital Libraries (ECDL 2009). — Berlin, </w:t>
+      </w:r>
+      <w:proofErr w:type="gramStart"/>
+      <w:r>
+        <w:rPr>
+          <w:lang w:val="en-US"/>
+        </w:rPr>
+        <w:t>Heidelberg :</w:t>
+      </w:r>
+      <w:proofErr w:type="gramEnd"/>
+      <w:r>
+        <w:rPr>
+          <w:lang w:val="en-US"/>
+        </w:rPr>
+        <w:t xml:space="preserve"> Springer, 2009. — P. 473–474.</w:t>
       </w:r>
     </w:p>
     <w:p>
@@ -19758,18 +21359,68 @@
           <w:lang w:val="en-US"/>
         </w:rPr>
       </w:pPr>
+      <w:proofErr w:type="spellStart"/>
       <w:r>
         <w:rPr>
           <w:lang w:val="en-US"/>
         </w:rPr>
-        <w:t xml:space="preserve">Knoblock C. A., Szekely P., Ambite J. L. et al. Semi-automatically Mapping Structured Sources into the Semantic Web // Proceedings of the 9th Extended </w:t>
-      </w:r>
+        <w:t>Knoblock</w:t>
+      </w:r>
+      <w:proofErr w:type="spellEnd"/>
       <w:r>
         <w:rPr>
           <w:lang w:val="en-US"/>
         </w:rPr>
+        <w:t xml:space="preserve"> C. A., </w:t>
+      </w:r>
+      <w:proofErr w:type="spellStart"/>
+      <w:r>
+        <w:rPr>
+          <w:lang w:val="en-US"/>
+        </w:rPr>
+        <w:t>Szekely</w:t>
+      </w:r>
+      <w:proofErr w:type="spellEnd"/>
+      <w:r>
+        <w:rPr>
+          <w:lang w:val="en-US"/>
+        </w:rPr>
+        <w:t xml:space="preserve"> P., </w:t>
+      </w:r>
+      <w:proofErr w:type="spellStart"/>
+      <w:r>
+        <w:rPr>
+          <w:lang w:val="en-US"/>
+        </w:rPr>
+        <w:t>Ambite</w:t>
+      </w:r>
+      <w:proofErr w:type="spellEnd"/>
+      <w:r>
+        <w:rPr>
+          <w:lang w:val="en-US"/>
+        </w:rPr>
+        <w:t xml:space="preserve"> J. L. et al. Semi-automatically Mapping Structured Sources into the Semantic Web // Proceedings of the 9th Extended </w:t>
+      </w:r>
+      <w:r>
+        <w:rPr>
+          <w:lang w:val="en-US"/>
+        </w:rPr>
         <w:lastRenderedPageBreak/>
-        <w:t>Semantic Web Conference (ESWC 2012). — LNCS, vol. 7295. — Berlin, Heidelberg : Springer, 2012. — P. 375–390.</w:t>
+        <w:t xml:space="preserve">Semantic Web Conference (ESWC 2012). — LNCS, vol. 7295. — Berlin, </w:t>
+      </w:r>
+      <w:proofErr w:type="gramStart"/>
+      <w:r>
+        <w:rPr>
+          <w:lang w:val="en-US"/>
+        </w:rPr>
+        <w:t>Heidelberg :</w:t>
+      </w:r>
+      <w:proofErr w:type="gramEnd"/>
+      <w:r>
+        <w:rPr>
+          <w:lang w:val="en-US"/>
+        </w:rPr>
+        <w:t xml:space="preserve"> Springer, 2012. — P. 375–390.</w:t>
       </w:r>
     </w:p>
     <w:p>
@@ -19784,11 +21435,75 @@
           <w:lang w:val="en-US"/>
         </w:rPr>
       </w:pPr>
+      <w:proofErr w:type="spellStart"/>
       <w:r>
         <w:rPr>
           <w:lang w:val="en-US"/>
         </w:rPr>
-        <w:t>Corcoglioniti F., Rospocher M., Cattoni R., Magnini B., Serafini L. Interlinking Unstructured and Structured Knowledge in an Integrated Framework // Proceedings of the 7th IEEE International Conference on Semantic Computing (ICSC 2013). — Irvine, CA : IEEE, 2013. — P. 40–47.</w:t>
+        <w:t>Corcoglioniti</w:t>
+      </w:r>
+      <w:proofErr w:type="spellEnd"/>
+      <w:r>
+        <w:rPr>
+          <w:lang w:val="en-US"/>
+        </w:rPr>
+        <w:t xml:space="preserve"> F., </w:t>
+      </w:r>
+      <w:proofErr w:type="spellStart"/>
+      <w:r>
+        <w:rPr>
+          <w:lang w:val="en-US"/>
+        </w:rPr>
+        <w:t>Rospocher</w:t>
+      </w:r>
+      <w:proofErr w:type="spellEnd"/>
+      <w:r>
+        <w:rPr>
+          <w:lang w:val="en-US"/>
+        </w:rPr>
+        <w:t xml:space="preserve"> M., </w:t>
+      </w:r>
+      <w:proofErr w:type="spellStart"/>
+      <w:r>
+        <w:rPr>
+          <w:lang w:val="en-US"/>
+        </w:rPr>
+        <w:t>Cattoni</w:t>
+      </w:r>
+      <w:proofErr w:type="spellEnd"/>
+      <w:r>
+        <w:rPr>
+          <w:lang w:val="en-US"/>
+        </w:rPr>
+        <w:t xml:space="preserve"> R., </w:t>
+      </w:r>
+      <w:proofErr w:type="spellStart"/>
+      <w:r>
+        <w:rPr>
+          <w:lang w:val="en-US"/>
+        </w:rPr>
+        <w:t>Magnini</w:t>
+      </w:r>
+      <w:proofErr w:type="spellEnd"/>
+      <w:r>
+        <w:rPr>
+          <w:lang w:val="en-US"/>
+        </w:rPr>
+        <w:t xml:space="preserve"> B., Serafini L. Interlinking Unstructured and Structured Knowledge in an Integrated Framework // Proceedings of the 7th IEEE International Conference on Semantic Computing (ICSC 2013). — Irvine, </w:t>
+      </w:r>
+      <w:proofErr w:type="gramStart"/>
+      <w:r>
+        <w:rPr>
+          <w:lang w:val="en-US"/>
+        </w:rPr>
+        <w:t>CA :</w:t>
+      </w:r>
+      <w:proofErr w:type="gramEnd"/>
+      <w:r>
+        <w:rPr>
+          <w:lang w:val="en-US"/>
+        </w:rPr>
+        <w:t xml:space="preserve"> IEEE, 2013. — P. 40–47.</w:t>
       </w:r>
     </w:p>
     <w:p>
@@ -19803,11 +21518,33 @@
           <w:lang w:val="en-US"/>
         </w:rPr>
       </w:pPr>
+      <w:proofErr w:type="spellStart"/>
       <w:r>
         <w:rPr>
           <w:lang w:val="en-US"/>
         </w:rPr>
-        <w:t>Korobov M. Morphological Analyzer and Generator for Russian and Ukrainian Languages // Analysis of Images, Social Networks and Texts (AIST 2015). — Communications in Computer and Information Science, vol. 542. — Cham : Springer, 2015. — P. 320–332.</w:t>
+        <w:t>Korobov</w:t>
+      </w:r>
+      <w:proofErr w:type="spellEnd"/>
+      <w:r>
+        <w:rPr>
+          <w:lang w:val="en-US"/>
+        </w:rPr>
+        <w:t xml:space="preserve"> M. Morphological Analyzer and Generator for Russian and Ukrainian Languages // Analysis of Images, Social Networks and Texts (AIST 2015). — Communications in Computer and Information Science, vol. 542. — </w:t>
+      </w:r>
+      <w:proofErr w:type="gramStart"/>
+      <w:r>
+        <w:rPr>
+          <w:lang w:val="en-US"/>
+        </w:rPr>
+        <w:t>Cham :</w:t>
+      </w:r>
+      <w:proofErr w:type="gramEnd"/>
+      <w:r>
+        <w:rPr>
+          <w:lang w:val="en-US"/>
+        </w:rPr>
+        <w:t xml:space="preserve"> Springer, 2015. — P. 320–332.</w:t>
       </w:r>
     </w:p>
     <w:p>
@@ -19822,11 +21559,33 @@
           <w:lang w:val="en-US"/>
         </w:rPr>
       </w:pPr>
+      <w:proofErr w:type="spellStart"/>
       <w:r>
         <w:rPr>
           <w:lang w:val="en-US"/>
         </w:rPr>
-        <w:t>Mattmann C. A., Zitting J. L. Tika in Action. — Greenwich, CT : Manning Publications, 2011. — 256 p.</w:t>
+        <w:t>Mattmann</w:t>
+      </w:r>
+      <w:proofErr w:type="spellEnd"/>
+      <w:r>
+        <w:rPr>
+          <w:lang w:val="en-US"/>
+        </w:rPr>
+        <w:t xml:space="preserve"> C. A., Zitting J. L. Tika in Action. — Greenwich, </w:t>
+      </w:r>
+      <w:proofErr w:type="gramStart"/>
+      <w:r>
+        <w:rPr>
+          <w:lang w:val="en-US"/>
+        </w:rPr>
+        <w:t>CT :</w:t>
+      </w:r>
+      <w:proofErr w:type="gramEnd"/>
+      <w:r>
+        <w:rPr>
+          <w:lang w:val="en-US"/>
+        </w:rPr>
+        <w:t xml:space="preserve"> Manning Publications, 2011. — 256 p.</w:t>
       </w:r>
     </w:p>
     <w:p>
@@ -19847,7 +21606,21 @@
         <w:rPr>
           <w:lang w:val="en-US"/>
         </w:rPr>
-        <w:t>OWL 2 Web Ontology Language Document Overview (Second Edition) : W3C Recommendation 11 December 2012 [</w:t>
+        <w:t>OWL 2 Web Ontology Language Document Overview (Second Edition</w:t>
+      </w:r>
+      <w:proofErr w:type="gramStart"/>
+      <w:r>
+        <w:rPr>
+          <w:lang w:val="en-US"/>
+        </w:rPr>
+        <w:t>) :</w:t>
+      </w:r>
+      <w:proofErr w:type="gramEnd"/>
+      <w:r>
+        <w:rPr>
+          <w:lang w:val="en-US"/>
+        </w:rPr>
+        <w:t xml:space="preserve"> W3C Recommendation 11 December 2012 [</w:t>
       </w:r>
       <w:r>
         <w:t>Электронный</w:t>
@@ -19884,7 +21657,49 @@
         <w:rPr>
           <w:lang w:val="en-US"/>
         </w:rPr>
-        <w:t>RDF 1.1 Concepts and Abstract Syntax : W3C Recommendation 25 February 2014 / R. Cyganiak, D. Wood, M. Lanthaler [</w:t>
+        <w:t xml:space="preserve">RDF 1.1 Concepts and Abstract </w:t>
+      </w:r>
+      <w:proofErr w:type="gramStart"/>
+      <w:r>
+        <w:rPr>
+          <w:lang w:val="en-US"/>
+        </w:rPr>
+        <w:t>Syntax :</w:t>
+      </w:r>
+      <w:proofErr w:type="gramEnd"/>
+      <w:r>
+        <w:rPr>
+          <w:lang w:val="en-US"/>
+        </w:rPr>
+        <w:t xml:space="preserve"> W3C Recommendation 25 February 2014 / R. </w:t>
+      </w:r>
+      <w:proofErr w:type="spellStart"/>
+      <w:r>
+        <w:rPr>
+          <w:lang w:val="en-US"/>
+        </w:rPr>
+        <w:t>Cyganiak</w:t>
+      </w:r>
+      <w:proofErr w:type="spellEnd"/>
+      <w:r>
+        <w:rPr>
+          <w:lang w:val="en-US"/>
+        </w:rPr>
+        <w:t xml:space="preserve">, D. Wood, M. </w:t>
+      </w:r>
+      <w:proofErr w:type="spellStart"/>
+      <w:r>
+        <w:rPr>
+          <w:lang w:val="en-US"/>
+        </w:rPr>
+        <w:t>Lanthaler</w:t>
+      </w:r>
+      <w:proofErr w:type="spellEnd"/>
+      <w:r>
+        <w:rPr>
+          <w:lang w:val="en-US"/>
+        </w:rPr>
+        <w:t xml:space="preserve"> [</w:t>
       </w:r>
       <w:r>
         <w:t>Электронный</w:t>
@@ -19954,7 +21769,15 @@
         <w:jc w:val="both"/>
       </w:pPr>
       <w:r>
-        <w:t>GROBID Documentation [Электронный ресурс]. — URL: https://grobid.readthedocs.io/</w:t>
+        <w:t xml:space="preserve">GROBID </w:t>
+      </w:r>
+      <w:proofErr w:type="spellStart"/>
+      <w:r>
+        <w:t>Documentation</w:t>
+      </w:r>
+      <w:proofErr w:type="spellEnd"/>
+      <w:r>
+        <w:t xml:space="preserve"> [Электронный ресурс]. — URL: https://grobid.readthedocs.io/</w:t>
       </w:r>
     </w:p>
     <w:p>
@@ -19969,11 +21792,19 @@
           <w:lang w:val="en-US"/>
         </w:rPr>
       </w:pPr>
+      <w:proofErr w:type="gramStart"/>
       <w:r>
         <w:rPr>
           <w:lang w:val="en-US"/>
         </w:rPr>
-        <w:t>Karma : A Data Integration Tool [</w:t>
+        <w:t>Karma :</w:t>
+      </w:r>
+      <w:proofErr w:type="gramEnd"/>
+      <w:r>
+        <w:rPr>
+          <w:lang w:val="en-US"/>
+        </w:rPr>
+        <w:t xml:space="preserve"> A Data Integration Tool [</w:t>
       </w:r>
       <w:r>
         <w:t>Электронный</w:t>
@@ -20079,7 +21910,15 @@
       </w:pPr>
       <w:r>
         <w:lastRenderedPageBreak/>
-        <w:t>Amazon Textract [Электронный ресурс]. — URL: https://aws.amazon.com/textract/</w:t>
+        <w:t xml:space="preserve">Amazon </w:t>
+      </w:r>
+      <w:proofErr w:type="spellStart"/>
+      <w:r>
+        <w:t>Textract</w:t>
+      </w:r>
+      <w:proofErr w:type="spellEnd"/>
+      <w:r>
+        <w:t xml:space="preserve"> [Электронный ресурс]. — URL: https://aws.amazon.com/textract/</w:t>
       </w:r>
     </w:p>
     <w:p>
@@ -20168,11 +22007,19 @@
           <w:lang w:val="en-US"/>
         </w:rPr>
       </w:pPr>
+      <w:proofErr w:type="spellStart"/>
       <w:r>
         <w:rPr>
           <w:lang w:val="en-US"/>
         </w:rPr>
-        <w:t>RDFLib Documentation [</w:t>
+        <w:t>RDFLib</w:t>
+      </w:r>
+      <w:proofErr w:type="spellEnd"/>
+      <w:r>
+        <w:rPr>
+          <w:lang w:val="en-US"/>
+        </w:rPr>
+        <w:t xml:space="preserve"> Documentation [</w:t>
       </w:r>
       <w:r>
         <w:t>Электронный</w:t>
@@ -20222,13 +22069,29 @@
     </w:p>
     <w:p>
       <w:pPr>
-        <w:spacing w:after="160" w:line="278" w:lineRule="auto"/>
-        <w:ind w:firstLine="0"/>
+        <w:numPr>
+          <w:ilvl w:val="0"/>
+          <w:numId w:val="142"/>
+        </w:numPr>
+        <w:ind w:left="0" w:firstLine="709"/>
+        <w:jc w:val="both"/>
         <w:rPr>
           <w:rStyle w:val="af1"/>
           <w:color w:val="auto"/>
         </w:rPr>
       </w:pPr>
+      <w:r>
+        <w:t xml:space="preserve">Соломенников Н. А. </w:t>
+      </w:r>
+      <w:r>
+        <w:t>Разработка системы автоматизированного пополнения онтологической модели кафедры знаниями, извлечёнными из документо</w:t>
+      </w:r>
+      <w:r>
+        <w:t>в</w:t>
+      </w:r>
+      <w:r>
+        <w:t xml:space="preserve"> // Материалы 64-й Международной научной студенческой конференции. — Новосибирск, 15–21 апреля 2026 г.</w:t>
+      </w:r>
       <w:r>
         <w:rPr>
           <w:rStyle w:val="af1"/>
@@ -20472,7 +22335,20 @@
         <w:t>и</w:t>
       </w:r>
       <w:r>
-        <w:t xml:space="preserve"> `:mergePolicy`</w:t>
+        <w:t xml:space="preserve"> </w:t>
+      </w:r>
+      <w:proofErr w:type="gramStart"/>
+      <w:r>
+        <w:t>`:</w:t>
+      </w:r>
+      <w:proofErr w:type="spellStart"/>
+      <w:r>
+        <w:t>mergePolicy</w:t>
+      </w:r>
+      <w:proofErr w:type="spellEnd"/>
+      <w:proofErr w:type="gramEnd"/>
+      <w:r>
+        <w:t>`</w:t>
       </w:r>
       <w:r>
         <w:t xml:space="preserve"> указаны</w:t>
@@ -20641,13 +22517,37 @@
         <w:t xml:space="preserve"> </w:t>
       </w:r>
       <w:r>
-        <w:t>(`classify`), описание извлекаемых полей (`fields`) и правила</w:t>
+        <w:t>(`</w:t>
+      </w:r>
+      <w:proofErr w:type="spellStart"/>
+      <w:r>
+        <w:t>classify</w:t>
+      </w:r>
+      <w:proofErr w:type="spellEnd"/>
+      <w:r>
+        <w:t>`), описание извлекаемых полей (`</w:t>
+      </w:r>
+      <w:proofErr w:type="spellStart"/>
+      <w:r>
+        <w:t>fields</w:t>
+      </w:r>
+      <w:proofErr w:type="spellEnd"/>
+      <w:r>
+        <w:t>`) и правила</w:t>
       </w:r>
       <w:r>
         <w:t xml:space="preserve"> </w:t>
       </w:r>
       <w:r>
-        <w:t>сборки графа фактов (`build`).</w:t>
+        <w:t>сборки графа фактов (`</w:t>
+      </w:r>
+      <w:proofErr w:type="spellStart"/>
+      <w:r>
+        <w:t>build</w:t>
+      </w:r>
+      <w:proofErr w:type="spellEnd"/>
+      <w:r>
+        <w:t>`).</w:t>
       </w:r>
     </w:p>
     <w:p>
@@ -22144,7 +24044,15 @@
         <w:jc w:val="both"/>
       </w:pPr>
       <w:r>
-        <w:t>кроссплатформенная библиотека графического интерфейса PySide6 (Qt 6);</w:t>
+        <w:t>кроссплатформенная библиотека графического интерфейса PySide6 (</w:t>
+      </w:r>
+      <w:proofErr w:type="spellStart"/>
+      <w:r>
+        <w:t>Qt</w:t>
+      </w:r>
+      <w:proofErr w:type="spellEnd"/>
+      <w:r>
+        <w:t xml:space="preserve"> 6);</w:t>
       </w:r>
     </w:p>
     <w:p>
@@ -22157,7 +24065,15 @@
         <w:jc w:val="both"/>
       </w:pPr>
       <w:r>
-        <w:t>библиотека работы с RDF-графами rdflib;</w:t>
+        <w:t xml:space="preserve">библиотека работы с RDF-графами </w:t>
+      </w:r>
+      <w:proofErr w:type="spellStart"/>
+      <w:r>
+        <w:t>rdflib</w:t>
+      </w:r>
+      <w:proofErr w:type="spellEnd"/>
+      <w:r>
+        <w:t>;</w:t>
       </w:r>
     </w:p>
     <w:p>
@@ -22196,7 +24112,15 @@
         <w:jc w:val="both"/>
       </w:pPr>
       <w:r>
-        <w:t>внешний пакет LibreOffice либо Microsoft Word с компонентом COM-доступа (через библиотеку pywin32) — для преобразования документов формата DOC к формату DOCX и предпросмотра PDF-копий в графическом интерфейсе;</w:t>
+        <w:t xml:space="preserve">внешний пакет </w:t>
+      </w:r>
+      <w:proofErr w:type="spellStart"/>
+      <w:r>
+        <w:t>LibreOffice</w:t>
+      </w:r>
+      <w:proofErr w:type="spellEnd"/>
+      <w:r>
+        <w:t xml:space="preserve"> либо Microsoft Word с компонентом COM-доступа (через библиотеку pywin32) — для преобразования документов формата DOC к формату DOCX и предпросмотра PDF-копий в графическом интерфейсе;</w:t>
       </w:r>
     </w:p>
     <w:p>
@@ -22209,7 +24133,15 @@
         <w:jc w:val="both"/>
       </w:pPr>
       <w:r>
-        <w:t>внешний веб-сервис ConvertAPI — для преобразования документов формата PDF к формату DOCX.</w:t>
+        <w:t xml:space="preserve">внешний веб-сервис </w:t>
+      </w:r>
+      <w:proofErr w:type="spellStart"/>
+      <w:r>
+        <w:t>ConvertAPI</w:t>
+      </w:r>
+      <w:proofErr w:type="spellEnd"/>
+      <w:r>
+        <w:t xml:space="preserve"> — для преобразования документов формата PDF к формату DOCX.</w:t>
       </w:r>
     </w:p>
     <w:p>
@@ -22217,7 +24149,15 @@
         <w:jc w:val="both"/>
       </w:pPr>
       <w:r>
-        <w:t>Кроссплатформенность обеспечена за счёт использования Python и Qt: программа работает на операционных системах семейства Microsoft Windows и в основных дистрибутивах Linux.</w:t>
+        <w:t xml:space="preserve">Кроссплатформенность обеспечена за счёт использования Python и </w:t>
+      </w:r>
+      <w:proofErr w:type="spellStart"/>
+      <w:r>
+        <w:t>Qt</w:t>
+      </w:r>
+      <w:proofErr w:type="spellEnd"/>
+      <w:r>
+        <w:t>: программа работает на операционных системах семейства Microsoft Windows и в основных дистрибутивах Linux.</w:t>
       </w:r>
     </w:p>
     <w:p>
@@ -22425,7 +24365,15 @@
         <w:jc w:val="both"/>
       </w:pPr>
       <w:r>
-        <w:t>откат документа — удаление всех ассоциированных с ним фактов с безопасной пересборкой общей модели.</w:t>
+        <w:t xml:space="preserve">откат документа — удаление всех ассоциированных с ним фактов с безопасной </w:t>
+      </w:r>
+      <w:proofErr w:type="spellStart"/>
+      <w:r>
+        <w:t>пересборкой</w:t>
+      </w:r>
+      <w:proofErr w:type="spellEnd"/>
+      <w:r>
+        <w:t xml:space="preserve"> общей модели.</w:t>
       </w:r>
     </w:p>
     <w:p>
@@ -22528,7 +24476,15 @@
         <w:t>Слой ядра</w:t>
       </w:r>
       <w:r>
-        <w:t xml:space="preserve"> — переиспользуемые средства, доступные коду пользовательских шаблонов: модель унифицированного представления документов, декларативный язык извлечения значений полей (поле, селектор, извлекатель, нормализатор), концепты онтологии, построитель графа фактов, контракт шаблона и средства его структурной валидации.</w:t>
+        <w:t xml:space="preserve"> — </w:t>
+      </w:r>
+      <w:proofErr w:type="spellStart"/>
+      <w:r>
+        <w:t>переиспользуемые</w:t>
+      </w:r>
+      <w:proofErr w:type="spellEnd"/>
+      <w:r>
+        <w:t xml:space="preserve"> средства, доступные коду пользовательских шаблонов: модель унифицированного представления документов, декларативный язык извлечения значений полей (поле, селектор, извлекатель, нормализатор), концепты онтологии, построитель графа фактов, контракт шаблона и средства его структурной валидации.</w:t>
       </w:r>
     </w:p>
     <w:p>
@@ -22585,8 +24541,17 @@
           <w:b/>
           <w:bCs/>
         </w:rPr>
-        <w:t>Слой оркестрации</w:t>
-      </w:r>
+        <w:t xml:space="preserve">Слой </w:t>
+      </w:r>
+      <w:proofErr w:type="spellStart"/>
+      <w:r>
+        <w:rPr>
+          <w:b/>
+          <w:bCs/>
+        </w:rPr>
+        <w:t>оркестрации</w:t>
+      </w:r>
+      <w:proofErr w:type="spellEnd"/>
       <w:r>
         <w:t xml:space="preserve"> — общий контекст приложения с глобальными сервисами, конвейер обработки, подсистема обращения к большой языковой модели, настройки, журналирование.</w:t>
       </w:r>
@@ -22636,7 +24601,15 @@
         <w:jc w:val="both"/>
       </w:pPr>
       <w:r>
-        <w:t>Обработка одного документа реализована конвейером из пяти последовательных стадий, каждая из которых принимает результат предыдущей и переводит документ из одного состояния в следующее. Состояние документа явно фиксируется после каждой стадии в персистентном хранилище, что обеспечивает возобновляемость работы.</w:t>
+        <w:t xml:space="preserve">Обработка одного документа реализована конвейером из пяти последовательных стадий, каждая из которых принимает результат предыдущей и переводит документ из одного состояния в следующее. Состояние документа явно фиксируется после каждой стадии в персистентном хранилище, что обеспечивает </w:t>
+      </w:r>
+      <w:proofErr w:type="spellStart"/>
+      <w:r>
+        <w:t>возобновляемость</w:t>
+      </w:r>
+      <w:proofErr w:type="spellEnd"/>
+      <w:r>
+        <w:t xml:space="preserve"> работы.</w:t>
       </w:r>
     </w:p>
     <w:p>
@@ -22645,7 +24618,55 @@
       </w:pPr>
       <w:r>
         <w:lastRenderedPageBreak/>
-        <w:t>Хранилище онтологической модели организовано трёхслойно: фиксированная read-only схема онтологии (TBox), упорядоченная история добавленных документов (источник истины для всей наполняющей части модели — ABox) и журнал событий слияния (производный append-only-индекс). Материализованное представление полной модели пересобирается лениво из схемы и истории с кешированием по отпечатку истории.</w:t>
+        <w:t xml:space="preserve">Хранилище онтологической модели организовано трёхслойно: фиксированная </w:t>
+      </w:r>
+      <w:proofErr w:type="spellStart"/>
+      <w:r>
+        <w:t>read-only</w:t>
+      </w:r>
+      <w:proofErr w:type="spellEnd"/>
+      <w:r>
+        <w:t xml:space="preserve"> схема онтологии (</w:t>
+      </w:r>
+      <w:proofErr w:type="spellStart"/>
+      <w:r>
+        <w:t>TBox</w:t>
+      </w:r>
+      <w:proofErr w:type="spellEnd"/>
+      <w:r>
+        <w:t xml:space="preserve">), упорядоченная история добавленных документов (источник истины для всей наполняющей части модели — </w:t>
+      </w:r>
+      <w:proofErr w:type="spellStart"/>
+      <w:r>
+        <w:t>ABox</w:t>
+      </w:r>
+      <w:proofErr w:type="spellEnd"/>
+      <w:r>
+        <w:t xml:space="preserve">) и журнал событий слияния (производный </w:t>
+      </w:r>
+      <w:proofErr w:type="spellStart"/>
+      <w:r>
+        <w:t>append</w:t>
+      </w:r>
+      <w:proofErr w:type="spellEnd"/>
+      <w:r>
+        <w:t>-</w:t>
+      </w:r>
+      <w:proofErr w:type="spellStart"/>
+      <w:r>
+        <w:t>only</w:t>
+      </w:r>
+      <w:proofErr w:type="spellEnd"/>
+      <w:r>
+        <w:t xml:space="preserve">-индекс). Материализованное представление полной модели </w:t>
+      </w:r>
+      <w:proofErr w:type="spellStart"/>
+      <w:r>
+        <w:t>пересобирается</w:t>
+      </w:r>
+      <w:proofErr w:type="spellEnd"/>
+      <w:r>
+        <w:t xml:space="preserve"> лениво из схемы и истории с кешированием по отпечатку истории.</w:t>
       </w:r>
     </w:p>
     <w:p>
@@ -22727,7 +24748,15 @@
         <w:t>Аппаратные требования</w:t>
       </w:r>
       <w:r>
-        <w:t>: процессор класса не ниже Intel Core i5 / AMD Ryzen 5, оперативная память не менее 4 ГБ (рекомендуется 8 ГБ — связано с загрузкой словарей pymorphy3), дисковое пространство для рабочих данных от 500 МБ;</w:t>
+        <w:t xml:space="preserve">: процессор класса не ниже Intel Core i5 / AMD </w:t>
+      </w:r>
+      <w:proofErr w:type="spellStart"/>
+      <w:r>
+        <w:t>Ryzen</w:t>
+      </w:r>
+      <w:proofErr w:type="spellEnd"/>
+      <w:r>
+        <w:t xml:space="preserve"> 5, оперативная память не менее 4 ГБ (рекомендуется 8 ГБ — связано с загрузкой словарей pymorphy3), дисковое пространство для рабочих данных от 500 МБ;</w:t>
       </w:r>
     </w:p>
     <w:p>
@@ -22747,7 +24776,23 @@
         <w:t>Программное обеспечение</w:t>
       </w:r>
       <w:r>
-        <w:t>: интерпретатор Python 3.11; LibreOffice (или Microsoft Word) для конвертации документов формата DOC; доступ в сеть Интернет для обращения к программному интерфейсу OpenAI и веб-сервису ConvertAPI;</w:t>
+        <w:t xml:space="preserve">: интерпретатор Python 3.11; </w:t>
+      </w:r>
+      <w:proofErr w:type="spellStart"/>
+      <w:r>
+        <w:t>LibreOffice</w:t>
+      </w:r>
+      <w:proofErr w:type="spellEnd"/>
+      <w:r>
+        <w:t xml:space="preserve"> (или Microsoft Word) для конвертации документов формата DOC; доступ в сеть Интернет для обращения к программному интерфейсу OpenAI и веб-сервису </w:t>
+      </w:r>
+      <w:proofErr w:type="spellStart"/>
+      <w:r>
+        <w:t>ConvertAPI</w:t>
+      </w:r>
+      <w:proofErr w:type="spellEnd"/>
+      <w:r>
+        <w:t>;</w:t>
       </w:r>
     </w:p>
     <w:p>
@@ -22767,7 +24812,31 @@
         <w:t>Среда разработки</w:t>
       </w:r>
       <w:r>
-        <w:t>: Visual Studio Code или JetBrains PyCharm с настроенным интерпретатором Python и встроенной проверкой типов (например, через расширение Pylance);</w:t>
+        <w:t xml:space="preserve">: Visual Studio Code или </w:t>
+      </w:r>
+      <w:proofErr w:type="spellStart"/>
+      <w:r>
+        <w:t>JetBrains</w:t>
+      </w:r>
+      <w:proofErr w:type="spellEnd"/>
+      <w:r>
+        <w:t xml:space="preserve"> </w:t>
+      </w:r>
+      <w:proofErr w:type="spellStart"/>
+      <w:r>
+        <w:t>PyCharm</w:t>
+      </w:r>
+      <w:proofErr w:type="spellEnd"/>
+      <w:r>
+        <w:t xml:space="preserve"> с настроенным интерпретатором Python и встроенной проверкой типов (например, через расширение </w:t>
+      </w:r>
+      <w:proofErr w:type="spellStart"/>
+      <w:r>
+        <w:t>Pylance</w:t>
+      </w:r>
+      <w:proofErr w:type="spellEnd"/>
+      <w:r>
+        <w:t>);</w:t>
       </w:r>
     </w:p>
     <w:p>
@@ -22787,7 +24856,31 @@
         <w:t>Библиотеки</w:t>
       </w:r>
       <w:r>
-        <w:t>: PySide6 6.x, rdflib 7.x, pymorphy3 1.x, OpenAI Python SDK, pydantic, Pygments, Markdown2.</w:t>
+        <w:t xml:space="preserve">: PySide6 6.x, </w:t>
+      </w:r>
+      <w:proofErr w:type="spellStart"/>
+      <w:r>
+        <w:t>rdflib</w:t>
+      </w:r>
+      <w:proofErr w:type="spellEnd"/>
+      <w:r>
+        <w:t xml:space="preserve"> 7.x, pymorphy3 1.x, OpenAI Python SDK, </w:t>
+      </w:r>
+      <w:proofErr w:type="spellStart"/>
+      <w:r>
+        <w:t>pydantic</w:t>
+      </w:r>
+      <w:proofErr w:type="spellEnd"/>
+      <w:r>
+        <w:t xml:space="preserve">, </w:t>
+      </w:r>
+      <w:proofErr w:type="spellStart"/>
+      <w:r>
+        <w:t>Pygments</w:t>
+      </w:r>
+      <w:proofErr w:type="spellEnd"/>
+      <w:r>
+        <w:t>, Markdown2.</w:t>
       </w:r>
     </w:p>
     <w:p>
@@ -22842,7 +24935,33 @@
         <w:jc w:val="both"/>
       </w:pPr>
       <w:r>
-        <w:t>Создание виртуального окружения Python: py -3.11 -m venv .venv.</w:t>
+        <w:t xml:space="preserve">Создание виртуального окружения Python: </w:t>
+      </w:r>
+      <w:proofErr w:type="spellStart"/>
+      <w:r>
+        <w:t>py</w:t>
+      </w:r>
+      <w:proofErr w:type="spellEnd"/>
+      <w:r>
+        <w:t xml:space="preserve"> -3.11 -m </w:t>
+      </w:r>
+      <w:proofErr w:type="spellStart"/>
+      <w:proofErr w:type="gramStart"/>
+      <w:r>
+        <w:t>venv</w:t>
+      </w:r>
+      <w:proofErr w:type="spellEnd"/>
+      <w:r>
+        <w:t xml:space="preserve"> .</w:t>
+      </w:r>
+      <w:proofErr w:type="spellStart"/>
+      <w:r>
+        <w:t>venv</w:t>
+      </w:r>
+      <w:proofErr w:type="spellEnd"/>
+      <w:proofErr w:type="gramEnd"/>
+      <w:r>
+        <w:t>.</w:t>
       </w:r>
     </w:p>
     <w:p>
@@ -22869,11 +24988,27 @@
       <w:r>
         <w:t>окружения</w:t>
       </w:r>
+      <w:proofErr w:type="gramStart"/>
       <w:r>
         <w:rPr>
           <w:lang w:val="en-US"/>
         </w:rPr>
-        <w:t xml:space="preserve">: .venv\Scripts\activate (Windows) </w:t>
+        <w:t>: .</w:t>
+      </w:r>
+      <w:proofErr w:type="spellStart"/>
+      <w:r>
+        <w:rPr>
+          <w:lang w:val="en-US"/>
+        </w:rPr>
+        <w:t>venv</w:t>
+      </w:r>
+      <w:proofErr w:type="spellEnd"/>
+      <w:proofErr w:type="gramEnd"/>
+      <w:r>
+        <w:rPr>
+          <w:lang w:val="en-US"/>
+        </w:rPr>
+        <w:t xml:space="preserve">\Scripts\activate (Windows) </w:t>
       </w:r>
       <w:r>
         <w:t>либо</w:t>
@@ -22882,7 +25017,21 @@
         <w:rPr>
           <w:lang w:val="en-US"/>
         </w:rPr>
-        <w:t xml:space="preserve"> source .venv/bin/activate (Linux).</w:t>
+        <w:t xml:space="preserve"> source .</w:t>
+      </w:r>
+      <w:proofErr w:type="spellStart"/>
+      <w:r>
+        <w:rPr>
+          <w:lang w:val="en-US"/>
+        </w:rPr>
+        <w:t>venv</w:t>
+      </w:r>
+      <w:proofErr w:type="spellEnd"/>
+      <w:r>
+        <w:rPr>
+          <w:lang w:val="en-US"/>
+        </w:rPr>
+        <w:t>/bin/activate (Linux).</w:t>
       </w:r>
     </w:p>
     <w:p>
@@ -22922,7 +25071,21 @@
         <w:rPr>
           <w:lang w:val="en-US"/>
         </w:rPr>
-        <w:t>: python -m pip install --upgrade pip setuptools wheel.</w:t>
+        <w:t xml:space="preserve">: python -m pip install --upgrade pip </w:t>
+      </w:r>
+      <w:proofErr w:type="spellStart"/>
+      <w:r>
+        <w:rPr>
+          <w:lang w:val="en-US"/>
+        </w:rPr>
+        <w:t>setuptools</w:t>
+      </w:r>
+      <w:proofErr w:type="spellEnd"/>
+      <w:r>
+        <w:rPr>
+          <w:lang w:val="en-US"/>
+        </w:rPr>
+        <w:t xml:space="preserve"> wheel.</w:t>
       </w:r>
     </w:p>
     <w:p>
@@ -22935,7 +25098,23 @@
         <w:jc w:val="both"/>
       </w:pPr>
       <w:r>
-        <w:t>Установка зависимостей: pip install -r requirements.txt.</w:t>
+        <w:t xml:space="preserve">Установка зависимостей: </w:t>
+      </w:r>
+      <w:proofErr w:type="spellStart"/>
+      <w:r>
+        <w:t>pip</w:t>
+      </w:r>
+      <w:proofErr w:type="spellEnd"/>
+      <w:r>
+        <w:t xml:space="preserve"> </w:t>
+      </w:r>
+      <w:proofErr w:type="spellStart"/>
+      <w:r>
+        <w:t>install</w:t>
+      </w:r>
+      <w:proofErr w:type="spellEnd"/>
+      <w:r>
+        <w:t xml:space="preserve"> -r requirements.txt.</w:t>
       </w:r>
     </w:p>
     <w:p>
@@ -22948,7 +25127,28 @@
         <w:jc w:val="both"/>
       </w:pPr>
       <w:r>
-        <w:t>Создание файла переменных окружения .env из шаблона .env.example со значениями ключа OPENAI_API_KEY для доступа к OpenAI и ключа CONVERTAPI_SECRET для доступа к сервису преобразования PDF.</w:t>
+        <w:t xml:space="preserve">Создание файла переменных </w:t>
+      </w:r>
+      <w:proofErr w:type="gramStart"/>
+      <w:r>
+        <w:t>окружения .</w:t>
+      </w:r>
+      <w:proofErr w:type="spellStart"/>
+      <w:r>
+        <w:t>env</w:t>
+      </w:r>
+      <w:proofErr w:type="spellEnd"/>
+      <w:proofErr w:type="gramEnd"/>
+      <w:r>
+        <w:t xml:space="preserve"> из шаблона .</w:t>
+      </w:r>
+      <w:proofErr w:type="spellStart"/>
+      <w:r>
+        <w:t>env.example</w:t>
+      </w:r>
+      <w:proofErr w:type="spellEnd"/>
+      <w:r>
+        <w:t xml:space="preserve"> со значениями ключа OPENAI_API_KEY для доступа к OpenAI и ключа CONVERTAPI_SECRET для доступа к сервису преобразования PDF.</w:t>
       </w:r>
     </w:p>
     <w:p>
@@ -22961,7 +25161,23 @@
         <w:jc w:val="both"/>
       </w:pPr>
       <w:r>
-        <w:t>Установка LibreOffice (https://www.libreoffice.org/) либо проверка наличия установленного Microsoft Word на компьютере пользователя.</w:t>
+        <w:t xml:space="preserve">Установка </w:t>
+      </w:r>
+      <w:proofErr w:type="spellStart"/>
+      <w:r>
+        <w:t>LibreOffice</w:t>
+      </w:r>
+      <w:proofErr w:type="spellEnd"/>
+      <w:r>
+        <w:t xml:space="preserve"> (https://www.libreoffice.org/) либо проверка </w:t>
+      </w:r>
+      <w:proofErr w:type="gramStart"/>
+      <w:r>
+        <w:t>наличия</w:t>
+      </w:r>
+      <w:proofErr w:type="gramEnd"/>
+      <w:r>
+        <w:t xml:space="preserve"> установленного Microsoft Word на компьютере пользователя.</w:t>
       </w:r>
     </w:p>
     <w:p>
@@ -22974,7 +25190,15 @@
         <w:jc w:val="both"/>
       </w:pPr>
       <w:r>
-        <w:t>Запуск приложения: python main.py.</w:t>
+        <w:t xml:space="preserve">Запуск приложения: </w:t>
+      </w:r>
+      <w:proofErr w:type="spellStart"/>
+      <w:r>
+        <w:t>python</w:t>
+      </w:r>
+      <w:proofErr w:type="spellEnd"/>
+      <w:r>
+        <w:t xml:space="preserve"> main.py.</w:t>
       </w:r>
     </w:p>
     <w:p>
@@ -22982,7 +25206,39 @@
         <w:jc w:val="both"/>
       </w:pPr>
       <w:r>
-        <w:t>При первом запуске программа создаёт каталог рабочих данных .data/ с подкаталогами для документов, шаблонов, онтологии и журналов; в каталог онтологии автоматически копируется поставляемая схема resources/onto/schema.ttl. Все последующие запуски используют уже сформированное состояние.</w:t>
+        <w:t>При первом запуске программа создаёт каталог рабочих данных .</w:t>
+      </w:r>
+      <w:proofErr w:type="spellStart"/>
+      <w:r>
+        <w:t>data</w:t>
+      </w:r>
+      <w:proofErr w:type="spellEnd"/>
+      <w:r>
+        <w:t xml:space="preserve">/ с подкаталогами для документов, шаблонов, онтологии и журналов; в каталог онтологии автоматически копируется поставляемая схема </w:t>
+      </w:r>
+      <w:proofErr w:type="spellStart"/>
+      <w:r>
+        <w:t>resources</w:t>
+      </w:r>
+      <w:proofErr w:type="spellEnd"/>
+      <w:r>
+        <w:t>/</w:t>
+      </w:r>
+      <w:proofErr w:type="spellStart"/>
+      <w:r>
+        <w:t>onto</w:t>
+      </w:r>
+      <w:proofErr w:type="spellEnd"/>
+      <w:r>
+        <w:t>/</w:t>
+      </w:r>
+      <w:proofErr w:type="spellStart"/>
+      <w:r>
+        <w:t>schema.ttl</w:t>
+      </w:r>
+      <w:proofErr w:type="spellEnd"/>
+      <w:r>
+        <w:t>. Все последующие запуски используют уже сформированное состояние.</w:t>
       </w:r>
     </w:p>
     <w:p>
@@ -23064,7 +25320,15 @@
         <w:t>шаблоны извлечения знаний</w:t>
       </w:r>
       <w:r>
-        <w:t xml:space="preserve"> в виде программных модулей на языке Python с реализацией контракта BaseTemplateCode; добавляются вручную через интерфейс или создаются с помощью автоматизированной генерации на основе образцов документов;</w:t>
+        <w:t xml:space="preserve"> в виде программных модулей на языке Python с реализацией контракта </w:t>
+      </w:r>
+      <w:proofErr w:type="spellStart"/>
+      <w:r>
+        <w:t>BaseTemplateCode</w:t>
+      </w:r>
+      <w:proofErr w:type="spellEnd"/>
+      <w:r>
+        <w:t>; добавляются вручную через интерфейс или создаются с помощью автоматизированной генерации на основе образцов документов;</w:t>
       </w:r>
     </w:p>
     <w:p>
@@ -23084,7 +25348,23 @@
         <w:t>схема онтологии кафедры</w:t>
       </w:r>
       <w:r>
-        <w:t xml:space="preserve"> в формате Turtle (RDF) — поставляется вместе с приложением как read-only артефакт;</w:t>
+        <w:t xml:space="preserve"> в формате </w:t>
+      </w:r>
+      <w:proofErr w:type="spellStart"/>
+      <w:r>
+        <w:t>Turtle</w:t>
+      </w:r>
+      <w:proofErr w:type="spellEnd"/>
+      <w:r>
+        <w:t xml:space="preserve"> (RDF) — поставляется вместе с приложением как </w:t>
+      </w:r>
+      <w:proofErr w:type="spellStart"/>
+      <w:r>
+        <w:t>read-only</w:t>
+      </w:r>
+      <w:proofErr w:type="spellEnd"/>
+      <w:r>
+        <w:t xml:space="preserve"> артефакт;</w:t>
       </w:r>
     </w:p>
     <w:p>
@@ -23104,7 +25384,15 @@
         <w:t>переменные окружения</w:t>
       </w:r>
       <w:r>
-        <w:t>: ключ доступа к программному интерфейсу OpenAI и ключ доступа к веб-сервису ConvertAPI;</w:t>
+        <w:t xml:space="preserve">: ключ доступа к программному интерфейсу OpenAI и ключ доступа к веб-сервису </w:t>
+      </w:r>
+      <w:proofErr w:type="spellStart"/>
+      <w:r>
+        <w:t>ConvertAPI</w:t>
+      </w:r>
+      <w:proofErr w:type="spellEnd"/>
+      <w:r>
+        <w:t>;</w:t>
       </w:r>
     </w:p>
     <w:p>
@@ -23186,7 +25474,23 @@
         <w:t>общая онтологическая модель кафедры</w:t>
       </w:r>
       <w:r>
-        <w:t xml:space="preserve"> в формате Turtle, пересобираемая по истории документов и содержащая факты из всех обработанных документов в виде RDF-графа в терминах схемы онтологии;</w:t>
+        <w:t xml:space="preserve"> в формате </w:t>
+      </w:r>
+      <w:proofErr w:type="spellStart"/>
+      <w:r>
+        <w:t>Turtle</w:t>
+      </w:r>
+      <w:proofErr w:type="spellEnd"/>
+      <w:r>
+        <w:t xml:space="preserve">, </w:t>
+      </w:r>
+      <w:proofErr w:type="spellStart"/>
+      <w:r>
+        <w:t>пересобираемая</w:t>
+      </w:r>
+      <w:proofErr w:type="spellEnd"/>
+      <w:r>
+        <w:t xml:space="preserve"> по истории документов и содержащая факты из всех обработанных документов в виде RDF-графа в терминах схемы онтологии;</w:t>
       </w:r>
     </w:p>
     <w:p>
@@ -23286,7 +25590,15 @@
         <w:t>итоговый граф документа</w:t>
       </w:r>
       <w:r>
-        <w:t xml:space="preserve"> (после применения правок и дополнительных фактов) в формате Turtle;</w:t>
+        <w:t xml:space="preserve"> (после применения правок и дополнительных фактов) в формате </w:t>
+      </w:r>
+      <w:proofErr w:type="spellStart"/>
+      <w:r>
+        <w:t>Turtle</w:t>
+      </w:r>
+      <w:proofErr w:type="spellEnd"/>
+      <w:r>
+        <w:t>;</w:t>
       </w:r>
     </w:p>
     <w:p>
@@ -23306,7 +25618,17 @@
         <w:t>журнал событий слияния</w:t>
       </w:r>
       <w:r>
-        <w:t xml:space="preserve"> (facts.jsonl) с полным контекстом каждого события (добавление, отзыв, отклонение факта);</w:t>
+        <w:t xml:space="preserve"> (</w:t>
+      </w:r>
+      <w:proofErr w:type="spellStart"/>
+      <w:proofErr w:type="gramStart"/>
+      <w:r>
+        <w:t>facts.jsonl</w:t>
+      </w:r>
+      <w:proofErr w:type="spellEnd"/>
+      <w:proofErr w:type="gramEnd"/>
+      <w:r>
+        <w:t>) с полным контекстом каждого события (добавление, отзыв, отклонение факта);</w:t>
       </w:r>
     </w:p>
     <w:p>
@@ -23476,6 +25798,7 @@
                 <w:color w:val="auto"/>
               </w:rPr>
             </w:pPr>
+            <w:proofErr w:type="spellStart"/>
             <w:r>
               <w:rPr>
                 <w:rFonts w:eastAsia="Times New Roman"/>
@@ -23483,6 +25806,7 @@
               </w:rPr>
               <w:t>Лист</w:t>
             </w:r>
+            <w:proofErr w:type="spellEnd"/>
             <w:r>
               <w:rPr>
                 <w:rFonts w:eastAsia="Times New Roman"/>
@@ -23491,6 +25815,7 @@
               </w:rPr>
               <w:t xml:space="preserve"> </w:t>
             </w:r>
+            <w:proofErr w:type="spellStart"/>
             <w:r>
               <w:rPr>
                 <w:rFonts w:eastAsia="Times New Roman"/>
@@ -23498,6 +25823,7 @@
               </w:rPr>
               <w:t>регистрации</w:t>
             </w:r>
+            <w:proofErr w:type="spellEnd"/>
             <w:r>
               <w:rPr>
                 <w:rFonts w:eastAsia="Times New Roman"/>
@@ -23506,6 +25832,7 @@
               </w:rPr>
               <w:t xml:space="preserve"> </w:t>
             </w:r>
+            <w:proofErr w:type="spellStart"/>
             <w:r>
               <w:rPr>
                 <w:rFonts w:eastAsia="Times New Roman"/>
@@ -23514,6 +25841,7 @@
               </w:rPr>
               <w:t>изменений</w:t>
             </w:r>
+            <w:proofErr w:type="spellEnd"/>
           </w:p>
         </w:tc>
       </w:tr>
@@ -23543,6 +25871,7 @@
                 <w:sz w:val="20"/>
               </w:rPr>
             </w:pPr>
+            <w:proofErr w:type="spellStart"/>
             <w:r>
               <w:rPr>
                 <w:rFonts w:eastAsia="Times New Roman"/>
@@ -23551,6 +25880,7 @@
               </w:rPr>
               <w:t>Номера</w:t>
             </w:r>
+            <w:proofErr w:type="spellEnd"/>
             <w:r>
               <w:rPr>
                 <w:rFonts w:eastAsia="Times New Roman"/>
@@ -23560,6 +25890,7 @@
               </w:rPr>
               <w:t xml:space="preserve"> </w:t>
             </w:r>
+            <w:proofErr w:type="spellStart"/>
             <w:r>
               <w:rPr>
                 <w:rFonts w:eastAsia="Times New Roman"/>
@@ -23568,6 +25899,7 @@
               </w:rPr>
               <w:t>листов</w:t>
             </w:r>
+            <w:proofErr w:type="spellEnd"/>
             <w:r>
               <w:rPr>
                 <w:rFonts w:eastAsia="Times New Roman"/>
@@ -23584,7 +25916,27 @@
                 <w:spacing w:val="-2"/>
                 <w:sz w:val="20"/>
               </w:rPr>
-              <w:t>(страниц)</w:t>
+              <w:t>(</w:t>
+            </w:r>
+            <w:proofErr w:type="spellStart"/>
+            <w:r>
+              <w:rPr>
+                <w:rFonts w:eastAsia="Times New Roman"/>
+                <w:color w:val="auto"/>
+                <w:spacing w:val="-2"/>
+                <w:sz w:val="20"/>
+              </w:rPr>
+              <w:t>страниц</w:t>
+            </w:r>
+            <w:proofErr w:type="spellEnd"/>
+            <w:r>
+              <w:rPr>
+                <w:rFonts w:eastAsia="Times New Roman"/>
+                <w:color w:val="auto"/>
+                <w:spacing w:val="-2"/>
+                <w:sz w:val="20"/>
+              </w:rPr>
+              <w:t>)</w:t>
             </w:r>
           </w:p>
         </w:tc>
@@ -23699,8 +26051,39 @@
                 <w:spacing w:val="-4"/>
                 <w:sz w:val="20"/>
               </w:rPr>
-              <w:t xml:space="preserve"> докуме нта</w:t>
+              <w:t xml:space="preserve"> </w:t>
             </w:r>
+            <w:proofErr w:type="spellStart"/>
+            <w:r>
+              <w:rPr>
+                <w:rFonts w:eastAsia="Times New Roman"/>
+                <w:color w:val="auto"/>
+                <w:spacing w:val="-4"/>
+                <w:sz w:val="20"/>
+              </w:rPr>
+              <w:t>докуме</w:t>
+            </w:r>
+            <w:proofErr w:type="spellEnd"/>
+            <w:r>
+              <w:rPr>
+                <w:rFonts w:eastAsia="Times New Roman"/>
+                <w:color w:val="auto"/>
+                <w:spacing w:val="-4"/>
+                <w:sz w:val="20"/>
+              </w:rPr>
+              <w:t xml:space="preserve"> </w:t>
+            </w:r>
+            <w:proofErr w:type="spellStart"/>
+            <w:r>
+              <w:rPr>
+                <w:rFonts w:eastAsia="Times New Roman"/>
+                <w:color w:val="auto"/>
+                <w:spacing w:val="-4"/>
+                <w:sz w:val="20"/>
+              </w:rPr>
+              <w:t>нта</w:t>
+            </w:r>
+            <w:proofErr w:type="spellEnd"/>
           </w:p>
         </w:tc>
         <w:tc>
@@ -23725,6 +26108,7 @@
                 <w:sz w:val="20"/>
               </w:rPr>
             </w:pPr>
+            <w:proofErr w:type="spellStart"/>
             <w:r>
               <w:rPr>
                 <w:rFonts w:eastAsia="Times New Roman"/>
@@ -23733,6 +26117,7 @@
               </w:rPr>
               <w:t>Входящий</w:t>
             </w:r>
+            <w:proofErr w:type="spellEnd"/>
             <w:r>
               <w:rPr>
                 <w:rFonts w:eastAsia="Times New Roman"/>
@@ -23750,6 +26135,7 @@
               </w:rPr>
               <w:t xml:space="preserve">№ </w:t>
             </w:r>
+            <w:proofErr w:type="spellStart"/>
             <w:r>
               <w:rPr>
                 <w:rFonts w:eastAsia="Times New Roman"/>
@@ -23757,8 +26143,49 @@
                 <w:spacing w:val="-2"/>
                 <w:sz w:val="20"/>
               </w:rPr>
-              <w:t>сопроводител ьного документа</w:t>
+              <w:t>сопроводител</w:t>
             </w:r>
+            <w:proofErr w:type="spellEnd"/>
+            <w:r>
+              <w:rPr>
+                <w:rFonts w:eastAsia="Times New Roman"/>
+                <w:color w:val="auto"/>
+                <w:spacing w:val="-2"/>
+                <w:sz w:val="20"/>
+              </w:rPr>
+              <w:t xml:space="preserve"> </w:t>
+            </w:r>
+            <w:proofErr w:type="spellStart"/>
+            <w:r>
+              <w:rPr>
+                <w:rFonts w:eastAsia="Times New Roman"/>
+                <w:color w:val="auto"/>
+                <w:spacing w:val="-2"/>
+                <w:sz w:val="20"/>
+              </w:rPr>
+              <w:t>ьного</w:t>
+            </w:r>
+            <w:proofErr w:type="spellEnd"/>
+            <w:r>
+              <w:rPr>
+                <w:rFonts w:eastAsia="Times New Roman"/>
+                <w:color w:val="auto"/>
+                <w:spacing w:val="-2"/>
+                <w:sz w:val="20"/>
+              </w:rPr>
+              <w:t xml:space="preserve"> </w:t>
+            </w:r>
+            <w:proofErr w:type="spellStart"/>
+            <w:r>
+              <w:rPr>
+                <w:rFonts w:eastAsia="Times New Roman"/>
+                <w:color w:val="auto"/>
+                <w:spacing w:val="-2"/>
+                <w:sz w:val="20"/>
+              </w:rPr>
+              <w:t>документа</w:t>
+            </w:r>
+            <w:proofErr w:type="spellEnd"/>
           </w:p>
         </w:tc>
         <w:tc>
@@ -23783,6 +26210,7 @@
                 <w:sz w:val="20"/>
               </w:rPr>
             </w:pPr>
+            <w:proofErr w:type="spellStart"/>
             <w:r>
               <w:rPr>
                 <w:rFonts w:eastAsia="Times New Roman"/>
@@ -23792,6 +26220,7 @@
               </w:rPr>
               <w:t>Подпись</w:t>
             </w:r>
+            <w:proofErr w:type="spellEnd"/>
           </w:p>
         </w:tc>
         <w:tc>
@@ -23816,6 +26245,7 @@
                 <w:sz w:val="20"/>
               </w:rPr>
             </w:pPr>
+            <w:proofErr w:type="spellStart"/>
             <w:r>
               <w:rPr>
                 <w:rFonts w:eastAsia="Times New Roman"/>
@@ -23825,6 +26255,7 @@
               </w:rPr>
               <w:t>Дата</w:t>
             </w:r>
+            <w:proofErr w:type="spellEnd"/>
           </w:p>
         </w:tc>
       </w:tr>
@@ -23853,6 +26284,7 @@
                 <w:sz w:val="20"/>
               </w:rPr>
             </w:pPr>
+            <w:proofErr w:type="spellStart"/>
             <w:r>
               <w:rPr>
                 <w:rFonts w:eastAsia="Times New Roman"/>
@@ -23860,7 +26292,17 @@
                 <w:spacing w:val="-4"/>
                 <w:sz w:val="20"/>
               </w:rPr>
-              <w:t xml:space="preserve">Номе </w:t>
+              <w:t>Номе</w:t>
+            </w:r>
+            <w:proofErr w:type="spellEnd"/>
+            <w:r>
+              <w:rPr>
+                <w:rFonts w:eastAsia="Times New Roman"/>
+                <w:color w:val="auto"/>
+                <w:spacing w:val="-4"/>
+                <w:sz w:val="20"/>
+              </w:rPr>
+              <w:t xml:space="preserve"> </w:t>
             </w:r>
             <w:r>
               <w:rPr>
@@ -23878,7 +26320,27 @@
                 <w:spacing w:val="-4"/>
                 <w:sz w:val="20"/>
               </w:rPr>
-              <w:t xml:space="preserve"> Изм.</w:t>
+              <w:t xml:space="preserve"> </w:t>
+            </w:r>
+            <w:proofErr w:type="spellStart"/>
+            <w:r>
+              <w:rPr>
+                <w:rFonts w:eastAsia="Times New Roman"/>
+                <w:color w:val="auto"/>
+                <w:spacing w:val="-4"/>
+                <w:sz w:val="20"/>
+              </w:rPr>
+              <w:t>Изм</w:t>
+            </w:r>
+            <w:proofErr w:type="spellEnd"/>
+            <w:r>
+              <w:rPr>
+                <w:rFonts w:eastAsia="Times New Roman"/>
+                <w:color w:val="auto"/>
+                <w:spacing w:val="-4"/>
+                <w:sz w:val="20"/>
+              </w:rPr>
+              <w:t>.</w:t>
             </w:r>
           </w:p>
         </w:tc>
@@ -23903,6 +26365,7 @@
                 <w:sz w:val="20"/>
               </w:rPr>
             </w:pPr>
+            <w:proofErr w:type="spellStart"/>
             <w:r>
               <w:rPr>
                 <w:rFonts w:eastAsia="Times New Roman"/>
@@ -23912,6 +26375,7 @@
               </w:rPr>
               <w:t>измененных</w:t>
             </w:r>
+            <w:proofErr w:type="spellEnd"/>
           </w:p>
         </w:tc>
         <w:tc>
@@ -23934,6 +26398,7 @@
                 <w:sz w:val="20"/>
               </w:rPr>
             </w:pPr>
+            <w:proofErr w:type="spellStart"/>
             <w:r>
               <w:rPr>
                 <w:rFonts w:eastAsia="Times New Roman"/>
@@ -23941,8 +26406,19 @@
                 <w:spacing w:val="-2"/>
                 <w:sz w:val="20"/>
               </w:rPr>
-              <w:t xml:space="preserve">замененн </w:t>
+              <w:t>замененн</w:t>
             </w:r>
+            <w:proofErr w:type="spellEnd"/>
+            <w:r>
+              <w:rPr>
+                <w:rFonts w:eastAsia="Times New Roman"/>
+                <w:color w:val="auto"/>
+                <w:spacing w:val="-2"/>
+                <w:sz w:val="20"/>
+              </w:rPr>
+              <w:t xml:space="preserve"> </w:t>
+            </w:r>
+            <w:proofErr w:type="spellStart"/>
             <w:r>
               <w:rPr>
                 <w:rFonts w:eastAsia="Times New Roman"/>
@@ -23952,6 +26428,7 @@
               </w:rPr>
               <w:t>ых</w:t>
             </w:r>
+            <w:proofErr w:type="spellEnd"/>
           </w:p>
         </w:tc>
         <w:tc>
@@ -23975,6 +26452,7 @@
                 <w:sz w:val="20"/>
               </w:rPr>
             </w:pPr>
+            <w:proofErr w:type="spellStart"/>
             <w:r>
               <w:rPr>
                 <w:rFonts w:eastAsia="Times New Roman"/>
@@ -23984,6 +26462,7 @@
               </w:rPr>
               <w:t>новых</w:t>
             </w:r>
+            <w:proofErr w:type="spellEnd"/>
           </w:p>
         </w:tc>
         <w:tc>
@@ -24006,6 +26485,7 @@
                 <w:sz w:val="20"/>
               </w:rPr>
             </w:pPr>
+            <w:proofErr w:type="spellStart"/>
             <w:r>
               <w:rPr>
                 <w:rFonts w:eastAsia="Times New Roman"/>
@@ -24013,8 +26493,29 @@
                 <w:spacing w:val="-4"/>
                 <w:sz w:val="20"/>
               </w:rPr>
-              <w:t>аннулирова нных</w:t>
+              <w:t>аннулирова</w:t>
             </w:r>
+            <w:proofErr w:type="spellEnd"/>
+            <w:r>
+              <w:rPr>
+                <w:rFonts w:eastAsia="Times New Roman"/>
+                <w:color w:val="auto"/>
+                <w:spacing w:val="-4"/>
+                <w:sz w:val="20"/>
+              </w:rPr>
+              <w:t xml:space="preserve"> </w:t>
+            </w:r>
+            <w:proofErr w:type="spellStart"/>
+            <w:r>
+              <w:rPr>
+                <w:rFonts w:eastAsia="Times New Roman"/>
+                <w:color w:val="auto"/>
+                <w:spacing w:val="-4"/>
+                <w:sz w:val="20"/>
+              </w:rPr>
+              <w:t>нных</w:t>
+            </w:r>
+            <w:proofErr w:type="spellEnd"/>
           </w:p>
         </w:tc>
         <w:tc>
@@ -27398,7 +29899,15 @@
         <w:t>Doc2Onto</w:t>
       </w:r>
       <w:r>
-        <w:t xml:space="preserve"> — настольным приложением для автоматизированного пополнения онтологической модели кафедры знаниями, извлекаемыми из документов учебно-организационной деятельности. Документ описывает развёртывание системы, последовательность действий оператора при типовых сценариях эксплуатации (загрузка и обработка документа, создание и редактирование шаблона извлечения, ручное редактирование чернового графа, работа с онтологической моделью, откат и переобработка документов) и виды диагностических сообщений системы. Документ оформлен в соответствии с требованиями ЕСПД (ГОСТ 19.505-79, ГОСТ 19.105-78).</w:t>
+        <w:t xml:space="preserve"> — настольным приложением для автоматизированного пополнения онтологической модели кафедры знаниями, извлекаемыми из документов учебно-организационной деятельности. Документ описывает развёртывание системы, последовательность действий оператора при типовых сценариях эксплуатации (загрузка и обработка документа, создание и редактирование шаблона извлечения, ручное редактирование чернового графа, работа с онтологической моделью, откат и </w:t>
+      </w:r>
+      <w:proofErr w:type="spellStart"/>
+      <w:r>
+        <w:t>переобработка</w:t>
+      </w:r>
+      <w:proofErr w:type="spellEnd"/>
+      <w:r>
+        <w:t xml:space="preserve"> документов) и виды диагностических сообщений системы. Документ оформлен в соответствии с требованиями ЕСПД (ГОСТ 19.505-79, ГОСТ 19.105-78).</w:t>
       </w:r>
     </w:p>
     <w:p>
@@ -27662,7 +30171,15 @@
         <w:jc w:val="both"/>
       </w:pPr>
       <w:r>
-        <w:t>откат документа — удаление всех ассоциированных с ним фактов из общей модели с автоматической пересборкой состояния.</w:t>
+        <w:t xml:space="preserve">откат документа — удаление всех ассоциированных с ним фактов из общей модели с автоматической </w:t>
+      </w:r>
+      <w:proofErr w:type="spellStart"/>
+      <w:r>
+        <w:t>пересборкой</w:t>
+      </w:r>
+      <w:proofErr w:type="spellEnd"/>
+      <w:r>
+        <w:t xml:space="preserve"> состояния.</w:t>
       </w:r>
     </w:p>
     <w:p>
@@ -27729,7 +30246,15 @@
         <w:jc w:val="both"/>
       </w:pPr>
       <w:r>
-        <w:t>персональный компьютер с процессором уровня не ниже Intel Core i5 / AMD Ryzen 5;</w:t>
+        <w:t xml:space="preserve">персональный компьютер с процессором уровня не ниже Intel Core i5 / AMD </w:t>
+      </w:r>
+      <w:proofErr w:type="spellStart"/>
+      <w:r>
+        <w:t>Ryzen</w:t>
+      </w:r>
+      <w:proofErr w:type="spellEnd"/>
+      <w:r>
+        <w:t xml:space="preserve"> 5;</w:t>
       </w:r>
     </w:p>
     <w:p>
@@ -27793,8 +30318,13 @@
         <w:ind w:left="0" w:firstLine="709"/>
         <w:jc w:val="both"/>
       </w:pPr>
-      <w:r>
-        <w:t>LibreOffice либо установленный Microsoft Word (для преобразования документов формата DOC);</w:t>
+      <w:proofErr w:type="spellStart"/>
+      <w:r>
+        <w:t>LibreOffice</w:t>
+      </w:r>
+      <w:proofErr w:type="spellEnd"/>
+      <w:r>
+        <w:t xml:space="preserve"> либо установленный Microsoft Word (для преобразования документов формата DOC);</w:t>
       </w:r>
     </w:p>
     <w:p>
@@ -27807,7 +30337,15 @@
         <w:jc w:val="both"/>
       </w:pPr>
       <w:r>
-        <w:t>сетевое подключение к Интернету для обращения к программному интерфейсу OpenAI и веб-сервису ConvertAPI;</w:t>
+        <w:t xml:space="preserve">сетевое подключение к Интернету для обращения к программному интерфейсу OpenAI и веб-сервису </w:t>
+      </w:r>
+      <w:proofErr w:type="spellStart"/>
+      <w:r>
+        <w:t>ConvertAPI</w:t>
+      </w:r>
+      <w:proofErr w:type="spellEnd"/>
+      <w:r>
+        <w:t>;</w:t>
       </w:r>
     </w:p>
     <w:p>
@@ -27868,7 +30406,15 @@
         <w:t>технический специалист</w:t>
       </w:r>
       <w:r>
-        <w:t xml:space="preserve"> — осуществляет первичное развёртывание системы (создание виртуального окружения Python, установка зависимостей, конфигурация ключей доступа к внешним сервисам, установка LibreOffice), а также сопровождение системы при необходимости обновлений; должен владеть базовыми навыками работы с командной строкой, редактированием конфигурационных файлов и установкой пакетов Python;</w:t>
+        <w:t xml:space="preserve"> — осуществляет первичное развёртывание системы (создание виртуального окружения Python, установка зависимостей, конфигурация ключей доступа к внешним сервисам, установка </w:t>
+      </w:r>
+      <w:proofErr w:type="spellStart"/>
+      <w:r>
+        <w:t>LibreOffice</w:t>
+      </w:r>
+      <w:proofErr w:type="spellEnd"/>
+      <w:r>
+        <w:t>), а также сопровождение системы при необходимости обновлений; должен владеть базовыми навыками работы с командной строкой, редактированием конфигурационных файлов и установкой пакетов Python;</w:t>
       </w:r>
     </w:p>
     <w:p>
@@ -28008,7 +30554,33 @@
         <w:jc w:val="both"/>
       </w:pPr>
       <w:r>
-        <w:t>в каталоге размещения программы создать виртуальное окружение командой py -3.11 -m venv .venv;</w:t>
+        <w:t xml:space="preserve">в каталоге размещения программы создать виртуальное окружение командой </w:t>
+      </w:r>
+      <w:proofErr w:type="spellStart"/>
+      <w:r>
+        <w:t>py</w:t>
+      </w:r>
+      <w:proofErr w:type="spellEnd"/>
+      <w:r>
+        <w:t xml:space="preserve"> -3.11 -m </w:t>
+      </w:r>
+      <w:proofErr w:type="spellStart"/>
+      <w:proofErr w:type="gramStart"/>
+      <w:r>
+        <w:t>venv</w:t>
+      </w:r>
+      <w:proofErr w:type="spellEnd"/>
+      <w:r>
+        <w:t xml:space="preserve"> .</w:t>
+      </w:r>
+      <w:proofErr w:type="spellStart"/>
+      <w:r>
+        <w:t>venv</w:t>
+      </w:r>
+      <w:proofErr w:type="spellEnd"/>
+      <w:proofErr w:type="gramEnd"/>
+      <w:r>
+        <w:t>;</w:t>
       </w:r>
     </w:p>
     <w:p>
@@ -28041,6 +30613,7 @@
         </w:rPr>
         <w:t xml:space="preserve"> </w:t>
       </w:r>
+      <w:proofErr w:type="gramStart"/>
       <w:r>
         <w:t>командой</w:t>
       </w:r>
@@ -28048,7 +30621,22 @@
         <w:rPr>
           <w:lang w:val="en-US"/>
         </w:rPr>
-        <w:t xml:space="preserve"> .venv\Scripts\activate (Windows) </w:t>
+        <w:t xml:space="preserve"> .</w:t>
+      </w:r>
+      <w:proofErr w:type="spellStart"/>
+      <w:r>
+        <w:rPr>
+          <w:lang w:val="en-US"/>
+        </w:rPr>
+        <w:t>venv</w:t>
+      </w:r>
+      <w:proofErr w:type="spellEnd"/>
+      <w:proofErr w:type="gramEnd"/>
+      <w:r>
+        <w:rPr>
+          <w:lang w:val="en-US"/>
+        </w:rPr>
+        <w:t xml:space="preserve">\Scripts\activate (Windows) </w:t>
       </w:r>
       <w:r>
         <w:t>либо</w:t>
@@ -28057,7 +30645,21 @@
         <w:rPr>
           <w:lang w:val="en-US"/>
         </w:rPr>
-        <w:t xml:space="preserve"> source .venv/bin/activate (Linux);</w:t>
+        <w:t xml:space="preserve"> source .</w:t>
+      </w:r>
+      <w:proofErr w:type="spellStart"/>
+      <w:r>
+        <w:rPr>
+          <w:lang w:val="en-US"/>
+        </w:rPr>
+        <w:t>venv</w:t>
+      </w:r>
+      <w:proofErr w:type="spellEnd"/>
+      <w:r>
+        <w:rPr>
+          <w:lang w:val="en-US"/>
+        </w:rPr>
+        <w:t>/bin/activate (Linux);</w:t>
       </w:r>
     </w:p>
     <w:p>
@@ -28106,7 +30708,21 @@
         <w:rPr>
           <w:lang w:val="en-US"/>
         </w:rPr>
-        <w:t xml:space="preserve"> python -m pip install --upgrade pip setuptools wheel;</w:t>
+        <w:t xml:space="preserve"> python -m pip install --upgrade pip </w:t>
+      </w:r>
+      <w:proofErr w:type="spellStart"/>
+      <w:r>
+        <w:rPr>
+          <w:lang w:val="en-US"/>
+        </w:rPr>
+        <w:t>setuptools</w:t>
+      </w:r>
+      <w:proofErr w:type="spellEnd"/>
+      <w:r>
+        <w:rPr>
+          <w:lang w:val="en-US"/>
+        </w:rPr>
+        <w:t xml:space="preserve"> wheel;</w:t>
       </w:r>
     </w:p>
     <w:p>
@@ -28119,7 +30735,23 @@
         <w:jc w:val="both"/>
       </w:pPr>
       <w:r>
-        <w:t>установить зависимости командой pip install -r requirements.txt;</w:t>
+        <w:t xml:space="preserve">установить зависимости командой </w:t>
+      </w:r>
+      <w:proofErr w:type="spellStart"/>
+      <w:r>
+        <w:t>pip</w:t>
+      </w:r>
+      <w:proofErr w:type="spellEnd"/>
+      <w:r>
+        <w:t xml:space="preserve"> </w:t>
+      </w:r>
+      <w:proofErr w:type="spellStart"/>
+      <w:r>
+        <w:t>install</w:t>
+      </w:r>
+      <w:proofErr w:type="spellEnd"/>
+      <w:r>
+        <w:t xml:space="preserve"> -r requirements.txt;</w:t>
       </w:r>
     </w:p>
     <w:p>
@@ -28132,7 +30764,31 @@
         <w:jc w:val="both"/>
       </w:pPr>
       <w:r>
-        <w:t>скопировать файл .env.example в .env и задать значения переменных OPENAI_API_KEY (ключ доступа к программному интерфейсу OpenAI) и CONVERTAPI_SECRET (ключ доступа к сервису преобразования PDF);</w:t>
+        <w:t xml:space="preserve">скопировать </w:t>
+      </w:r>
+      <w:proofErr w:type="gramStart"/>
+      <w:r>
+        <w:t>файл .</w:t>
+      </w:r>
+      <w:proofErr w:type="spellStart"/>
+      <w:r>
+        <w:t>env</w:t>
+      </w:r>
+      <w:proofErr w:type="gramEnd"/>
+      <w:r>
+        <w:t>.example</w:t>
+      </w:r>
+      <w:proofErr w:type="spellEnd"/>
+      <w:r>
+        <w:t xml:space="preserve"> в .</w:t>
+      </w:r>
+      <w:proofErr w:type="spellStart"/>
+      <w:r>
+        <w:t>env</w:t>
+      </w:r>
+      <w:proofErr w:type="spellEnd"/>
+      <w:r>
+        <w:t xml:space="preserve"> и задать значения переменных OPENAI_API_KEY (ключ доступа к программному интерфейсу OpenAI) и CONVERTAPI_SECRET (ключ доступа к сервису преобразования PDF);</w:t>
       </w:r>
     </w:p>
     <w:p>
@@ -28145,7 +30801,15 @@
         <w:jc w:val="both"/>
       </w:pPr>
       <w:r>
-        <w:t>установить LibreOffice (либо убедиться в наличии установленного Microsoft Word);</w:t>
+        <w:t xml:space="preserve">установить </w:t>
+      </w:r>
+      <w:proofErr w:type="spellStart"/>
+      <w:r>
+        <w:t>LibreOffice</w:t>
+      </w:r>
+      <w:proofErr w:type="spellEnd"/>
+      <w:r>
+        <w:t xml:space="preserve"> (либо убедиться в наличии установленного Microsoft Word);</w:t>
       </w:r>
     </w:p>
     <w:p>
@@ -28158,7 +30822,15 @@
         <w:jc w:val="both"/>
       </w:pPr>
       <w:r>
-        <w:t>при необходимости настроить выбор интерпретатора в IDE (через Ctrl + Shift + P → Python: Select Interpreter).</w:t>
+        <w:t xml:space="preserve">при необходимости настроить выбор интерпретатора в IDE (через Ctrl + Shift + P → Python: Select </w:t>
+      </w:r>
+      <w:proofErr w:type="spellStart"/>
+      <w:r>
+        <w:t>Interpreter</w:t>
+      </w:r>
+      <w:proofErr w:type="spellEnd"/>
+      <w:r>
+        <w:t>).</w:t>
       </w:r>
     </w:p>
     <w:p>
@@ -28166,7 +30838,15 @@
         <w:jc w:val="both"/>
       </w:pPr>
       <w:r>
-        <w:t xml:space="preserve">Запуск программы выполняется командой python main.py. После запуска открывается главное окно с тремя тематическими вкладками — </w:t>
+        <w:t xml:space="preserve">Запуск программы выполняется командой </w:t>
+      </w:r>
+      <w:proofErr w:type="spellStart"/>
+      <w:r>
+        <w:t>python</w:t>
+      </w:r>
+      <w:proofErr w:type="spellEnd"/>
+      <w:r>
+        <w:t xml:space="preserve"> main.py. После запуска открывается главное окно с тремя тематическими вкладками — </w:t>
       </w:r>
       <w:r>
         <w:rPr>
@@ -28287,7 +30967,15 @@
         <w:jc w:val="both"/>
       </w:pPr>
       <w:r>
-        <w:t>По завершении просмотреть результат на трёх суб-вкладках:</w:t>
+        <w:t xml:space="preserve">По завершении просмотреть результат на трёх </w:t>
+      </w:r>
+      <w:proofErr w:type="spellStart"/>
+      <w:r>
+        <w:t>суб</w:t>
+      </w:r>
+      <w:proofErr w:type="spellEnd"/>
+      <w:r>
+        <w:t>-вкладках:</w:t>
       </w:r>
     </w:p>
     <w:p>
@@ -28327,7 +31015,15 @@
         <w:t>UDDM</w:t>
       </w:r>
       <w:r>
-        <w:t xml:space="preserve"> — структура унифицированного представления документа в режимах HTML-вид и tree-вид;</w:t>
+        <w:t xml:space="preserve"> — структура унифицированного представления документа в режимах HTML-вид и </w:t>
+      </w:r>
+      <w:proofErr w:type="spellStart"/>
+      <w:r>
+        <w:t>tree</w:t>
+      </w:r>
+      <w:proofErr w:type="spellEnd"/>
+      <w:r>
+        <w:t>-вид;</w:t>
       </w:r>
     </w:p>
     <w:p>
@@ -28475,7 +31171,15 @@
       </w:pPr>
       <w:r>
         <w:lastRenderedPageBreak/>
-        <w:t xml:space="preserve">Редактор чернового графа доступен на суб-вкладке </w:t>
+        <w:t xml:space="preserve">Редактор чернового графа доступен на </w:t>
+      </w:r>
+      <w:proofErr w:type="spellStart"/>
+      <w:r>
+        <w:t>суб</w:t>
+      </w:r>
+      <w:proofErr w:type="spellEnd"/>
+      <w:r>
+        <w:t xml:space="preserve">-вкладке </w:t>
       </w:r>
       <w:r>
         <w:rPr>
@@ -28543,7 +31247,15 @@
         <w:t>кнопка генерации значения через концепт</w:t>
       </w:r>
       <w:r>
-        <w:t xml:space="preserve">: пользователь выбирает соответствующий концепт онтологии и вводит значение в человекочитаемой форме, а система выполняет полный цикл — разбор, нормализацию, вычисление идентификатора индивида и автоматическое формирование идентифицирующих литералов; перед подтверждением замены показывается </w:t>
+        <w:t xml:space="preserve">: пользователь выбирает соответствующий концепт онтологии и вводит значение в </w:t>
+      </w:r>
+      <w:proofErr w:type="spellStart"/>
+      <w:r>
+        <w:t>человекочитаемой</w:t>
+      </w:r>
+      <w:proofErr w:type="spellEnd"/>
+      <w:r>
+        <w:t xml:space="preserve"> форме, а система выполняет полный цикл — разбор, нормализацию, вычисление идентификатора индивида и автоматическое формирование идентифицирующих литералов; перед подтверждением замены показывается </w:t>
       </w:r>
       <w:r>
         <w:rPr>
@@ -28609,7 +31321,23 @@
         <w:jc w:val="both"/>
       </w:pPr>
       <w:r>
-        <w:t>В тех случаях, когда некоторое знание из документа в принципе не покрывается шаблоном, пользователь может разместить рядом с документом самостоятельный файл supplementary_facts.ttl с произвольными RDF-фактами в формате Turtle. При следующем запуске стадии интеграции эти факты будут подмешаны к итоговому графу документа.</w:t>
+        <w:t xml:space="preserve">В тех случаях, когда некоторое знание из документа в принципе не покрывается шаблоном, пользователь может разместить рядом с документом самостоятельный файл </w:t>
+      </w:r>
+      <w:proofErr w:type="spellStart"/>
+      <w:r>
+        <w:t>supplementary_facts.ttl</w:t>
+      </w:r>
+      <w:proofErr w:type="spellEnd"/>
+      <w:r>
+        <w:t xml:space="preserve"> с произвольными RDF-фактами в формате </w:t>
+      </w:r>
+      <w:proofErr w:type="spellStart"/>
+      <w:r>
+        <w:t>Turtle</w:t>
+      </w:r>
+      <w:proofErr w:type="spellEnd"/>
+      <w:r>
+        <w:t>. При следующем запуске стадии интеграции эти факты будут подмешаны к итоговому графу документа.</w:t>
       </w:r>
     </w:p>
     <w:p>
@@ -28810,7 +31538,23 @@
           <w:b/>
           <w:bCs/>
         </w:rPr>
-        <w:t>3.8 Откат и переобработка документа</w:t>
+        <w:t xml:space="preserve">3.8 Откат и </w:t>
+      </w:r>
+      <w:proofErr w:type="spellStart"/>
+      <w:r>
+        <w:rPr>
+          <w:b/>
+          <w:bCs/>
+        </w:rPr>
+        <w:t>переобработка</w:t>
+      </w:r>
+      <w:proofErr w:type="spellEnd"/>
+      <w:r>
+        <w:rPr>
+          <w:b/>
+          <w:bCs/>
+        </w:rPr>
+        <w:t xml:space="preserve"> документа</w:t>
       </w:r>
       <w:bookmarkEnd w:id="773"/>
       <w:bookmarkEnd w:id="774"/>
@@ -28820,15 +31564,36 @@
         <w:jc w:val="both"/>
       </w:pPr>
       <w:r>
-        <w:t>Откат документа из общей модели выполняется на карточке документа кнопкой «Откатить» — все ассоциированные с документом факты удаляются из общей модели с автоматической пересборкой её состояния из истории документов. Документ остаётся в системе, но переводится в статус «откатан»; для его повторного включения в модель достаточно запустить конвейер с любой стадии.</w:t>
+        <w:t xml:space="preserve">Откат документа из общей модели выполняется на карточке документа кнопкой «Откатить» — все ассоциированные с документом факты удаляются из общей модели с автоматической </w:t>
+      </w:r>
+      <w:proofErr w:type="spellStart"/>
+      <w:r>
+        <w:t>пересборкой</w:t>
+      </w:r>
+      <w:proofErr w:type="spellEnd"/>
+      <w:r>
+        <w:t xml:space="preserve"> её состояния из истории документов. Документ остаётся в системе, но переводится в статус «откатан»; для его повторного включения в модель достаточно запустить конвейер с любой стадии.</w:t>
       </w:r>
     </w:p>
     <w:p>
       <w:pPr>
         <w:jc w:val="both"/>
       </w:pPr>
-      <w:r>
-        <w:t>Переобработка документа (например, после исправления шаблона или загрузки обновлённой версии исходного файла) реализована той же последовательностью «откатить — обработать заново» и поддерживается кнопкой «Сбросить и переобработать»; политики слияния с другими документами применяются заново с возможностью восстановления ранее вытесненных по дате фактов.</w:t>
+      <w:proofErr w:type="spellStart"/>
+      <w:r>
+        <w:t>Переобработка</w:t>
+      </w:r>
+      <w:proofErr w:type="spellEnd"/>
+      <w:r>
+        <w:t xml:space="preserve"> документа (например, после исправления шаблона или загрузки обновлённой версии исходного файла) реализована той же последовательностью «откатить — обработать заново» и поддерживается кнопкой «Сбросить и </w:t>
+      </w:r>
+      <w:proofErr w:type="spellStart"/>
+      <w:r>
+        <w:t>переобработать</w:t>
+      </w:r>
+      <w:proofErr w:type="spellEnd"/>
+      <w:r>
+        <w:t>»; политики слияния с другими документами применяются заново с возможностью восстановления ранее вытесненных по дате фактов.</w:t>
       </w:r>
     </w:p>
     <w:p>
@@ -28856,7 +31621,15 @@
         <w:jc w:val="both"/>
       </w:pPr>
       <w:r>
-        <w:t>Завершение работы программы выполняется штатным закрытием главного окна приложения. Все промежуточные результаты и пользовательские правки автоматически сохранены в каталоге .data/ в персистентном виде и будут доступны при следующем запуске.</w:t>
+        <w:t>Завершение работы программы выполняется штатным закрытием главного окна приложения. Все промежуточные результаты и пользовательские правки автоматически сохранены в каталоге .</w:t>
+      </w:r>
+      <w:proofErr w:type="spellStart"/>
+      <w:r>
+        <w:t>data</w:t>
+      </w:r>
+      <w:proofErr w:type="spellEnd"/>
+      <w:r>
+        <w:t>/ в персистентном виде и будут доступны при следующем запуске.</w:t>
       </w:r>
     </w:p>
     <w:p>
@@ -28973,7 +31746,23 @@
         <w:t>Журнал работы приложения</w:t>
       </w:r>
       <w:r>
-        <w:t xml:space="preserve"> (.data/logs/app.log) — текстовый файл, содержащий записи о каждом запуске стадии конвейера, обо всех событиях слияния с общей моделью, об ошибках и предупреждениях. Предназначен для технического специалиста при расследовании проблем.</w:t>
+        <w:t xml:space="preserve"> (.</w:t>
+      </w:r>
+      <w:proofErr w:type="spellStart"/>
+      <w:r>
+        <w:t>data</w:t>
+      </w:r>
+      <w:proofErr w:type="spellEnd"/>
+      <w:r>
+        <w:t>/</w:t>
+      </w:r>
+      <w:proofErr w:type="spellStart"/>
+      <w:r>
+        <w:t>logs</w:t>
+      </w:r>
+      <w:proofErr w:type="spellEnd"/>
+      <w:r>
+        <w:t>/app.log) — текстовый файл, содержащий записи о каждом запуске стадии конвейера, обо всех событиях слияния с общей моделью, об ошибках и предупреждениях. Предназначен для технического специалиста при расследовании проблем.</w:t>
       </w:r>
     </w:p>
     <w:p>
@@ -28988,7 +31777,23 @@
         <w:t>Журнал обращений к большой языковой модели</w:t>
       </w:r>
       <w:r>
-        <w:t xml:space="preserve"> (.data/logs/agents.log) — отдельный текстовый файл, содержащий полные тексты системного и </w:t>
+        <w:t xml:space="preserve"> (.</w:t>
+      </w:r>
+      <w:proofErr w:type="spellStart"/>
+      <w:r>
+        <w:t>data</w:t>
+      </w:r>
+      <w:proofErr w:type="spellEnd"/>
+      <w:r>
+        <w:t>/</w:t>
+      </w:r>
+      <w:proofErr w:type="spellStart"/>
+      <w:r>
+        <w:t>logs</w:t>
+      </w:r>
+      <w:proofErr w:type="spellEnd"/>
+      <w:r>
+        <w:t xml:space="preserve">/agents.log) — отдельный текстовый файл, содержащий полные тексты системного и </w:t>
       </w:r>
       <w:r>
         <w:lastRenderedPageBreak/>
@@ -29007,7 +31812,20 @@
         <w:t>Отчёт о слиянии документа</w:t>
       </w:r>
       <w:r>
-        <w:t xml:space="preserve"> (ontology_merge_report.json в каталоге документа) — структурированный отчёт о фактах, добавленных, заменённых и отклонённых при последнем слиянии документа с общей моделью. Используется при разборе несоответствий ожиданий пользователя и фактического содержания модели.</w:t>
+        <w:t xml:space="preserve"> (</w:t>
+      </w:r>
+      <w:proofErr w:type="spellStart"/>
+      <w:r>
+        <w:t>ontology_merge_</w:t>
+      </w:r>
+      <w:proofErr w:type="gramStart"/>
+      <w:r>
+        <w:t>report.json</w:t>
+      </w:r>
+      <w:proofErr w:type="spellEnd"/>
+      <w:proofErr w:type="gramEnd"/>
+      <w:r>
+        <w:t xml:space="preserve"> в каталоге документа) — структурированный отчёт о фактах, добавленных, заменённых и отклонённых при последнем слиянии документа с общей моделью. Используется при разборе несоответствий ожиданий пользователя и фактического содержания модели.</w:t>
       </w:r>
     </w:p>
     <w:p>
@@ -29145,6 +31963,7 @@
                 <w:color w:val="auto"/>
               </w:rPr>
             </w:pPr>
+            <w:proofErr w:type="spellStart"/>
             <w:r>
               <w:rPr>
                 <w:rFonts w:eastAsia="Times New Roman"/>
@@ -29152,6 +31971,7 @@
               </w:rPr>
               <w:t>Лист</w:t>
             </w:r>
+            <w:proofErr w:type="spellEnd"/>
             <w:r>
               <w:rPr>
                 <w:rFonts w:eastAsia="Times New Roman"/>
@@ -29160,6 +31980,7 @@
               </w:rPr>
               <w:t xml:space="preserve"> </w:t>
             </w:r>
+            <w:proofErr w:type="spellStart"/>
             <w:r>
               <w:rPr>
                 <w:rFonts w:eastAsia="Times New Roman"/>
@@ -29167,6 +31988,7 @@
               </w:rPr>
               <w:t>регистрации</w:t>
             </w:r>
+            <w:proofErr w:type="spellEnd"/>
             <w:r>
               <w:rPr>
                 <w:rFonts w:eastAsia="Times New Roman"/>
@@ -29175,6 +31997,7 @@
               </w:rPr>
               <w:t xml:space="preserve"> </w:t>
             </w:r>
+            <w:proofErr w:type="spellStart"/>
             <w:r>
               <w:rPr>
                 <w:rFonts w:eastAsia="Times New Roman"/>
@@ -29183,6 +32006,7 @@
               </w:rPr>
               <w:t>изменений</w:t>
             </w:r>
+            <w:proofErr w:type="spellEnd"/>
           </w:p>
         </w:tc>
       </w:tr>
@@ -29212,6 +32036,7 @@
                 <w:sz w:val="20"/>
               </w:rPr>
             </w:pPr>
+            <w:proofErr w:type="spellStart"/>
             <w:r>
               <w:rPr>
                 <w:rFonts w:eastAsia="Times New Roman"/>
@@ -29220,6 +32045,7 @@
               </w:rPr>
               <w:t>Номера</w:t>
             </w:r>
+            <w:proofErr w:type="spellEnd"/>
             <w:r>
               <w:rPr>
                 <w:rFonts w:eastAsia="Times New Roman"/>
@@ -29229,6 +32055,7 @@
               </w:rPr>
               <w:t xml:space="preserve"> </w:t>
             </w:r>
+            <w:proofErr w:type="spellStart"/>
             <w:r>
               <w:rPr>
                 <w:rFonts w:eastAsia="Times New Roman"/>
@@ -29237,6 +32064,7 @@
               </w:rPr>
               <w:t>листов</w:t>
             </w:r>
+            <w:proofErr w:type="spellEnd"/>
             <w:r>
               <w:rPr>
                 <w:rFonts w:eastAsia="Times New Roman"/>
@@ -29253,7 +32081,27 @@
                 <w:spacing w:val="-2"/>
                 <w:sz w:val="20"/>
               </w:rPr>
-              <w:t>(страниц)</w:t>
+              <w:t>(</w:t>
+            </w:r>
+            <w:proofErr w:type="spellStart"/>
+            <w:r>
+              <w:rPr>
+                <w:rFonts w:eastAsia="Times New Roman"/>
+                <w:color w:val="auto"/>
+                <w:spacing w:val="-2"/>
+                <w:sz w:val="20"/>
+              </w:rPr>
+              <w:t>страниц</w:t>
+            </w:r>
+            <w:proofErr w:type="spellEnd"/>
+            <w:r>
+              <w:rPr>
+                <w:rFonts w:eastAsia="Times New Roman"/>
+                <w:color w:val="auto"/>
+                <w:spacing w:val="-2"/>
+                <w:sz w:val="20"/>
+              </w:rPr>
+              <w:t>)</w:t>
             </w:r>
           </w:p>
         </w:tc>
@@ -29368,8 +32216,39 @@
                 <w:spacing w:val="-4"/>
                 <w:sz w:val="20"/>
               </w:rPr>
-              <w:t xml:space="preserve"> докуме нта</w:t>
+              <w:t xml:space="preserve"> </w:t>
             </w:r>
+            <w:proofErr w:type="spellStart"/>
+            <w:r>
+              <w:rPr>
+                <w:rFonts w:eastAsia="Times New Roman"/>
+                <w:color w:val="auto"/>
+                <w:spacing w:val="-4"/>
+                <w:sz w:val="20"/>
+              </w:rPr>
+              <w:t>докуме</w:t>
+            </w:r>
+            <w:proofErr w:type="spellEnd"/>
+            <w:r>
+              <w:rPr>
+                <w:rFonts w:eastAsia="Times New Roman"/>
+                <w:color w:val="auto"/>
+                <w:spacing w:val="-4"/>
+                <w:sz w:val="20"/>
+              </w:rPr>
+              <w:t xml:space="preserve"> </w:t>
+            </w:r>
+            <w:proofErr w:type="spellStart"/>
+            <w:r>
+              <w:rPr>
+                <w:rFonts w:eastAsia="Times New Roman"/>
+                <w:color w:val="auto"/>
+                <w:spacing w:val="-4"/>
+                <w:sz w:val="20"/>
+              </w:rPr>
+              <w:t>нта</w:t>
+            </w:r>
+            <w:proofErr w:type="spellEnd"/>
           </w:p>
         </w:tc>
         <w:tc>
@@ -29394,6 +32273,7 @@
                 <w:sz w:val="20"/>
               </w:rPr>
             </w:pPr>
+            <w:proofErr w:type="spellStart"/>
             <w:r>
               <w:rPr>
                 <w:rFonts w:eastAsia="Times New Roman"/>
@@ -29402,6 +32282,7 @@
               </w:rPr>
               <w:t>Входящий</w:t>
             </w:r>
+            <w:proofErr w:type="spellEnd"/>
             <w:r>
               <w:rPr>
                 <w:rFonts w:eastAsia="Times New Roman"/>
@@ -29419,6 +32300,7 @@
               </w:rPr>
               <w:t xml:space="preserve">№ </w:t>
             </w:r>
+            <w:proofErr w:type="spellStart"/>
             <w:r>
               <w:rPr>
                 <w:rFonts w:eastAsia="Times New Roman"/>
@@ -29426,8 +32308,49 @@
                 <w:spacing w:val="-2"/>
                 <w:sz w:val="20"/>
               </w:rPr>
-              <w:t>сопроводител ьного документа</w:t>
+              <w:t>сопроводител</w:t>
             </w:r>
+            <w:proofErr w:type="spellEnd"/>
+            <w:r>
+              <w:rPr>
+                <w:rFonts w:eastAsia="Times New Roman"/>
+                <w:color w:val="auto"/>
+                <w:spacing w:val="-2"/>
+                <w:sz w:val="20"/>
+              </w:rPr>
+              <w:t xml:space="preserve"> </w:t>
+            </w:r>
+            <w:proofErr w:type="spellStart"/>
+            <w:r>
+              <w:rPr>
+                <w:rFonts w:eastAsia="Times New Roman"/>
+                <w:color w:val="auto"/>
+                <w:spacing w:val="-2"/>
+                <w:sz w:val="20"/>
+              </w:rPr>
+              <w:t>ьного</w:t>
+            </w:r>
+            <w:proofErr w:type="spellEnd"/>
+            <w:r>
+              <w:rPr>
+                <w:rFonts w:eastAsia="Times New Roman"/>
+                <w:color w:val="auto"/>
+                <w:spacing w:val="-2"/>
+                <w:sz w:val="20"/>
+              </w:rPr>
+              <w:t xml:space="preserve"> </w:t>
+            </w:r>
+            <w:proofErr w:type="spellStart"/>
+            <w:r>
+              <w:rPr>
+                <w:rFonts w:eastAsia="Times New Roman"/>
+                <w:color w:val="auto"/>
+                <w:spacing w:val="-2"/>
+                <w:sz w:val="20"/>
+              </w:rPr>
+              <w:t>документа</w:t>
+            </w:r>
+            <w:proofErr w:type="spellEnd"/>
           </w:p>
         </w:tc>
         <w:tc>
@@ -29452,6 +32375,7 @@
                 <w:sz w:val="20"/>
               </w:rPr>
             </w:pPr>
+            <w:proofErr w:type="spellStart"/>
             <w:r>
               <w:rPr>
                 <w:rFonts w:eastAsia="Times New Roman"/>
@@ -29461,6 +32385,7 @@
               </w:rPr>
               <w:t>Подпись</w:t>
             </w:r>
+            <w:proofErr w:type="spellEnd"/>
           </w:p>
         </w:tc>
         <w:tc>
@@ -29485,6 +32410,7 @@
                 <w:sz w:val="20"/>
               </w:rPr>
             </w:pPr>
+            <w:proofErr w:type="spellStart"/>
             <w:r>
               <w:rPr>
                 <w:rFonts w:eastAsia="Times New Roman"/>
@@ -29494,6 +32420,7 @@
               </w:rPr>
               <w:t>Дата</w:t>
             </w:r>
+            <w:proofErr w:type="spellEnd"/>
           </w:p>
         </w:tc>
       </w:tr>
@@ -29522,6 +32449,7 @@
                 <w:sz w:val="20"/>
               </w:rPr>
             </w:pPr>
+            <w:proofErr w:type="spellStart"/>
             <w:r>
               <w:rPr>
                 <w:rFonts w:eastAsia="Times New Roman"/>
@@ -29529,7 +32457,17 @@
                 <w:spacing w:val="-4"/>
                 <w:sz w:val="20"/>
               </w:rPr>
-              <w:t xml:space="preserve">Номе </w:t>
+              <w:t>Номе</w:t>
+            </w:r>
+            <w:proofErr w:type="spellEnd"/>
+            <w:r>
+              <w:rPr>
+                <w:rFonts w:eastAsia="Times New Roman"/>
+                <w:color w:val="auto"/>
+                <w:spacing w:val="-4"/>
+                <w:sz w:val="20"/>
+              </w:rPr>
+              <w:t xml:space="preserve"> </w:t>
             </w:r>
             <w:r>
               <w:rPr>
@@ -29547,7 +32485,27 @@
                 <w:spacing w:val="-4"/>
                 <w:sz w:val="20"/>
               </w:rPr>
-              <w:t xml:space="preserve"> Изм.</w:t>
+              <w:t xml:space="preserve"> </w:t>
+            </w:r>
+            <w:proofErr w:type="spellStart"/>
+            <w:r>
+              <w:rPr>
+                <w:rFonts w:eastAsia="Times New Roman"/>
+                <w:color w:val="auto"/>
+                <w:spacing w:val="-4"/>
+                <w:sz w:val="20"/>
+              </w:rPr>
+              <w:t>Изм</w:t>
+            </w:r>
+            <w:proofErr w:type="spellEnd"/>
+            <w:r>
+              <w:rPr>
+                <w:rFonts w:eastAsia="Times New Roman"/>
+                <w:color w:val="auto"/>
+                <w:spacing w:val="-4"/>
+                <w:sz w:val="20"/>
+              </w:rPr>
+              <w:t>.</w:t>
             </w:r>
           </w:p>
         </w:tc>
@@ -29572,6 +32530,7 @@
                 <w:sz w:val="20"/>
               </w:rPr>
             </w:pPr>
+            <w:proofErr w:type="spellStart"/>
             <w:r>
               <w:rPr>
                 <w:rFonts w:eastAsia="Times New Roman"/>
@@ -29581,6 +32540,7 @@
               </w:rPr>
               <w:t>измененных</w:t>
             </w:r>
+            <w:proofErr w:type="spellEnd"/>
           </w:p>
         </w:tc>
         <w:tc>
@@ -29603,6 +32563,7 @@
                 <w:sz w:val="20"/>
               </w:rPr>
             </w:pPr>
+            <w:proofErr w:type="spellStart"/>
             <w:r>
               <w:rPr>
                 <w:rFonts w:eastAsia="Times New Roman"/>
@@ -29610,8 +32571,19 @@
                 <w:spacing w:val="-2"/>
                 <w:sz w:val="20"/>
               </w:rPr>
-              <w:t xml:space="preserve">замененн </w:t>
+              <w:t>замененн</w:t>
             </w:r>
+            <w:proofErr w:type="spellEnd"/>
+            <w:r>
+              <w:rPr>
+                <w:rFonts w:eastAsia="Times New Roman"/>
+                <w:color w:val="auto"/>
+                <w:spacing w:val="-2"/>
+                <w:sz w:val="20"/>
+              </w:rPr>
+              <w:t xml:space="preserve"> </w:t>
+            </w:r>
+            <w:proofErr w:type="spellStart"/>
             <w:r>
               <w:rPr>
                 <w:rFonts w:eastAsia="Times New Roman"/>
@@ -29621,6 +32593,7 @@
               </w:rPr>
               <w:t>ых</w:t>
             </w:r>
+            <w:proofErr w:type="spellEnd"/>
           </w:p>
         </w:tc>
         <w:tc>
@@ -29644,6 +32617,7 @@
                 <w:sz w:val="20"/>
               </w:rPr>
             </w:pPr>
+            <w:proofErr w:type="spellStart"/>
             <w:r>
               <w:rPr>
                 <w:rFonts w:eastAsia="Times New Roman"/>
@@ -29653,6 +32627,7 @@
               </w:rPr>
               <w:t>новых</w:t>
             </w:r>
+            <w:proofErr w:type="spellEnd"/>
           </w:p>
         </w:tc>
         <w:tc>
@@ -29675,6 +32650,7 @@
                 <w:sz w:val="20"/>
               </w:rPr>
             </w:pPr>
+            <w:proofErr w:type="spellStart"/>
             <w:r>
               <w:rPr>
                 <w:rFonts w:eastAsia="Times New Roman"/>
@@ -29682,8 +32658,29 @@
                 <w:spacing w:val="-4"/>
                 <w:sz w:val="20"/>
               </w:rPr>
-              <w:t>аннулирова нных</w:t>
+              <w:t>аннулирова</w:t>
             </w:r>
+            <w:proofErr w:type="spellEnd"/>
+            <w:r>
+              <w:rPr>
+                <w:rFonts w:eastAsia="Times New Roman"/>
+                <w:color w:val="auto"/>
+                <w:spacing w:val="-4"/>
+                <w:sz w:val="20"/>
+              </w:rPr>
+              <w:t xml:space="preserve"> </w:t>
+            </w:r>
+            <w:proofErr w:type="spellStart"/>
+            <w:r>
+              <w:rPr>
+                <w:rFonts w:eastAsia="Times New Roman"/>
+                <w:color w:val="auto"/>
+                <w:spacing w:val="-4"/>
+                <w:sz w:val="20"/>
+              </w:rPr>
+              <w:t>нных</w:t>
+            </w:r>
+            <w:proofErr w:type="spellEnd"/>
           </w:p>
         </w:tc>
         <w:tc>
@@ -44331,6 +47328,92 @@
     </w:lvl>
   </w:abstractNum>
   <w:abstractNum w:abstractNumId="94" w15:restartNumberingAfterBreak="0">
+    <w:nsid w:val="51BB362F"/>
+    <w:multiLevelType w:val="hybridMultilevel"/>
+    <w:tmpl w:val="EDC2B6D8"/>
+    <w:lvl w:ilvl="0" w:tplc="0419000F">
+      <w:start w:val="1"/>
+      <w:numFmt w:val="decimal"/>
+      <w:lvlText w:val="%1."/>
+      <w:lvlJc w:val="left"/>
+      <w:pPr>
+        <w:ind w:left="1429" w:hanging="360"/>
+      </w:pPr>
+    </w:lvl>
+    <w:lvl w:ilvl="1" w:tplc="04190019" w:tentative="1">
+      <w:start w:val="1"/>
+      <w:numFmt w:val="lowerLetter"/>
+      <w:lvlText w:val="%2."/>
+      <w:lvlJc w:val="left"/>
+      <w:pPr>
+        <w:ind w:left="2149" w:hanging="360"/>
+      </w:pPr>
+    </w:lvl>
+    <w:lvl w:ilvl="2" w:tplc="0419001B" w:tentative="1">
+      <w:start w:val="1"/>
+      <w:numFmt w:val="lowerRoman"/>
+      <w:lvlText w:val="%3."/>
+      <w:lvlJc w:val="right"/>
+      <w:pPr>
+        <w:ind w:left="2869" w:hanging="180"/>
+      </w:pPr>
+    </w:lvl>
+    <w:lvl w:ilvl="3" w:tplc="0419000F" w:tentative="1">
+      <w:start w:val="1"/>
+      <w:numFmt w:val="decimal"/>
+      <w:lvlText w:val="%4."/>
+      <w:lvlJc w:val="left"/>
+      <w:pPr>
+        <w:ind w:left="3589" w:hanging="360"/>
+      </w:pPr>
+    </w:lvl>
+    <w:lvl w:ilvl="4" w:tplc="04190019" w:tentative="1">
+      <w:start w:val="1"/>
+      <w:numFmt w:val="lowerLetter"/>
+      <w:lvlText w:val="%5."/>
+      <w:lvlJc w:val="left"/>
+      <w:pPr>
+        <w:ind w:left="4309" w:hanging="360"/>
+      </w:pPr>
+    </w:lvl>
+    <w:lvl w:ilvl="5" w:tplc="0419001B" w:tentative="1">
+      <w:start w:val="1"/>
+      <w:numFmt w:val="lowerRoman"/>
+      <w:lvlText w:val="%6."/>
+      <w:lvlJc w:val="right"/>
+      <w:pPr>
+        <w:ind w:left="5029" w:hanging="180"/>
+      </w:pPr>
+    </w:lvl>
+    <w:lvl w:ilvl="6" w:tplc="0419000F" w:tentative="1">
+      <w:start w:val="1"/>
+      <w:numFmt w:val="decimal"/>
+      <w:lvlText w:val="%7."/>
+      <w:lvlJc w:val="left"/>
+      <w:pPr>
+        <w:ind w:left="5749" w:hanging="360"/>
+      </w:pPr>
+    </w:lvl>
+    <w:lvl w:ilvl="7" w:tplc="04190019" w:tentative="1">
+      <w:start w:val="1"/>
+      <w:numFmt w:val="lowerLetter"/>
+      <w:lvlText w:val="%8."/>
+      <w:lvlJc w:val="left"/>
+      <w:pPr>
+        <w:ind w:left="6469" w:hanging="360"/>
+      </w:pPr>
+    </w:lvl>
+    <w:lvl w:ilvl="8" w:tplc="0419001B" w:tentative="1">
+      <w:start w:val="1"/>
+      <w:numFmt w:val="lowerRoman"/>
+      <w:lvlText w:val="%9."/>
+      <w:lvlJc w:val="right"/>
+      <w:pPr>
+        <w:ind w:left="7189" w:hanging="180"/>
+      </w:pPr>
+    </w:lvl>
+  </w:abstractNum>
+  <w:abstractNum w:abstractNumId="95" w15:restartNumberingAfterBreak="0">
     <w:nsid w:val="522C29A2"/>
     <w:multiLevelType w:val="multilevel"/>
     <w:tmpl w:val="C9D0B914"/>
@@ -44479,7 +47562,7 @@
       </w:rPr>
     </w:lvl>
   </w:abstractNum>
-  <w:abstractNum w:abstractNumId="95" w15:restartNumberingAfterBreak="0">
+  <w:abstractNum w:abstractNumId="96" w15:restartNumberingAfterBreak="0">
     <w:nsid w:val="536F0026"/>
     <w:multiLevelType w:val="multilevel"/>
     <w:tmpl w:val="DE7836C6"/>
@@ -44628,7 +47711,7 @@
       </w:rPr>
     </w:lvl>
   </w:abstractNum>
-  <w:abstractNum w:abstractNumId="96" w15:restartNumberingAfterBreak="0">
+  <w:abstractNum w:abstractNumId="97" w15:restartNumberingAfterBreak="0">
     <w:nsid w:val="5689044E"/>
     <w:multiLevelType w:val="multilevel"/>
     <w:tmpl w:val="C6CAA6F4"/>
@@ -44777,7 +47860,7 @@
       </w:rPr>
     </w:lvl>
   </w:abstractNum>
-  <w:abstractNum w:abstractNumId="97" w15:restartNumberingAfterBreak="0">
+  <w:abstractNum w:abstractNumId="98" w15:restartNumberingAfterBreak="0">
     <w:nsid w:val="56B24417"/>
     <w:multiLevelType w:val="hybridMultilevel"/>
     <w:tmpl w:val="EAF6A19A"/>
@@ -44890,7 +47973,7 @@
       </w:rPr>
     </w:lvl>
   </w:abstractNum>
-  <w:abstractNum w:abstractNumId="98" w15:restartNumberingAfterBreak="0">
+  <w:abstractNum w:abstractNumId="99" w15:restartNumberingAfterBreak="0">
     <w:nsid w:val="575237C0"/>
     <w:multiLevelType w:val="multilevel"/>
     <w:tmpl w:val="21FAB742"/>
@@ -45039,7 +48122,7 @@
       </w:rPr>
     </w:lvl>
   </w:abstractNum>
-  <w:abstractNum w:abstractNumId="99" w15:restartNumberingAfterBreak="0">
+  <w:abstractNum w:abstractNumId="100" w15:restartNumberingAfterBreak="0">
     <w:nsid w:val="58480972"/>
     <w:multiLevelType w:val="multilevel"/>
     <w:tmpl w:val="339C671A"/>
@@ -45188,7 +48271,7 @@
       </w:rPr>
     </w:lvl>
   </w:abstractNum>
-  <w:abstractNum w:abstractNumId="100" w15:restartNumberingAfterBreak="0">
+  <w:abstractNum w:abstractNumId="101" w15:restartNumberingAfterBreak="0">
     <w:nsid w:val="587B3336"/>
     <w:multiLevelType w:val="multilevel"/>
     <w:tmpl w:val="BC54666A"/>
@@ -45337,7 +48420,7 @@
       </w:rPr>
     </w:lvl>
   </w:abstractNum>
-  <w:abstractNum w:abstractNumId="101" w15:restartNumberingAfterBreak="0">
+  <w:abstractNum w:abstractNumId="102" w15:restartNumberingAfterBreak="0">
     <w:nsid w:val="5906171E"/>
     <w:multiLevelType w:val="multilevel"/>
     <w:tmpl w:val="0272397C"/>
@@ -45486,7 +48569,7 @@
       </w:rPr>
     </w:lvl>
   </w:abstractNum>
-  <w:abstractNum w:abstractNumId="102" w15:restartNumberingAfterBreak="0">
+  <w:abstractNum w:abstractNumId="103" w15:restartNumberingAfterBreak="0">
     <w:nsid w:val="5A82084F"/>
     <w:multiLevelType w:val="multilevel"/>
     <w:tmpl w:val="FC8E9F98"/>
@@ -45635,7 +48718,7 @@
       </w:rPr>
     </w:lvl>
   </w:abstractNum>
-  <w:abstractNum w:abstractNumId="103" w15:restartNumberingAfterBreak="0">
+  <w:abstractNum w:abstractNumId="104" w15:restartNumberingAfterBreak="0">
     <w:nsid w:val="5A9266CA"/>
     <w:multiLevelType w:val="multilevel"/>
     <w:tmpl w:val="4D901090"/>
@@ -45748,7 +48831,7 @@
       </w:pPr>
     </w:lvl>
   </w:abstractNum>
-  <w:abstractNum w:abstractNumId="104" w15:restartNumberingAfterBreak="0">
+  <w:abstractNum w:abstractNumId="105" w15:restartNumberingAfterBreak="0">
     <w:nsid w:val="5BB63174"/>
     <w:multiLevelType w:val="multilevel"/>
     <w:tmpl w:val="FB00E158"/>
@@ -45897,7 +48980,7 @@
       </w:rPr>
     </w:lvl>
   </w:abstractNum>
-  <w:abstractNum w:abstractNumId="105" w15:restartNumberingAfterBreak="0">
+  <w:abstractNum w:abstractNumId="106" w15:restartNumberingAfterBreak="0">
     <w:nsid w:val="5D3869E0"/>
     <w:multiLevelType w:val="multilevel"/>
     <w:tmpl w:val="02EC6672"/>
@@ -46046,7 +49129,7 @@
       </w:rPr>
     </w:lvl>
   </w:abstractNum>
-  <w:abstractNum w:abstractNumId="106" w15:restartNumberingAfterBreak="0">
+  <w:abstractNum w:abstractNumId="107" w15:restartNumberingAfterBreak="0">
     <w:nsid w:val="5E3D02FB"/>
     <w:multiLevelType w:val="multilevel"/>
     <w:tmpl w:val="E7DC7718"/>
@@ -46195,7 +49278,7 @@
       </w:rPr>
     </w:lvl>
   </w:abstractNum>
-  <w:abstractNum w:abstractNumId="107" w15:restartNumberingAfterBreak="0">
+  <w:abstractNum w:abstractNumId="108" w15:restartNumberingAfterBreak="0">
     <w:nsid w:val="5F046549"/>
     <w:multiLevelType w:val="multilevel"/>
     <w:tmpl w:val="B68A7A68"/>
@@ -46317,7 +49400,7 @@
       </w:pPr>
     </w:lvl>
   </w:abstractNum>
-  <w:abstractNum w:abstractNumId="108" w15:restartNumberingAfterBreak="0">
+  <w:abstractNum w:abstractNumId="109" w15:restartNumberingAfterBreak="0">
     <w:nsid w:val="5FB02DDD"/>
     <w:multiLevelType w:val="multilevel"/>
     <w:tmpl w:val="837A401E"/>
@@ -46466,7 +49549,7 @@
       </w:rPr>
     </w:lvl>
   </w:abstractNum>
-  <w:abstractNum w:abstractNumId="109" w15:restartNumberingAfterBreak="0">
+  <w:abstractNum w:abstractNumId="110" w15:restartNumberingAfterBreak="0">
     <w:nsid w:val="5FD37A20"/>
     <w:multiLevelType w:val="multilevel"/>
     <w:tmpl w:val="D7CEB6C6"/>
@@ -46615,7 +49698,7 @@
       </w:rPr>
     </w:lvl>
   </w:abstractNum>
-  <w:abstractNum w:abstractNumId="110" w15:restartNumberingAfterBreak="0">
+  <w:abstractNum w:abstractNumId="111" w15:restartNumberingAfterBreak="0">
     <w:nsid w:val="609A2C2D"/>
     <w:multiLevelType w:val="multilevel"/>
     <w:tmpl w:val="EBB64236"/>
@@ -46764,7 +49847,7 @@
       </w:rPr>
     </w:lvl>
   </w:abstractNum>
-  <w:abstractNum w:abstractNumId="111" w15:restartNumberingAfterBreak="0">
+  <w:abstractNum w:abstractNumId="112" w15:restartNumberingAfterBreak="0">
     <w:nsid w:val="628A0661"/>
     <w:multiLevelType w:val="multilevel"/>
     <w:tmpl w:val="E14242DC"/>
@@ -46913,7 +49996,7 @@
       </w:rPr>
     </w:lvl>
   </w:abstractNum>
-  <w:abstractNum w:abstractNumId="112" w15:restartNumberingAfterBreak="0">
+  <w:abstractNum w:abstractNumId="113" w15:restartNumberingAfterBreak="0">
     <w:nsid w:val="62A6500D"/>
     <w:multiLevelType w:val="multilevel"/>
     <w:tmpl w:val="87263E34"/>
@@ -47062,7 +50145,7 @@
       </w:rPr>
     </w:lvl>
   </w:abstractNum>
-  <w:abstractNum w:abstractNumId="113" w15:restartNumberingAfterBreak="0">
+  <w:abstractNum w:abstractNumId="114" w15:restartNumberingAfterBreak="0">
     <w:nsid w:val="631C6DB5"/>
     <w:multiLevelType w:val="multilevel"/>
     <w:tmpl w:val="185614FC"/>
@@ -47211,7 +50294,7 @@
       </w:rPr>
     </w:lvl>
   </w:abstractNum>
-  <w:abstractNum w:abstractNumId="114" w15:restartNumberingAfterBreak="0">
+  <w:abstractNum w:abstractNumId="115" w15:restartNumberingAfterBreak="0">
     <w:nsid w:val="64E2115E"/>
     <w:multiLevelType w:val="multilevel"/>
     <w:tmpl w:val="EA66E2B8"/>
@@ -47324,7 +50407,7 @@
       </w:pPr>
     </w:lvl>
   </w:abstractNum>
-  <w:abstractNum w:abstractNumId="115" w15:restartNumberingAfterBreak="0">
+  <w:abstractNum w:abstractNumId="116" w15:restartNumberingAfterBreak="0">
     <w:nsid w:val="652F179D"/>
     <w:multiLevelType w:val="hybridMultilevel"/>
     <w:tmpl w:val="3AD08CC0"/>
@@ -47410,7 +50493,7 @@
       </w:pPr>
     </w:lvl>
   </w:abstractNum>
-  <w:abstractNum w:abstractNumId="116" w15:restartNumberingAfterBreak="0">
+  <w:abstractNum w:abstractNumId="117" w15:restartNumberingAfterBreak="0">
     <w:nsid w:val="662D1DE9"/>
     <w:multiLevelType w:val="multilevel"/>
     <w:tmpl w:val="30CECADA"/>
@@ -47559,7 +50642,7 @@
       </w:rPr>
     </w:lvl>
   </w:abstractNum>
-  <w:abstractNum w:abstractNumId="117" w15:restartNumberingAfterBreak="0">
+  <w:abstractNum w:abstractNumId="118" w15:restartNumberingAfterBreak="0">
     <w:nsid w:val="68BD6796"/>
     <w:multiLevelType w:val="multilevel"/>
     <w:tmpl w:val="4E965BD6"/>
@@ -47708,7 +50791,7 @@
       </w:rPr>
     </w:lvl>
   </w:abstractNum>
-  <w:abstractNum w:abstractNumId="118" w15:restartNumberingAfterBreak="0">
+  <w:abstractNum w:abstractNumId="119" w15:restartNumberingAfterBreak="0">
     <w:nsid w:val="691E6AA7"/>
     <w:multiLevelType w:val="multilevel"/>
     <w:tmpl w:val="C91E1112"/>
@@ -47857,7 +50940,7 @@
       </w:rPr>
     </w:lvl>
   </w:abstractNum>
-  <w:abstractNum w:abstractNumId="119" w15:restartNumberingAfterBreak="0">
+  <w:abstractNum w:abstractNumId="120" w15:restartNumberingAfterBreak="0">
     <w:nsid w:val="69662961"/>
     <w:multiLevelType w:val="multilevel"/>
     <w:tmpl w:val="4BA0B4BE"/>
@@ -47970,7 +51053,7 @@
       </w:pPr>
     </w:lvl>
   </w:abstractNum>
-  <w:abstractNum w:abstractNumId="120" w15:restartNumberingAfterBreak="0">
+  <w:abstractNum w:abstractNumId="121" w15:restartNumberingAfterBreak="0">
     <w:nsid w:val="69AA5B2C"/>
     <w:multiLevelType w:val="multilevel"/>
     <w:tmpl w:val="E49AA1A2"/>
@@ -48119,7 +51202,7 @@
       </w:rPr>
     </w:lvl>
   </w:abstractNum>
-  <w:abstractNum w:abstractNumId="121" w15:restartNumberingAfterBreak="0">
+  <w:abstractNum w:abstractNumId="122" w15:restartNumberingAfterBreak="0">
     <w:nsid w:val="69DA1A66"/>
     <w:multiLevelType w:val="multilevel"/>
     <w:tmpl w:val="CBE82594"/>
@@ -48268,7 +51351,7 @@
       </w:rPr>
     </w:lvl>
   </w:abstractNum>
-  <w:abstractNum w:abstractNumId="122" w15:restartNumberingAfterBreak="0">
+  <w:abstractNum w:abstractNumId="123" w15:restartNumberingAfterBreak="0">
     <w:nsid w:val="6AC84E6F"/>
     <w:multiLevelType w:val="multilevel"/>
     <w:tmpl w:val="9440F0EC"/>
@@ -48417,7 +51500,7 @@
       </w:rPr>
     </w:lvl>
   </w:abstractNum>
-  <w:abstractNum w:abstractNumId="123" w15:restartNumberingAfterBreak="0">
+  <w:abstractNum w:abstractNumId="124" w15:restartNumberingAfterBreak="0">
     <w:nsid w:val="6AF63FDB"/>
     <w:multiLevelType w:val="multilevel"/>
     <w:tmpl w:val="CA70B508"/>
@@ -48566,7 +51649,7 @@
       </w:rPr>
     </w:lvl>
   </w:abstractNum>
-  <w:abstractNum w:abstractNumId="124" w15:restartNumberingAfterBreak="0">
+  <w:abstractNum w:abstractNumId="125" w15:restartNumberingAfterBreak="0">
     <w:nsid w:val="6B126D93"/>
     <w:multiLevelType w:val="multilevel"/>
     <w:tmpl w:val="BB32FCEC"/>
@@ -48715,7 +51798,7 @@
       </w:rPr>
     </w:lvl>
   </w:abstractNum>
-  <w:abstractNum w:abstractNumId="125" w15:restartNumberingAfterBreak="0">
+  <w:abstractNum w:abstractNumId="126" w15:restartNumberingAfterBreak="0">
     <w:nsid w:val="6C9F5006"/>
     <w:multiLevelType w:val="multilevel"/>
     <w:tmpl w:val="61880D18"/>
@@ -48864,7 +51947,7 @@
       </w:rPr>
     </w:lvl>
   </w:abstractNum>
-  <w:abstractNum w:abstractNumId="126" w15:restartNumberingAfterBreak="0">
+  <w:abstractNum w:abstractNumId="127" w15:restartNumberingAfterBreak="0">
     <w:nsid w:val="6DDE331C"/>
     <w:multiLevelType w:val="multilevel"/>
     <w:tmpl w:val="0420A518"/>
@@ -49013,7 +52096,7 @@
       </w:rPr>
     </w:lvl>
   </w:abstractNum>
-  <w:abstractNum w:abstractNumId="127" w15:restartNumberingAfterBreak="0">
+  <w:abstractNum w:abstractNumId="128" w15:restartNumberingAfterBreak="0">
     <w:nsid w:val="6F335810"/>
     <w:multiLevelType w:val="hybridMultilevel"/>
     <w:tmpl w:val="3ECA1E3E"/>
@@ -49153,7 +52236,7 @@
       </w:rPr>
     </w:lvl>
   </w:abstractNum>
-  <w:abstractNum w:abstractNumId="128" w15:restartNumberingAfterBreak="0">
+  <w:abstractNum w:abstractNumId="129" w15:restartNumberingAfterBreak="0">
     <w:nsid w:val="706B0560"/>
     <w:multiLevelType w:val="multilevel"/>
     <w:tmpl w:val="E74E3028"/>
@@ -49302,7 +52385,7 @@
       </w:rPr>
     </w:lvl>
   </w:abstractNum>
-  <w:abstractNum w:abstractNumId="129" w15:restartNumberingAfterBreak="0">
+  <w:abstractNum w:abstractNumId="130" w15:restartNumberingAfterBreak="0">
     <w:nsid w:val="70D85C09"/>
     <w:multiLevelType w:val="multilevel"/>
     <w:tmpl w:val="2138ED4A"/>
@@ -49451,7 +52534,7 @@
       </w:rPr>
     </w:lvl>
   </w:abstractNum>
-  <w:abstractNum w:abstractNumId="130" w15:restartNumberingAfterBreak="0">
+  <w:abstractNum w:abstractNumId="131" w15:restartNumberingAfterBreak="0">
     <w:nsid w:val="72AC6E73"/>
     <w:multiLevelType w:val="multilevel"/>
     <w:tmpl w:val="01101310"/>
@@ -49600,7 +52683,7 @@
       </w:rPr>
     </w:lvl>
   </w:abstractNum>
-  <w:abstractNum w:abstractNumId="131" w15:restartNumberingAfterBreak="0">
+  <w:abstractNum w:abstractNumId="132" w15:restartNumberingAfterBreak="0">
     <w:nsid w:val="74616C1B"/>
     <w:multiLevelType w:val="multilevel"/>
     <w:tmpl w:val="420ACF9A"/>
@@ -49749,7 +52832,7 @@
       </w:rPr>
     </w:lvl>
   </w:abstractNum>
-  <w:abstractNum w:abstractNumId="132" w15:restartNumberingAfterBreak="0">
+  <w:abstractNum w:abstractNumId="133" w15:restartNumberingAfterBreak="0">
     <w:nsid w:val="7936625C"/>
     <w:multiLevelType w:val="multilevel"/>
     <w:tmpl w:val="D2C8BDBA"/>
@@ -49835,7 +52918,7 @@
       </w:pPr>
     </w:lvl>
   </w:abstractNum>
-  <w:abstractNum w:abstractNumId="133" w15:restartNumberingAfterBreak="0">
+  <w:abstractNum w:abstractNumId="134" w15:restartNumberingAfterBreak="0">
     <w:nsid w:val="7A973AE2"/>
     <w:multiLevelType w:val="multilevel"/>
     <w:tmpl w:val="63F64B58"/>
@@ -49984,7 +53067,7 @@
       </w:rPr>
     </w:lvl>
   </w:abstractNum>
-  <w:abstractNum w:abstractNumId="134" w15:restartNumberingAfterBreak="0">
+  <w:abstractNum w:abstractNumId="135" w15:restartNumberingAfterBreak="0">
     <w:nsid w:val="7AF9662B"/>
     <w:multiLevelType w:val="multilevel"/>
     <w:tmpl w:val="B8623314"/>
@@ -50097,7 +53180,7 @@
       </w:pPr>
     </w:lvl>
   </w:abstractNum>
-  <w:abstractNum w:abstractNumId="135" w15:restartNumberingAfterBreak="0">
+  <w:abstractNum w:abstractNumId="136" w15:restartNumberingAfterBreak="0">
     <w:nsid w:val="7B56666A"/>
     <w:multiLevelType w:val="multilevel"/>
     <w:tmpl w:val="5492DE54"/>
@@ -50246,7 +53329,7 @@
       </w:rPr>
     </w:lvl>
   </w:abstractNum>
-  <w:abstractNum w:abstractNumId="136" w15:restartNumberingAfterBreak="0">
+  <w:abstractNum w:abstractNumId="137" w15:restartNumberingAfterBreak="0">
     <w:nsid w:val="7BA254D8"/>
     <w:multiLevelType w:val="multilevel"/>
     <w:tmpl w:val="4DA64A58"/>
@@ -50395,7 +53478,7 @@
       </w:rPr>
     </w:lvl>
   </w:abstractNum>
-  <w:abstractNum w:abstractNumId="137" w15:restartNumberingAfterBreak="0">
+  <w:abstractNum w:abstractNumId="138" w15:restartNumberingAfterBreak="0">
     <w:nsid w:val="7D3B2043"/>
     <w:multiLevelType w:val="multilevel"/>
     <w:tmpl w:val="BA18D99A"/>
@@ -50544,7 +53627,7 @@
       </w:rPr>
     </w:lvl>
   </w:abstractNum>
-  <w:abstractNum w:abstractNumId="138" w15:restartNumberingAfterBreak="0">
+  <w:abstractNum w:abstractNumId="139" w15:restartNumberingAfterBreak="0">
     <w:nsid w:val="7DA32A61"/>
     <w:multiLevelType w:val="multilevel"/>
     <w:tmpl w:val="EB1C2904"/>
@@ -50693,7 +53776,7 @@
       </w:rPr>
     </w:lvl>
   </w:abstractNum>
-  <w:abstractNum w:abstractNumId="139" w15:restartNumberingAfterBreak="0">
+  <w:abstractNum w:abstractNumId="140" w15:restartNumberingAfterBreak="0">
     <w:nsid w:val="7EE604EF"/>
     <w:multiLevelType w:val="multilevel"/>
     <w:tmpl w:val="E6025674"/>
@@ -50842,7 +53925,7 @@
       </w:rPr>
     </w:lvl>
   </w:abstractNum>
-  <w:abstractNum w:abstractNumId="140" w15:restartNumberingAfterBreak="0">
+  <w:abstractNum w:abstractNumId="141" w15:restartNumberingAfterBreak="0">
     <w:nsid w:val="7FD73D6E"/>
     <w:multiLevelType w:val="multilevel"/>
     <w:tmpl w:val="E73214C4"/>
@@ -50968,7 +54051,7 @@
     <w:abstractNumId w:val="22"/>
   </w:num>
   <w:num w:numId="5" w16cid:durableId="404373540">
-    <w:abstractNumId w:val="122"/>
+    <w:abstractNumId w:val="123"/>
   </w:num>
   <w:num w:numId="6" w16cid:durableId="1315910377">
     <w:abstractNumId w:val="82"/>
@@ -50980,7 +54063,7 @@
     <w:abstractNumId w:val="53"/>
   </w:num>
   <w:num w:numId="9" w16cid:durableId="970867668">
-    <w:abstractNumId w:val="113"/>
+    <w:abstractNumId w:val="114"/>
   </w:num>
   <w:num w:numId="10" w16cid:durableId="1454207200">
     <w:abstractNumId w:val="12"/>
@@ -50995,7 +54078,7 @@
     <w:abstractNumId w:val="15"/>
   </w:num>
   <w:num w:numId="14" w16cid:durableId="1443961525">
-    <w:abstractNumId w:val="97"/>
+    <w:abstractNumId w:val="98"/>
   </w:num>
   <w:num w:numId="15" w16cid:durableId="307713352">
     <w:abstractNumId w:val="16"/>
@@ -51007,7 +54090,7 @@
     <w:abstractNumId w:val="78"/>
   </w:num>
   <w:num w:numId="18" w16cid:durableId="958223715">
-    <w:abstractNumId w:val="107"/>
+    <w:abstractNumId w:val="108"/>
   </w:num>
   <w:num w:numId="19" w16cid:durableId="1699818417">
     <w:abstractNumId w:val="67"/>
@@ -51016,7 +54099,7 @@
     <w:abstractNumId w:val="90"/>
   </w:num>
   <w:num w:numId="21" w16cid:durableId="1503356125">
-    <w:abstractNumId w:val="124"/>
+    <w:abstractNumId w:val="125"/>
   </w:num>
   <w:num w:numId="22" w16cid:durableId="99305876">
     <w:abstractNumId w:val="18"/>
@@ -51049,16 +54132,16 @@
     <w:abstractNumId w:val="49"/>
   </w:num>
   <w:num w:numId="32" w16cid:durableId="733621841">
-    <w:abstractNumId w:val="118"/>
+    <w:abstractNumId w:val="119"/>
   </w:num>
   <w:num w:numId="33" w16cid:durableId="189346154">
     <w:abstractNumId w:val="31"/>
   </w:num>
   <w:num w:numId="34" w16cid:durableId="1617056047">
-    <w:abstractNumId w:val="131"/>
+    <w:abstractNumId w:val="132"/>
   </w:num>
   <w:num w:numId="35" w16cid:durableId="1429888737">
-    <w:abstractNumId w:val="112"/>
+    <w:abstractNumId w:val="113"/>
   </w:num>
   <w:num w:numId="36" w16cid:durableId="132867003">
     <w:abstractNumId w:val="40"/>
@@ -51070,13 +54153,13 @@
     <w:abstractNumId w:val="93"/>
   </w:num>
   <w:num w:numId="39" w16cid:durableId="142310386">
-    <w:abstractNumId w:val="140"/>
+    <w:abstractNumId w:val="141"/>
   </w:num>
   <w:num w:numId="40" w16cid:durableId="1658992278">
-    <w:abstractNumId w:val="138"/>
+    <w:abstractNumId w:val="139"/>
   </w:num>
   <w:num w:numId="41" w16cid:durableId="357701566">
-    <w:abstractNumId w:val="108"/>
+    <w:abstractNumId w:val="109"/>
   </w:num>
   <w:num w:numId="42" w16cid:durableId="1062487942">
     <w:abstractNumId w:val="34"/>
@@ -51094,13 +54177,13 @@
     <w:abstractNumId w:val="83"/>
   </w:num>
   <w:num w:numId="47" w16cid:durableId="1391075745">
-    <w:abstractNumId w:val="105"/>
+    <w:abstractNumId w:val="106"/>
   </w:num>
   <w:num w:numId="48" w16cid:durableId="1234193098">
     <w:abstractNumId w:val="84"/>
   </w:num>
   <w:num w:numId="49" w16cid:durableId="967273589">
-    <w:abstractNumId w:val="109"/>
+    <w:abstractNumId w:val="110"/>
   </w:num>
   <w:num w:numId="50" w16cid:durableId="170265259">
     <w:abstractNumId w:val="42"/>
@@ -51112,7 +54195,7 @@
     <w:abstractNumId w:val="47"/>
   </w:num>
   <w:num w:numId="53" w16cid:durableId="1572698358">
-    <w:abstractNumId w:val="116"/>
+    <w:abstractNumId w:val="117"/>
   </w:num>
   <w:num w:numId="54" w16cid:durableId="1821925622">
     <w:abstractNumId w:val="59"/>
@@ -51127,7 +54210,7 @@
     <w:abstractNumId w:val="17"/>
   </w:num>
   <w:num w:numId="58" w16cid:durableId="945504538">
-    <w:abstractNumId w:val="127"/>
+    <w:abstractNumId w:val="128"/>
   </w:num>
   <w:num w:numId="59" w16cid:durableId="942809394">
     <w:abstractNumId w:val="20"/>
@@ -51139,7 +54222,7 @@
     <w:abstractNumId w:val="11"/>
   </w:num>
   <w:num w:numId="62" w16cid:durableId="842548934">
-    <w:abstractNumId w:val="123"/>
+    <w:abstractNumId w:val="124"/>
   </w:num>
   <w:num w:numId="63" w16cid:durableId="1588730545">
     <w:abstractNumId w:val="86"/>
@@ -51151,13 +54234,13 @@
     <w:abstractNumId w:val="60"/>
   </w:num>
   <w:num w:numId="66" w16cid:durableId="429736714">
-    <w:abstractNumId w:val="106"/>
+    <w:abstractNumId w:val="107"/>
   </w:num>
   <w:num w:numId="67" w16cid:durableId="391805863">
     <w:abstractNumId w:val="33"/>
   </w:num>
   <w:num w:numId="68" w16cid:durableId="142503340">
-    <w:abstractNumId w:val="134"/>
+    <w:abstractNumId w:val="135"/>
   </w:num>
   <w:num w:numId="69" w16cid:durableId="680744125">
     <w:abstractNumId w:val="44"/>
@@ -51169,28 +54252,28 @@
     <w:abstractNumId w:val="52"/>
   </w:num>
   <w:num w:numId="72" w16cid:durableId="1790707194">
-    <w:abstractNumId w:val="103"/>
+    <w:abstractNumId w:val="104"/>
   </w:num>
   <w:num w:numId="73" w16cid:durableId="316611450">
     <w:abstractNumId w:val="51"/>
   </w:num>
   <w:num w:numId="74" w16cid:durableId="976104137">
-    <w:abstractNumId w:val="100"/>
+    <w:abstractNumId w:val="101"/>
   </w:num>
   <w:num w:numId="75" w16cid:durableId="1608267742">
     <w:abstractNumId w:val="92"/>
   </w:num>
   <w:num w:numId="76" w16cid:durableId="1705472709">
-    <w:abstractNumId w:val="125"/>
+    <w:abstractNumId w:val="126"/>
   </w:num>
   <w:num w:numId="77" w16cid:durableId="283073990">
     <w:abstractNumId w:val="68"/>
   </w:num>
   <w:num w:numId="78" w16cid:durableId="356004986">
-    <w:abstractNumId w:val="139"/>
+    <w:abstractNumId w:val="140"/>
   </w:num>
   <w:num w:numId="79" w16cid:durableId="923955694">
-    <w:abstractNumId w:val="110"/>
+    <w:abstractNumId w:val="111"/>
   </w:num>
   <w:num w:numId="80" w16cid:durableId="295647831">
     <w:abstractNumId w:val="14"/>
@@ -51202,7 +54285,7 @@
     <w:abstractNumId w:val="39"/>
   </w:num>
   <w:num w:numId="83" w16cid:durableId="484783190">
-    <w:abstractNumId w:val="102"/>
+    <w:abstractNumId w:val="103"/>
   </w:num>
   <w:num w:numId="84" w16cid:durableId="332805464">
     <w:abstractNumId w:val="89"/>
@@ -51232,34 +54315,34 @@
     </w:lvlOverride>
   </w:num>
   <w:num w:numId="90" w16cid:durableId="1062212127">
-    <w:abstractNumId w:val="96"/>
+    <w:abstractNumId w:val="97"/>
   </w:num>
   <w:num w:numId="91" w16cid:durableId="779027923">
     <w:abstractNumId w:val="36"/>
   </w:num>
   <w:num w:numId="92" w16cid:durableId="903688044">
-    <w:abstractNumId w:val="111"/>
+    <w:abstractNumId w:val="112"/>
   </w:num>
   <w:num w:numId="93" w16cid:durableId="2069375900">
-    <w:abstractNumId w:val="121"/>
+    <w:abstractNumId w:val="122"/>
   </w:num>
   <w:num w:numId="94" w16cid:durableId="1584951436">
     <w:abstractNumId w:val="71"/>
   </w:num>
   <w:num w:numId="95" w16cid:durableId="936642104">
-    <w:abstractNumId w:val="119"/>
+    <w:abstractNumId w:val="120"/>
   </w:num>
   <w:num w:numId="96" w16cid:durableId="1645963844">
     <w:abstractNumId w:val="55"/>
   </w:num>
   <w:num w:numId="97" w16cid:durableId="10842852">
-    <w:abstractNumId w:val="98"/>
+    <w:abstractNumId w:val="99"/>
   </w:num>
   <w:num w:numId="98" w16cid:durableId="515313737">
-    <w:abstractNumId w:val="120"/>
+    <w:abstractNumId w:val="121"/>
   </w:num>
   <w:num w:numId="99" w16cid:durableId="1398280362">
-    <w:abstractNumId w:val="137"/>
+    <w:abstractNumId w:val="138"/>
   </w:num>
   <w:num w:numId="100" w16cid:durableId="503403779">
     <w:abstractNumId w:val="8"/>
@@ -51271,13 +54354,13 @@
     <w:abstractNumId w:val="77"/>
   </w:num>
   <w:num w:numId="103" w16cid:durableId="837883647">
-    <w:abstractNumId w:val="136"/>
+    <w:abstractNumId w:val="137"/>
   </w:num>
   <w:num w:numId="104" w16cid:durableId="100152689">
-    <w:abstractNumId w:val="126"/>
+    <w:abstractNumId w:val="127"/>
   </w:num>
   <w:num w:numId="105" w16cid:durableId="485171726">
-    <w:abstractNumId w:val="114"/>
+    <w:abstractNumId w:val="115"/>
   </w:num>
   <w:num w:numId="106" w16cid:durableId="1453747558">
     <w:abstractNumId w:val="45"/>
@@ -51286,13 +54369,13 @@
     <w:abstractNumId w:val="57"/>
   </w:num>
   <w:num w:numId="108" w16cid:durableId="2034644710">
-    <w:abstractNumId w:val="133"/>
+    <w:abstractNumId w:val="134"/>
   </w:num>
   <w:num w:numId="109" w16cid:durableId="1471705909">
-    <w:abstractNumId w:val="101"/>
+    <w:abstractNumId w:val="102"/>
   </w:num>
   <w:num w:numId="110" w16cid:durableId="2136561490">
-    <w:abstractNumId w:val="128"/>
+    <w:abstractNumId w:val="129"/>
   </w:num>
   <w:num w:numId="111" w16cid:durableId="537856356">
     <w:abstractNumId w:val="58"/>
@@ -51310,22 +54393,22 @@
     <w:abstractNumId w:val="56"/>
   </w:num>
   <w:num w:numId="116" w16cid:durableId="1790736915">
-    <w:abstractNumId w:val="99"/>
+    <w:abstractNumId w:val="100"/>
   </w:num>
   <w:num w:numId="117" w16cid:durableId="1259604523">
-    <w:abstractNumId w:val="130"/>
+    <w:abstractNumId w:val="131"/>
   </w:num>
   <w:num w:numId="118" w16cid:durableId="1469277099">
-    <w:abstractNumId w:val="95"/>
+    <w:abstractNumId w:val="96"/>
   </w:num>
   <w:num w:numId="119" w16cid:durableId="2059624319">
     <w:abstractNumId w:val="73"/>
   </w:num>
   <w:num w:numId="120" w16cid:durableId="1497189910">
-    <w:abstractNumId w:val="104"/>
+    <w:abstractNumId w:val="105"/>
   </w:num>
   <w:num w:numId="121" w16cid:durableId="1498643338">
-    <w:abstractNumId w:val="117"/>
+    <w:abstractNumId w:val="118"/>
   </w:num>
   <w:num w:numId="122" w16cid:durableId="1393700579">
     <w:abstractNumId w:val="50"/>
@@ -51337,7 +54420,7 @@
     <w:abstractNumId w:val="85"/>
   </w:num>
   <w:num w:numId="125" w16cid:durableId="1876694250">
-    <w:abstractNumId w:val="135"/>
+    <w:abstractNumId w:val="136"/>
   </w:num>
   <w:num w:numId="126" w16cid:durableId="715936189">
     <w:abstractNumId w:val="25"/>
@@ -51349,19 +54432,19 @@
     <w:abstractNumId w:val="69"/>
   </w:num>
   <w:num w:numId="129" w16cid:durableId="1866408228">
-    <w:abstractNumId w:val="94"/>
+    <w:abstractNumId w:val="95"/>
   </w:num>
   <w:num w:numId="130" w16cid:durableId="1695300914">
     <w:abstractNumId w:val="23"/>
   </w:num>
   <w:num w:numId="131" w16cid:durableId="1935019136">
-    <w:abstractNumId w:val="129"/>
+    <w:abstractNumId w:val="130"/>
   </w:num>
   <w:num w:numId="132" w16cid:durableId="696346344">
     <w:abstractNumId w:val="29"/>
   </w:num>
   <w:num w:numId="133" w16cid:durableId="1075667216">
-    <w:abstractNumId w:val="115"/>
+    <w:abstractNumId w:val="116"/>
   </w:num>
   <w:num w:numId="134" w16cid:durableId="213935743">
     <w:abstractNumId w:val="1"/>
@@ -51763,7 +54846,10 @@
     <w:abstractNumId w:val="61"/>
   </w:num>
   <w:num w:numId="150" w16cid:durableId="614559454">
-    <w:abstractNumId w:val="132"/>
+    <w:abstractNumId w:val="133"/>
+  </w:num>
+  <w:num w:numId="151" w16cid:durableId="872884802">
+    <w:abstractNumId w:val="94"/>
   </w:num>
 </w:numbering>
 </file>

--- a/diploma/documents/ВКР/Соломенников_Николай_Александрович_Текст_ВКР.docx
+++ b/diploma/documents/ВКР/Соломенников_Николай_Александрович_Текст_ВКР.docx
@@ -9646,7 +9646,21 @@
             <w:rStyle w:val="af1"/>
             <w:noProof/>
           </w:rPr>
-          <w:t>писок использованных источников и литературы</w:t>
+          <w:t>писок использо</w:t>
+        </w:r>
+        <w:r>
+          <w:rPr>
+            <w:rStyle w:val="af1"/>
+            <w:noProof/>
+          </w:rPr>
+          <w:t>в</w:t>
+        </w:r>
+        <w:r>
+          <w:rPr>
+            <w:rStyle w:val="af1"/>
+            <w:noProof/>
+          </w:rPr>
+          <w:t>анных источников и литературы</w:t>
         </w:r>
         <w:r>
           <w:rPr>
@@ -9687,7 +9701,7 @@
             <w:noProof/>
             <w:webHidden/>
           </w:rPr>
-          <w:t>61</w:t>
+          <w:t>59</w:t>
         </w:r>
         <w:r>
           <w:rPr>
@@ -9774,7 +9788,7 @@
             <w:noProof/>
             <w:webHidden/>
           </w:rPr>
-          <w:t>64</w:t>
+          <w:t>62</w:t>
         </w:r>
         <w:r>
           <w:rPr>
@@ -9861,7 +9875,7 @@
             <w:noProof/>
             <w:webHidden/>
           </w:rPr>
-          <w:t>65</w:t>
+          <w:t>63</w:t>
         </w:r>
         <w:r>
           <w:rPr>
@@ -9948,7 +9962,7 @@
             <w:noProof/>
             <w:webHidden/>
           </w:rPr>
-          <w:t>66</w:t>
+          <w:t>64</w:t>
         </w:r>
         <w:r>
           <w:rPr>
@@ -10035,7 +10049,7 @@
             <w:noProof/>
             <w:webHidden/>
           </w:rPr>
-          <w:t>67</w:t>
+          <w:t>65</w:t>
         </w:r>
         <w:r>
           <w:rPr>
@@ -10122,7 +10136,7 @@
             <w:noProof/>
             <w:webHidden/>
           </w:rPr>
-          <w:t>80</w:t>
+          <w:t>78</w:t>
         </w:r>
         <w:r>
           <w:rPr>
@@ -15480,15 +15494,7 @@
         </m:r>
       </m:oMath>
       <w:r>
-        <w:t xml:space="preserve">. Без этого пропадает воспроизводимость: тот же документ при повторном проходе мог бы породить индивиды с другими идентификаторами и не </w:t>
-      </w:r>
-      <w:proofErr w:type="spellStart"/>
-      <w:r>
-        <w:t>схлопнуть</w:t>
-      </w:r>
-      <w:proofErr w:type="spellEnd"/>
-      <w:r>
-        <w:t xml:space="preserve"> их с уже имеющимися.</w:t>
+        <w:t>. Без этого пропадает воспроизводимость: тот же документ при повторном проходе мог бы породить индивиды с другими идентификаторами и не схлопнуть их с уже имеющимися.</w:t>
       </w:r>
     </w:p>
     <w:p>
@@ -20198,26 +20204,23 @@
     <w:p>
       <w:pPr>
         <w:jc w:val="both"/>
+      </w:pPr>
+      <w:r>
+        <w:t xml:space="preserve">В ходе выполнения выпускной квалификационной работы разработана настольная программная система </w:t>
+      </w:r>
+      <w:r>
         <w:rPr>
           <w:lang w:val="en-US"/>
         </w:rPr>
-      </w:pPr>
-      <w:r>
-        <w:t xml:space="preserve">В ходе выполнения выпускной квалификационной работы разработана настольная программная система </w:t>
+        <w:t>Doc</w:t>
+      </w:r>
+      <w:r>
+        <w:t>2</w:t>
       </w:r>
       <w:r>
         <w:rPr>
           <w:lang w:val="en-US"/>
         </w:rPr>
-        <w:t>Doc</w:t>
-      </w:r>
-      <w:r>
-        <w:t>2</w:t>
-      </w:r>
-      <w:r>
-        <w:rPr>
-          <w:lang w:val="en-US"/>
-        </w:rPr>
         <w:t>Onto</w:t>
       </w:r>
       <w:r>
@@ -20227,9 +20230,6 @@
     <w:p>
       <w:pPr>
         <w:jc w:val="both"/>
-        <w:rPr>
-          <w:lang w:val="en-US"/>
-        </w:rPr>
       </w:pPr>
       <w:r>
         <w:t>В процессе работы решены следующие задачи.</w:t>
@@ -20431,10 +20431,7 @@
         <w:jc w:val="both"/>
       </w:pPr>
       <w:r>
-        <w:t>Разработан конвейер обработки документа из 5 стадий</w:t>
-      </w:r>
-      <w:r>
-        <w:t>.</w:t>
+        <w:t>Разработан конвейер обработки документа из 5 стадий.</w:t>
       </w:r>
     </w:p>
     <w:p>
@@ -20677,9 +20674,6 @@
     <w:p>
       <w:pPr>
         <w:jc w:val="both"/>
-        <w:rPr>
-          <w:lang w:val="en-US"/>
-        </w:rPr>
       </w:pPr>
       <w:r>
         <w:t xml:space="preserve">Работа представлена автором на 64-й Международной научной студенческой конференции (Новосибирск, 15–21 апреля 2026 г.) [27], по итогам которой работа отмечена дипломом </w:t>
@@ -22897,70 +22891,98 @@
         </w:rPr>
         <w:fldChar w:fldCharType="separate"/>
       </w:r>
-      <w:hyperlink w:anchor="_Toc230207921" w:history="1">
-        <w:r>
-          <w:rPr>
-            <w:rStyle w:val="af1"/>
-            <w:noProof/>
-          </w:rPr>
-          <w:t>А</w:t>
-        </w:r>
-        <w:r>
-          <w:rPr>
-            <w:rStyle w:val="af1"/>
-            <w:noProof/>
-          </w:rPr>
-          <w:t>ннотация</w:t>
-        </w:r>
-        <w:r>
-          <w:rPr>
-            <w:noProof/>
-            <w:webHidden/>
-          </w:rPr>
-          <w:tab/>
-        </w:r>
-        <w:r>
-          <w:rPr>
-            <w:noProof/>
-            <w:webHidden/>
-          </w:rPr>
-          <w:fldChar w:fldCharType="begin"/>
-        </w:r>
-        <w:r>
-          <w:rPr>
-            <w:noProof/>
-            <w:webHidden/>
-          </w:rPr>
-          <w:instrText xml:space="preserve"> PAGEREF _Toc230207921 \h </w:instrText>
-        </w:r>
-        <w:r>
-          <w:rPr>
-            <w:noProof/>
-            <w:webHidden/>
-          </w:rPr>
-        </w:r>
-        <w:r>
-          <w:rPr>
-            <w:noProof/>
-            <w:webHidden/>
-          </w:rPr>
-          <w:fldChar w:fldCharType="separate"/>
-        </w:r>
-        <w:r>
-          <w:rPr>
-            <w:noProof/>
-            <w:webHidden/>
-          </w:rPr>
-          <w:t>69</w:t>
-        </w:r>
-        <w:r>
-          <w:rPr>
-            <w:noProof/>
-            <w:webHidden/>
-          </w:rPr>
-          <w:fldChar w:fldCharType="end"/>
-        </w:r>
-      </w:hyperlink>
+      <w:bookmarkStart w:id="685" w:name="_Hlk231188543"/>
+      <w:r>
+        <w:rPr>
+          <w:noProof/>
+        </w:rPr>
+        <w:fldChar w:fldCharType="begin"/>
+      </w:r>
+      <w:r>
+        <w:rPr>
+          <w:noProof/>
+        </w:rPr>
+        <w:instrText>HYPERLINK \l "_Toc230428698"</w:instrText>
+      </w:r>
+      <w:r>
+        <w:rPr>
+          <w:noProof/>
+        </w:rPr>
+      </w:r>
+      <w:r>
+        <w:rPr>
+          <w:noProof/>
+        </w:rPr>
+        <w:fldChar w:fldCharType="separate"/>
+      </w:r>
+      <w:r>
+        <w:rPr>
+          <w:rStyle w:val="af1"/>
+          <w:noProof/>
+        </w:rPr>
+        <w:t>А</w:t>
+      </w:r>
+      <w:r>
+        <w:rPr>
+          <w:rStyle w:val="af1"/>
+          <w:noProof/>
+        </w:rPr>
+        <w:t>ннотация</w:t>
+      </w:r>
+      <w:r>
+        <w:rPr>
+          <w:noProof/>
+          <w:webHidden/>
+        </w:rPr>
+        <w:tab/>
+      </w:r>
+      <w:r>
+        <w:rPr>
+          <w:noProof/>
+          <w:webHidden/>
+        </w:rPr>
+        <w:fldChar w:fldCharType="begin"/>
+      </w:r>
+      <w:r>
+        <w:rPr>
+          <w:noProof/>
+          <w:webHidden/>
+        </w:rPr>
+        <w:instrText xml:space="preserve"> PAGEREF _Toc230428698 \h </w:instrText>
+      </w:r>
+      <w:r>
+        <w:rPr>
+          <w:noProof/>
+          <w:webHidden/>
+        </w:rPr>
+      </w:r>
+      <w:r>
+        <w:rPr>
+          <w:noProof/>
+          <w:webHidden/>
+        </w:rPr>
+        <w:fldChar w:fldCharType="separate"/>
+      </w:r>
+      <w:r>
+        <w:rPr>
+          <w:noProof/>
+          <w:webHidden/>
+        </w:rPr>
+        <w:t>67</w:t>
+      </w:r>
+      <w:r>
+        <w:rPr>
+          <w:noProof/>
+          <w:webHidden/>
+        </w:rPr>
+        <w:fldChar w:fldCharType="end"/>
+      </w:r>
+      <w:r>
+        <w:rPr>
+          <w:noProof/>
+        </w:rPr>
+        <w:fldChar w:fldCharType="end"/>
+      </w:r>
     </w:p>
     <w:p>
       <w:pPr>
@@ -22973,7 +22995,7 @@
           <w:lang w:eastAsia="ru-RU"/>
         </w:rPr>
       </w:pPr>
-      <w:hyperlink w:anchor="_Toc230207922" w:history="1">
+      <w:hyperlink w:anchor="_Toc230428699" w:history="1">
         <w:r>
           <w:rPr>
             <w:rStyle w:val="af1"/>
@@ -23000,7 +23022,7 @@
             <w:noProof/>
             <w:webHidden/>
           </w:rPr>
-          <w:instrText xml:space="preserve"> PAGEREF _Toc230207922 \h </w:instrText>
+          <w:instrText xml:space="preserve"> PAGEREF _Toc230428699 \h </w:instrText>
         </w:r>
         <w:r>
           <w:rPr>
@@ -23020,7 +23042,7 @@
             <w:noProof/>
             <w:webHidden/>
           </w:rPr>
-          <w:t>70</w:t>
+          <w:t>68</w:t>
         </w:r>
         <w:r>
           <w:rPr>
@@ -23042,7 +23064,7 @@
           <w:lang w:eastAsia="ru-RU"/>
         </w:rPr>
       </w:pPr>
-      <w:hyperlink w:anchor="_Toc230207923" w:history="1">
+      <w:hyperlink w:anchor="_Toc230428700" w:history="1">
         <w:r>
           <w:rPr>
             <w:rStyle w:val="af1"/>
@@ -23069,7 +23091,7 @@
             <w:noProof/>
             <w:webHidden/>
           </w:rPr>
-          <w:instrText xml:space="preserve"> PAGEREF _Toc230207923 \h </w:instrText>
+          <w:instrText xml:space="preserve"> PAGEREF _Toc230428700 \h </w:instrText>
         </w:r>
         <w:r>
           <w:rPr>
@@ -23089,7 +23111,7 @@
             <w:noProof/>
             <w:webHidden/>
           </w:rPr>
-          <w:t>70</w:t>
+          <w:t>68</w:t>
         </w:r>
         <w:r>
           <w:rPr>
@@ -23111,7 +23133,7 @@
           <w:lang w:eastAsia="ru-RU"/>
         </w:rPr>
       </w:pPr>
-      <w:hyperlink w:anchor="_Toc230207924" w:history="1">
+      <w:hyperlink w:anchor="_Toc230428701" w:history="1">
         <w:r>
           <w:rPr>
             <w:rStyle w:val="af1"/>
@@ -23138,7 +23160,7 @@
             <w:noProof/>
             <w:webHidden/>
           </w:rPr>
-          <w:instrText xml:space="preserve"> PAGEREF _Toc230207924 \h </w:instrText>
+          <w:instrText xml:space="preserve"> PAGEREF _Toc230428701 \h </w:instrText>
         </w:r>
         <w:r>
           <w:rPr>
@@ -23158,7 +23180,7 @@
             <w:noProof/>
             <w:webHidden/>
           </w:rPr>
-          <w:t>70</w:t>
+          <w:t>68</w:t>
         </w:r>
         <w:r>
           <w:rPr>
@@ -23180,7 +23202,7 @@
           <w:lang w:eastAsia="ru-RU"/>
         </w:rPr>
       </w:pPr>
-      <w:hyperlink w:anchor="_Toc230207925" w:history="1">
+      <w:hyperlink w:anchor="_Toc230428702" w:history="1">
         <w:r>
           <w:rPr>
             <w:rStyle w:val="af1"/>
@@ -23207,7 +23229,7 @@
             <w:noProof/>
             <w:webHidden/>
           </w:rPr>
-          <w:instrText xml:space="preserve"> PAGEREF _Toc230207925 \h </w:instrText>
+          <w:instrText xml:space="preserve"> PAGEREF _Toc230428702 \h </w:instrText>
         </w:r>
         <w:r>
           <w:rPr>
@@ -23227,7 +23249,7 @@
             <w:noProof/>
             <w:webHidden/>
           </w:rPr>
-          <w:t>70</w:t>
+          <w:t>68</w:t>
         </w:r>
         <w:r>
           <w:rPr>
@@ -23249,7 +23271,7 @@
           <w:lang w:eastAsia="ru-RU"/>
         </w:rPr>
       </w:pPr>
-      <w:hyperlink w:anchor="_Toc230207926" w:history="1">
+      <w:hyperlink w:anchor="_Toc230428703" w:history="1">
         <w:r>
           <w:rPr>
             <w:rStyle w:val="af1"/>
@@ -23276,7 +23298,7 @@
             <w:noProof/>
             <w:webHidden/>
           </w:rPr>
-          <w:instrText xml:space="preserve"> PAGEREF _Toc230207926 \h </w:instrText>
+          <w:instrText xml:space="preserve"> PAGEREF _Toc230428703 \h </w:instrText>
         </w:r>
         <w:r>
           <w:rPr>
@@ -23296,7 +23318,7 @@
             <w:noProof/>
             <w:webHidden/>
           </w:rPr>
-          <w:t>71</w:t>
+          <w:t>69</w:t>
         </w:r>
         <w:r>
           <w:rPr>
@@ -23318,7 +23340,7 @@
           <w:lang w:eastAsia="ru-RU"/>
         </w:rPr>
       </w:pPr>
-      <w:hyperlink w:anchor="_Toc230207927" w:history="1">
+      <w:hyperlink w:anchor="_Toc230428704" w:history="1">
         <w:r>
           <w:rPr>
             <w:rStyle w:val="af1"/>
@@ -23345,7 +23367,7 @@
             <w:noProof/>
             <w:webHidden/>
           </w:rPr>
-          <w:instrText xml:space="preserve"> PAGEREF _Toc230207927 \h </w:instrText>
+          <w:instrText xml:space="preserve"> PAGEREF _Toc230428704 \h </w:instrText>
         </w:r>
         <w:r>
           <w:rPr>
@@ -23365,7 +23387,7 @@
             <w:noProof/>
             <w:webHidden/>
           </w:rPr>
-          <w:t>73</w:t>
+          <w:t>71</w:t>
         </w:r>
         <w:r>
           <w:rPr>
@@ -23387,7 +23409,7 @@
           <w:lang w:eastAsia="ru-RU"/>
         </w:rPr>
       </w:pPr>
-      <w:hyperlink w:anchor="_Toc230207928" w:history="1">
+      <w:hyperlink w:anchor="_Toc230428705" w:history="1">
         <w:r>
           <w:rPr>
             <w:rStyle w:val="af1"/>
@@ -23414,7 +23436,7 @@
             <w:noProof/>
             <w:webHidden/>
           </w:rPr>
-          <w:instrText xml:space="preserve"> PAGEREF _Toc230207928 \h </w:instrText>
+          <w:instrText xml:space="preserve"> PAGEREF _Toc230428705 \h </w:instrText>
         </w:r>
         <w:r>
           <w:rPr>
@@ -23434,7 +23456,7 @@
             <w:noProof/>
             <w:webHidden/>
           </w:rPr>
-          <w:t>73</w:t>
+          <w:t>71</w:t>
         </w:r>
         <w:r>
           <w:rPr>
@@ -23456,7 +23478,7 @@
           <w:lang w:eastAsia="ru-RU"/>
         </w:rPr>
       </w:pPr>
-      <w:hyperlink w:anchor="_Toc230207929" w:history="1">
+      <w:hyperlink w:anchor="_Toc230428706" w:history="1">
         <w:r>
           <w:rPr>
             <w:rStyle w:val="af1"/>
@@ -23483,7 +23505,7 @@
             <w:noProof/>
             <w:webHidden/>
           </w:rPr>
-          <w:instrText xml:space="preserve"> PAGEREF _Toc230207929 \h </w:instrText>
+          <w:instrText xml:space="preserve"> PAGEREF _Toc230428706 \h </w:instrText>
         </w:r>
         <w:r>
           <w:rPr>
@@ -23503,7 +23525,7 @@
             <w:noProof/>
             <w:webHidden/>
           </w:rPr>
-          <w:t>73</w:t>
+          <w:t>71</w:t>
         </w:r>
         <w:r>
           <w:rPr>
@@ -23525,7 +23547,7 @@
           <w:lang w:eastAsia="ru-RU"/>
         </w:rPr>
       </w:pPr>
-      <w:hyperlink w:anchor="_Toc230207930" w:history="1">
+      <w:hyperlink w:anchor="_Toc230428707" w:history="1">
         <w:r>
           <w:rPr>
             <w:rStyle w:val="af1"/>
@@ -23552,7 +23574,7 @@
             <w:noProof/>
             <w:webHidden/>
           </w:rPr>
-          <w:instrText xml:space="preserve"> PAGEREF _Toc230207930 \h </w:instrText>
+          <w:instrText xml:space="preserve"> PAGEREF _Toc230428707 \h </w:instrText>
         </w:r>
         <w:r>
           <w:rPr>
@@ -23572,7 +23594,7 @@
             <w:noProof/>
             <w:webHidden/>
           </w:rPr>
-          <w:t>75</w:t>
+          <w:t>73</w:t>
         </w:r>
         <w:r>
           <w:rPr>
@@ -23594,7 +23616,7 @@
           <w:lang w:eastAsia="ru-RU"/>
         </w:rPr>
       </w:pPr>
-      <w:hyperlink w:anchor="_Toc230207931" w:history="1">
+      <w:hyperlink w:anchor="_Toc230428708" w:history="1">
         <w:r>
           <w:rPr>
             <w:rStyle w:val="af1"/>
@@ -23621,7 +23643,7 @@
             <w:noProof/>
             <w:webHidden/>
           </w:rPr>
-          <w:instrText xml:space="preserve"> PAGEREF _Toc230207931 \h </w:instrText>
+          <w:instrText xml:space="preserve"> PAGEREF _Toc230428708 \h </w:instrText>
         </w:r>
         <w:r>
           <w:rPr>
@@ -23641,7 +23663,7 @@
             <w:noProof/>
             <w:webHidden/>
           </w:rPr>
-          <w:t>76</w:t>
+          <w:t>74</w:t>
         </w:r>
         <w:r>
           <w:rPr>
@@ -23663,7 +23685,7 @@
           <w:lang w:eastAsia="ru-RU"/>
         </w:rPr>
       </w:pPr>
-      <w:hyperlink w:anchor="_Toc230207932" w:history="1">
+      <w:hyperlink w:anchor="_Toc230428709" w:history="1">
         <w:r>
           <w:rPr>
             <w:rStyle w:val="af1"/>
@@ -23690,7 +23712,7 @@
             <w:noProof/>
             <w:webHidden/>
           </w:rPr>
-          <w:instrText xml:space="preserve"> PAGEREF _Toc230207932 \h </w:instrText>
+          <w:instrText xml:space="preserve"> PAGEREF _Toc230428709 \h </w:instrText>
         </w:r>
         <w:r>
           <w:rPr>
@@ -23710,7 +23732,7 @@
             <w:noProof/>
             <w:webHidden/>
           </w:rPr>
-          <w:t>77</w:t>
+          <w:t>75</w:t>
         </w:r>
         <w:r>
           <w:rPr>
@@ -23732,7 +23754,7 @@
           <w:lang w:eastAsia="ru-RU"/>
         </w:rPr>
       </w:pPr>
-      <w:hyperlink w:anchor="_Toc230207933" w:history="1">
+      <w:hyperlink w:anchor="_Toc230428710" w:history="1">
         <w:r>
           <w:rPr>
             <w:rStyle w:val="af1"/>
@@ -23759,7 +23781,7 @@
             <w:noProof/>
             <w:webHidden/>
           </w:rPr>
-          <w:instrText xml:space="preserve"> PAGEREF _Toc230207933 \h </w:instrText>
+          <w:instrText xml:space="preserve"> PAGEREF _Toc230428710 \h </w:instrText>
         </w:r>
         <w:r>
           <w:rPr>
@@ -23779,7 +23801,7 @@
             <w:noProof/>
             <w:webHidden/>
           </w:rPr>
-          <w:t>78</w:t>
+          <w:t>76</w:t>
         </w:r>
         <w:r>
           <w:rPr>
@@ -23801,7 +23823,7 @@
           <w:lang w:eastAsia="ru-RU"/>
         </w:rPr>
       </w:pPr>
-      <w:hyperlink w:anchor="_Toc230207934" w:history="1">
+      <w:hyperlink w:anchor="_Toc230428711" w:history="1">
         <w:r>
           <w:rPr>
             <w:rStyle w:val="af1"/>
@@ -23828,7 +23850,7 @@
             <w:noProof/>
             <w:webHidden/>
           </w:rPr>
-          <w:instrText xml:space="preserve"> PAGEREF _Toc230207934 \h </w:instrText>
+          <w:instrText xml:space="preserve"> PAGEREF _Toc230428711 \h </w:instrText>
         </w:r>
         <w:r>
           <w:rPr>
@@ -23848,7 +23870,7 @@
             <w:noProof/>
             <w:webHidden/>
           </w:rPr>
-          <w:t>79</w:t>
+          <w:t>77</w:t>
         </w:r>
         <w:r>
           <w:rPr>
@@ -23858,6 +23880,19 @@
           <w:fldChar w:fldCharType="end"/>
         </w:r>
       </w:hyperlink>
+      <w:bookmarkEnd w:id="685"/>
+    </w:p>
+    <w:p>
+      <w:pPr>
+        <w:pStyle w:val="11"/>
+        <w:rPr>
+          <w:rFonts w:asciiTheme="minorHAnsi" w:eastAsiaTheme="minorEastAsia" w:hAnsiTheme="minorHAnsi"/>
+          <w:noProof/>
+          <w:color w:val="auto"/>
+          <w:sz w:val="24"/>
+          <w:lang w:eastAsia="ru-RU"/>
+        </w:rPr>
+      </w:pPr>
     </w:p>
     <w:p>
       <w:pPr>
@@ -23939,10 +23974,10 @@
           <w:bCs/>
         </w:rPr>
       </w:pPr>
-      <w:bookmarkStart w:id="685" w:name="_Toc230205653"/>
-      <w:bookmarkStart w:id="686" w:name="_Toc230206113"/>
-      <w:bookmarkStart w:id="687" w:name="_Toc230206390"/>
-      <w:bookmarkStart w:id="688" w:name="общие-сведения"/>
+      <w:bookmarkStart w:id="686" w:name="_Toc230205653"/>
+      <w:bookmarkStart w:id="687" w:name="_Toc230206113"/>
+      <w:bookmarkStart w:id="688" w:name="_Toc230206390"/>
+      <w:bookmarkStart w:id="689" w:name="общие-сведения"/>
       <w:r>
         <w:rPr>
           <w:b/>
@@ -23951,9 +23986,9 @@
         <w:lastRenderedPageBreak/>
         <w:t>1 Общие сведения</w:t>
       </w:r>
-      <w:bookmarkEnd w:id="685"/>
       <w:bookmarkEnd w:id="686"/>
       <w:bookmarkEnd w:id="687"/>
+      <w:bookmarkEnd w:id="688"/>
     </w:p>
     <w:p>
       <w:pPr>
@@ -23963,8 +23998,8 @@
           <w:bCs/>
         </w:rPr>
       </w:pPr>
-      <w:bookmarkStart w:id="689" w:name="_Toc230206114"/>
-      <w:bookmarkStart w:id="690" w:name="_Toc230206391"/>
+      <w:bookmarkStart w:id="690" w:name="_Toc230206114"/>
+      <w:bookmarkStart w:id="691" w:name="_Toc230206391"/>
       <w:r>
         <w:rPr>
           <w:b/>
@@ -23972,8 +24007,8 @@
         </w:rPr>
         <w:t>1.1 Обозначение и наименование программы</w:t>
       </w:r>
-      <w:bookmarkEnd w:id="689"/>
       <w:bookmarkEnd w:id="690"/>
+      <w:bookmarkEnd w:id="691"/>
     </w:p>
     <w:p>
       <w:pPr>
@@ -24001,8 +24036,8 @@
           <w:bCs/>
         </w:rPr>
       </w:pPr>
-      <w:bookmarkStart w:id="691" w:name="_Toc230206115"/>
-      <w:bookmarkStart w:id="692" w:name="_Toc230206392"/>
+      <w:bookmarkStart w:id="692" w:name="_Toc230206115"/>
+      <w:bookmarkStart w:id="693" w:name="_Toc230206392"/>
       <w:r>
         <w:rPr>
           <w:b/>
@@ -24010,8 +24045,8 @@
         </w:rPr>
         <w:t>1.2 Программное обеспечение, необходимое для функционирования программы</w:t>
       </w:r>
-      <w:bookmarkEnd w:id="691"/>
       <w:bookmarkEnd w:id="692"/>
+      <w:bookmarkEnd w:id="693"/>
     </w:p>
     <w:p>
       <w:pPr>
@@ -24168,8 +24203,8 @@
           <w:bCs/>
         </w:rPr>
       </w:pPr>
-      <w:bookmarkStart w:id="693" w:name="_Toc230206116"/>
-      <w:bookmarkStart w:id="694" w:name="_Toc230206393"/>
+      <w:bookmarkStart w:id="694" w:name="_Toc230206116"/>
+      <w:bookmarkStart w:id="695" w:name="_Toc230206393"/>
       <w:r>
         <w:rPr>
           <w:b/>
@@ -24177,8 +24212,8 @@
         </w:rPr>
         <w:t>1.3 Языки программирования</w:t>
       </w:r>
-      <w:bookmarkEnd w:id="693"/>
       <w:bookmarkEnd w:id="694"/>
+      <w:bookmarkEnd w:id="695"/>
     </w:p>
     <w:p>
       <w:pPr>
@@ -24199,11 +24234,11 @@
           <w:bCs/>
         </w:rPr>
       </w:pPr>
-      <w:bookmarkStart w:id="695" w:name="_Toc230205654"/>
-      <w:bookmarkStart w:id="696" w:name="_Toc230206117"/>
-      <w:bookmarkStart w:id="697" w:name="_Toc230206394"/>
-      <w:bookmarkStart w:id="698" w:name="функциональное-назначение"/>
-      <w:bookmarkEnd w:id="688"/>
+      <w:bookmarkStart w:id="696" w:name="_Toc230205654"/>
+      <w:bookmarkStart w:id="697" w:name="_Toc230206117"/>
+      <w:bookmarkStart w:id="698" w:name="_Toc230206394"/>
+      <w:bookmarkStart w:id="699" w:name="функциональное-назначение"/>
+      <w:bookmarkEnd w:id="689"/>
       <w:r>
         <w:rPr>
           <w:b/>
@@ -24212,9 +24247,9 @@
         <w:lastRenderedPageBreak/>
         <w:t>2 Функциональное назначение</w:t>
       </w:r>
-      <w:bookmarkEnd w:id="695"/>
       <w:bookmarkEnd w:id="696"/>
       <w:bookmarkEnd w:id="697"/>
+      <w:bookmarkEnd w:id="698"/>
     </w:p>
     <w:p>
       <w:pPr>
@@ -24394,11 +24429,11 @@
           <w:bCs/>
         </w:rPr>
       </w:pPr>
-      <w:bookmarkStart w:id="699" w:name="_Toc230205655"/>
-      <w:bookmarkStart w:id="700" w:name="_Toc230206118"/>
-      <w:bookmarkStart w:id="701" w:name="_Toc230206395"/>
-      <w:bookmarkStart w:id="702" w:name="описание-логической-структуры"/>
-      <w:bookmarkEnd w:id="698"/>
+      <w:bookmarkStart w:id="700" w:name="_Toc230205655"/>
+      <w:bookmarkStart w:id="701" w:name="_Toc230206118"/>
+      <w:bookmarkStart w:id="702" w:name="_Toc230206395"/>
+      <w:bookmarkStart w:id="703" w:name="описание-логической-структуры"/>
+      <w:bookmarkEnd w:id="699"/>
       <w:r>
         <w:rPr>
           <w:b/>
@@ -24407,9 +24442,9 @@
         <w:lastRenderedPageBreak/>
         <w:t>3 Описание логической структуры</w:t>
       </w:r>
-      <w:bookmarkEnd w:id="699"/>
       <w:bookmarkEnd w:id="700"/>
       <w:bookmarkEnd w:id="701"/>
+      <w:bookmarkEnd w:id="702"/>
     </w:p>
     <w:p>
       <w:pPr>
@@ -24419,8 +24454,8 @@
           <w:bCs/>
         </w:rPr>
       </w:pPr>
-      <w:bookmarkStart w:id="703" w:name="_Toc230206119"/>
-      <w:bookmarkStart w:id="704" w:name="_Toc230206396"/>
+      <w:bookmarkStart w:id="704" w:name="_Toc230206119"/>
+      <w:bookmarkStart w:id="705" w:name="_Toc230206396"/>
       <w:r>
         <w:rPr>
           <w:b/>
@@ -24428,8 +24463,8 @@
         </w:rPr>
         <w:t>3.1 Архитектура программы</w:t>
       </w:r>
-      <w:bookmarkEnd w:id="703"/>
       <w:bookmarkEnd w:id="704"/>
+      <w:bookmarkEnd w:id="705"/>
     </w:p>
     <w:p>
       <w:pPr>
@@ -24584,8 +24619,8 @@
           <w:bCs/>
         </w:rPr>
       </w:pPr>
-      <w:bookmarkStart w:id="705" w:name="_Toc230206120"/>
-      <w:bookmarkStart w:id="706" w:name="_Toc230206397"/>
+      <w:bookmarkStart w:id="706" w:name="_Toc230206120"/>
+      <w:bookmarkStart w:id="707" w:name="_Toc230206397"/>
       <w:r>
         <w:rPr>
           <w:b/>
@@ -24593,8 +24628,8 @@
         </w:rPr>
         <w:t>3.2 Структура программы</w:t>
       </w:r>
-      <w:bookmarkEnd w:id="705"/>
       <w:bookmarkEnd w:id="706"/>
+      <w:bookmarkEnd w:id="707"/>
     </w:p>
     <w:p>
       <w:pPr>
@@ -24694,11 +24729,11 @@
           <w:bCs/>
         </w:rPr>
       </w:pPr>
-      <w:bookmarkStart w:id="707" w:name="_Toc230205656"/>
-      <w:bookmarkStart w:id="708" w:name="_Toc230206121"/>
-      <w:bookmarkStart w:id="709" w:name="_Toc230206398"/>
-      <w:bookmarkStart w:id="710" w:name="используемые-технические-средства"/>
-      <w:bookmarkEnd w:id="702"/>
+      <w:bookmarkStart w:id="708" w:name="_Toc230205656"/>
+      <w:bookmarkStart w:id="709" w:name="_Toc230206121"/>
+      <w:bookmarkStart w:id="710" w:name="_Toc230206398"/>
+      <w:bookmarkStart w:id="711" w:name="используемые-технические-средства"/>
+      <w:bookmarkEnd w:id="703"/>
       <w:r>
         <w:rPr>
           <w:b/>
@@ -24707,9 +24742,9 @@
         <w:lastRenderedPageBreak/>
         <w:t>4 Используемые технические средства</w:t>
       </w:r>
-      <w:bookmarkEnd w:id="707"/>
       <w:bookmarkEnd w:id="708"/>
       <w:bookmarkEnd w:id="709"/>
+      <w:bookmarkEnd w:id="710"/>
     </w:p>
     <w:p>
       <w:pPr>
@@ -24900,11 +24935,11 @@
           <w:bCs/>
         </w:rPr>
       </w:pPr>
-      <w:bookmarkStart w:id="711" w:name="_Toc230205657"/>
-      <w:bookmarkStart w:id="712" w:name="_Toc230206122"/>
-      <w:bookmarkStart w:id="713" w:name="_Toc230206399"/>
-      <w:bookmarkStart w:id="714" w:name="вызов-и-загрузка"/>
-      <w:bookmarkEnd w:id="710"/>
+      <w:bookmarkStart w:id="712" w:name="_Toc230205657"/>
+      <w:bookmarkStart w:id="713" w:name="_Toc230206122"/>
+      <w:bookmarkStart w:id="714" w:name="_Toc230206399"/>
+      <w:bookmarkStart w:id="715" w:name="вызов-и-загрузка"/>
+      <w:bookmarkEnd w:id="711"/>
       <w:r>
         <w:rPr>
           <w:b/>
@@ -24913,9 +24948,9 @@
         <w:lastRenderedPageBreak/>
         <w:t>5 Вызов и загрузка</w:t>
       </w:r>
-      <w:bookmarkEnd w:id="711"/>
       <w:bookmarkEnd w:id="712"/>
       <w:bookmarkEnd w:id="713"/>
+      <w:bookmarkEnd w:id="714"/>
     </w:p>
     <w:p>
       <w:pPr>
@@ -25258,11 +25293,11 @@
           <w:bCs/>
         </w:rPr>
       </w:pPr>
-      <w:bookmarkStart w:id="715" w:name="_Toc230205658"/>
-      <w:bookmarkStart w:id="716" w:name="_Toc230206123"/>
-      <w:bookmarkStart w:id="717" w:name="_Toc230206400"/>
-      <w:bookmarkStart w:id="718" w:name="входные-данные"/>
-      <w:bookmarkEnd w:id="714"/>
+      <w:bookmarkStart w:id="716" w:name="_Toc230205658"/>
+      <w:bookmarkStart w:id="717" w:name="_Toc230206123"/>
+      <w:bookmarkStart w:id="718" w:name="_Toc230206400"/>
+      <w:bookmarkStart w:id="719" w:name="входные-данные"/>
+      <w:bookmarkEnd w:id="715"/>
       <w:r>
         <w:rPr>
           <w:b/>
@@ -25271,9 +25306,9 @@
         <w:lastRenderedPageBreak/>
         <w:t>6 Входные данные</w:t>
       </w:r>
-      <w:bookmarkEnd w:id="715"/>
       <w:bookmarkEnd w:id="716"/>
       <w:bookmarkEnd w:id="717"/>
+      <w:bookmarkEnd w:id="718"/>
     </w:p>
     <w:p>
       <w:pPr>
@@ -25432,11 +25467,11 @@
           <w:bCs/>
         </w:rPr>
       </w:pPr>
-      <w:bookmarkStart w:id="719" w:name="_Toc230205659"/>
-      <w:bookmarkStart w:id="720" w:name="_Toc230206124"/>
-      <w:bookmarkStart w:id="721" w:name="_Toc230206401"/>
-      <w:bookmarkStart w:id="722" w:name="выходные-данные"/>
-      <w:bookmarkEnd w:id="718"/>
+      <w:bookmarkStart w:id="720" w:name="_Toc230205659"/>
+      <w:bookmarkStart w:id="721" w:name="_Toc230206124"/>
+      <w:bookmarkStart w:id="722" w:name="_Toc230206401"/>
+      <w:bookmarkStart w:id="723" w:name="выходные-данные"/>
+      <w:bookmarkEnd w:id="719"/>
       <w:r>
         <w:rPr>
           <w:b/>
@@ -25445,9 +25480,9 @@
         <w:lastRenderedPageBreak/>
         <w:t>7 Выходные данные</w:t>
       </w:r>
-      <w:bookmarkEnd w:id="719"/>
       <w:bookmarkEnd w:id="720"/>
       <w:bookmarkEnd w:id="721"/>
+      <w:bookmarkEnd w:id="722"/>
     </w:p>
     <w:p>
       <w:pPr>
@@ -25706,11 +25741,11 @@
           <w:bCs/>
         </w:rPr>
       </w:pPr>
-      <w:bookmarkStart w:id="723" w:name="_Toc230205660"/>
-      <w:bookmarkStart w:id="724" w:name="_Toc230206125"/>
-      <w:bookmarkStart w:id="725" w:name="_Toc230206402"/>
-      <w:bookmarkStart w:id="726" w:name="лист-регистрации-изменений"/>
-      <w:bookmarkEnd w:id="722"/>
+      <w:bookmarkStart w:id="724" w:name="_Toc230205660"/>
+      <w:bookmarkStart w:id="725" w:name="_Toc230206125"/>
+      <w:bookmarkStart w:id="726" w:name="_Toc230206402"/>
+      <w:bookmarkStart w:id="727" w:name="лист-регистрации-изменений"/>
+      <w:bookmarkEnd w:id="723"/>
       <w:r>
         <w:rPr>
           <w:b/>
@@ -25719,9 +25754,9 @@
         <w:lastRenderedPageBreak/>
         <w:t>8 Лист регистрации изменений</w:t>
       </w:r>
-      <w:bookmarkEnd w:id="723"/>
       <w:bookmarkEnd w:id="724"/>
       <w:bookmarkEnd w:id="725"/>
+      <w:bookmarkEnd w:id="726"/>
     </w:p>
     <w:p>
       <w:r>
@@ -28238,27 +28273,27 @@
       <w:pPr>
         <w:pStyle w:val="1"/>
       </w:pPr>
-      <w:bookmarkStart w:id="727" w:name="_Toc230205661"/>
-      <w:bookmarkStart w:id="728" w:name="_Toc230206126"/>
-      <w:bookmarkStart w:id="729" w:name="_Toc230206403"/>
-      <w:bookmarkStart w:id="730" w:name="_Toc230207852"/>
-      <w:bookmarkStart w:id="731" w:name="_Toc230428257"/>
-      <w:bookmarkStart w:id="732" w:name="приложение-е"/>
-      <w:bookmarkStart w:id="733" w:name="_Hlk230207986"/>
+      <w:bookmarkStart w:id="728" w:name="_Toc230205661"/>
+      <w:bookmarkStart w:id="729" w:name="_Toc230206126"/>
+      <w:bookmarkStart w:id="730" w:name="_Toc230206403"/>
+      <w:bookmarkStart w:id="731" w:name="_Toc230207852"/>
+      <w:bookmarkStart w:id="732" w:name="_Toc230428257"/>
+      <w:bookmarkStart w:id="733" w:name="приложение-е"/>
+      <w:bookmarkStart w:id="734" w:name="_Hlk230207986"/>
       <w:bookmarkEnd w:id="684"/>
-      <w:bookmarkEnd w:id="726"/>
+      <w:bookmarkEnd w:id="727"/>
       <w:r>
         <w:lastRenderedPageBreak/>
         <w:t xml:space="preserve">ПРИЛОЖЕНИЕ </w:t>
       </w:r>
-      <w:bookmarkEnd w:id="727"/>
       <w:bookmarkEnd w:id="728"/>
       <w:bookmarkEnd w:id="729"/>
+      <w:bookmarkEnd w:id="730"/>
       <w:r>
         <w:t>Д</w:t>
       </w:r>
-      <w:bookmarkEnd w:id="730"/>
       <w:bookmarkEnd w:id="731"/>
+      <w:bookmarkEnd w:id="732"/>
     </w:p>
     <w:p/>
     <w:p/>
@@ -28464,70 +28499,125 @@
       <w:r>
         <w:fldChar w:fldCharType="separate"/>
       </w:r>
-      <w:hyperlink w:anchor="_Toc230430159" w:history="1">
-        <w:r>
-          <w:rPr>
-            <w:rStyle w:val="af1"/>
-            <w:noProof/>
-          </w:rPr>
-          <w:t>А</w:t>
-        </w:r>
-        <w:r>
-          <w:rPr>
-            <w:rStyle w:val="af1"/>
-            <w:noProof/>
-          </w:rPr>
-          <w:t>ннотация</w:t>
-        </w:r>
-        <w:r>
-          <w:rPr>
-            <w:noProof/>
-            <w:webHidden/>
-          </w:rPr>
-          <w:tab/>
-        </w:r>
-        <w:r>
-          <w:rPr>
-            <w:noProof/>
-            <w:webHidden/>
-          </w:rPr>
-          <w:fldChar w:fldCharType="begin"/>
-        </w:r>
-        <w:r>
-          <w:rPr>
-            <w:noProof/>
-            <w:webHidden/>
-          </w:rPr>
-          <w:instrText xml:space="preserve"> PAGEREF _Toc230430159 \h </w:instrText>
-        </w:r>
-        <w:r>
-          <w:rPr>
-            <w:noProof/>
-            <w:webHidden/>
-          </w:rPr>
-        </w:r>
-        <w:r>
-          <w:rPr>
-            <w:noProof/>
-            <w:webHidden/>
-          </w:rPr>
-          <w:fldChar w:fldCharType="separate"/>
-        </w:r>
-        <w:r>
-          <w:rPr>
-            <w:noProof/>
-            <w:webHidden/>
-          </w:rPr>
-          <w:t>82</w:t>
-        </w:r>
-        <w:r>
-          <w:rPr>
-            <w:noProof/>
-            <w:webHidden/>
-          </w:rPr>
-          <w:fldChar w:fldCharType="end"/>
-        </w:r>
-      </w:hyperlink>
+      <w:r>
+        <w:fldChar w:fldCharType="begin"/>
+      </w:r>
+      <w:r>
+        <w:instrText xml:space="preserve"> TOC \o "1-4" \h \z \u </w:instrText>
+      </w:r>
+      <w:r>
+        <w:fldChar w:fldCharType="separate"/>
+      </w:r>
+      <w:bookmarkStart w:id="735" w:name="_Hlk230430235"/>
+      <w:r>
+        <w:rPr>
+          <w:rStyle w:val="af1"/>
+          <w:noProof/>
+        </w:rPr>
+        <w:fldChar w:fldCharType="begin"/>
+      </w:r>
+      <w:r>
+        <w:rPr>
+          <w:rStyle w:val="af1"/>
+          <w:noProof/>
+        </w:rPr>
+        <w:instrText xml:space="preserve"> </w:instrText>
+      </w:r>
+      <w:r>
+        <w:rPr>
+          <w:noProof/>
+        </w:rPr>
+        <w:instrText>HYPERLINK \l "_Toc230430159"</w:instrText>
+      </w:r>
+      <w:r>
+        <w:rPr>
+          <w:rStyle w:val="af1"/>
+          <w:noProof/>
+        </w:rPr>
+        <w:instrText xml:space="preserve"> </w:instrText>
+      </w:r>
+      <w:r>
+        <w:rPr>
+          <w:rStyle w:val="af1"/>
+          <w:noProof/>
+        </w:rPr>
+      </w:r>
+      <w:r>
+        <w:rPr>
+          <w:rStyle w:val="af1"/>
+          <w:noProof/>
+        </w:rPr>
+        <w:fldChar w:fldCharType="separate"/>
+      </w:r>
+      <w:r>
+        <w:rPr>
+          <w:rStyle w:val="af1"/>
+          <w:noProof/>
+        </w:rPr>
+        <w:t>А</w:t>
+      </w:r>
+      <w:r>
+        <w:rPr>
+          <w:rStyle w:val="af1"/>
+          <w:noProof/>
+        </w:rPr>
+        <w:t>ннотация</w:t>
+      </w:r>
+      <w:r>
+        <w:rPr>
+          <w:noProof/>
+          <w:webHidden/>
+        </w:rPr>
+        <w:tab/>
+      </w:r>
+      <w:r>
+        <w:rPr>
+          <w:noProof/>
+          <w:webHidden/>
+        </w:rPr>
+        <w:fldChar w:fldCharType="begin"/>
+      </w:r>
+      <w:r>
+        <w:rPr>
+          <w:noProof/>
+          <w:webHidden/>
+        </w:rPr>
+        <w:instrText xml:space="preserve"> PAGEREF _Toc230430159 \h </w:instrText>
+      </w:r>
+      <w:r>
+        <w:rPr>
+          <w:noProof/>
+          <w:webHidden/>
+        </w:rPr>
+      </w:r>
+      <w:r>
+        <w:rPr>
+          <w:noProof/>
+          <w:webHidden/>
+        </w:rPr>
+        <w:fldChar w:fldCharType="separate"/>
+      </w:r>
+      <w:r>
+        <w:rPr>
+          <w:noProof/>
+          <w:webHidden/>
+        </w:rPr>
+        <w:t>80</w:t>
+      </w:r>
+      <w:r>
+        <w:rPr>
+          <w:noProof/>
+          <w:webHidden/>
+        </w:rPr>
+        <w:fldChar w:fldCharType="end"/>
+      </w:r>
+      <w:r>
+        <w:rPr>
+          <w:rStyle w:val="af1"/>
+          <w:noProof/>
+        </w:rPr>
+        <w:fldChar w:fldCharType="end"/>
+      </w:r>
     </w:p>
     <w:p>
       <w:pPr>
@@ -28587,7 +28677,7 @@
             <w:noProof/>
             <w:webHidden/>
           </w:rPr>
-          <w:t>83</w:t>
+          <w:t>81</w:t>
         </w:r>
         <w:r>
           <w:rPr>
@@ -28656,7 +28746,7 @@
             <w:noProof/>
             <w:webHidden/>
           </w:rPr>
-          <w:t>83</w:t>
+          <w:t>81</w:t>
         </w:r>
         <w:r>
           <w:rPr>
@@ -28725,7 +28815,7 @@
             <w:noProof/>
             <w:webHidden/>
           </w:rPr>
-          <w:t>83</w:t>
+          <w:t>81</w:t>
         </w:r>
         <w:r>
           <w:rPr>
@@ -28794,7 +28884,7 @@
             <w:noProof/>
             <w:webHidden/>
           </w:rPr>
-          <w:t>83</w:t>
+          <w:t>81</w:t>
         </w:r>
         <w:r>
           <w:rPr>
@@ -28863,7 +28953,7 @@
             <w:noProof/>
             <w:webHidden/>
           </w:rPr>
-          <w:t>85</w:t>
+          <w:t>83</w:t>
         </w:r>
         <w:r>
           <w:rPr>
@@ -28932,7 +29022,7 @@
             <w:noProof/>
             <w:webHidden/>
           </w:rPr>
-          <w:t>85</w:t>
+          <w:t>83</w:t>
         </w:r>
         <w:r>
           <w:rPr>
@@ -29001,7 +29091,7 @@
             <w:noProof/>
             <w:webHidden/>
           </w:rPr>
-          <w:t>85</w:t>
+          <w:t>83</w:t>
         </w:r>
         <w:r>
           <w:rPr>
@@ -29070,7 +29160,7 @@
             <w:noProof/>
             <w:webHidden/>
           </w:rPr>
-          <w:t>87</w:t>
+          <w:t>85</w:t>
         </w:r>
         <w:r>
           <w:rPr>
@@ -29139,7 +29229,7 @@
             <w:noProof/>
             <w:webHidden/>
           </w:rPr>
-          <w:t>87</w:t>
+          <w:t>85</w:t>
         </w:r>
         <w:r>
           <w:rPr>
@@ -29208,7 +29298,7 @@
             <w:noProof/>
             <w:webHidden/>
           </w:rPr>
-          <w:t>87</w:t>
+          <w:t>85</w:t>
         </w:r>
         <w:r>
           <w:rPr>
@@ -29277,7 +29367,7 @@
             <w:noProof/>
             <w:webHidden/>
           </w:rPr>
-          <w:t>88</w:t>
+          <w:t>86</w:t>
         </w:r>
         <w:r>
           <w:rPr>
@@ -29346,7 +29436,7 @@
             <w:noProof/>
             <w:webHidden/>
           </w:rPr>
-          <w:t>89</w:t>
+          <w:t>87</w:t>
         </w:r>
         <w:r>
           <w:rPr>
@@ -29415,7 +29505,7 @@
             <w:noProof/>
             <w:webHidden/>
           </w:rPr>
-          <w:t>89</w:t>
+          <w:t>87</w:t>
         </w:r>
         <w:r>
           <w:rPr>
@@ -29484,7 +29574,7 @@
             <w:noProof/>
             <w:webHidden/>
           </w:rPr>
-          <w:t>90</w:t>
+          <w:t>88</w:t>
         </w:r>
         <w:r>
           <w:rPr>
@@ -29553,7 +29643,7 @@
             <w:noProof/>
             <w:webHidden/>
           </w:rPr>
-          <w:t>90</w:t>
+          <w:t>88</w:t>
         </w:r>
         <w:r>
           <w:rPr>
@@ -29622,7 +29712,7 @@
             <w:noProof/>
             <w:webHidden/>
           </w:rPr>
-          <w:t>91</w:t>
+          <w:t>89</w:t>
         </w:r>
         <w:r>
           <w:rPr>
@@ -29691,7 +29781,7 @@
             <w:noProof/>
             <w:webHidden/>
           </w:rPr>
-          <w:t>91</w:t>
+          <w:t>89</w:t>
         </w:r>
         <w:r>
           <w:rPr>
@@ -29760,7 +29850,7 @@
             <w:noProof/>
             <w:webHidden/>
           </w:rPr>
-          <w:t>92</w:t>
+          <w:t>90</w:t>
         </w:r>
         <w:r>
           <w:rPr>
@@ -29773,7 +29863,7 @@
     </w:p>
     <w:p>
       <w:pPr>
-        <w:pStyle w:val="11"/>
+        <w:pStyle w:val="23"/>
         <w:rPr>
           <w:rFonts w:asciiTheme="minorHAnsi" w:eastAsiaTheme="minorEastAsia" w:hAnsiTheme="minorHAnsi"/>
           <w:noProof/>
@@ -29829,7 +29919,7 @@
             <w:noProof/>
             <w:webHidden/>
           </w:rPr>
-          <w:t>94</w:t>
+          <w:t>92</w:t>
         </w:r>
         <w:r>
           <w:rPr>
@@ -29839,10 +29929,11 @@
           <w:fldChar w:fldCharType="end"/>
         </w:r>
       </w:hyperlink>
-    </w:p>
-    <w:p>
-      <w:pPr>
-        <w:pStyle w:val="23"/>
+      <w:bookmarkEnd w:id="735"/>
+    </w:p>
+    <w:p>
+      <w:pPr>
+        <w:pStyle w:val="11"/>
         <w:rPr>
           <w:rFonts w:asciiTheme="minorHAnsi" w:eastAsiaTheme="minorEastAsia" w:hAnsiTheme="minorHAnsi"/>
           <w:noProof/>
@@ -29851,6 +29942,9 @@
           <w:lang w:eastAsia="ru-RU"/>
         </w:rPr>
       </w:pPr>
+      <w:r>
+        <w:fldChar w:fldCharType="end"/>
+      </w:r>
     </w:p>
     <w:p>
       <w:pPr>
@@ -29872,10 +29966,10 @@
           <w:bCs/>
         </w:rPr>
       </w:pPr>
-      <w:bookmarkStart w:id="734" w:name="_Toc230205662"/>
-      <w:bookmarkStart w:id="735" w:name="_Toc230206127"/>
-      <w:bookmarkStart w:id="736" w:name="_Toc230206404"/>
-      <w:bookmarkEnd w:id="732"/>
+      <w:bookmarkStart w:id="736" w:name="_Toc230205662"/>
+      <w:bookmarkStart w:id="737" w:name="_Toc230206127"/>
+      <w:bookmarkStart w:id="738" w:name="_Toc230206404"/>
+      <w:bookmarkEnd w:id="733"/>
       <w:r>
         <w:rPr>
           <w:b/>
@@ -29884,9 +29978,9 @@
         <w:lastRenderedPageBreak/>
         <w:t>АННОТАЦИЯ</w:t>
       </w:r>
-      <w:bookmarkEnd w:id="734"/>
-      <w:bookmarkEnd w:id="735"/>
       <w:bookmarkEnd w:id="736"/>
+      <w:bookmarkEnd w:id="737"/>
+      <w:bookmarkEnd w:id="738"/>
     </w:p>
     <w:p>
       <w:pPr>
@@ -29927,10 +30021,10 @@
           <w:bCs/>
         </w:rPr>
       </w:pPr>
-      <w:bookmarkStart w:id="737" w:name="_Toc230205663"/>
-      <w:bookmarkStart w:id="738" w:name="_Toc230206128"/>
-      <w:bookmarkStart w:id="739" w:name="_Toc230206405"/>
-      <w:bookmarkStart w:id="740" w:name="назначение-программы"/>
+      <w:bookmarkStart w:id="739" w:name="_Toc230205663"/>
+      <w:bookmarkStart w:id="740" w:name="_Toc230206128"/>
+      <w:bookmarkStart w:id="741" w:name="_Toc230206405"/>
+      <w:bookmarkStart w:id="742" w:name="назначение-программы"/>
       <w:r>
         <w:rPr>
           <w:b/>
@@ -29939,9 +30033,9 @@
         <w:lastRenderedPageBreak/>
         <w:t>1 Назначение программы</w:t>
       </w:r>
-      <w:bookmarkEnd w:id="737"/>
-      <w:bookmarkEnd w:id="738"/>
       <w:bookmarkEnd w:id="739"/>
+      <w:bookmarkEnd w:id="740"/>
+      <w:bookmarkEnd w:id="741"/>
     </w:p>
     <w:p>
       <w:pPr>
@@ -29951,8 +30045,8 @@
           <w:bCs/>
         </w:rPr>
       </w:pPr>
-      <w:bookmarkStart w:id="741" w:name="_Toc230206129"/>
-      <w:bookmarkStart w:id="742" w:name="_Toc230206406"/>
+      <w:bookmarkStart w:id="743" w:name="_Toc230206129"/>
+      <w:bookmarkStart w:id="744" w:name="_Toc230206406"/>
       <w:r>
         <w:rPr>
           <w:b/>
@@ -29960,8 +30054,8 @@
         </w:rPr>
         <w:t>1.1 Функциональное назначение программы</w:t>
       </w:r>
-      <w:bookmarkEnd w:id="741"/>
-      <w:bookmarkEnd w:id="742"/>
+      <w:bookmarkEnd w:id="743"/>
+      <w:bookmarkEnd w:id="744"/>
     </w:p>
     <w:p>
       <w:pPr>
@@ -29979,8 +30073,8 @@
           <w:bCs/>
         </w:rPr>
       </w:pPr>
-      <w:bookmarkStart w:id="743" w:name="_Toc230206130"/>
-      <w:bookmarkStart w:id="744" w:name="_Toc230206407"/>
+      <w:bookmarkStart w:id="745" w:name="_Toc230206130"/>
+      <w:bookmarkStart w:id="746" w:name="_Toc230206407"/>
       <w:r>
         <w:rPr>
           <w:b/>
@@ -29988,8 +30082,8 @@
         </w:rPr>
         <w:t>1.2 Эксплуатационное назначение программы</w:t>
       </w:r>
-      <w:bookmarkEnd w:id="743"/>
-      <w:bookmarkEnd w:id="744"/>
+      <w:bookmarkEnd w:id="745"/>
+      <w:bookmarkEnd w:id="746"/>
     </w:p>
     <w:p>
       <w:pPr>
@@ -30007,8 +30101,8 @@
           <w:bCs/>
         </w:rPr>
       </w:pPr>
-      <w:bookmarkStart w:id="745" w:name="_Toc230206131"/>
-      <w:bookmarkStart w:id="746" w:name="_Toc230206408"/>
+      <w:bookmarkStart w:id="747" w:name="_Toc230206131"/>
+      <w:bookmarkStart w:id="748" w:name="_Toc230206408"/>
       <w:r>
         <w:rPr>
           <w:b/>
@@ -30016,8 +30110,8 @@
         </w:rPr>
         <w:t>1.3 Состав функций</w:t>
       </w:r>
-      <w:bookmarkEnd w:id="745"/>
-      <w:bookmarkEnd w:id="746"/>
+      <w:bookmarkEnd w:id="747"/>
+      <w:bookmarkEnd w:id="748"/>
     </w:p>
     <w:p>
       <w:pPr>
@@ -30199,11 +30293,11 @@
           <w:bCs/>
         </w:rPr>
       </w:pPr>
-      <w:bookmarkStart w:id="747" w:name="_Toc230205664"/>
-      <w:bookmarkStart w:id="748" w:name="_Toc230206132"/>
-      <w:bookmarkStart w:id="749" w:name="_Toc230206409"/>
-      <w:bookmarkStart w:id="750" w:name="условия-выполнения-программы"/>
-      <w:bookmarkEnd w:id="740"/>
+      <w:bookmarkStart w:id="749" w:name="_Toc230205664"/>
+      <w:bookmarkStart w:id="750" w:name="_Toc230206132"/>
+      <w:bookmarkStart w:id="751" w:name="_Toc230206409"/>
+      <w:bookmarkStart w:id="752" w:name="условия-выполнения-программы"/>
+      <w:bookmarkEnd w:id="742"/>
       <w:r>
         <w:rPr>
           <w:b/>
@@ -30212,9 +30306,9 @@
         <w:lastRenderedPageBreak/>
         <w:t>2 Условия выполнения программы</w:t>
       </w:r>
-      <w:bookmarkEnd w:id="747"/>
-      <w:bookmarkEnd w:id="748"/>
       <w:bookmarkEnd w:id="749"/>
+      <w:bookmarkEnd w:id="750"/>
+      <w:bookmarkEnd w:id="751"/>
     </w:p>
     <w:p>
       <w:pPr>
@@ -30224,8 +30318,8 @@
           <w:bCs/>
         </w:rPr>
       </w:pPr>
-      <w:bookmarkStart w:id="751" w:name="_Toc230206133"/>
-      <w:bookmarkStart w:id="752" w:name="_Toc230206410"/>
+      <w:bookmarkStart w:id="753" w:name="_Toc230206133"/>
+      <w:bookmarkStart w:id="754" w:name="_Toc230206410"/>
       <w:r>
         <w:rPr>
           <w:b/>
@@ -30233,8 +30327,8 @@
         </w:rPr>
         <w:t>2.1 Минимальный состав аппаратных и программных средств</w:t>
       </w:r>
-      <w:bookmarkEnd w:id="751"/>
-      <w:bookmarkEnd w:id="752"/>
+      <w:bookmarkEnd w:id="753"/>
+      <w:bookmarkEnd w:id="754"/>
     </w:p>
     <w:p>
       <w:pPr>
@@ -30369,8 +30463,8 @@
           <w:bCs/>
         </w:rPr>
       </w:pPr>
-      <w:bookmarkStart w:id="753" w:name="_Toc230206134"/>
-      <w:bookmarkStart w:id="754" w:name="_Toc230206411"/>
+      <w:bookmarkStart w:id="755" w:name="_Toc230206134"/>
+      <w:bookmarkStart w:id="756" w:name="_Toc230206411"/>
       <w:r>
         <w:rPr>
           <w:b/>
@@ -30378,8 +30472,8 @@
         </w:rPr>
         <w:t>2.2 Требования к оператору</w:t>
       </w:r>
-      <w:bookmarkEnd w:id="753"/>
-      <w:bookmarkEnd w:id="754"/>
+      <w:bookmarkEnd w:id="755"/>
+      <w:bookmarkEnd w:id="756"/>
     </w:p>
     <w:p>
       <w:pPr>
@@ -30486,11 +30580,11 @@
           <w:bCs/>
         </w:rPr>
       </w:pPr>
-      <w:bookmarkStart w:id="755" w:name="_Toc230205665"/>
-      <w:bookmarkStart w:id="756" w:name="_Toc230206135"/>
-      <w:bookmarkStart w:id="757" w:name="_Toc230206412"/>
-      <w:bookmarkStart w:id="758" w:name="выполнение-программы"/>
-      <w:bookmarkEnd w:id="750"/>
+      <w:bookmarkStart w:id="757" w:name="_Toc230205665"/>
+      <w:bookmarkStart w:id="758" w:name="_Toc230206135"/>
+      <w:bookmarkStart w:id="759" w:name="_Toc230206412"/>
+      <w:bookmarkStart w:id="760" w:name="выполнение-программы"/>
+      <w:bookmarkEnd w:id="752"/>
       <w:r>
         <w:rPr>
           <w:b/>
@@ -30499,9 +30593,9 @@
         <w:lastRenderedPageBreak/>
         <w:t>3 Выполнение программы</w:t>
       </w:r>
-      <w:bookmarkEnd w:id="755"/>
-      <w:bookmarkEnd w:id="756"/>
       <w:bookmarkEnd w:id="757"/>
+      <w:bookmarkEnd w:id="758"/>
+      <w:bookmarkEnd w:id="759"/>
     </w:p>
     <w:p>
       <w:pPr>
@@ -30511,8 +30605,8 @@
           <w:bCs/>
         </w:rPr>
       </w:pPr>
-      <w:bookmarkStart w:id="759" w:name="_Toc230206136"/>
-      <w:bookmarkStart w:id="760" w:name="_Toc230206413"/>
+      <w:bookmarkStart w:id="761" w:name="_Toc230206136"/>
+      <w:bookmarkStart w:id="762" w:name="_Toc230206413"/>
       <w:r>
         <w:rPr>
           <w:b/>
@@ -30520,8 +30614,8 @@
         </w:rPr>
         <w:t>3.1 Загрузка и запуск программы</w:t>
       </w:r>
-      <w:bookmarkEnd w:id="759"/>
-      <w:bookmarkEnd w:id="760"/>
+      <w:bookmarkEnd w:id="761"/>
+      <w:bookmarkEnd w:id="762"/>
     </w:p>
     <w:p>
       <w:pPr>
@@ -30887,8 +30981,8 @@
           <w:bCs/>
         </w:rPr>
       </w:pPr>
-      <w:bookmarkStart w:id="761" w:name="_Toc230206137"/>
-      <w:bookmarkStart w:id="762" w:name="_Toc230206414"/>
+      <w:bookmarkStart w:id="763" w:name="_Toc230206137"/>
+      <w:bookmarkStart w:id="764" w:name="_Toc230206414"/>
       <w:r>
         <w:rPr>
           <w:b/>
@@ -30896,8 +30990,8 @@
         </w:rPr>
         <w:t>3.2 Типовой сценарий обработки документа</w:t>
       </w:r>
-      <w:bookmarkEnd w:id="761"/>
-      <w:bookmarkEnd w:id="762"/>
+      <w:bookmarkEnd w:id="763"/>
+      <w:bookmarkEnd w:id="764"/>
     </w:p>
     <w:p>
       <w:pPr>
@@ -31086,8 +31180,8 @@
           <w:bCs/>
         </w:rPr>
       </w:pPr>
-      <w:bookmarkStart w:id="763" w:name="_Toc230206138"/>
-      <w:bookmarkStart w:id="764" w:name="_Toc230206415"/>
+      <w:bookmarkStart w:id="765" w:name="_Toc230206138"/>
+      <w:bookmarkStart w:id="766" w:name="_Toc230206415"/>
       <w:r>
         <w:rPr>
           <w:b/>
@@ -31095,8 +31189,8 @@
         </w:rPr>
         <w:t>3.3 Ручное указание класса документа</w:t>
       </w:r>
-      <w:bookmarkEnd w:id="763"/>
-      <w:bookmarkEnd w:id="764"/>
+      <w:bookmarkEnd w:id="765"/>
+      <w:bookmarkEnd w:id="766"/>
     </w:p>
     <w:p>
       <w:pPr>
@@ -31153,8 +31247,8 @@
           <w:bCs/>
         </w:rPr>
       </w:pPr>
-      <w:bookmarkStart w:id="765" w:name="_Toc230206139"/>
-      <w:bookmarkStart w:id="766" w:name="_Toc230206416"/>
+      <w:bookmarkStart w:id="767" w:name="_Toc230206139"/>
+      <w:bookmarkStart w:id="768" w:name="_Toc230206416"/>
       <w:r>
         <w:rPr>
           <w:b/>
@@ -31162,8 +31256,8 @@
         </w:rPr>
         <w:t>3.4 Ручное редактирование чернового графа фактов</w:t>
       </w:r>
-      <w:bookmarkEnd w:id="765"/>
-      <w:bookmarkEnd w:id="766"/>
+      <w:bookmarkEnd w:id="767"/>
+      <w:bookmarkEnd w:id="768"/>
     </w:p>
     <w:p>
       <w:pPr>
@@ -31304,8 +31398,8 @@
           <w:bCs/>
         </w:rPr>
       </w:pPr>
-      <w:bookmarkStart w:id="767" w:name="_Toc230206140"/>
-      <w:bookmarkStart w:id="768" w:name="_Toc230206417"/>
+      <w:bookmarkStart w:id="769" w:name="_Toc230206140"/>
+      <w:bookmarkStart w:id="770" w:name="_Toc230206417"/>
       <w:r>
         <w:rPr>
           <w:b/>
@@ -31313,8 +31407,8 @@
         </w:rPr>
         <w:t>3.5 Добавление дополнительных фактов вне шаблона</w:t>
       </w:r>
-      <w:bookmarkEnd w:id="767"/>
-      <w:bookmarkEnd w:id="768"/>
+      <w:bookmarkEnd w:id="769"/>
+      <w:bookmarkEnd w:id="770"/>
     </w:p>
     <w:p>
       <w:pPr>
@@ -31348,8 +31442,8 @@
           <w:bCs/>
         </w:rPr>
       </w:pPr>
-      <w:bookmarkStart w:id="769" w:name="_Toc230206141"/>
-      <w:bookmarkStart w:id="770" w:name="_Toc230206418"/>
+      <w:bookmarkStart w:id="771" w:name="_Toc230206141"/>
+      <w:bookmarkStart w:id="772" w:name="_Toc230206418"/>
       <w:r>
         <w:rPr>
           <w:b/>
@@ -31357,8 +31451,8 @@
         </w:rPr>
         <w:t>3.6 Создание и редактирование шаблонов извлечения</w:t>
       </w:r>
-      <w:bookmarkEnd w:id="769"/>
-      <w:bookmarkEnd w:id="770"/>
+      <w:bookmarkEnd w:id="771"/>
+      <w:bookmarkEnd w:id="772"/>
     </w:p>
     <w:p>
       <w:pPr>
@@ -31453,8 +31547,8 @@
           <w:bCs/>
         </w:rPr>
       </w:pPr>
-      <w:bookmarkStart w:id="771" w:name="_Toc230206142"/>
-      <w:bookmarkStart w:id="772" w:name="_Toc230206419"/>
+      <w:bookmarkStart w:id="773" w:name="_Toc230206142"/>
+      <w:bookmarkStart w:id="774" w:name="_Toc230206419"/>
       <w:r>
         <w:rPr>
           <w:b/>
@@ -31462,8 +31556,8 @@
         </w:rPr>
         <w:t>3.7 Просмотр онтологической модели</w:t>
       </w:r>
-      <w:bookmarkEnd w:id="771"/>
-      <w:bookmarkEnd w:id="772"/>
+      <w:bookmarkEnd w:id="773"/>
+      <w:bookmarkEnd w:id="774"/>
     </w:p>
     <w:p>
       <w:pPr>
@@ -31531,8 +31625,8 @@
           <w:bCs/>
         </w:rPr>
       </w:pPr>
-      <w:bookmarkStart w:id="773" w:name="_Toc230206143"/>
-      <w:bookmarkStart w:id="774" w:name="_Toc230206420"/>
+      <w:bookmarkStart w:id="775" w:name="_Toc230206143"/>
+      <w:bookmarkStart w:id="776" w:name="_Toc230206420"/>
       <w:r>
         <w:rPr>
           <w:b/>
@@ -31556,8 +31650,8 @@
         </w:rPr>
         <w:t xml:space="preserve"> документа</w:t>
       </w:r>
-      <w:bookmarkEnd w:id="773"/>
-      <w:bookmarkEnd w:id="774"/>
+      <w:bookmarkEnd w:id="775"/>
+      <w:bookmarkEnd w:id="776"/>
     </w:p>
     <w:p>
       <w:pPr>
@@ -31604,8 +31698,8 @@
           <w:bCs/>
         </w:rPr>
       </w:pPr>
-      <w:bookmarkStart w:id="775" w:name="_Toc230206144"/>
-      <w:bookmarkStart w:id="776" w:name="_Toc230206421"/>
+      <w:bookmarkStart w:id="777" w:name="_Toc230206144"/>
+      <w:bookmarkStart w:id="778" w:name="_Toc230206421"/>
       <w:r>
         <w:rPr>
           <w:b/>
@@ -31613,8 +31707,8 @@
         </w:rPr>
         <w:t>3.9 Завершение программы</w:t>
       </w:r>
-      <w:bookmarkEnd w:id="775"/>
-      <w:bookmarkEnd w:id="776"/>
+      <w:bookmarkEnd w:id="777"/>
+      <w:bookmarkEnd w:id="778"/>
     </w:p>
     <w:p>
       <w:pPr>
@@ -31649,11 +31743,11 @@
           <w:bCs/>
         </w:rPr>
       </w:pPr>
-      <w:bookmarkStart w:id="777" w:name="_Toc230205666"/>
-      <w:bookmarkStart w:id="778" w:name="_Toc230206145"/>
-      <w:bookmarkStart w:id="779" w:name="_Toc230206422"/>
-      <w:bookmarkStart w:id="780" w:name="сообщения-оператору"/>
-      <w:bookmarkEnd w:id="758"/>
+      <w:bookmarkStart w:id="779" w:name="_Toc230205666"/>
+      <w:bookmarkStart w:id="780" w:name="_Toc230206145"/>
+      <w:bookmarkStart w:id="781" w:name="_Toc230206422"/>
+      <w:bookmarkStart w:id="782" w:name="сообщения-оператору"/>
+      <w:bookmarkEnd w:id="760"/>
       <w:r>
         <w:rPr>
           <w:b/>
@@ -31662,9 +31756,9 @@
         <w:lastRenderedPageBreak/>
         <w:t>4 Сообщения оператору</w:t>
       </w:r>
-      <w:bookmarkEnd w:id="777"/>
-      <w:bookmarkEnd w:id="778"/>
       <w:bookmarkEnd w:id="779"/>
+      <w:bookmarkEnd w:id="780"/>
+      <w:bookmarkEnd w:id="781"/>
     </w:p>
     <w:p>
       <w:pPr>
@@ -31845,10 +31939,10 @@
           <w:bCs/>
         </w:rPr>
       </w:pPr>
-      <w:bookmarkStart w:id="781" w:name="_Toc230205667"/>
-      <w:bookmarkStart w:id="782" w:name="_Toc230206146"/>
-      <w:bookmarkStart w:id="783" w:name="_Toc230206423"/>
-      <w:bookmarkEnd w:id="780"/>
+      <w:bookmarkStart w:id="783" w:name="_Toc230205667"/>
+      <w:bookmarkStart w:id="784" w:name="_Toc230206146"/>
+      <w:bookmarkStart w:id="785" w:name="_Toc230206423"/>
+      <w:bookmarkEnd w:id="782"/>
       <w:r>
         <w:rPr>
           <w:b/>
@@ -31857,11 +31951,11 @@
         <w:lastRenderedPageBreak/>
         <w:t>5 Лист регистрации изменений</w:t>
       </w:r>
-      <w:bookmarkStart w:id="784" w:name="аннотация-1"/>
-      <w:bookmarkStart w:id="785" w:name="лист-регистрации-изменений-1"/>
-      <w:bookmarkEnd w:id="781"/>
-      <w:bookmarkEnd w:id="782"/>
+      <w:bookmarkStart w:id="786" w:name="аннотация-1"/>
+      <w:bookmarkStart w:id="787" w:name="лист-регистрации-изменений-1"/>
       <w:bookmarkEnd w:id="783"/>
+      <w:bookmarkEnd w:id="784"/>
+      <w:bookmarkEnd w:id="785"/>
     </w:p>
     <w:p>
       <w:pPr>
@@ -31891,8 +31985,8 @@
         <w:t xml:space="preserve"> — Лист регистрации изменений в программном документе «Руководство оператора».</w:t>
       </w:r>
     </w:p>
-    <w:bookmarkEnd w:id="784"/>
-    <w:bookmarkEnd w:id="785"/>
+    <w:bookmarkEnd w:id="786"/>
+    <w:bookmarkEnd w:id="787"/>
     <w:p>
       <w:pPr>
         <w:widowControl w:val="0"/>
@@ -32668,19 +32762,8 @@
                 <w:spacing w:val="-4"/>
                 <w:sz w:val="20"/>
               </w:rPr>
-              <w:t xml:space="preserve"> </w:t>
+              <w:t xml:space="preserve"> нных</w:t>
             </w:r>
-            <w:proofErr w:type="spellStart"/>
-            <w:r>
-              <w:rPr>
-                <w:rFonts w:eastAsia="Times New Roman"/>
-                <w:color w:val="auto"/>
-                <w:spacing w:val="-4"/>
-                <w:sz w:val="20"/>
-              </w:rPr>
-              <w:t>нных</w:t>
-            </w:r>
-            <w:proofErr w:type="spellEnd"/>
           </w:p>
         </w:tc>
         <w:tc>
@@ -34390,7 +34473,7 @@
         <w:ind w:firstLine="0"/>
       </w:pPr>
     </w:p>
-    <w:bookmarkEnd w:id="733"/>
+    <w:bookmarkEnd w:id="734"/>
     <w:p>
       <w:pPr>
         <w:ind w:firstLine="0"/>
